--- a/docs/submission/Vigilantis_프로젝트_기획서.docx
+++ b/docs/submission/Vigilantis_프로젝트_기획서.docx
@@ -660,7 +660,7 @@
           <w:color w:val="43566B"/>
           <w:sz w:val="19"/>
         </w:rPr>
-        <w:t xml:space="preserve"> — SSOT §한 줄 요약 (2026-09-14 기준)</w:t>
+        <w:t xml:space="preserve"> — SSOT §한 줄 요약 (2026-09-16 기준)</w:t>
       </w:r>
     </w:p>
     <w:p>
@@ -1472,89 +1472,6 @@
           </w:p>
         </w:tc>
       </w:tr>
-      <w:tr>
-        <w:tc>
-          <w:tcPr>
-            <w:tcW w:type="dxa" w:w="3289"/>
-            <w:shd w:val="clear" w:color="auto" w:fill="F4F7FA"/>
-          </w:tcPr>
-          <w:p>
-            <w:pPr>
-              <w:spacing w:before="40" w:after="40"/>
-            </w:pPr>
-            <w:r>
-              <w:rPr>
-                <w:rFonts w:ascii="Malgun Gothic" w:hAnsi="Malgun Gothic" w:eastAsia="Malgun Gothic" w:cs="Malgun Gothic"/>
-                <w:b w:val="0"/>
-                <w:sz w:val="18"/>
-              </w:rPr>
-              <w:t>전담 없이 대응하는 국내 기업</w:t>
-            </w:r>
-          </w:p>
-        </w:tc>
-        <w:tc>
-          <w:tcPr>
-            <w:tcW w:type="dxa" w:w="3289"/>
-            <w:shd w:val="clear" w:color="auto" w:fill="F4F7FA"/>
-          </w:tcPr>
-          <w:p>
-            <w:pPr>
-              <w:spacing w:before="40" w:after="40"/>
-            </w:pPr>
-            <w:r>
-              <w:rPr>
-                <w:rFonts w:ascii="Malgun Gothic" w:hAnsi="Malgun Gothic" w:eastAsia="Malgun Gothic" w:cs="Malgun Gothic"/>
-                <w:b/>
-                <w:sz w:val="18"/>
-              </w:rPr>
-              <w:t>71.4%</w:t>
-            </w:r>
-          </w:p>
-        </w:tc>
-        <w:tc>
-          <w:tcPr>
-            <w:tcW w:type="dxa" w:w="3289"/>
-            <w:shd w:val="clear" w:color="auto" w:fill="F4F7FA"/>
-          </w:tcPr>
-          <w:p>
-            <w:pPr>
-              <w:spacing w:before="40" w:after="40"/>
-            </w:pPr>
-            <w:r>
-              <w:rPr>
-                <w:rFonts w:ascii="Malgun Gothic" w:hAnsi="Malgun Gothic" w:eastAsia="Malgun Gothic" w:cs="Malgun Gothic"/>
-                <w:b w:val="0"/>
-                <w:sz w:val="18"/>
-              </w:rPr>
-              <w:t xml:space="preserve">겸업 </w:t>
-            </w:r>
-            <w:r>
-              <w:rPr>
-                <w:rFonts w:ascii="Malgun Gothic" w:hAnsi="Malgun Gothic" w:eastAsia="Malgun Gothic" w:cs="Malgun Gothic"/>
-                <w:b/>
-                <w:sz w:val="18"/>
-              </w:rPr>
-              <w:t>63.6%</w:t>
-            </w:r>
-            <w:r>
-              <w:rPr>
-                <w:rFonts w:ascii="Malgun Gothic" w:hAnsi="Malgun Gothic" w:eastAsia="Malgun Gothic" w:cs="Malgun Gothic"/>
-                <w:b w:val="0"/>
-                <w:sz w:val="18"/>
-              </w:rPr>
-              <w:t xml:space="preserve"> + 외주 </w:t>
-            </w:r>
-            <w:r>
-              <w:rPr>
-                <w:rFonts w:ascii="Malgun Gothic" w:hAnsi="Malgun Gothic" w:eastAsia="Malgun Gothic" w:cs="Malgun Gothic"/>
-                <w:b/>
-                <w:sz w:val="18"/>
-              </w:rPr>
-              <w:t>7.8%</w:t>
-            </w:r>
-          </w:p>
-        </w:tc>
-      </w:tr>
     </w:tbl>
     <w:p>
       <w:pPr>
@@ -1586,7 +1503,97 @@
           <w:color w:val="43566B"/>
           <w:sz w:val="19"/>
         </w:rPr>
-        <w:t xml:space="preserve"> — 과학기술정보통신부·KISIA 「정보보호 실태조사」(전담 인력 미보유) · 원티드 DevOps 직무 연봉 데이터(2025)</w:t>
+        <w:t xml:space="preserve"> — 원티드 DevOps 직무 연봉 데이터(2025)</w:t>
+      </w:r>
+    </w:p>
+    <w:p>
+      <w:r>
+        <w:rPr>
+          <w:rFonts w:ascii="Malgun Gothic" w:hAnsi="Malgun Gothic" w:eastAsia="Malgun Gothic" w:cs="Malgun Gothic"/>
+          <w:b/>
+          <w:sz w:val="20"/>
+        </w:rPr>
+        <w:t>그리고 전담을 두지 않는 쪽이 다수다.</w:t>
+      </w:r>
+      <w:r>
+        <w:rPr>
+          <w:rFonts w:ascii="Malgun Gothic" w:hAnsi="Malgun Gothic" w:eastAsia="Malgun Gothic" w:cs="Malgun Gothic"/>
+          <w:b w:val="0"/>
+          <w:sz w:val="20"/>
+        </w:rPr>
+        <w:t xml:space="preserve"> 정부 조사가 그렇게 보고하지만, </w:t>
+      </w:r>
+      <w:r>
+        <w:rPr>
+          <w:rFonts w:ascii="Malgun Gothic" w:hAnsi="Malgun Gothic" w:eastAsia="Malgun Gothic" w:cs="Malgun Gothic"/>
+          <w:b/>
+          <w:sz w:val="20"/>
+        </w:rPr>
+        <w:t>이 기획서는 그 비율을 숫자로 인용하지 않는다</w:t>
+      </w:r>
+      <w:r>
+        <w:rPr>
+          <w:rFonts w:ascii="Malgun Gothic" w:hAnsi="Malgun Gothic" w:eastAsia="Malgun Gothic" w:cs="Malgun Gothic"/>
+          <w:b w:val="0"/>
+          <w:sz w:val="20"/>
+        </w:rPr>
+        <w:t xml:space="preserve"> — 공개된 수치는 </w:t>
+      </w:r>
+      <w:r>
+        <w:rPr>
+          <w:rFonts w:ascii="Malgun Gothic" w:hAnsi="Malgun Gothic" w:eastAsia="Malgun Gothic" w:cs="Malgun Gothic"/>
+          <w:b/>
+          <w:sz w:val="20"/>
+        </w:rPr>
+        <w:t>보안 담당 인력</w:t>
+      </w:r>
+      <w:r>
+        <w:rPr>
+          <w:rFonts w:ascii="Malgun Gothic" w:hAnsi="Malgun Gothic" w:eastAsia="Malgun Gothic" w:cs="Malgun Gothic"/>
+          <w:b w:val="0"/>
+          <w:sz w:val="20"/>
+        </w:rPr>
+        <w:t xml:space="preserve"> 기준(인력 비율)이고 이 절이 말하는 것은 </w:t>
+      </w:r>
+      <w:r>
+        <w:rPr>
+          <w:rFonts w:ascii="Malgun Gothic" w:hAnsi="Malgun Gothic" w:eastAsia="Malgun Gothic" w:cs="Malgun Gothic"/>
+          <w:b/>
+          <w:sz w:val="20"/>
+        </w:rPr>
+        <w:t>인프라 담당</w:t>
+      </w:r>
+      <w:r>
+        <w:rPr>
+          <w:rFonts w:ascii="Malgun Gothic" w:hAnsi="Malgun Gothic" w:eastAsia="Malgun Gothic" w:cs="Malgun Gothic"/>
+          <w:b w:val="0"/>
+          <w:sz w:val="20"/>
+        </w:rPr>
+        <w:t xml:space="preserve">(기업 비율)이라 </w:t>
+      </w:r>
+      <w:r>
+        <w:rPr>
+          <w:rFonts w:ascii="Malgun Gothic" w:hAnsi="Malgun Gothic" w:eastAsia="Malgun Gothic" w:cs="Malgun Gothic"/>
+          <w:b/>
+          <w:sz w:val="20"/>
+        </w:rPr>
+        <w:t>단위가 다르다.</w:t>
+      </w:r>
+      <w:r>
+        <w:rPr>
+          <w:rFonts w:ascii="Malgun Gothic" w:hAnsi="Malgun Gothic" w:eastAsia="Malgun Gothic" w:cs="Malgun Gothic"/>
+          <w:b w:val="0"/>
+          <w:sz w:val="20"/>
+        </w:rPr>
+        <w:t xml:space="preserve"> 원 보고서로 직무 범위·단위·값을 대조하기 전에는 싣지 않는다. </w:t>
+      </w:r>
+      <w:r>
+        <w:rPr>
+          <w:rFonts w:ascii="Malgun Gothic" w:hAnsi="Malgun Gothic" w:eastAsia="Malgun Gothic" w:cs="Malgun Gothic"/>
+          <w:b/>
+          <w:sz w:val="20"/>
+        </w:rPr>
+        <w:t>값과 출처가 어긋난 인용은 질문 한 번에 문서 전체의 신뢰를 깎는다.</w:t>
       </w:r>
     </w:p>
     <w:p>
@@ -1665,7 +1672,7 @@
           <w:b/>
           <w:sz w:val="20"/>
         </w:rPr>
-        <w:t>그리고 그런 회사가 빠르게 늘고 있다.</w:t>
+        <w:t>그리고 그런 회사가 빠르게 늘고, 그 회사들이 쓰는 클라우드도 함께 커진다.</w:t>
       </w:r>
     </w:p>
     <w:tbl>
@@ -1802,6 +1809,161 @@
           </w:p>
         </w:tc>
       </w:tr>
+      <w:tr>
+        <w:tc>
+          <w:tcPr>
+            <w:tcW w:type="dxa" w:w="3289"/>
+            <w:shd w:val="clear" w:color="auto" w:fill="F4F7FA"/>
+          </w:tcPr>
+          <w:p>
+            <w:pPr>
+              <w:spacing w:before="40" w:after="40"/>
+            </w:pPr>
+            <w:r>
+              <w:rPr>
+                <w:rFonts w:ascii="Malgun Gothic" w:hAnsi="Malgun Gothic" w:eastAsia="Malgun Gothic" w:cs="Malgun Gothic"/>
+                <w:b w:val="0"/>
+                <w:sz w:val="18"/>
+              </w:rPr>
+              <w:t>국내 클라우드 시장</w:t>
+            </w:r>
+          </w:p>
+        </w:tc>
+        <w:tc>
+          <w:tcPr>
+            <w:tcW w:type="dxa" w:w="3289"/>
+            <w:shd w:val="clear" w:color="auto" w:fill="F4F7FA"/>
+          </w:tcPr>
+          <w:p>
+            <w:pPr>
+              <w:spacing w:before="40" w:after="40"/>
+            </w:pPr>
+            <w:r>
+              <w:rPr>
+                <w:rFonts w:ascii="Malgun Gothic" w:hAnsi="Malgun Gothic" w:eastAsia="Malgun Gothic" w:cs="Malgun Gothic"/>
+                <w:b/>
+                <w:sz w:val="18"/>
+              </w:rPr>
+              <w:t>99.5억 → 382.8억 달러</w:t>
+            </w:r>
+          </w:p>
+        </w:tc>
+        <w:tc>
+          <w:tcPr>
+            <w:tcW w:type="dxa" w:w="3289"/>
+            <w:shd w:val="clear" w:color="auto" w:fill="F4F7FA"/>
+          </w:tcPr>
+          <w:p>
+            <w:pPr>
+              <w:spacing w:before="40" w:after="40"/>
+            </w:pPr>
+            <w:r>
+              <w:rPr>
+                <w:rFonts w:ascii="Malgun Gothic" w:hAnsi="Malgun Gothic" w:eastAsia="Malgun Gothic" w:cs="Malgun Gothic"/>
+                <w:b w:val="0"/>
+                <w:sz w:val="18"/>
+              </w:rPr>
+              <w:t xml:space="preserve">2025년 → 2031년 전망 (전체 CAGR </w:t>
+            </w:r>
+            <w:r>
+              <w:rPr>
+                <w:rFonts w:ascii="Malgun Gothic" w:hAnsi="Malgun Gothic" w:eastAsia="Malgun Gothic" w:cs="Malgun Gothic"/>
+                <w:b/>
+                <w:sz w:val="18"/>
+              </w:rPr>
+              <w:t>25.18%</w:t>
+            </w:r>
+            <w:r>
+              <w:rPr>
+                <w:rFonts w:ascii="Malgun Gothic" w:hAnsi="Malgun Gothic" w:eastAsia="Malgun Gothic" w:cs="Malgun Gothic"/>
+                <w:b w:val="0"/>
+                <w:sz w:val="18"/>
+              </w:rPr>
+              <w:t>)</w:t>
+            </w:r>
+          </w:p>
+        </w:tc>
+      </w:tr>
+      <w:tr>
+        <w:tc>
+          <w:tcPr>
+            <w:tcW w:type="dxa" w:w="3289"/>
+          </w:tcPr>
+          <w:p>
+            <w:pPr>
+              <w:spacing w:before="40" w:after="40"/>
+            </w:pPr>
+            <w:r>
+              <w:rPr>
+                <w:rFonts w:ascii="Malgun Gothic" w:hAnsi="Malgun Gothic" w:eastAsia="Malgun Gothic" w:cs="Malgun Gothic"/>
+                <w:b/>
+                <w:sz w:val="18"/>
+              </w:rPr>
+              <w:t>중소기업 세그먼트</w:t>
+            </w:r>
+          </w:p>
+        </w:tc>
+        <w:tc>
+          <w:tcPr>
+            <w:tcW w:type="dxa" w:w="3289"/>
+          </w:tcPr>
+          <w:p>
+            <w:pPr>
+              <w:spacing w:before="40" w:after="40"/>
+            </w:pPr>
+            <w:r>
+              <w:rPr>
+                <w:rFonts w:ascii="Malgun Gothic" w:hAnsi="Malgun Gothic" w:eastAsia="Malgun Gothic" w:cs="Malgun Gothic"/>
+                <w:b/>
+                <w:sz w:val="18"/>
+              </w:rPr>
+              <w:t>CAGR 27.2%</w:t>
+            </w:r>
+          </w:p>
+        </w:tc>
+        <w:tc>
+          <w:tcPr>
+            <w:tcW w:type="dxa" w:w="3289"/>
+          </w:tcPr>
+          <w:p>
+            <w:pPr>
+              <w:spacing w:before="40" w:after="40"/>
+            </w:pPr>
+            <w:r>
+              <w:rPr>
+                <w:rFonts w:ascii="Malgun Gothic" w:hAnsi="Malgun Gothic" w:eastAsia="Malgun Gothic" w:cs="Malgun Gothic"/>
+                <w:b/>
+                <w:sz w:val="18"/>
+              </w:rPr>
+              <w:t>전체 시장보다 빠르다</w:t>
+            </w:r>
+            <w:r>
+              <w:rPr>
+                <w:rFonts w:ascii="Malgun Gothic" w:hAnsi="Malgun Gothic" w:eastAsia="Malgun Gothic" w:cs="Malgun Gothic"/>
+                <w:b w:val="0"/>
+                <w:sz w:val="18"/>
+              </w:rPr>
+              <w:t xml:space="preserve">(27.2 &gt; 25.18). 근거는 </w:t>
+            </w:r>
+            <w:r>
+              <w:rPr>
+                <w:rFonts w:ascii="Malgun Gothic" w:hAnsi="Malgun Gothic" w:eastAsia="Malgun Gothic" w:cs="Malgun Gothic"/>
+                <w:b/>
+                <w:sz w:val="18"/>
+              </w:rPr>
+              <w:t>정부 클라우드 바우처가 도입 장벽을 낮춘 것</w:t>
+            </w:r>
+            <w:r>
+              <w:rPr>
+                <w:rFonts w:ascii="Malgun Gothic" w:hAnsi="Malgun Gothic" w:eastAsia="Malgun Gothic" w:cs="Malgun Gothic"/>
+                <w:b w:val="0"/>
+                <w:sz w:val="18"/>
+              </w:rPr>
+              <w:t>이며, 그에 따라 관리형 DevOps 지원 수요가 생긴다</w:t>
+            </w:r>
+          </w:p>
+        </w:tc>
+      </w:tr>
     </w:tbl>
     <w:p>
       <w:pPr>
@@ -1833,7 +1995,7 @@
           <w:color w:val="43566B"/>
           <w:sz w:val="19"/>
         </w:rPr>
-        <w:t xml:space="preserve"> — 과학기술정보통신부 「2024 클라우드산업 실태조사」</w:t>
+        <w:t xml:space="preserve"> — 기업 수: 과학기술정보통신부 「2024 클라우드산업 실태조사」 · 시장 규모와 성장률: Mordor Intelligence, 「South Korea Cloud Computing Market Size &amp; Share Analysis — Growth Trends and Forecast (2026–2031)」(2026-01-15 갱신)</w:t>
       </w:r>
     </w:p>
     <w:p>
@@ -2387,7 +2549,7 @@
           <w:b w:val="0"/>
           <w:sz w:val="20"/>
         </w:rPr>
-        <w:t xml:space="preserve"> — 인스턴스를 격리하거나 볼륨을 지우는 일은 취소 버튼이 없다.</w:t>
+        <w:t xml:space="preserve"> — 인스턴스를 격리하거나 보안 그룹을 지우는 일은 취소 버튼이 없다.</w:t>
       </w:r>
     </w:p>
     <w:p>
@@ -2733,7 +2895,7 @@
         </w:tc>
         <w:tc>
           <w:tcPr>
-            <w:tcW w:type="dxa" w:w="3286"/>
+            <w:tcW w:type="dxa" w:w="3206"/>
             <w:shd w:val="clear" w:color="auto" w:fill="1B3A5C"/>
           </w:tcPr>
           <w:p>
@@ -2753,7 +2915,7 @@
         </w:tc>
         <w:tc>
           <w:tcPr>
-            <w:tcW w:type="dxa" w:w="2180"/>
+            <w:tcW w:type="dxa" w:w="2128"/>
             <w:shd w:val="clear" w:color="auto" w:fill="1B3A5C"/>
           </w:tcPr>
           <w:p>
@@ -2773,7 +2935,7 @@
         </w:tc>
         <w:tc>
           <w:tcPr>
-            <w:tcW w:type="dxa" w:w="3549"/>
+            <w:tcW w:type="dxa" w:w="3680"/>
             <w:shd w:val="clear" w:color="auto" w:fill="1B3A5C"/>
           </w:tcPr>
           <w:p>
@@ -2813,7 +2975,7 @@
         </w:tc>
         <w:tc>
           <w:tcPr>
-            <w:tcW w:type="dxa" w:w="3286"/>
+            <w:tcW w:type="dxa" w:w="3206"/>
           </w:tcPr>
           <w:p>
             <w:pPr>
@@ -2831,7 +2993,7 @@
         </w:tc>
         <w:tc>
           <w:tcPr>
-            <w:tcW w:type="dxa" w:w="2180"/>
+            <w:tcW w:type="dxa" w:w="2128"/>
           </w:tcPr>
           <w:p>
             <w:pPr>
@@ -2849,7 +3011,7 @@
         </w:tc>
         <w:tc>
           <w:tcPr>
-            <w:tcW w:type="dxa" w:w="3549"/>
+            <w:tcW w:type="dxa" w:w="3680"/>
           </w:tcPr>
           <w:p>
             <w:pPr>
@@ -2888,7 +3050,7 @@
         </w:tc>
         <w:tc>
           <w:tcPr>
-            <w:tcW w:type="dxa" w:w="3286"/>
+            <w:tcW w:type="dxa" w:w="3206"/>
             <w:shd w:val="clear" w:color="auto" w:fill="F4F7FA"/>
           </w:tcPr>
           <w:p>
@@ -2923,7 +3085,7 @@
         </w:tc>
         <w:tc>
           <w:tcPr>
-            <w:tcW w:type="dxa" w:w="2180"/>
+            <w:tcW w:type="dxa" w:w="2128"/>
             <w:shd w:val="clear" w:color="auto" w:fill="F4F7FA"/>
           </w:tcPr>
           <w:p>
@@ -2942,7 +3104,7 @@
         </w:tc>
         <w:tc>
           <w:tcPr>
-            <w:tcW w:type="dxa" w:w="3549"/>
+            <w:tcW w:type="dxa" w:w="3680"/>
             <w:shd w:val="clear" w:color="auto" w:fill="F4F7FA"/>
           </w:tcPr>
           <w:p>
@@ -2981,7 +3143,7 @@
         </w:tc>
         <w:tc>
           <w:tcPr>
-            <w:tcW w:type="dxa" w:w="3286"/>
+            <w:tcW w:type="dxa" w:w="3206"/>
           </w:tcPr>
           <w:p>
             <w:pPr>
@@ -3015,7 +3177,7 @@
         </w:tc>
         <w:tc>
           <w:tcPr>
-            <w:tcW w:type="dxa" w:w="2180"/>
+            <w:tcW w:type="dxa" w:w="2128"/>
           </w:tcPr>
           <w:p>
             <w:pPr>
@@ -3033,7 +3195,7 @@
         </w:tc>
         <w:tc>
           <w:tcPr>
-            <w:tcW w:type="dxa" w:w="3549"/>
+            <w:tcW w:type="dxa" w:w="3680"/>
           </w:tcPr>
           <w:p>
             <w:pPr>
@@ -3072,7 +3234,7 @@
         </w:tc>
         <w:tc>
           <w:tcPr>
-            <w:tcW w:type="dxa" w:w="3286"/>
+            <w:tcW w:type="dxa" w:w="3206"/>
             <w:shd w:val="clear" w:color="auto" w:fill="F4F7FA"/>
           </w:tcPr>
           <w:p>
@@ -3107,7 +3269,7 @@
         </w:tc>
         <w:tc>
           <w:tcPr>
-            <w:tcW w:type="dxa" w:w="2180"/>
+            <w:tcW w:type="dxa" w:w="2128"/>
             <w:shd w:val="clear" w:color="auto" w:fill="F4F7FA"/>
           </w:tcPr>
           <w:p>
@@ -3126,7 +3288,7 @@
         </w:tc>
         <w:tc>
           <w:tcPr>
-            <w:tcW w:type="dxa" w:w="3549"/>
+            <w:tcW w:type="dxa" w:w="3680"/>
             <w:shd w:val="clear" w:color="auto" w:fill="F4F7FA"/>
           </w:tcPr>
           <w:p>
@@ -3181,7 +3343,7 @@
         </w:tc>
         <w:tc>
           <w:tcPr>
-            <w:tcW w:type="dxa" w:w="3286"/>
+            <w:tcW w:type="dxa" w:w="3206"/>
           </w:tcPr>
           <w:p>
             <w:pPr>
@@ -3231,7 +3393,7 @@
         </w:tc>
         <w:tc>
           <w:tcPr>
-            <w:tcW w:type="dxa" w:w="2180"/>
+            <w:tcW w:type="dxa" w:w="2128"/>
           </w:tcPr>
           <w:p>
             <w:pPr>
@@ -3249,7 +3411,7 @@
         </w:tc>
         <w:tc>
           <w:tcPr>
-            <w:tcW w:type="dxa" w:w="3549"/>
+            <w:tcW w:type="dxa" w:w="3680"/>
           </w:tcPr>
           <w:p>
             <w:pPr>
@@ -3304,7 +3466,7 @@
         </w:tc>
         <w:tc>
           <w:tcPr>
-            <w:tcW w:type="dxa" w:w="3286"/>
+            <w:tcW w:type="dxa" w:w="3206"/>
             <w:shd w:val="clear" w:color="auto" w:fill="F4F7FA"/>
           </w:tcPr>
           <w:p>
@@ -3339,7 +3501,7 @@
         </w:tc>
         <w:tc>
           <w:tcPr>
-            <w:tcW w:type="dxa" w:w="2180"/>
+            <w:tcW w:type="dxa" w:w="2128"/>
             <w:shd w:val="clear" w:color="auto" w:fill="F4F7FA"/>
           </w:tcPr>
           <w:p>
@@ -3358,7 +3520,7 @@
         </w:tc>
         <w:tc>
           <w:tcPr>
-            <w:tcW w:type="dxa" w:w="3549"/>
+            <w:tcW w:type="dxa" w:w="3680"/>
             <w:shd w:val="clear" w:color="auto" w:fill="F4F7FA"/>
           </w:tcPr>
           <w:p>
@@ -3387,7 +3549,7 @@
                 <w:b w:val="0"/>
                 <w:sz w:val="18"/>
               </w:rPr>
-              <w:t>(2026-09-17) — 화면 표시까지의 잔여는 #347</w:t>
+              <w:t>(2026-09-17 · PR #361) — 화면 표시까지의 잔여는 #356</w:t>
             </w:r>
           </w:p>
         </w:tc>
@@ -3921,7 +4083,7 @@
           <w:color w:val="43566B"/>
           <w:sz w:val="19"/>
         </w:rPr>
-        <w:t xml:space="preserve"> — 지표값은 저장소 실측(2026-09-16 재측정) · SSOT §MVP 확정 범위 · </w:t>
+        <w:t xml:space="preserve"> — 지표값은 저장소 실측(2026-09-17 재측정) · SSOT §MVP 확정 범위 · </w:t>
       </w:r>
       <w:r>
         <w:rPr>
@@ -4681,7 +4843,7 @@
         </w:trPr>
         <w:tc>
           <w:tcPr>
-            <w:tcW w:type="dxa" w:w="2271"/>
+            <w:tcW w:type="dxa" w:w="2134"/>
             <w:shd w:val="clear" w:color="auto" w:fill="1B3A5C"/>
           </w:tcPr>
           <w:p>
@@ -4701,7 +4863,7 @@
         </w:tc>
         <w:tc>
           <w:tcPr>
-            <w:tcW w:type="dxa" w:w="2475"/>
+            <w:tcW w:type="dxa" w:w="2922"/>
             <w:shd w:val="clear" w:color="auto" w:fill="1B3A5C"/>
           </w:tcPr>
           <w:p>
@@ -4721,7 +4883,7 @@
         </w:tc>
         <w:tc>
           <w:tcPr>
-            <w:tcW w:type="dxa" w:w="3032"/>
+            <w:tcW w:type="dxa" w:w="2848"/>
             <w:shd w:val="clear" w:color="auto" w:fill="1B3A5C"/>
           </w:tcPr>
           <w:p>
@@ -4741,7 +4903,7 @@
         </w:tc>
         <w:tc>
           <w:tcPr>
-            <w:tcW w:type="dxa" w:w="2086"/>
+            <w:tcW w:type="dxa" w:w="1960"/>
             <w:shd w:val="clear" w:color="auto" w:fill="1B3A5C"/>
           </w:tcPr>
           <w:p>
@@ -4763,7 +4925,7 @@
       <w:tr>
         <w:tc>
           <w:tcPr>
-            <w:tcW w:type="dxa" w:w="2271"/>
+            <w:tcW w:type="dxa" w:w="2134"/>
           </w:tcPr>
           <w:p>
             <w:pPr>
@@ -4781,7 +4943,7 @@
         </w:tc>
         <w:tc>
           <w:tcPr>
-            <w:tcW w:type="dxa" w:w="2475"/>
+            <w:tcW w:type="dxa" w:w="2922"/>
           </w:tcPr>
           <w:p>
             <w:pPr>
@@ -4799,7 +4961,7 @@
         </w:tc>
         <w:tc>
           <w:tcPr>
-            <w:tcW w:type="dxa" w:w="3032"/>
+            <w:tcW w:type="dxa" w:w="2848"/>
           </w:tcPr>
           <w:p>
             <w:pPr>
@@ -4817,7 +4979,7 @@
         </w:tc>
         <w:tc>
           <w:tcPr>
-            <w:tcW w:type="dxa" w:w="2086"/>
+            <w:tcW w:type="dxa" w:w="1960"/>
           </w:tcPr>
           <w:p>
             <w:pPr>
@@ -4837,7 +4999,7 @@
       <w:tr>
         <w:tc>
           <w:tcPr>
-            <w:tcW w:type="dxa" w:w="2271"/>
+            <w:tcW w:type="dxa" w:w="2134"/>
             <w:shd w:val="clear" w:color="auto" w:fill="F4F7FA"/>
           </w:tcPr>
           <w:p>
@@ -4856,7 +5018,7 @@
         </w:tc>
         <w:tc>
           <w:tcPr>
-            <w:tcW w:type="dxa" w:w="2475"/>
+            <w:tcW w:type="dxa" w:w="2922"/>
             <w:shd w:val="clear" w:color="auto" w:fill="F4F7FA"/>
           </w:tcPr>
           <w:p>
@@ -4875,7 +5037,7 @@
         </w:tc>
         <w:tc>
           <w:tcPr>
-            <w:tcW w:type="dxa" w:w="3032"/>
+            <w:tcW w:type="dxa" w:w="2848"/>
             <w:shd w:val="clear" w:color="auto" w:fill="F4F7FA"/>
           </w:tcPr>
           <w:p>
@@ -4894,7 +5056,7 @@
         </w:tc>
         <w:tc>
           <w:tcPr>
-            <w:tcW w:type="dxa" w:w="2086"/>
+            <w:tcW w:type="dxa" w:w="1960"/>
             <w:shd w:val="clear" w:color="auto" w:fill="F4F7FA"/>
           </w:tcPr>
           <w:p>
@@ -4924,7 +5086,7 @@
       <w:tr>
         <w:tc>
           <w:tcPr>
-            <w:tcW w:type="dxa" w:w="2271"/>
+            <w:tcW w:type="dxa" w:w="2134"/>
           </w:tcPr>
           <w:p>
             <w:pPr>
@@ -4942,7 +5104,7 @@
         </w:tc>
         <w:tc>
           <w:tcPr>
-            <w:tcW w:type="dxa" w:w="2475"/>
+            <w:tcW w:type="dxa" w:w="2922"/>
           </w:tcPr>
           <w:p>
             <w:pPr>
@@ -4954,7 +5116,7 @@
                 <w:b/>
                 <w:sz w:val="18"/>
               </w:rPr>
-              <w:t>1 : 1</w:t>
+              <w:t>원복 짝이 있는 런북 4쌍에서 1 : 1</w:t>
             </w:r>
             <w:r>
               <w:rPr>
@@ -4985,7 +5147,7 @@
         </w:tc>
         <w:tc>
           <w:tcPr>
-            <w:tcW w:type="dxa" w:w="3032"/>
+            <w:tcW w:type="dxa" w:w="2848"/>
           </w:tcPr>
           <w:p>
             <w:pPr>
@@ -5003,7 +5165,7 @@
         </w:tc>
         <w:tc>
           <w:tcPr>
-            <w:tcW w:type="dxa" w:w="2086"/>
+            <w:tcW w:type="dxa" w:w="1960"/>
           </w:tcPr>
           <w:p>
             <w:pPr>
@@ -5032,7 +5194,7 @@
       <w:tr>
         <w:tc>
           <w:tcPr>
-            <w:tcW w:type="dxa" w:w="2271"/>
+            <w:tcW w:type="dxa" w:w="2134"/>
             <w:shd w:val="clear" w:color="auto" w:fill="F4F7FA"/>
           </w:tcPr>
           <w:p>
@@ -5051,7 +5213,7 @@
         </w:tc>
         <w:tc>
           <w:tcPr>
-            <w:tcW w:type="dxa" w:w="2475"/>
+            <w:tcW w:type="dxa" w:w="2922"/>
             <w:shd w:val="clear" w:color="auto" w:fill="F4F7FA"/>
           </w:tcPr>
           <w:p>
@@ -5078,7 +5240,7 @@
         </w:tc>
         <w:tc>
           <w:tcPr>
-            <w:tcW w:type="dxa" w:w="3032"/>
+            <w:tcW w:type="dxa" w:w="2848"/>
             <w:shd w:val="clear" w:color="auto" w:fill="F4F7FA"/>
           </w:tcPr>
           <w:p>
@@ -5097,7 +5259,7 @@
         </w:tc>
         <w:tc>
           <w:tcPr>
-            <w:tcW w:type="dxa" w:w="2086"/>
+            <w:tcW w:type="dxa" w:w="1960"/>
             <w:shd w:val="clear" w:color="auto" w:fill="F4F7FA"/>
           </w:tcPr>
           <w:p>
@@ -5118,7 +5280,7 @@
       <w:tr>
         <w:tc>
           <w:tcPr>
-            <w:tcW w:type="dxa" w:w="2271"/>
+            <w:tcW w:type="dxa" w:w="2134"/>
           </w:tcPr>
           <w:p>
             <w:pPr>
@@ -5136,7 +5298,7 @@
         </w:tc>
         <w:tc>
           <w:tcPr>
-            <w:tcW w:type="dxa" w:w="2475"/>
+            <w:tcW w:type="dxa" w:w="2922"/>
           </w:tcPr>
           <w:p>
             <w:pPr>
@@ -5162,7 +5324,7 @@
         </w:tc>
         <w:tc>
           <w:tcPr>
-            <w:tcW w:type="dxa" w:w="3032"/>
+            <w:tcW w:type="dxa" w:w="2848"/>
           </w:tcPr>
           <w:p>
             <w:pPr>
@@ -5212,7 +5374,7 @@
         </w:tc>
         <w:tc>
           <w:tcPr>
-            <w:tcW w:type="dxa" w:w="2086"/>
+            <w:tcW w:type="dxa" w:w="1960"/>
           </w:tcPr>
           <w:p>
             <w:pPr>
@@ -5234,6 +5396,88 @@
       <w:pPr>
         <w:spacing w:after="40"/>
       </w:pPr>
+    </w:p>
+    <w:p>
+      <w:pPr>
+        <w:spacing w:before="80" w:after="120"/>
+        <w:ind w:left="283"/>
+        <w:pBdr>
+          <w:left w:val="single" w:sz="18" w:space="4" w:color="8FA8C4"/>
+        </w:pBdr>
+        <w:shd w:val="clear" w:color="auto" w:fill="F4F7FA"/>
+      </w:pPr>
+      <w:r>
+        <w:rPr>
+          <w:rFonts w:ascii="Malgun Gothic" w:hAnsi="Malgun Gothic" w:eastAsia="Malgun Gothic" w:cs="Malgun Gothic"/>
+          <w:b/>
+          <w:color w:val="43566B"/>
+          <w:sz w:val="19"/>
+        </w:rPr>
+        <w:t>백업이 답하지 않는 2종이 있다.</w:t>
+      </w:r>
+      <w:r>
+        <w:rPr>
+          <w:rFonts w:ascii="Malgun Gothic" w:hAnsi="Malgun Gothic" w:eastAsia="Malgun Gothic" w:cs="Malgun Gothic"/>
+          <w:b w:val="0"/>
+          <w:color w:val="43566B"/>
+          <w:sz w:val="19"/>
+        </w:rPr>
+        <w:t xml:space="preserve"> </w:t>
+      </w:r>
+      <w:r>
+        <w:rPr>
+          <w:rFonts w:ascii="Consolas" w:hAnsi="Consolas" w:eastAsia="Consolas" w:cs="Consolas"/>
+          <w:b w:val="0"/>
+          <w:color w:val="8A2E4E"/>
+          <w:sz w:val="18"/>
+        </w:rPr>
+        <w:t>ENABLE_AUTOSCALING</w:t>
+      </w:r>
+      <w:r>
+        <w:rPr>
+          <w:rFonts w:ascii="Malgun Gothic" w:hAnsi="Malgun Gothic" w:eastAsia="Malgun Gothic" w:cs="Malgun Gothic"/>
+          <w:b w:val="0"/>
+          <w:color w:val="43566B"/>
+          <w:sz w:val="19"/>
+        </w:rPr>
+        <w:t>·</w:t>
+      </w:r>
+      <w:r>
+        <w:rPr>
+          <w:rFonts w:ascii="Consolas" w:hAnsi="Consolas" w:eastAsia="Consolas" w:cs="Consolas"/>
+          <w:b w:val="0"/>
+          <w:color w:val="8A2E4E"/>
+          <w:sz w:val="18"/>
+        </w:rPr>
+        <w:t>EBS_DELETE_UNATTACHED</w:t>
+      </w:r>
+      <w:r>
+        <w:rPr>
+          <w:rFonts w:ascii="Malgun Gothic" w:hAnsi="Malgun Gothic" w:eastAsia="Malgun Gothic" w:cs="Malgun Gothic"/>
+          <w:b w:val="0"/>
+          <w:color w:val="43566B"/>
+          <w:sz w:val="19"/>
+        </w:rPr>
+        <w:t xml:space="preserve">에는 백업 레코드도 롤백 런북도 없다(ADR-0008 §5의 백업 4종은 원복 짝이 있는 4쌍에만 붙는다). </w:t>
+      </w:r>
+      <w:r>
+        <w:rPr>
+          <w:rFonts w:ascii="Malgun Gothic" w:hAnsi="Malgun Gothic" w:eastAsia="Malgun Gothic" w:cs="Malgun Gothic"/>
+          <w:b/>
+          <w:color w:val="43566B"/>
+          <w:sz w:val="19"/>
+        </w:rPr>
+        <w:t>그래서 이 둘은 자동 발동 경로 없이 관제자 승인 뒤에만 실행된다</w:t>
+      </w:r>
+      <w:r>
+        <w:rPr>
+          <w:rFonts w:ascii="Malgun Gothic" w:hAnsi="Malgun Gothic" w:eastAsia="Malgun Gothic" w:cs="Malgun Gothic"/>
+          <w:b w:val="0"/>
+          <w:color w:val="43566B"/>
+          <w:sz w:val="19"/>
+        </w:rPr>
+        <w:t>(SSOT §Action Whitelist). 되돌릴 수 없는 조치를 기계가 스스로 시작하지 않는다는 뜻이다.</w:t>
+      </w:r>
     </w:p>
     <w:p>
       <w:pPr>
@@ -5271,7 +5515,7 @@
         </w:trPr>
         <w:tc>
           <w:tcPr>
-            <w:tcW w:type="dxa" w:w="1839"/>
+            <w:tcW w:type="dxa" w:w="1488"/>
             <w:shd w:val="clear" w:color="auto" w:fill="1B3A5C"/>
           </w:tcPr>
           <w:p>
@@ -5291,7 +5535,7 @@
         </w:tc>
         <w:tc>
           <w:tcPr>
-            <w:tcW w:type="dxa" w:w="2600"/>
+            <w:tcW w:type="dxa" w:w="2104"/>
             <w:shd w:val="clear" w:color="auto" w:fill="1B3A5C"/>
           </w:tcPr>
           <w:p>
@@ -5311,7 +5555,7 @@
         </w:tc>
         <w:tc>
           <w:tcPr>
-            <w:tcW w:type="dxa" w:w="3757"/>
+            <w:tcW w:type="dxa" w:w="4330"/>
             <w:shd w:val="clear" w:color="auto" w:fill="1B3A5C"/>
           </w:tcPr>
           <w:p>
@@ -5331,7 +5575,7 @@
         </w:tc>
         <w:tc>
           <w:tcPr>
-            <w:tcW w:type="dxa" w:w="1668"/>
+            <w:tcW w:type="dxa" w:w="1943"/>
             <w:shd w:val="clear" w:color="auto" w:fill="1B3A5C"/>
           </w:tcPr>
           <w:p>
@@ -5353,7 +5597,7 @@
       <w:tr>
         <w:tc>
           <w:tcPr>
-            <w:tcW w:type="dxa" w:w="1839"/>
+            <w:tcW w:type="dxa" w:w="1488"/>
           </w:tcPr>
           <w:p>
             <w:pPr>
@@ -5371,7 +5615,7 @@
         </w:tc>
         <w:tc>
           <w:tcPr>
-            <w:tcW w:type="dxa" w:w="2600"/>
+            <w:tcW w:type="dxa" w:w="2104"/>
           </w:tcPr>
           <w:p>
             <w:pPr>
@@ -5389,7 +5633,7 @@
         </w:tc>
         <w:tc>
           <w:tcPr>
-            <w:tcW w:type="dxa" w:w="3757"/>
+            <w:tcW w:type="dxa" w:w="4330"/>
           </w:tcPr>
           <w:p>
             <w:pPr>
@@ -5417,25 +5661,42 @@
                 <w:b w:val="0"/>
                 <w:sz w:val="18"/>
               </w:rPr>
-              <w:t xml:space="preserve"> 실측 · T2 후반 미측정</w:t>
-            </w:r>
-          </w:p>
-        </w:tc>
-        <w:tc>
-          <w:tcPr>
-            <w:tcW w:type="dxa" w:w="1668"/>
-          </w:tcPr>
-          <w:p>
-            <w:pPr>
-              <w:spacing w:before="40" w:after="40"/>
-            </w:pPr>
-            <w:r>
-              <w:rPr>
-                <w:rFonts w:ascii="Malgun Gothic" w:hAnsi="Malgun Gothic" w:eastAsia="Malgun Gothic" w:cs="Malgun Gothic"/>
-                <w:b w:val="0"/>
-                <w:sz w:val="18"/>
-              </w:rPr>
-              <w:t>게이트 실측</w:t>
+              <w:t xml:space="preserve"> · T2 후반 미측정 — 값의 출처인 9/11 게이트 판정서는 삭제돼 git 이력(</w:t>
+            </w:r>
+            <w:r>
+              <w:rPr>
+                <w:rFonts w:ascii="Consolas" w:hAnsi="Consolas" w:eastAsia="Consolas" w:cs="Consolas"/>
+                <w:b w:val="0"/>
+                <w:color w:val="8A2E4E"/>
+                <w:sz w:val="17"/>
+              </w:rPr>
+              <w:t>git show 60f329f:docs/E2E_GATE_0911.md</w:t>
+            </w:r>
+            <w:r>
+              <w:rPr>
+                <w:rFonts w:ascii="Malgun Gothic" w:hAnsi="Malgun Gothic" w:eastAsia="Malgun Gothic" w:cs="Malgun Gothic"/>
+                <w:b w:val="0"/>
+                <w:sz w:val="18"/>
+              </w:rPr>
+              <w:t xml:space="preserve"> §5-4)에만 있다</w:t>
+            </w:r>
+          </w:p>
+        </w:tc>
+        <w:tc>
+          <w:tcPr>
+            <w:tcW w:type="dxa" w:w="1943"/>
+          </w:tcPr>
+          <w:p>
+            <w:pPr>
+              <w:spacing w:before="40" w:after="40"/>
+            </w:pPr>
+            <w:r>
+              <w:rPr>
+                <w:rFonts w:ascii="Malgun Gothic" w:hAnsi="Malgun Gothic" w:eastAsia="Malgun Gothic" w:cs="Malgun Gothic"/>
+                <w:b/>
+                <w:sz w:val="18"/>
+              </w:rPr>
+              <w:t>9/29(화)–9/30(수) 리허설 실측</w:t>
             </w:r>
           </w:p>
         </w:tc>
@@ -5443,7 +5704,7 @@
       <w:tr>
         <w:tc>
           <w:tcPr>
-            <w:tcW w:type="dxa" w:w="1839"/>
+            <w:tcW w:type="dxa" w:w="1488"/>
             <w:shd w:val="clear" w:color="auto" w:fill="F4F7FA"/>
           </w:tcPr>
           <w:p>
@@ -5462,7 +5723,7 @@
         </w:tc>
         <w:tc>
           <w:tcPr>
-            <w:tcW w:type="dxa" w:w="2600"/>
+            <w:tcW w:type="dxa" w:w="2104"/>
             <w:shd w:val="clear" w:color="auto" w:fill="F4F7FA"/>
           </w:tcPr>
           <w:p>
@@ -5505,7 +5766,7 @@
         </w:tc>
         <w:tc>
           <w:tcPr>
-            <w:tcW w:type="dxa" w:w="3757"/>
+            <w:tcW w:type="dxa" w:w="4330"/>
             <w:shd w:val="clear" w:color="auto" w:fill="F4F7FA"/>
           </w:tcPr>
           <w:p>
@@ -5524,7 +5785,7 @@
         </w:tc>
         <w:tc>
           <w:tcPr>
-            <w:tcW w:type="dxa" w:w="1668"/>
+            <w:tcW w:type="dxa" w:w="1943"/>
             <w:shd w:val="clear" w:color="auto" w:fill="F4F7FA"/>
           </w:tcPr>
           <w:p>
@@ -5545,7 +5806,7 @@
       <w:tr>
         <w:tc>
           <w:tcPr>
-            <w:tcW w:type="dxa" w:w="1839"/>
+            <w:tcW w:type="dxa" w:w="1488"/>
           </w:tcPr>
           <w:p>
             <w:pPr>
@@ -5563,7 +5824,7 @@
         </w:tc>
         <w:tc>
           <w:tcPr>
-            <w:tcW w:type="dxa" w:w="2600"/>
+            <w:tcW w:type="dxa" w:w="2104"/>
           </w:tcPr>
           <w:p>
             <w:pPr>
@@ -5581,7 +5842,7 @@
         </w:tc>
         <w:tc>
           <w:tcPr>
-            <w:tcW w:type="dxa" w:w="3757"/>
+            <w:tcW w:type="dxa" w:w="4330"/>
           </w:tcPr>
           <w:p>
             <w:pPr>
@@ -5632,7 +5893,7 @@
         </w:tc>
         <w:tc>
           <w:tcPr>
-            <w:tcW w:type="dxa" w:w="1668"/>
+            <w:tcW w:type="dxa" w:w="1943"/>
           </w:tcPr>
           <w:p>
             <w:pPr>
@@ -5652,7 +5913,7 @@
       <w:tr>
         <w:tc>
           <w:tcPr>
-            <w:tcW w:type="dxa" w:w="1839"/>
+            <w:tcW w:type="dxa" w:w="1488"/>
             <w:shd w:val="clear" w:color="auto" w:fill="F4F7FA"/>
           </w:tcPr>
           <w:p>
@@ -5671,7 +5932,7 @@
         </w:tc>
         <w:tc>
           <w:tcPr>
-            <w:tcW w:type="dxa" w:w="2600"/>
+            <w:tcW w:type="dxa" w:w="2104"/>
             <w:shd w:val="clear" w:color="auto" w:fill="F4F7FA"/>
           </w:tcPr>
           <w:p>
@@ -5690,7 +5951,7 @@
         </w:tc>
         <w:tc>
           <w:tcPr>
-            <w:tcW w:type="dxa" w:w="3757"/>
+            <w:tcW w:type="dxa" w:w="4330"/>
             <w:shd w:val="clear" w:color="auto" w:fill="F4F7FA"/>
           </w:tcPr>
           <w:p>
@@ -5742,7 +6003,7 @@
         </w:tc>
         <w:tc>
           <w:tcPr>
-            <w:tcW w:type="dxa" w:w="1668"/>
+            <w:tcW w:type="dxa" w:w="1943"/>
             <w:shd w:val="clear" w:color="auto" w:fill="F4F7FA"/>
           </w:tcPr>
           <w:p>
@@ -6553,487 +6814,6 @@
           <w:sz w:val="20"/>
         </w:rPr>
         <w:t xml:space="preserve"> — 위험도에 따라 사람이 개입하는 지점이 달라진다.</w:t>
-      </w:r>
-    </w:p>
-    <w:tbl>
-      <w:tblPr>
-        <w:tblStyle w:val="TableGrid"/>
-        <w:tblW w:type="auto" w:w="0"/>
-        <w:jc w:val="center"/>
-        <w:tblLook w:firstColumn="1" w:firstRow="1" w:lastColumn="0" w:lastRow="0" w:noHBand="0" w:noVBand="1" w:val="04A0"/>
-        <w:tblLayout w:type="autofit"/>
-        <w:tblW w:w="5000" w:type="pct"/>
-      </w:tblPr>
-      <w:tblGrid>
-        <w:gridCol w:w="3289"/>
-        <w:gridCol w:w="3289"/>
-        <w:gridCol w:w="3289"/>
-      </w:tblGrid>
-      <w:tr>
-        <w:trPr>
-          <w:tblHeader/>
-        </w:trPr>
-        <w:tc>
-          <w:tcPr>
-            <w:tcW w:type="dxa" w:w="3289"/>
-            <w:shd w:val="clear" w:color="auto" w:fill="1B3A5C"/>
-          </w:tcPr>
-          <w:p>
-            <w:pPr>
-              <w:spacing w:before="40" w:after="40"/>
-            </w:pPr>
-            <w:r>
-              <w:rPr>
-                <w:rFonts w:ascii="Malgun Gothic" w:hAnsi="Malgun Gothic" w:eastAsia="Malgun Gothic" w:cs="Malgun Gothic"/>
-                <w:b/>
-                <w:color w:val="FFFFFF"/>
-                <w:sz w:val="18"/>
-              </w:rPr>
-              <w:t>위험도</w:t>
-            </w:r>
-          </w:p>
-        </w:tc>
-        <w:tc>
-          <w:tcPr>
-            <w:tcW w:type="dxa" w:w="3289"/>
-            <w:shd w:val="clear" w:color="auto" w:fill="1B3A5C"/>
-          </w:tcPr>
-          <w:p>
-            <w:pPr>
-              <w:spacing w:before="40" w:after="40"/>
-            </w:pPr>
-            <w:r>
-              <w:rPr>
-                <w:rFonts w:ascii="Malgun Gothic" w:hAnsi="Malgun Gothic" w:eastAsia="Malgun Gothic" w:cs="Malgun Gothic"/>
-                <w:b/>
-                <w:color w:val="FFFFFF"/>
-                <w:sz w:val="18"/>
-              </w:rPr>
-              <w:t>처분</w:t>
-            </w:r>
-          </w:p>
-        </w:tc>
-        <w:tc>
-          <w:tcPr>
-            <w:tcW w:type="dxa" w:w="3289"/>
-            <w:shd w:val="clear" w:color="auto" w:fill="1B3A5C"/>
-          </w:tcPr>
-          <w:p>
-            <w:pPr>
-              <w:spacing w:before="40" w:after="40"/>
-            </w:pPr>
-            <w:r>
-              <w:rPr>
-                <w:rFonts w:ascii="Malgun Gothic" w:hAnsi="Malgun Gothic" w:eastAsia="Malgun Gothic" w:cs="Malgun Gothic"/>
-                <w:b/>
-                <w:color w:val="FFFFFF"/>
-                <w:sz w:val="18"/>
-              </w:rPr>
-              <w:t>사람의 개입</w:t>
-            </w:r>
-          </w:p>
-        </w:tc>
-      </w:tr>
-      <w:tr>
-        <w:tc>
-          <w:tcPr>
-            <w:tcW w:type="dxa" w:w="3289"/>
-          </w:tcPr>
-          <w:p>
-            <w:pPr>
-              <w:spacing w:before="40" w:after="40"/>
-            </w:pPr>
-            <w:r>
-              <w:rPr>
-                <w:rFonts w:ascii="Malgun Gothic" w:hAnsi="Malgun Gothic" w:eastAsia="Malgun Gothic" w:cs="Malgun Gothic"/>
-                <w:b w:val="0"/>
-                <w:sz w:val="18"/>
-              </w:rPr>
-              <w:t>High</w:t>
-            </w:r>
-          </w:p>
-        </w:tc>
-        <w:tc>
-          <w:tcPr>
-            <w:tcW w:type="dxa" w:w="3289"/>
-          </w:tcPr>
-          <w:p>
-            <w:pPr>
-              <w:spacing w:before="40" w:after="40"/>
-            </w:pPr>
-            <w:r>
-              <w:rPr>
-                <w:rFonts w:ascii="Consolas" w:hAnsi="Consolas" w:eastAsia="Consolas" w:cs="Consolas"/>
-                <w:b w:val="0"/>
-                <w:color w:val="8A2E4E"/>
-                <w:sz w:val="17"/>
-              </w:rPr>
-              <w:t>PRE_MITIGATION_0_5S</w:t>
-            </w:r>
-            <w:r>
-              <w:rPr>
-                <w:rFonts w:ascii="Malgun Gothic" w:hAnsi="Malgun Gothic" w:eastAsia="Malgun Gothic" w:cs="Malgun Gothic"/>
-                <w:b w:val="0"/>
-                <w:sz w:val="18"/>
-              </w:rPr>
-              <w:t xml:space="preserve"> — 0.5초 선차단 시뮬레이션</w:t>
-            </w:r>
-          </w:p>
-        </w:tc>
-        <w:tc>
-          <w:tcPr>
-            <w:tcW w:type="dxa" w:w="3289"/>
-          </w:tcPr>
-          <w:p>
-            <w:pPr>
-              <w:spacing w:before="40" w:after="40"/>
-            </w:pPr>
-            <w:r>
-              <w:rPr>
-                <w:rFonts w:ascii="Malgun Gothic" w:hAnsi="Malgun Gothic" w:eastAsia="Malgun Gothic" w:cs="Malgun Gothic"/>
-                <w:b w:val="0"/>
-                <w:sz w:val="18"/>
-              </w:rPr>
-              <w:t xml:space="preserve">차단 </w:t>
-            </w:r>
-            <w:r>
-              <w:rPr>
-                <w:rFonts w:ascii="Malgun Gothic" w:hAnsi="Malgun Gothic" w:eastAsia="Malgun Gothic" w:cs="Malgun Gothic"/>
-                <w:b/>
-                <w:sz w:val="18"/>
-              </w:rPr>
-              <w:t>후</w:t>
-            </w:r>
-            <w:r>
-              <w:rPr>
-                <w:rFonts w:ascii="Malgun Gothic" w:hAnsi="Malgun Gothic" w:eastAsia="Malgun Gothic" w:cs="Malgun Gothic"/>
-                <w:b w:val="0"/>
-                <w:sz w:val="18"/>
-              </w:rPr>
-              <w:t xml:space="preserve"> 확인</w:t>
-            </w:r>
-          </w:p>
-        </w:tc>
-      </w:tr>
-      <w:tr>
-        <w:tc>
-          <w:tcPr>
-            <w:tcW w:type="dxa" w:w="3289"/>
-            <w:shd w:val="clear" w:color="auto" w:fill="F4F7FA"/>
-          </w:tcPr>
-          <w:p>
-            <w:pPr>
-              <w:spacing w:before="40" w:after="40"/>
-            </w:pPr>
-            <w:r>
-              <w:rPr>
-                <w:rFonts w:ascii="Malgun Gothic" w:hAnsi="Malgun Gothic" w:eastAsia="Malgun Gothic" w:cs="Malgun Gothic"/>
-                <w:b w:val="0"/>
-                <w:sz w:val="18"/>
-              </w:rPr>
-              <w:t>Medium</w:t>
-            </w:r>
-          </w:p>
-        </w:tc>
-        <w:tc>
-          <w:tcPr>
-            <w:tcW w:type="dxa" w:w="3289"/>
-            <w:shd w:val="clear" w:color="auto" w:fill="F4F7FA"/>
-          </w:tcPr>
-          <w:p>
-            <w:pPr>
-              <w:spacing w:before="40" w:after="40"/>
-            </w:pPr>
-            <w:r>
-              <w:rPr>
-                <w:rFonts w:ascii="Consolas" w:hAnsi="Consolas" w:eastAsia="Consolas" w:cs="Consolas"/>
-                <w:b w:val="0"/>
-                <w:color w:val="8A2E4E"/>
-                <w:sz w:val="17"/>
-              </w:rPr>
-              <w:t>AGENT_WAIT</w:t>
-            </w:r>
-            <w:r>
-              <w:rPr>
-                <w:rFonts w:ascii="Malgun Gothic" w:hAnsi="Malgun Gothic" w:eastAsia="Malgun Gothic" w:cs="Malgun Gothic"/>
-                <w:b w:val="0"/>
-                <w:sz w:val="18"/>
-              </w:rPr>
-              <w:t xml:space="preserve"> — 승인 대기 · </w:t>
-            </w:r>
-            <w:r>
-              <w:rPr>
-                <w:rFonts w:ascii="Malgun Gothic" w:hAnsi="Malgun Gothic" w:eastAsia="Malgun Gothic" w:cs="Malgun Gothic"/>
-                <w:b/>
-                <w:sz w:val="18"/>
-              </w:rPr>
-              <w:t>1분 미응답 시 자동 격리</w:t>
-            </w:r>
-            <w:r>
-              <w:rPr>
-                <w:rFonts w:ascii="Malgun Gothic" w:hAnsi="Malgun Gothic" w:eastAsia="Malgun Gothic" w:cs="Malgun Gothic"/>
-                <w:b w:val="0"/>
-                <w:sz w:val="18"/>
-              </w:rPr>
-              <w:t xml:space="preserve"> (</w:t>
-            </w:r>
-            <w:r>
-              <w:rPr>
-                <w:rFonts w:ascii="Consolas" w:hAnsi="Consolas" w:eastAsia="Consolas" w:cs="Consolas"/>
-                <w:b w:val="0"/>
-                <w:color w:val="8A2E4E"/>
-                <w:sz w:val="17"/>
-              </w:rPr>
-              <w:t>TIMEOUT_ISOLATION_1M</w:t>
-            </w:r>
-            <w:r>
-              <w:rPr>
-                <w:rFonts w:ascii="Malgun Gothic" w:hAnsi="Malgun Gothic" w:eastAsia="Malgun Gothic" w:cs="Malgun Gothic"/>
-                <w:b w:val="0"/>
-                <w:sz w:val="18"/>
-              </w:rPr>
-              <w:t>)</w:t>
-            </w:r>
-          </w:p>
-        </w:tc>
-        <w:tc>
-          <w:tcPr>
-            <w:tcW w:type="dxa" w:w="3289"/>
-            <w:shd w:val="clear" w:color="auto" w:fill="F4F7FA"/>
-          </w:tcPr>
-          <w:p>
-            <w:pPr>
-              <w:spacing w:before="40" w:after="40"/>
-            </w:pPr>
-            <w:r>
-              <w:rPr>
-                <w:rFonts w:ascii="Malgun Gothic" w:hAnsi="Malgun Gothic" w:eastAsia="Malgun Gothic" w:cs="Malgun Gothic"/>
-                <w:b w:val="0"/>
-                <w:sz w:val="18"/>
-              </w:rPr>
-              <w:t>승인</w:t>
-            </w:r>
-          </w:p>
-        </w:tc>
-      </w:tr>
-      <w:tr>
-        <w:tc>
-          <w:tcPr>
-            <w:tcW w:type="dxa" w:w="3289"/>
-          </w:tcPr>
-          <w:p>
-            <w:pPr>
-              <w:spacing w:before="40" w:after="40"/>
-            </w:pPr>
-            <w:r>
-              <w:rPr>
-                <w:rFonts w:ascii="Malgun Gothic" w:hAnsi="Malgun Gothic" w:eastAsia="Malgun Gothic" w:cs="Malgun Gothic"/>
-                <w:b w:val="0"/>
-                <w:sz w:val="18"/>
-              </w:rPr>
-              <w:t>Low</w:t>
-            </w:r>
-          </w:p>
-        </w:tc>
-        <w:tc>
-          <w:tcPr>
-            <w:tcW w:type="dxa" w:w="3289"/>
-          </w:tcPr>
-          <w:p>
-            <w:pPr>
-              <w:spacing w:before="40" w:after="40"/>
-            </w:pPr>
-            <w:r>
-              <w:rPr>
-                <w:rFonts w:ascii="Consolas" w:hAnsi="Consolas" w:eastAsia="Consolas" w:cs="Consolas"/>
-                <w:b w:val="0"/>
-                <w:color w:val="8A2E4E"/>
-                <w:sz w:val="17"/>
-              </w:rPr>
-              <w:t>AGENT_WAIT</w:t>
-            </w:r>
-            <w:r>
-              <w:rPr>
-                <w:rFonts w:ascii="Malgun Gothic" w:hAnsi="Malgun Gothic" w:eastAsia="Malgun Gothic" w:cs="Malgun Gothic"/>
-                <w:b w:val="0"/>
-                <w:sz w:val="18"/>
-              </w:rPr>
-              <w:t xml:space="preserve"> — 승인 대기 (</w:t>
-            </w:r>
-            <w:r>
-              <w:rPr>
-                <w:rFonts w:ascii="Malgun Gothic" w:hAnsi="Malgun Gothic" w:eastAsia="Malgun Gothic" w:cs="Malgun Gothic"/>
-                <w:b/>
-                <w:sz w:val="18"/>
-              </w:rPr>
-              <w:t>자동 격리 없음</w:t>
-            </w:r>
-            <w:r>
-              <w:rPr>
-                <w:rFonts w:ascii="Malgun Gothic" w:hAnsi="Malgun Gothic" w:eastAsia="Malgun Gothic" w:cs="Malgun Gothic"/>
-                <w:b w:val="0"/>
-                <w:sz w:val="18"/>
-              </w:rPr>
-              <w:t>)</w:t>
-            </w:r>
-          </w:p>
-        </w:tc>
-        <w:tc>
-          <w:tcPr>
-            <w:tcW w:type="dxa" w:w="3289"/>
-          </w:tcPr>
-          <w:p>
-            <w:pPr>
-              <w:spacing w:before="40" w:after="40"/>
-            </w:pPr>
-            <w:r>
-              <w:rPr>
-                <w:rFonts w:ascii="Malgun Gothic" w:hAnsi="Malgun Gothic" w:eastAsia="Malgun Gothic" w:cs="Malgun Gothic"/>
-                <w:b w:val="0"/>
-                <w:sz w:val="18"/>
-              </w:rPr>
-              <w:t>승인</w:t>
-            </w:r>
-          </w:p>
-        </w:tc>
-      </w:tr>
-    </w:tbl>
-    <w:p>
-      <w:pPr>
-        <w:spacing w:after="40"/>
-      </w:pPr>
-    </w:p>
-    <w:p>
-      <w:pPr>
-        <w:spacing w:before="80" w:after="120"/>
-        <w:ind w:left="283"/>
-        <w:pBdr>
-          <w:left w:val="single" w:sz="18" w:space="4" w:color="8FA8C4"/>
-        </w:pBdr>
-        <w:shd w:val="clear" w:color="auto" w:fill="F4F7FA"/>
-      </w:pPr>
-      <w:r>
-        <w:rPr>
-          <w:rFonts w:ascii="Malgun Gothic" w:hAnsi="Malgun Gothic" w:eastAsia="Malgun Gothic" w:cs="Malgun Gothic"/>
-          <w:b/>
-          <w:color w:val="43566B"/>
-          <w:sz w:val="19"/>
-        </w:rPr>
-        <w:t>화면 표기</w:t>
-      </w:r>
-      <w:r>
-        <w:rPr>
-          <w:rFonts w:ascii="Malgun Gothic" w:hAnsi="Malgun Gothic" w:eastAsia="Malgun Gothic" w:cs="Malgun Gothic"/>
-          <w:b w:val="0"/>
-          <w:color w:val="43566B"/>
-          <w:sz w:val="19"/>
-        </w:rPr>
-        <w:t xml:space="preserve">: Medium 대기 화면에는 </w:t>
-      </w:r>
-      <w:r>
-        <w:rPr>
-          <w:rFonts w:ascii="Malgun Gothic" w:hAnsi="Malgun Gothic" w:eastAsia="Malgun Gothic" w:cs="Malgun Gothic"/>
-          <w:b/>
-          <w:color w:val="43566B"/>
-          <w:sz w:val="19"/>
-        </w:rPr>
-        <w:t>초 단위 카운트다운을 두지 않는다.</w:t>
-      </w:r>
-      <w:r>
-        <w:rPr>
-          <w:rFonts w:ascii="Malgun Gothic" w:hAnsi="Malgun Gothic" w:eastAsia="Malgun Gothic" w:cs="Malgun Gothic"/>
-          <w:b w:val="0"/>
-          <w:color w:val="43566B"/>
-          <w:sz w:val="19"/>
-        </w:rPr>
-        <w:t xml:space="preserve"> </w:t>
-      </w:r>
-      <w:r>
-        <w:rPr>
-          <w:rFonts w:ascii="Consolas" w:hAnsi="Consolas" w:eastAsia="Consolas" w:cs="Consolas"/>
-          <w:b w:val="0"/>
-          <w:color w:val="8A2E4E"/>
-          <w:sz w:val="18"/>
-        </w:rPr>
-        <w:t>제안 생성 시간</w:t>
-      </w:r>
-      <w:r>
-        <w:rPr>
-          <w:rFonts w:ascii="Malgun Gothic" w:hAnsi="Malgun Gothic" w:eastAsia="Malgun Gothic" w:cs="Malgun Gothic"/>
-          <w:b w:val="0"/>
-          <w:color w:val="43566B"/>
-          <w:sz w:val="19"/>
-        </w:rPr>
-        <w:t xml:space="preserve"> · </w:t>
-      </w:r>
-      <w:r>
-        <w:rPr>
-          <w:rFonts w:ascii="Consolas" w:hAnsi="Consolas" w:eastAsia="Consolas" w:cs="Consolas"/>
-          <w:b w:val="0"/>
-          <w:color w:val="8A2E4E"/>
-          <w:sz w:val="18"/>
-        </w:rPr>
-        <w:t>실행 예정 시간</w:t>
-      </w:r>
-      <w:r>
-        <w:rPr>
-          <w:rFonts w:ascii="Malgun Gothic" w:hAnsi="Malgun Gothic" w:eastAsia="Malgun Gothic" w:cs="Malgun Gothic"/>
-          <w:b w:val="0"/>
-          <w:color w:val="43566B"/>
-          <w:sz w:val="19"/>
-        </w:rPr>
-        <w:t xml:space="preserve"> </w:t>
-      </w:r>
-      <w:r>
-        <w:rPr>
-          <w:rFonts w:ascii="Malgun Gothic" w:hAnsi="Malgun Gothic" w:eastAsia="Malgun Gothic" w:cs="Malgun Gothic"/>
-          <w:b/>
-          <w:color w:val="43566B"/>
-          <w:sz w:val="19"/>
-        </w:rPr>
-        <w:t>절대 시각 2종</w:t>
-      </w:r>
-      <w:r>
-        <w:rPr>
-          <w:rFonts w:ascii="Malgun Gothic" w:hAnsi="Malgun Gothic" w:eastAsia="Malgun Gothic" w:cs="Malgun Gothic"/>
-          <w:b w:val="0"/>
-          <w:color w:val="43566B"/>
-          <w:sz w:val="19"/>
-        </w:rPr>
-        <w:t>만 보여준다(2026-08-27 확정).</w:t>
-      </w:r>
-    </w:p>
-    <w:p>
-      <w:pPr>
-        <w:keepNext/>
-        <w:spacing w:before="200" w:after="80"/>
-      </w:pPr>
-      <w:r>
-        <w:rPr>
-          <w:rFonts w:ascii="Malgun Gothic" w:hAnsi="Malgun Gothic" w:eastAsia="Malgun Gothic" w:cs="Malgun Gothic"/>
-          <w:b/>
-          <w:color w:val="1B3A5C"/>
-          <w:sz w:val="22"/>
-        </w:rPr>
-        <w:t>축 ② 4단계 가드레일 — AI가 통과해야 하는 문</w:t>
-      </w:r>
-    </w:p>
-    <w:p>
-      <w:r>
-        <w:rPr>
-          <w:rFonts w:ascii="Malgun Gothic" w:hAnsi="Malgun Gothic" w:eastAsia="Malgun Gothic" w:cs="Malgun Gothic"/>
-          <w:b/>
-          <w:sz w:val="20"/>
-        </w:rPr>
-        <w:t>순서가 고정돼 있다.</w:t>
-      </w:r>
-      <w:r>
-        <w:rPr>
-          <w:rFonts w:ascii="Malgun Gothic" w:hAnsi="Malgun Gothic" w:eastAsia="Malgun Gothic" w:cs="Malgun Gothic"/>
-          <w:b w:val="0"/>
-          <w:sz w:val="20"/>
-        </w:rPr>
-        <w:t xml:space="preserve"> 앞 단계를 건너뛰는 경로는 없다.</w:t>
       </w:r>
     </w:p>
     <w:tbl>
@@ -7057,7 +6837,7 @@
         </w:trPr>
         <w:tc>
           <w:tcPr>
-            <w:tcW w:type="dxa" w:w="1037"/>
+            <w:tcW w:type="dxa" w:w="903"/>
             <w:shd w:val="clear" w:color="auto" w:fill="1B3A5C"/>
           </w:tcPr>
           <w:p>
@@ -7071,13 +6851,13 @@
                 <w:color w:val="FFFFFF"/>
                 <w:sz w:val="18"/>
               </w:rPr>
-              <w:t>#</w:t>
-            </w:r>
-          </w:p>
-        </w:tc>
-        <w:tc>
-          <w:tcPr>
-            <w:tcW w:type="dxa" w:w="2073"/>
+              <w:t>위험도</w:t>
+            </w:r>
+          </w:p>
+        </w:tc>
+        <w:tc>
+          <w:tcPr>
+            <w:tcW w:type="dxa" w:w="3107"/>
             <w:shd w:val="clear" w:color="auto" w:fill="1B3A5C"/>
           </w:tcPr>
           <w:p>
@@ -7091,13 +6871,13 @@
                 <w:color w:val="FFFFFF"/>
                 <w:sz w:val="18"/>
               </w:rPr>
-              <w:t>단계</w:t>
-            </w:r>
-          </w:p>
-        </w:tc>
-        <w:tc>
-          <w:tcPr>
-            <w:tcW w:type="dxa" w:w="3278"/>
+              <w:t>처분</w:t>
+            </w:r>
+          </w:p>
+        </w:tc>
+        <w:tc>
+          <w:tcPr>
+            <w:tcW w:type="dxa" w:w="1277"/>
             <w:shd w:val="clear" w:color="auto" w:fill="1B3A5C"/>
           </w:tcPr>
           <w:p>
@@ -7111,13 +6891,13 @@
                 <w:color w:val="FFFFFF"/>
                 <w:sz w:val="18"/>
               </w:rPr>
-              <w:t>무엇을 검사하나</w:t>
-            </w:r>
-          </w:p>
-        </w:tc>
-        <w:tc>
-          <w:tcPr>
-            <w:tcW w:type="dxa" w:w="3477"/>
+              <w:t>사람의 개입</w:t>
+            </w:r>
+          </w:p>
+        </w:tc>
+        <w:tc>
+          <w:tcPr>
+            <w:tcW w:type="dxa" w:w="4576"/>
             <w:shd w:val="clear" w:color="auto" w:fill="1B3A5C"/>
           </w:tcPr>
           <w:p>
@@ -7131,7 +6911,7 @@
                 <w:color w:val="FFFFFF"/>
                 <w:sz w:val="18"/>
               </w:rPr>
-              <w:t>여기서 막히는 것</w:t>
+              <w:t>현재(2026-09-17)</w:t>
             </w:r>
           </w:p>
         </w:tc>
@@ -7139,73 +6919,131 @@
       <w:tr>
         <w:tc>
           <w:tcPr>
-            <w:tcW w:type="dxa" w:w="1037"/>
-          </w:tcPr>
-          <w:p>
-            <w:pPr>
-              <w:spacing w:before="40" w:after="40"/>
-            </w:pPr>
-            <w:r>
-              <w:rPr>
-                <w:rFonts w:ascii="Malgun Gothic" w:hAnsi="Malgun Gothic" w:eastAsia="Malgun Gothic" w:cs="Malgun Gothic"/>
-                <w:b w:val="0"/>
-                <w:sz w:val="18"/>
-              </w:rPr>
-              <w:t>①</w:t>
-            </w:r>
-          </w:p>
-        </w:tc>
-        <w:tc>
-          <w:tcPr>
-            <w:tcW w:type="dxa" w:w="2073"/>
-          </w:tcPr>
-          <w:p>
-            <w:pPr>
-              <w:spacing w:before="40" w:after="40"/>
-            </w:pPr>
-            <w:r>
-              <w:rPr>
-                <w:rFonts w:ascii="Malgun Gothic" w:hAnsi="Malgun Gothic" w:eastAsia="Malgun Gothic" w:cs="Malgun Gothic"/>
-                <w:b w:val="0"/>
-                <w:sz w:val="18"/>
-              </w:rPr>
-              <w:t>Schema Check</w:t>
-            </w:r>
-          </w:p>
-        </w:tc>
-        <w:tc>
-          <w:tcPr>
-            <w:tcW w:type="dxa" w:w="3278"/>
-          </w:tcPr>
-          <w:p>
-            <w:pPr>
-              <w:spacing w:before="40" w:after="40"/>
-            </w:pPr>
-            <w:r>
-              <w:rPr>
-                <w:rFonts w:ascii="Malgun Gothic" w:hAnsi="Malgun Gothic" w:eastAsia="Malgun Gothic" w:cs="Malgun Gothic"/>
-                <w:b w:val="0"/>
-                <w:sz w:val="18"/>
-              </w:rPr>
-              <w:t>AI 출력이 Pydantic v2 계약을 만족하는가</w:t>
-            </w:r>
-          </w:p>
-        </w:tc>
-        <w:tc>
-          <w:tcPr>
-            <w:tcW w:type="dxa" w:w="3477"/>
-          </w:tcPr>
-          <w:p>
-            <w:pPr>
-              <w:spacing w:before="40" w:after="40"/>
-            </w:pPr>
-            <w:r>
-              <w:rPr>
-                <w:rFonts w:ascii="Malgun Gothic" w:hAnsi="Malgun Gothic" w:eastAsia="Malgun Gothic" w:cs="Malgun Gothic"/>
-                <w:b w:val="0"/>
-                <w:sz w:val="18"/>
-              </w:rPr>
-              <w:t>형식이 깨진 출력</w:t>
+            <w:tcW w:type="dxa" w:w="903"/>
+          </w:tcPr>
+          <w:p>
+            <w:pPr>
+              <w:spacing w:before="40" w:after="40"/>
+            </w:pPr>
+            <w:r>
+              <w:rPr>
+                <w:rFonts w:ascii="Malgun Gothic" w:hAnsi="Malgun Gothic" w:eastAsia="Malgun Gothic" w:cs="Malgun Gothic"/>
+                <w:b w:val="0"/>
+                <w:sz w:val="18"/>
+              </w:rPr>
+              <w:t>High</w:t>
+            </w:r>
+          </w:p>
+        </w:tc>
+        <w:tc>
+          <w:tcPr>
+            <w:tcW w:type="dxa" w:w="3107"/>
+          </w:tcPr>
+          <w:p>
+            <w:pPr>
+              <w:spacing w:before="40" w:after="40"/>
+            </w:pPr>
+            <w:r>
+              <w:rPr>
+                <w:rFonts w:ascii="Consolas" w:hAnsi="Consolas" w:eastAsia="Consolas" w:cs="Consolas"/>
+                <w:b w:val="0"/>
+                <w:color w:val="8A2E4E"/>
+                <w:sz w:val="17"/>
+              </w:rPr>
+              <w:t>PRE_MITIGATION_0_5S</w:t>
+            </w:r>
+            <w:r>
+              <w:rPr>
+                <w:rFonts w:ascii="Malgun Gothic" w:hAnsi="Malgun Gothic" w:eastAsia="Malgun Gothic" w:cs="Malgun Gothic"/>
+                <w:b w:val="0"/>
+                <w:sz w:val="18"/>
+              </w:rPr>
+              <w:t xml:space="preserve"> — 0.5초 선차단</w:t>
+            </w:r>
+          </w:p>
+        </w:tc>
+        <w:tc>
+          <w:tcPr>
+            <w:tcW w:type="dxa" w:w="1277"/>
+          </w:tcPr>
+          <w:p>
+            <w:pPr>
+              <w:spacing w:before="40" w:after="40"/>
+            </w:pPr>
+            <w:r>
+              <w:rPr>
+                <w:rFonts w:ascii="Malgun Gothic" w:hAnsi="Malgun Gothic" w:eastAsia="Malgun Gothic" w:cs="Malgun Gothic"/>
+                <w:b w:val="0"/>
+                <w:sz w:val="18"/>
+              </w:rPr>
+              <w:t xml:space="preserve">차단 </w:t>
+            </w:r>
+            <w:r>
+              <w:rPr>
+                <w:rFonts w:ascii="Malgun Gothic" w:hAnsi="Malgun Gothic" w:eastAsia="Malgun Gothic" w:cs="Malgun Gothic"/>
+                <w:b/>
+                <w:sz w:val="18"/>
+              </w:rPr>
+              <w:t>후</w:t>
+            </w:r>
+            <w:r>
+              <w:rPr>
+                <w:rFonts w:ascii="Malgun Gothic" w:hAnsi="Malgun Gothic" w:eastAsia="Malgun Gothic" w:cs="Malgun Gothic"/>
+                <w:b w:val="0"/>
+                <w:sz w:val="18"/>
+              </w:rPr>
+              <w:t xml:space="preserve"> 확인</w:t>
+            </w:r>
+          </w:p>
+        </w:tc>
+        <w:tc>
+          <w:tcPr>
+            <w:tcW w:type="dxa" w:w="4576"/>
+          </w:tcPr>
+          <w:p>
+            <w:pPr>
+              <w:spacing w:before="40" w:after="40"/>
+            </w:pPr>
+            <w:r>
+              <w:rPr>
+                <w:rFonts w:ascii="Malgun Gothic" w:hAnsi="Malgun Gothic" w:eastAsia="Malgun Gothic" w:cs="Malgun Gothic"/>
+                <w:b w:val="0"/>
+                <w:sz w:val="18"/>
+              </w:rPr>
+              <w:t xml:space="preserve">🔶 </w:t>
+            </w:r>
+            <w:r>
+              <w:rPr>
+                <w:rFonts w:ascii="Malgun Gothic" w:hAnsi="Malgun Gothic" w:eastAsia="Malgun Gothic" w:cs="Malgun Gothic"/>
+                <w:b/>
+                <w:sz w:val="18"/>
+              </w:rPr>
+              <w:t>설계 확정 · 발동은 아직이다</w:t>
+            </w:r>
+            <w:r>
+              <w:rPr>
+                <w:rFonts w:ascii="Malgun Gothic" w:hAnsi="Malgun Gothic" w:eastAsia="Malgun Gothic" w:cs="Malgun Gothic"/>
+                <w:b w:val="0"/>
+                <w:sz w:val="18"/>
+              </w:rPr>
+              <w:t xml:space="preserve"> — 이 경로로 실행되는 런북은 </w:t>
+            </w:r>
+            <w:r>
+              <w:rPr>
+                <w:rFonts w:ascii="Consolas" w:hAnsi="Consolas" w:eastAsia="Consolas" w:cs="Consolas"/>
+                <w:b w:val="0"/>
+                <w:color w:val="8A2E4E"/>
+                <w:sz w:val="17"/>
+              </w:rPr>
+              <w:t>RUNBOOK_EC2_ISOLATE</w:t>
+            </w:r>
+            <w:r>
+              <w:rPr>
+                <w:rFonts w:ascii="Malgun Gothic" w:hAnsi="Malgun Gothic" w:eastAsia="Malgun Gothic" w:cs="Malgun Gothic"/>
+                <w:b w:val="0"/>
+                <w:sz w:val="18"/>
+              </w:rPr>
+              <w:t xml:space="preserve"> 하나이고 P2라 실 AWS 첫 검증이 10주차(10/12–10/15)다</w:t>
             </w:r>
           </w:p>
         </w:tc>
@@ -7213,7 +7051,7 @@
       <w:tr>
         <w:tc>
           <w:tcPr>
-            <w:tcW w:type="dxa" w:w="1037"/>
+            <w:tcW w:type="dxa" w:w="903"/>
             <w:shd w:val="clear" w:color="auto" w:fill="F4F7FA"/>
           </w:tcPr>
           <w:p>
@@ -7226,32 +7064,13 @@
                 <w:b w:val="0"/>
                 <w:sz w:val="18"/>
               </w:rPr>
-              <w:t>②</w:t>
-            </w:r>
-          </w:p>
-        </w:tc>
-        <w:tc>
-          <w:tcPr>
-            <w:tcW w:type="dxa" w:w="2073"/>
-            <w:shd w:val="clear" w:color="auto" w:fill="F4F7FA"/>
-          </w:tcPr>
-          <w:p>
-            <w:pPr>
-              <w:spacing w:before="40" w:after="40"/>
-            </w:pPr>
-            <w:r>
-              <w:rPr>
-                <w:rFonts w:ascii="Malgun Gothic" w:hAnsi="Malgun Gothic" w:eastAsia="Malgun Gothic" w:cs="Malgun Gothic"/>
-                <w:b w:val="0"/>
-                <w:sz w:val="18"/>
-              </w:rPr>
-              <w:t>Action Whitelist</w:t>
-            </w:r>
-          </w:p>
-        </w:tc>
-        <w:tc>
-          <w:tcPr>
-            <w:tcW w:type="dxa" w:w="3278"/>
+              <w:t>Medium</w:t>
+            </w:r>
+          </w:p>
+        </w:tc>
+        <w:tc>
+          <w:tcPr>
+            <w:tcW w:type="dxa" w:w="3107"/>
             <w:shd w:val="clear" w:color="auto" w:fill="F4F7FA"/>
           </w:tcPr>
           <w:p>
@@ -7265,21 +7084,38 @@
                 <w:color w:val="8A2E4E"/>
                 <w:sz w:val="17"/>
               </w:rPr>
-              <w:t>Runbook ID</w:t>
-            </w:r>
-            <w:r>
-              <w:rPr>
-                <w:rFonts w:ascii="Malgun Gothic" w:hAnsi="Malgun Gothic" w:eastAsia="Malgun Gothic" w:cs="Malgun Gothic"/>
-                <w:b w:val="0"/>
-                <w:sz w:val="18"/>
-              </w:rPr>
-              <w:t>가 등재된 10종 안에 있는가</w:t>
-            </w:r>
-          </w:p>
-        </w:tc>
-        <w:tc>
-          <w:tcPr>
-            <w:tcW w:type="dxa" w:w="3477"/>
+              <w:t>AGENT_WAIT</w:t>
+            </w:r>
+            <w:r>
+              <w:rPr>
+                <w:rFonts w:ascii="Malgun Gothic" w:hAnsi="Malgun Gothic" w:eastAsia="Malgun Gothic" w:cs="Malgun Gothic"/>
+                <w:b w:val="0"/>
+                <w:sz w:val="18"/>
+              </w:rPr>
+              <w:t xml:space="preserve"> — 승인 대기 · 1분 미응답 시 자동 격리 (</w:t>
+            </w:r>
+            <w:r>
+              <w:rPr>
+                <w:rFonts w:ascii="Consolas" w:hAnsi="Consolas" w:eastAsia="Consolas" w:cs="Consolas"/>
+                <w:b w:val="0"/>
+                <w:color w:val="8A2E4E"/>
+                <w:sz w:val="17"/>
+              </w:rPr>
+              <w:t>TIMEOUT_ISOLATION_1M</w:t>
+            </w:r>
+            <w:r>
+              <w:rPr>
+                <w:rFonts w:ascii="Malgun Gothic" w:hAnsi="Malgun Gothic" w:eastAsia="Malgun Gothic" w:cs="Malgun Gothic"/>
+                <w:b w:val="0"/>
+                <w:sz w:val="18"/>
+              </w:rPr>
+              <w:t>)</w:t>
+            </w:r>
+          </w:p>
+        </w:tc>
+        <w:tc>
+          <w:tcPr>
+            <w:tcW w:type="dxa" w:w="1277"/>
             <w:shd w:val="clear" w:color="auto" w:fill="F4F7FA"/>
           </w:tcPr>
           <w:p>
@@ -7289,18 +7125,62 @@
             <w:r>
               <w:rPr>
                 <w:rFonts w:ascii="Malgun Gothic" w:hAnsi="Malgun Gothic" w:eastAsia="Malgun Gothic" w:cs="Malgun Gothic"/>
+                <w:b w:val="0"/>
+                <w:sz w:val="18"/>
+              </w:rPr>
+              <w:t>승인</w:t>
+            </w:r>
+          </w:p>
+        </w:tc>
+        <w:tc>
+          <w:tcPr>
+            <w:tcW w:type="dxa" w:w="4576"/>
+            <w:shd w:val="clear" w:color="auto" w:fill="F4F7FA"/>
+          </w:tcPr>
+          <w:p>
+            <w:pPr>
+              <w:spacing w:before="40" w:after="40"/>
+            </w:pPr>
+            <w:r>
+              <w:rPr>
+                <w:rFonts w:ascii="Malgun Gothic" w:hAnsi="Malgun Gothic" w:eastAsia="Malgun Gothic" w:cs="Malgun Gothic"/>
+                <w:b w:val="0"/>
+                <w:sz w:val="18"/>
+              </w:rPr>
+              <w:t xml:space="preserve">🔶 </w:t>
+            </w:r>
+            <w:r>
+              <w:rPr>
+                <w:rFonts w:ascii="Malgun Gothic" w:hAnsi="Malgun Gothic" w:eastAsia="Malgun Gothic" w:cs="Malgun Gothic"/>
                 <w:b/>
                 <w:sz w:val="18"/>
               </w:rPr>
-              <w:t>표에 없는 조치</w:t>
-            </w:r>
-            <w:r>
-              <w:rPr>
-                <w:rFonts w:ascii="Malgun Gothic" w:hAnsi="Malgun Gothic" w:eastAsia="Malgun Gothic" w:cs="Malgun Gothic"/>
-                <w:b w:val="0"/>
-                <w:sz w:val="18"/>
-              </w:rPr>
-              <w:t xml:space="preserve"> — AI가 새 작업을 지어내는 경로</w:t>
+              <w:t>설계 확정 · 발동 잡 없음</w:t>
+            </w:r>
+            <w:r>
+              <w:rPr>
+                <w:rFonts w:ascii="Malgun Gothic" w:hAnsi="Malgun Gothic" w:eastAsia="Malgun Gothic" w:cs="Malgun Gothic"/>
+                <w:b w:val="0"/>
+                <w:sz w:val="18"/>
+              </w:rPr>
+              <w:t xml:space="preserve"> — dev에는 기한 시각을 기록하는 코드(</w:t>
+            </w:r>
+            <w:r>
+              <w:rPr>
+                <w:rFonts w:ascii="Consolas" w:hAnsi="Consolas" w:eastAsia="Consolas" w:cs="Consolas"/>
+                <w:b w:val="0"/>
+                <w:color w:val="8A2E4E"/>
+                <w:sz w:val="17"/>
+              </w:rPr>
+              <w:t>response_deadline_at</w:t>
+            </w:r>
+            <w:r>
+              <w:rPr>
+                <w:rFonts w:ascii="Malgun Gothic" w:hAnsi="Malgun Gothic" w:eastAsia="Malgun Gothic" w:cs="Malgun Gothic"/>
+                <w:b w:val="0"/>
+                <w:sz w:val="18"/>
+              </w:rPr>
+              <w:t>)만 있고, 기한이 지났을 때 격리를 발동하는 잡이 없다(SSOT §미해결 6번)</w:t>
             </w:r>
           </w:p>
         </w:tc>
@@ -7308,73 +7188,46 @@
       <w:tr>
         <w:tc>
           <w:tcPr>
-            <w:tcW w:type="dxa" w:w="1037"/>
-          </w:tcPr>
-          <w:p>
-            <w:pPr>
-              <w:spacing w:before="40" w:after="40"/>
-            </w:pPr>
-            <w:r>
-              <w:rPr>
-                <w:rFonts w:ascii="Malgun Gothic" w:hAnsi="Malgun Gothic" w:eastAsia="Malgun Gothic" w:cs="Malgun Gothic"/>
-                <w:b w:val="0"/>
-                <w:sz w:val="18"/>
-              </w:rPr>
-              <w:t>③</w:t>
-            </w:r>
-          </w:p>
-        </w:tc>
-        <w:tc>
-          <w:tcPr>
-            <w:tcW w:type="dxa" w:w="2073"/>
-          </w:tcPr>
-          <w:p>
-            <w:pPr>
-              <w:spacing w:before="40" w:after="40"/>
-            </w:pPr>
-            <w:r>
-              <w:rPr>
-                <w:rFonts w:ascii="Malgun Gothic" w:hAnsi="Malgun Gothic" w:eastAsia="Malgun Gothic" w:cs="Malgun Gothic"/>
-                <w:b w:val="0"/>
-                <w:sz w:val="18"/>
-              </w:rPr>
-              <w:t>ARN Match</w:t>
-            </w:r>
-          </w:p>
-        </w:tc>
-        <w:tc>
-          <w:tcPr>
-            <w:tcW w:type="dxa" w:w="3278"/>
-          </w:tcPr>
-          <w:p>
-            <w:pPr>
-              <w:spacing w:before="40" w:after="40"/>
-            </w:pPr>
-            <w:r>
-              <w:rPr>
-                <w:rFonts w:ascii="Malgun Gothic" w:hAnsi="Malgun Gothic" w:eastAsia="Malgun Gothic" w:cs="Malgun Gothic"/>
-                <w:b w:val="0"/>
-                <w:sz w:val="18"/>
-              </w:rPr>
-              <w:t>조치 대상 ARN이 수집된 자산과 일치하는가</w:t>
-            </w:r>
-          </w:p>
-        </w:tc>
-        <w:tc>
-          <w:tcPr>
-            <w:tcW w:type="dxa" w:w="3477"/>
-          </w:tcPr>
-          <w:p>
-            <w:pPr>
-              <w:spacing w:before="40" w:after="40"/>
-            </w:pPr>
-            <w:r>
-              <w:rPr>
-                <w:rFonts w:ascii="Malgun Gothic" w:hAnsi="Malgun Gothic" w:eastAsia="Malgun Gothic" w:cs="Malgun Gothic"/>
-                <w:b w:val="0"/>
-                <w:sz w:val="18"/>
-              </w:rPr>
-              <w:t xml:space="preserve">존재하지 않거나 </w:t>
+            <w:tcW w:type="dxa" w:w="903"/>
+          </w:tcPr>
+          <w:p>
+            <w:pPr>
+              <w:spacing w:before="40" w:after="40"/>
+            </w:pPr>
+            <w:r>
+              <w:rPr>
+                <w:rFonts w:ascii="Malgun Gothic" w:hAnsi="Malgun Gothic" w:eastAsia="Malgun Gothic" w:cs="Malgun Gothic"/>
+                <w:b w:val="0"/>
+                <w:sz w:val="18"/>
+              </w:rPr>
+              <w:t>Low</w:t>
+            </w:r>
+          </w:p>
+        </w:tc>
+        <w:tc>
+          <w:tcPr>
+            <w:tcW w:type="dxa" w:w="3107"/>
+          </w:tcPr>
+          <w:p>
+            <w:pPr>
+              <w:spacing w:before="40" w:after="40"/>
+            </w:pPr>
+            <w:r>
+              <w:rPr>
+                <w:rFonts w:ascii="Consolas" w:hAnsi="Consolas" w:eastAsia="Consolas" w:cs="Consolas"/>
+                <w:b w:val="0"/>
+                <w:color w:val="8A2E4E"/>
+                <w:sz w:val="17"/>
+              </w:rPr>
+              <w:t>AGENT_WAIT</w:t>
+            </w:r>
+            <w:r>
+              <w:rPr>
+                <w:rFonts w:ascii="Malgun Gothic" w:hAnsi="Malgun Gothic" w:eastAsia="Malgun Gothic" w:cs="Malgun Gothic"/>
+                <w:b w:val="0"/>
+                <w:sz w:val="18"/>
+              </w:rPr>
+              <w:t xml:space="preserve"> — 승인 대기 (</w:t>
             </w:r>
             <w:r>
               <w:rPr>
@@ -7382,85 +7235,51 @@
                 <w:b/>
                 <w:sz w:val="18"/>
               </w:rPr>
-              <w:t>엉뚱한 대상</w:t>
-            </w:r>
-          </w:p>
-        </w:tc>
-      </w:tr>
-      <w:tr>
-        <w:tc>
-          <w:tcPr>
-            <w:tcW w:type="dxa" w:w="1037"/>
-            <w:shd w:val="clear" w:color="auto" w:fill="F4F7FA"/>
-          </w:tcPr>
-          <w:p>
-            <w:pPr>
-              <w:spacing w:before="40" w:after="40"/>
-            </w:pPr>
-            <w:r>
-              <w:rPr>
-                <w:rFonts w:ascii="Malgun Gothic" w:hAnsi="Malgun Gothic" w:eastAsia="Malgun Gothic" w:cs="Malgun Gothic"/>
-                <w:b w:val="0"/>
-                <w:sz w:val="18"/>
-              </w:rPr>
-              <w:t>④</w:t>
-            </w:r>
-          </w:p>
-        </w:tc>
-        <w:tc>
-          <w:tcPr>
-            <w:tcW w:type="dxa" w:w="2073"/>
-            <w:shd w:val="clear" w:color="auto" w:fill="F4F7FA"/>
-          </w:tcPr>
-          <w:p>
-            <w:pPr>
-              <w:spacing w:before="40" w:after="40"/>
-            </w:pPr>
-            <w:r>
-              <w:rPr>
-                <w:rFonts w:ascii="Malgun Gothic" w:hAnsi="Malgun Gothic" w:eastAsia="Malgun Gothic" w:cs="Malgun Gothic"/>
-                <w:b w:val="0"/>
-                <w:sz w:val="18"/>
-              </w:rPr>
-              <w:t>AWS Dry-Run</w:t>
-            </w:r>
-          </w:p>
-        </w:tc>
-        <w:tc>
-          <w:tcPr>
-            <w:tcW w:type="dxa" w:w="3278"/>
-            <w:shd w:val="clear" w:color="auto" w:fill="F4F7FA"/>
-          </w:tcPr>
-          <w:p>
-            <w:pPr>
-              <w:spacing w:before="40" w:after="40"/>
-            </w:pPr>
-            <w:r>
-              <w:rPr>
-                <w:rFonts w:ascii="Malgun Gothic" w:hAnsi="Malgun Gothic" w:eastAsia="Malgun Gothic" w:cs="Malgun Gothic"/>
-                <w:b w:val="0"/>
-                <w:sz w:val="18"/>
-              </w:rPr>
-              <w:t>실제 AWS가 이 호출을 받아들이는가</w:t>
-            </w:r>
-          </w:p>
-        </w:tc>
-        <w:tc>
-          <w:tcPr>
-            <w:tcW w:type="dxa" w:w="3477"/>
-            <w:shd w:val="clear" w:color="auto" w:fill="F4F7FA"/>
-          </w:tcPr>
-          <w:p>
-            <w:pPr>
-              <w:spacing w:before="40" w:after="40"/>
-            </w:pPr>
-            <w:r>
-              <w:rPr>
-                <w:rFonts w:ascii="Malgun Gothic" w:hAnsi="Malgun Gothic" w:eastAsia="Malgun Gothic" w:cs="Malgun Gothic"/>
-                <w:b w:val="0"/>
-                <w:sz w:val="18"/>
-              </w:rPr>
-              <w:t>권한·파라미터 오류</w:t>
+              <w:t>자동 격리 없음</w:t>
+            </w:r>
+            <w:r>
+              <w:rPr>
+                <w:rFonts w:ascii="Malgun Gothic" w:hAnsi="Malgun Gothic" w:eastAsia="Malgun Gothic" w:cs="Malgun Gothic"/>
+                <w:b w:val="0"/>
+                <w:sz w:val="18"/>
+              </w:rPr>
+              <w:t>)</w:t>
+            </w:r>
+          </w:p>
+        </w:tc>
+        <w:tc>
+          <w:tcPr>
+            <w:tcW w:type="dxa" w:w="1277"/>
+          </w:tcPr>
+          <w:p>
+            <w:pPr>
+              <w:spacing w:before="40" w:after="40"/>
+            </w:pPr>
+            <w:r>
+              <w:rPr>
+                <w:rFonts w:ascii="Malgun Gothic" w:hAnsi="Malgun Gothic" w:eastAsia="Malgun Gothic" w:cs="Malgun Gothic"/>
+                <w:b w:val="0"/>
+                <w:sz w:val="18"/>
+              </w:rPr>
+              <w:t>승인</w:t>
+            </w:r>
+          </w:p>
+        </w:tc>
+        <w:tc>
+          <w:tcPr>
+            <w:tcW w:type="dxa" w:w="4576"/>
+          </w:tcPr>
+          <w:p>
+            <w:pPr>
+              <w:spacing w:before="40" w:after="40"/>
+            </w:pPr>
+            <w:r>
+              <w:rPr>
+                <w:rFonts w:ascii="Malgun Gothic" w:hAnsi="Malgun Gothic" w:eastAsia="Malgun Gothic" w:cs="Malgun Gothic"/>
+                <w:b w:val="0"/>
+                <w:sz w:val="18"/>
+              </w:rPr>
+              <w:t>✅ 동작</w:t>
             </w:r>
           </w:p>
         </w:tc>
@@ -7483,11 +7302,20 @@
       <w:r>
         <w:rPr>
           <w:rFonts w:ascii="Malgun Gothic" w:hAnsi="Malgun Gothic" w:eastAsia="Malgun Gothic" w:cs="Malgun Gothic"/>
+          <w:b/>
+          <w:color w:val="43566B"/>
+          <w:sz w:val="19"/>
+        </w:rPr>
+        <w:t>10/1(목) 시연에서 보이는 것은 Low·Medium의 「승인 대기 → 관제자 승인」까지다.</w:t>
+      </w:r>
+      <w:r>
+        <w:rPr>
+          <w:rFonts w:ascii="Malgun Gothic" w:hAnsi="Malgun Gothic" w:eastAsia="Malgun Gothic" w:cs="Malgun Gothic"/>
           <w:b w:val="0"/>
           <w:color w:val="43566B"/>
           <w:sz w:val="19"/>
         </w:rPr>
-        <w:t xml:space="preserve">⚠️ </w:t>
+        <w:t xml:space="preserve"> 위 두 자동 경로는 설계로 확정돼 있고 계약·화면까지 서 있지만, </w:t>
       </w:r>
       <w:r>
         <w:rPr>
@@ -7496,7 +7324,26 @@
           <w:color w:val="43566B"/>
           <w:sz w:val="19"/>
         </w:rPr>
-        <w:t>④ Dry-Run 통과는 대상 자원의 존재를 증명하지 않는다</w:t>
+        <w:t>발동 주체가 아직 없어 시연 대본(§4.2)에 들어가지 않는다.</w:t>
+      </w:r>
+    </w:p>
+    <w:p>
+      <w:pPr>
+        <w:spacing w:before="80" w:after="120"/>
+        <w:ind w:left="283"/>
+        <w:pBdr>
+          <w:left w:val="single" w:sz="18" w:space="4" w:color="8FA8C4"/>
+        </w:pBdr>
+        <w:shd w:val="clear" w:color="auto" w:fill="F4F7FA"/>
+      </w:pPr>
+      <w:r>
+        <w:rPr>
+          <w:rFonts w:ascii="Malgun Gothic" w:hAnsi="Malgun Gothic" w:eastAsia="Malgun Gothic" w:cs="Malgun Gothic"/>
+          <w:b/>
+          <w:color w:val="43566B"/>
+          <w:sz w:val="19"/>
+        </w:rPr>
+        <w:t>화면 표기</w:t>
       </w:r>
       <w:r>
         <w:rPr>
@@ -7505,7 +7352,25 @@
           <w:color w:val="43566B"/>
           <w:sz w:val="19"/>
         </w:rPr>
-        <w:t xml:space="preserve"> — 부재 자원에도 </w:t>
+        <w:t xml:space="preserve">: Medium 대기 화면에는 </w:t>
+      </w:r>
+      <w:r>
+        <w:rPr>
+          <w:rFonts w:ascii="Malgun Gothic" w:hAnsi="Malgun Gothic" w:eastAsia="Malgun Gothic" w:cs="Malgun Gothic"/>
+          <w:b/>
+          <w:color w:val="43566B"/>
+          <w:sz w:val="19"/>
+        </w:rPr>
+        <w:t>초 단위 카운트다운을 두지 않는다.</w:t>
+      </w:r>
+      <w:r>
+        <w:rPr>
+          <w:rFonts w:ascii="Malgun Gothic" w:hAnsi="Malgun Gothic" w:eastAsia="Malgun Gothic" w:cs="Malgun Gothic"/>
+          <w:b w:val="0"/>
+          <w:color w:val="43566B"/>
+          <w:sz w:val="19"/>
+        </w:rPr>
+        <w:t xml:space="preserve"> </w:t>
       </w:r>
       <w:r>
         <w:rPr>
@@ -7514,7 +7379,7 @@
           <w:color w:val="8A2E4E"/>
           <w:sz w:val="18"/>
         </w:rPr>
-        <w:t>DryRunOperation</w:t>
+        <w:t>제안 생성 시간</w:t>
       </w:r>
       <w:r>
         <w:rPr>
@@ -7523,7 +7388,25 @@
           <w:color w:val="43566B"/>
           <w:sz w:val="19"/>
         </w:rPr>
-        <w:t xml:space="preserve">이 돌아온다(ADR-0007 1차 개정 · 2026-08-25 실측). 대상 존재는 ③이 책임진다. </w:t>
+        <w:t xml:space="preserve"> · </w:t>
+      </w:r>
+      <w:r>
+        <w:rPr>
+          <w:rFonts w:ascii="Consolas" w:hAnsi="Consolas" w:eastAsia="Consolas" w:cs="Consolas"/>
+          <w:b w:val="0"/>
+          <w:color w:val="8A2E4E"/>
+          <w:sz w:val="18"/>
+        </w:rPr>
+        <w:t>실행 예정 시간</w:t>
+      </w:r>
+      <w:r>
+        <w:rPr>
+          <w:rFonts w:ascii="Malgun Gothic" w:hAnsi="Malgun Gothic" w:eastAsia="Malgun Gothic" w:cs="Malgun Gothic"/>
+          <w:b w:val="0"/>
+          <w:color w:val="43566B"/>
+          <w:sz w:val="19"/>
+        </w:rPr>
+        <w:t xml:space="preserve"> </w:t>
       </w:r>
       <w:r>
         <w:rPr>
@@ -7532,7 +7415,7 @@
           <w:color w:val="43566B"/>
           <w:sz w:val="19"/>
         </w:rPr>
-        <w:t>Dry-Run 미지원 런북 5종은 조회로 대체 검증</w:t>
+        <w:t>절대 시각 2종</w:t>
       </w:r>
       <w:r>
         <w:rPr>
@@ -7541,7 +7424,548 @@
           <w:color w:val="43566B"/>
           <w:sz w:val="19"/>
         </w:rPr>
-        <w:t>한다(ADR-0007 §5).</w:t>
+        <w:t>만 보여준다(2026-08-27 확정).</w:t>
+      </w:r>
+    </w:p>
+    <w:p>
+      <w:pPr>
+        <w:keepNext/>
+        <w:spacing w:before="200" w:after="80"/>
+      </w:pPr>
+      <w:r>
+        <w:rPr>
+          <w:rFonts w:ascii="Malgun Gothic" w:hAnsi="Malgun Gothic" w:eastAsia="Malgun Gothic" w:cs="Malgun Gothic"/>
+          <w:b/>
+          <w:color w:val="1B3A5C"/>
+          <w:sz w:val="22"/>
+        </w:rPr>
+        <w:t>축 ② 4단계 가드레일 — AI가 통과해야 하는 문</w:t>
+      </w:r>
+    </w:p>
+    <w:p>
+      <w:r>
+        <w:rPr>
+          <w:rFonts w:ascii="Malgun Gothic" w:hAnsi="Malgun Gothic" w:eastAsia="Malgun Gothic" w:cs="Malgun Gothic"/>
+          <w:b/>
+          <w:sz w:val="20"/>
+        </w:rPr>
+        <w:t>순서가 고정돼 있다.</w:t>
+      </w:r>
+      <w:r>
+        <w:rPr>
+          <w:rFonts w:ascii="Malgun Gothic" w:hAnsi="Malgun Gothic" w:eastAsia="Malgun Gothic" w:cs="Malgun Gothic"/>
+          <w:b w:val="0"/>
+          <w:sz w:val="20"/>
+        </w:rPr>
+        <w:t xml:space="preserve"> 앞 단계를 건너뛰는 경로는 없다.</w:t>
+      </w:r>
+    </w:p>
+    <w:tbl>
+      <w:tblPr>
+        <w:tblStyle w:val="TableGrid"/>
+        <w:tblW w:type="auto" w:w="0"/>
+        <w:jc w:val="center"/>
+        <w:tblLook w:firstColumn="1" w:firstRow="1" w:lastColumn="0" w:lastRow="0" w:noHBand="0" w:noVBand="1" w:val="04A0"/>
+        <w:tblLayout w:type="fixed"/>
+        <w:tblW w:w="5000" w:type="pct"/>
+      </w:tblPr>
+      <w:tblGrid>
+        <w:gridCol w:w="2466"/>
+        <w:gridCol w:w="2466"/>
+        <w:gridCol w:w="2466"/>
+        <w:gridCol w:w="2466"/>
+      </w:tblGrid>
+      <w:tr>
+        <w:trPr>
+          <w:tblHeader/>
+        </w:trPr>
+        <w:tc>
+          <w:tcPr>
+            <w:tcW w:type="dxa" w:w="1037"/>
+            <w:shd w:val="clear" w:color="auto" w:fill="1B3A5C"/>
+          </w:tcPr>
+          <w:p>
+            <w:pPr>
+              <w:spacing w:before="40" w:after="40"/>
+            </w:pPr>
+            <w:r>
+              <w:rPr>
+                <w:rFonts w:ascii="Malgun Gothic" w:hAnsi="Malgun Gothic" w:eastAsia="Malgun Gothic" w:cs="Malgun Gothic"/>
+                <w:b/>
+                <w:color w:val="FFFFFF"/>
+                <w:sz w:val="18"/>
+              </w:rPr>
+              <w:t>#</w:t>
+            </w:r>
+          </w:p>
+        </w:tc>
+        <w:tc>
+          <w:tcPr>
+            <w:tcW w:type="dxa" w:w="2073"/>
+            <w:shd w:val="clear" w:color="auto" w:fill="1B3A5C"/>
+          </w:tcPr>
+          <w:p>
+            <w:pPr>
+              <w:spacing w:before="40" w:after="40"/>
+            </w:pPr>
+            <w:r>
+              <w:rPr>
+                <w:rFonts w:ascii="Malgun Gothic" w:hAnsi="Malgun Gothic" w:eastAsia="Malgun Gothic" w:cs="Malgun Gothic"/>
+                <w:b/>
+                <w:color w:val="FFFFFF"/>
+                <w:sz w:val="18"/>
+              </w:rPr>
+              <w:t>단계</w:t>
+            </w:r>
+          </w:p>
+        </w:tc>
+        <w:tc>
+          <w:tcPr>
+            <w:tcW w:type="dxa" w:w="3278"/>
+            <w:shd w:val="clear" w:color="auto" w:fill="1B3A5C"/>
+          </w:tcPr>
+          <w:p>
+            <w:pPr>
+              <w:spacing w:before="40" w:after="40"/>
+            </w:pPr>
+            <w:r>
+              <w:rPr>
+                <w:rFonts w:ascii="Malgun Gothic" w:hAnsi="Malgun Gothic" w:eastAsia="Malgun Gothic" w:cs="Malgun Gothic"/>
+                <w:b/>
+                <w:color w:val="FFFFFF"/>
+                <w:sz w:val="18"/>
+              </w:rPr>
+              <w:t>무엇을 검사하나</w:t>
+            </w:r>
+          </w:p>
+        </w:tc>
+        <w:tc>
+          <w:tcPr>
+            <w:tcW w:type="dxa" w:w="3477"/>
+            <w:shd w:val="clear" w:color="auto" w:fill="1B3A5C"/>
+          </w:tcPr>
+          <w:p>
+            <w:pPr>
+              <w:spacing w:before="40" w:after="40"/>
+            </w:pPr>
+            <w:r>
+              <w:rPr>
+                <w:rFonts w:ascii="Malgun Gothic" w:hAnsi="Malgun Gothic" w:eastAsia="Malgun Gothic" w:cs="Malgun Gothic"/>
+                <w:b/>
+                <w:color w:val="FFFFFF"/>
+                <w:sz w:val="18"/>
+              </w:rPr>
+              <w:t>여기서 막히는 것</w:t>
+            </w:r>
+          </w:p>
+        </w:tc>
+      </w:tr>
+      <w:tr>
+        <w:tc>
+          <w:tcPr>
+            <w:tcW w:type="dxa" w:w="1037"/>
+          </w:tcPr>
+          <w:p>
+            <w:pPr>
+              <w:spacing w:before="40" w:after="40"/>
+            </w:pPr>
+            <w:r>
+              <w:rPr>
+                <w:rFonts w:ascii="Malgun Gothic" w:hAnsi="Malgun Gothic" w:eastAsia="Malgun Gothic" w:cs="Malgun Gothic"/>
+                <w:b w:val="0"/>
+                <w:sz w:val="18"/>
+              </w:rPr>
+              <w:t>①</w:t>
+            </w:r>
+          </w:p>
+        </w:tc>
+        <w:tc>
+          <w:tcPr>
+            <w:tcW w:type="dxa" w:w="2073"/>
+          </w:tcPr>
+          <w:p>
+            <w:pPr>
+              <w:spacing w:before="40" w:after="40"/>
+            </w:pPr>
+            <w:r>
+              <w:rPr>
+                <w:rFonts w:ascii="Malgun Gothic" w:hAnsi="Malgun Gothic" w:eastAsia="Malgun Gothic" w:cs="Malgun Gothic"/>
+                <w:b w:val="0"/>
+                <w:sz w:val="18"/>
+              </w:rPr>
+              <w:t>Schema Check</w:t>
+            </w:r>
+          </w:p>
+        </w:tc>
+        <w:tc>
+          <w:tcPr>
+            <w:tcW w:type="dxa" w:w="3278"/>
+          </w:tcPr>
+          <w:p>
+            <w:pPr>
+              <w:spacing w:before="40" w:after="40"/>
+            </w:pPr>
+            <w:r>
+              <w:rPr>
+                <w:rFonts w:ascii="Malgun Gothic" w:hAnsi="Malgun Gothic" w:eastAsia="Malgun Gothic" w:cs="Malgun Gothic"/>
+                <w:b w:val="0"/>
+                <w:sz w:val="18"/>
+              </w:rPr>
+              <w:t>AI 출력이 Pydantic v2 계약을 만족하는가</w:t>
+            </w:r>
+          </w:p>
+        </w:tc>
+        <w:tc>
+          <w:tcPr>
+            <w:tcW w:type="dxa" w:w="3477"/>
+          </w:tcPr>
+          <w:p>
+            <w:pPr>
+              <w:spacing w:before="40" w:after="40"/>
+            </w:pPr>
+            <w:r>
+              <w:rPr>
+                <w:rFonts w:ascii="Malgun Gothic" w:hAnsi="Malgun Gothic" w:eastAsia="Malgun Gothic" w:cs="Malgun Gothic"/>
+                <w:b w:val="0"/>
+                <w:sz w:val="18"/>
+              </w:rPr>
+              <w:t>형식이 깨진 출력</w:t>
+            </w:r>
+          </w:p>
+        </w:tc>
+      </w:tr>
+      <w:tr>
+        <w:tc>
+          <w:tcPr>
+            <w:tcW w:type="dxa" w:w="1037"/>
+            <w:shd w:val="clear" w:color="auto" w:fill="F4F7FA"/>
+          </w:tcPr>
+          <w:p>
+            <w:pPr>
+              <w:spacing w:before="40" w:after="40"/>
+            </w:pPr>
+            <w:r>
+              <w:rPr>
+                <w:rFonts w:ascii="Malgun Gothic" w:hAnsi="Malgun Gothic" w:eastAsia="Malgun Gothic" w:cs="Malgun Gothic"/>
+                <w:b w:val="0"/>
+                <w:sz w:val="18"/>
+              </w:rPr>
+              <w:t>②</w:t>
+            </w:r>
+          </w:p>
+        </w:tc>
+        <w:tc>
+          <w:tcPr>
+            <w:tcW w:type="dxa" w:w="2073"/>
+            <w:shd w:val="clear" w:color="auto" w:fill="F4F7FA"/>
+          </w:tcPr>
+          <w:p>
+            <w:pPr>
+              <w:spacing w:before="40" w:after="40"/>
+            </w:pPr>
+            <w:r>
+              <w:rPr>
+                <w:rFonts w:ascii="Malgun Gothic" w:hAnsi="Malgun Gothic" w:eastAsia="Malgun Gothic" w:cs="Malgun Gothic"/>
+                <w:b w:val="0"/>
+                <w:sz w:val="18"/>
+              </w:rPr>
+              <w:t>Action Whitelist</w:t>
+            </w:r>
+          </w:p>
+        </w:tc>
+        <w:tc>
+          <w:tcPr>
+            <w:tcW w:type="dxa" w:w="3278"/>
+            <w:shd w:val="clear" w:color="auto" w:fill="F4F7FA"/>
+          </w:tcPr>
+          <w:p>
+            <w:pPr>
+              <w:spacing w:before="40" w:after="40"/>
+            </w:pPr>
+            <w:r>
+              <w:rPr>
+                <w:rFonts w:ascii="Consolas" w:hAnsi="Consolas" w:eastAsia="Consolas" w:cs="Consolas"/>
+                <w:b w:val="0"/>
+                <w:color w:val="8A2E4E"/>
+                <w:sz w:val="17"/>
+              </w:rPr>
+              <w:t>Runbook ID</w:t>
+            </w:r>
+            <w:r>
+              <w:rPr>
+                <w:rFonts w:ascii="Malgun Gothic" w:hAnsi="Malgun Gothic" w:eastAsia="Malgun Gothic" w:cs="Malgun Gothic"/>
+                <w:b w:val="0"/>
+                <w:sz w:val="18"/>
+              </w:rPr>
+              <w:t>가 등재된 10종 안에 있는가</w:t>
+            </w:r>
+          </w:p>
+        </w:tc>
+        <w:tc>
+          <w:tcPr>
+            <w:tcW w:type="dxa" w:w="3477"/>
+            <w:shd w:val="clear" w:color="auto" w:fill="F4F7FA"/>
+          </w:tcPr>
+          <w:p>
+            <w:pPr>
+              <w:spacing w:before="40" w:after="40"/>
+            </w:pPr>
+            <w:r>
+              <w:rPr>
+                <w:rFonts w:ascii="Malgun Gothic" w:hAnsi="Malgun Gothic" w:eastAsia="Malgun Gothic" w:cs="Malgun Gothic"/>
+                <w:b/>
+                <w:sz w:val="18"/>
+              </w:rPr>
+              <w:t>표에 없는 조치</w:t>
+            </w:r>
+            <w:r>
+              <w:rPr>
+                <w:rFonts w:ascii="Malgun Gothic" w:hAnsi="Malgun Gothic" w:eastAsia="Malgun Gothic" w:cs="Malgun Gothic"/>
+                <w:b w:val="0"/>
+                <w:sz w:val="18"/>
+              </w:rPr>
+              <w:t xml:space="preserve"> — AI가 새 작업을 지어내는 경로</w:t>
+            </w:r>
+          </w:p>
+        </w:tc>
+      </w:tr>
+      <w:tr>
+        <w:tc>
+          <w:tcPr>
+            <w:tcW w:type="dxa" w:w="1037"/>
+          </w:tcPr>
+          <w:p>
+            <w:pPr>
+              <w:spacing w:before="40" w:after="40"/>
+            </w:pPr>
+            <w:r>
+              <w:rPr>
+                <w:rFonts w:ascii="Malgun Gothic" w:hAnsi="Malgun Gothic" w:eastAsia="Malgun Gothic" w:cs="Malgun Gothic"/>
+                <w:b w:val="0"/>
+                <w:sz w:val="18"/>
+              </w:rPr>
+              <w:t>③</w:t>
+            </w:r>
+          </w:p>
+        </w:tc>
+        <w:tc>
+          <w:tcPr>
+            <w:tcW w:type="dxa" w:w="2073"/>
+          </w:tcPr>
+          <w:p>
+            <w:pPr>
+              <w:spacing w:before="40" w:after="40"/>
+            </w:pPr>
+            <w:r>
+              <w:rPr>
+                <w:rFonts w:ascii="Malgun Gothic" w:hAnsi="Malgun Gothic" w:eastAsia="Malgun Gothic" w:cs="Malgun Gothic"/>
+                <w:b w:val="0"/>
+                <w:sz w:val="18"/>
+              </w:rPr>
+              <w:t>ARN Match</w:t>
+            </w:r>
+          </w:p>
+        </w:tc>
+        <w:tc>
+          <w:tcPr>
+            <w:tcW w:type="dxa" w:w="3278"/>
+          </w:tcPr>
+          <w:p>
+            <w:pPr>
+              <w:spacing w:before="40" w:after="40"/>
+            </w:pPr>
+            <w:r>
+              <w:rPr>
+                <w:rFonts w:ascii="Malgun Gothic" w:hAnsi="Malgun Gothic" w:eastAsia="Malgun Gothic" w:cs="Malgun Gothic"/>
+                <w:b w:val="0"/>
+                <w:sz w:val="18"/>
+              </w:rPr>
+              <w:t>조치 대상 ARN이 수집된 자산과 일치하는가</w:t>
+            </w:r>
+          </w:p>
+        </w:tc>
+        <w:tc>
+          <w:tcPr>
+            <w:tcW w:type="dxa" w:w="3477"/>
+          </w:tcPr>
+          <w:p>
+            <w:pPr>
+              <w:spacing w:before="40" w:after="40"/>
+            </w:pPr>
+            <w:r>
+              <w:rPr>
+                <w:rFonts w:ascii="Malgun Gothic" w:hAnsi="Malgun Gothic" w:eastAsia="Malgun Gothic" w:cs="Malgun Gothic"/>
+                <w:b w:val="0"/>
+                <w:sz w:val="18"/>
+              </w:rPr>
+              <w:t xml:space="preserve">존재하지 않거나 </w:t>
+            </w:r>
+            <w:r>
+              <w:rPr>
+                <w:rFonts w:ascii="Malgun Gothic" w:hAnsi="Malgun Gothic" w:eastAsia="Malgun Gothic" w:cs="Malgun Gothic"/>
+                <w:b/>
+                <w:sz w:val="18"/>
+              </w:rPr>
+              <w:t>엉뚱한 대상</w:t>
+            </w:r>
+          </w:p>
+        </w:tc>
+      </w:tr>
+      <w:tr>
+        <w:tc>
+          <w:tcPr>
+            <w:tcW w:type="dxa" w:w="1037"/>
+            <w:shd w:val="clear" w:color="auto" w:fill="F4F7FA"/>
+          </w:tcPr>
+          <w:p>
+            <w:pPr>
+              <w:spacing w:before="40" w:after="40"/>
+            </w:pPr>
+            <w:r>
+              <w:rPr>
+                <w:rFonts w:ascii="Malgun Gothic" w:hAnsi="Malgun Gothic" w:eastAsia="Malgun Gothic" w:cs="Malgun Gothic"/>
+                <w:b w:val="0"/>
+                <w:sz w:val="18"/>
+              </w:rPr>
+              <w:t>④</w:t>
+            </w:r>
+          </w:p>
+        </w:tc>
+        <w:tc>
+          <w:tcPr>
+            <w:tcW w:type="dxa" w:w="2073"/>
+            <w:shd w:val="clear" w:color="auto" w:fill="F4F7FA"/>
+          </w:tcPr>
+          <w:p>
+            <w:pPr>
+              <w:spacing w:before="40" w:after="40"/>
+            </w:pPr>
+            <w:r>
+              <w:rPr>
+                <w:rFonts w:ascii="Malgun Gothic" w:hAnsi="Malgun Gothic" w:eastAsia="Malgun Gothic" w:cs="Malgun Gothic"/>
+                <w:b w:val="0"/>
+                <w:sz w:val="18"/>
+              </w:rPr>
+              <w:t>AWS Dry-Run</w:t>
+            </w:r>
+          </w:p>
+        </w:tc>
+        <w:tc>
+          <w:tcPr>
+            <w:tcW w:type="dxa" w:w="3278"/>
+            <w:shd w:val="clear" w:color="auto" w:fill="F4F7FA"/>
+          </w:tcPr>
+          <w:p>
+            <w:pPr>
+              <w:spacing w:before="40" w:after="40"/>
+            </w:pPr>
+            <w:r>
+              <w:rPr>
+                <w:rFonts w:ascii="Malgun Gothic" w:hAnsi="Malgun Gothic" w:eastAsia="Malgun Gothic" w:cs="Malgun Gothic"/>
+                <w:b w:val="0"/>
+                <w:sz w:val="18"/>
+              </w:rPr>
+              <w:t>실제 AWS가 이 호출을 받아들이는가</w:t>
+            </w:r>
+          </w:p>
+        </w:tc>
+        <w:tc>
+          <w:tcPr>
+            <w:tcW w:type="dxa" w:w="3477"/>
+            <w:shd w:val="clear" w:color="auto" w:fill="F4F7FA"/>
+          </w:tcPr>
+          <w:p>
+            <w:pPr>
+              <w:spacing w:before="40" w:after="40"/>
+            </w:pPr>
+            <w:r>
+              <w:rPr>
+                <w:rFonts w:ascii="Malgun Gothic" w:hAnsi="Malgun Gothic" w:eastAsia="Malgun Gothic" w:cs="Malgun Gothic"/>
+                <w:b w:val="0"/>
+                <w:sz w:val="18"/>
+              </w:rPr>
+              <w:t>권한·파라미터 오류</w:t>
+            </w:r>
+          </w:p>
+        </w:tc>
+      </w:tr>
+    </w:tbl>
+    <w:p>
+      <w:pPr>
+        <w:spacing w:after="40"/>
+      </w:pPr>
+    </w:p>
+    <w:p>
+      <w:pPr>
+        <w:spacing w:before="80" w:after="120"/>
+        <w:ind w:left="283"/>
+        <w:pBdr>
+          <w:left w:val="single" w:sz="18" w:space="4" w:color="8FA8C4"/>
+        </w:pBdr>
+        <w:shd w:val="clear" w:color="auto" w:fill="F4F7FA"/>
+      </w:pPr>
+      <w:r>
+        <w:rPr>
+          <w:rFonts w:ascii="Malgun Gothic" w:hAnsi="Malgun Gothic" w:eastAsia="Malgun Gothic" w:cs="Malgun Gothic"/>
+          <w:b w:val="0"/>
+          <w:color w:val="43566B"/>
+          <w:sz w:val="19"/>
+        </w:rPr>
+        <w:t xml:space="preserve">⚠️ </w:t>
+      </w:r>
+      <w:r>
+        <w:rPr>
+          <w:rFonts w:ascii="Malgun Gothic" w:hAnsi="Malgun Gothic" w:eastAsia="Malgun Gothic" w:cs="Malgun Gothic"/>
+          <w:b/>
+          <w:color w:val="43566B"/>
+          <w:sz w:val="19"/>
+        </w:rPr>
+        <w:t>④ Dry-Run 통과는 대상 자원의 존재를 증명하지 않는다</w:t>
+      </w:r>
+      <w:r>
+        <w:rPr>
+          <w:rFonts w:ascii="Malgun Gothic" w:hAnsi="Malgun Gothic" w:eastAsia="Malgun Gothic" w:cs="Malgun Gothic"/>
+          <w:b w:val="0"/>
+          <w:color w:val="43566B"/>
+          <w:sz w:val="19"/>
+        </w:rPr>
+        <w:t xml:space="preserve"> — 부재 자원에도 </w:t>
+      </w:r>
+      <w:r>
+        <w:rPr>
+          <w:rFonts w:ascii="Consolas" w:hAnsi="Consolas" w:eastAsia="Consolas" w:cs="Consolas"/>
+          <w:b w:val="0"/>
+          <w:color w:val="8A2E4E"/>
+          <w:sz w:val="18"/>
+        </w:rPr>
+        <w:t>DryRunOperation</w:t>
+      </w:r>
+      <w:r>
+        <w:rPr>
+          <w:rFonts w:ascii="Malgun Gothic" w:hAnsi="Malgun Gothic" w:eastAsia="Malgun Gothic" w:cs="Malgun Gothic"/>
+          <w:b w:val="0"/>
+          <w:color w:val="43566B"/>
+          <w:sz w:val="19"/>
+        </w:rPr>
+        <w:t xml:space="preserve">이 돌아온다(ADR-0007 1차 개정 · 2026-08-25 실측). 대상 존재는 ③이 책임진다. </w:t>
+      </w:r>
+      <w:r>
+        <w:rPr>
+          <w:rFonts w:ascii="Malgun Gothic" w:hAnsi="Malgun Gothic" w:eastAsia="Malgun Gothic" w:cs="Malgun Gothic"/>
+          <w:b/>
+          <w:color w:val="43566B"/>
+          <w:sz w:val="19"/>
+        </w:rPr>
+        <w:t>Dry-Run 미지원 런북 5종은 조회로 대체 검증</w:t>
+      </w:r>
+      <w:r>
+        <w:rPr>
+          <w:rFonts w:ascii="Malgun Gothic" w:hAnsi="Malgun Gothic" w:eastAsia="Malgun Gothic" w:cs="Malgun Gothic"/>
+          <w:b w:val="0"/>
+          <w:color w:val="43566B"/>
+          <w:sz w:val="19"/>
+        </w:rPr>
+        <w:t>한다(ADR-0007 §4).</w:t>
       </w:r>
     </w:p>
     <w:p>
@@ -8275,15 +8699,15 @@
                 <w:b/>
                 <w:sz w:val="18"/>
               </w:rPr>
-              <w:t>금액과 산출 근거를 모두 AI가 낸다</w:t>
-            </w:r>
-            <w:r>
-              <w:rPr>
-                <w:rFonts w:ascii="Malgun Gothic" w:hAnsi="Malgun Gothic" w:eastAsia="Malgun Gothic" w:cs="Malgun Gothic"/>
-                <w:b w:val="0"/>
-                <w:sz w:val="18"/>
-              </w:rPr>
-              <w:t xml:space="preserve">(추천 호출에 함께). 근거는 구조화 필드로 </w:t>
+              <w:t>AI는 단가를 추정하고, 금액·조건 설명은 서버가 계산한다</w:t>
+            </w:r>
+            <w:r>
+              <w:rPr>
+                <w:rFonts w:ascii="Malgun Gothic" w:hAnsi="Malgun Gothic" w:eastAsia="Malgun Gothic" w:cs="Malgun Gothic"/>
+                <w:b w:val="0"/>
+                <w:sz w:val="18"/>
+              </w:rPr>
+              <w:t xml:space="preserve"> — 대상은 </w:t>
             </w:r>
             <w:r>
               <w:rPr>
@@ -8291,6 +8715,22 @@
                 <w:b/>
                 <w:sz w:val="18"/>
               </w:rPr>
+              <w:t>가드레일을 통과한 `RIGHTSIZING` 후보</w:t>
+            </w:r>
+            <w:r>
+              <w:rPr>
+                <w:rFonts w:ascii="Malgun Gothic" w:hAnsi="Malgun Gothic" w:eastAsia="Malgun Gothic" w:cs="Malgun Gothic"/>
+                <w:b w:val="0"/>
+                <w:sz w:val="18"/>
+              </w:rPr>
+              <w:t xml:space="preserve">에 한한다(2026-09-17 PM 리뷰 · PR #361). 결과는 구조화 필드로 </w:t>
+            </w:r>
+            <w:r>
+              <w:rPr>
+                <w:rFonts w:ascii="Malgun Gothic" w:hAnsi="Malgun Gothic" w:eastAsia="Malgun Gothic" w:cs="Malgun Gothic"/>
+                <w:b/>
+                <w:sz w:val="18"/>
+              </w:rPr>
               <w:t>저장해 두고 재사용</w:t>
             </w:r>
             <w:r>
@@ -8299,7 +8739,7 @@
                 <w:b w:val="0"/>
                 <w:sz w:val="18"/>
               </w:rPr>
-              <w:t xml:space="preserve"> — 볼 때마다 다시 부르지 않는다(2026-09-07 확정)</w:t>
+              <w:t>하며 볼 때마다 다시 부르지 않는다(2026-09-07 확정)</w:t>
             </w:r>
           </w:p>
         </w:tc>
@@ -9720,7 +10160,7 @@
           <w:b/>
           <w:sz w:val="20"/>
         </w:rPr>
-        <w:t>AI 추천 제외</w:t>
+        <w:t>AI 추천 목록에서 제외.</w:t>
       </w:r>
       <w:r>
         <w:rPr>
@@ -9728,7 +10168,7 @@
           <w:b w:val="0"/>
           <w:sz w:val="20"/>
         </w:rPr>
-        <w:t xml:space="preserve"> — AI 추천 목록에서 제외. 트리거는 </w:t>
+        <w:t xml:space="preserve"> 트리거는 </w:t>
       </w:r>
       <w:r>
         <w:rPr>
@@ -11571,7 +12011,7 @@
       <w:r>
         <w:drawing>
           <wp:inline xmlns:a="http://schemas.openxmlformats.org/drawingml/2006/main" xmlns:pic="http://schemas.openxmlformats.org/drawingml/2006/picture">
-            <wp:extent cx="6120000" cy="3858261"/>
+            <wp:extent cx="6120000" cy="4257391"/>
             <wp:docPr id="1" name="Picture 1"/>
             <wp:cNvGraphicFramePr>
               <a:graphicFrameLocks noChangeAspect="1"/>
@@ -11592,7 +12032,7 @@
                   <pic:spPr>
                     <a:xfrm>
                       <a:off x="0" y="0"/>
-                      <a:ext cx="6120000" cy="3858261"/>
+                      <a:ext cx="6120000" cy="4257391"/>
                     </a:xfrm>
                     <a:prstGeom prst="rect"/>
                   </pic:spPr>
@@ -14300,7 +14740,7 @@
           <w:color w:val="43566B"/>
           <w:sz w:val="19"/>
         </w:rPr>
-        <w:t xml:space="preserve"> 0002·0004·0006·0007은 실측이 쌓이며 개정됐고(0006은 5차까지), </w:t>
+        <w:t xml:space="preserve"> 0002·0004·0006·0007은 실측이 쌓이며 개정됐고(0006은 6차까지), </w:t>
       </w:r>
       <w:r>
         <w:rPr>
@@ -17523,7 +17963,7 @@
                 <w:b/>
                 <w:sz w:val="18"/>
               </w:rPr>
-              <w:t>실패를 의도적으로 만들 수 있다</w:t>
+              <w:t>주입 시점을 대본에 맞출 수 있다</w:t>
             </w:r>
           </w:p>
         </w:tc>
@@ -17542,23 +17982,7 @@
                 <w:b w:val="0"/>
                 <w:sz w:val="18"/>
               </w:rPr>
-              <w:t xml:space="preserve">Status Check 실패를 </w:t>
-            </w:r>
-            <w:r>
-              <w:rPr>
-                <w:rFonts w:ascii="Malgun Gothic" w:hAnsi="Malgun Gothic" w:eastAsia="Malgun Gothic" w:cs="Malgun Gothic"/>
-                <w:b/>
-                <w:sz w:val="18"/>
-              </w:rPr>
-              <w:t>주입</w:t>
-            </w:r>
-            <w:r>
-              <w:rPr>
-                <w:rFonts w:ascii="Malgun Gothic" w:hAnsi="Malgun Gothic" w:eastAsia="Malgun Gothic" w:cs="Malgun Gothic"/>
-                <w:b w:val="0"/>
-                <w:sz w:val="18"/>
-              </w:rPr>
-              <w:t>해 자동 원복을 보여 줄 수 있다(2026-09-16 실측)</w:t>
+              <w:t>상태 전이가 즉시라 Status Check 실패 주입을 대본의 정해진 초에 맞출 수 있다(2026-09-16 실측)</w:t>
             </w:r>
           </w:p>
         </w:tc>
@@ -17577,7 +18001,23 @@
                 <w:b w:val="0"/>
                 <w:sz w:val="18"/>
               </w:rPr>
-              <w:t>실패를 기다리거나 인위적으로 망가뜨려야 한다</w:t>
+              <w:t xml:space="preserve">정지·타입 변경·기동·Status Check 대기가 </w:t>
+            </w:r>
+            <w:r>
+              <w:rPr>
+                <w:rFonts w:ascii="Malgun Gothic" w:hAnsi="Malgun Gothic" w:eastAsia="Malgun Gothic" w:cs="Malgun Gothic"/>
+                <w:b/>
+                <w:sz w:val="18"/>
+              </w:rPr>
+              <w:t>실제 시간만큼</w:t>
+            </w:r>
+            <w:r>
+              <w:rPr>
+                <w:rFonts w:ascii="Malgun Gothic" w:hAnsi="Malgun Gothic" w:eastAsia="Malgun Gothic" w:cs="Malgun Gothic"/>
+                <w:b w:val="0"/>
+                <w:sz w:val="18"/>
+              </w:rPr>
+              <w:t xml:space="preserve"> 걸려, 발표 시간 안에서 주입 시점을 맞추기 어렵다(ADR-0006 §4 2행)</w:t>
             </w:r>
           </w:p>
         </w:tc>
@@ -17969,7 +18409,7 @@
           <w:b/>
           <w:sz w:val="20"/>
         </w:rPr>
-        <w:t>이 표의 날짜가 프로젝트의 고정점이다.</w:t>
+        <w:t>이 표는 SSOT §발표 일정 표를 옮긴 것이다.</w:t>
       </w:r>
       <w:r>
         <w:rPr>
@@ -17977,7 +18417,7 @@
           <w:b w:val="0"/>
           <w:sz w:val="20"/>
         </w:rPr>
-        <w:t xml:space="preserve"> 다른 문서·이슈가 다른 날짜를 말하면 이 표가 이긴다.</w:t>
+        <w:t xml:space="preserve"> 어긋나면 SSOT가 이긴다.</w:t>
       </w:r>
     </w:p>
     <w:tbl>
@@ -18001,7 +18441,7 @@
         </w:trPr>
         <w:tc>
           <w:tcPr>
-            <w:tcW w:type="dxa" w:w="1886"/>
+            <w:tcW w:type="dxa" w:w="1620"/>
             <w:shd w:val="clear" w:color="auto" w:fill="1B3A5C"/>
           </w:tcPr>
           <w:p>
@@ -18021,7 +18461,7 @@
         </w:tc>
         <w:tc>
           <w:tcPr>
-            <w:tcW w:type="dxa" w:w="1840"/>
+            <w:tcW w:type="dxa" w:w="1581"/>
             <w:shd w:val="clear" w:color="auto" w:fill="1B3A5C"/>
           </w:tcPr>
           <w:p>
@@ -18041,7 +18481,7 @@
         </w:tc>
         <w:tc>
           <w:tcPr>
-            <w:tcW w:type="dxa" w:w="1235"/>
+            <w:tcW w:type="dxa" w:w="1061"/>
             <w:shd w:val="clear" w:color="auto" w:fill="1B3A5C"/>
           </w:tcPr>
           <w:p>
@@ -18061,7 +18501,7 @@
         </w:tc>
         <w:tc>
           <w:tcPr>
-            <w:tcW w:type="dxa" w:w="4904"/>
+            <w:tcW w:type="dxa" w:w="5602"/>
             <w:shd w:val="clear" w:color="auto" w:fill="1B3A5C"/>
           </w:tcPr>
           <w:p>
@@ -18083,7 +18523,7 @@
       <w:tr>
         <w:tc>
           <w:tcPr>
-            <w:tcW w:type="dxa" w:w="1886"/>
+            <w:tcW w:type="dxa" w:w="1620"/>
           </w:tcPr>
           <w:p>
             <w:pPr>
@@ -18101,7 +18541,7 @@
         </w:tc>
         <w:tc>
           <w:tcPr>
-            <w:tcW w:type="dxa" w:w="1840"/>
+            <w:tcW w:type="dxa" w:w="1581"/>
           </w:tcPr>
           <w:p>
             <w:pPr>
@@ -18119,7 +18559,7 @@
         </w:tc>
         <w:tc>
           <w:tcPr>
-            <w:tcW w:type="dxa" w:w="1235"/>
+            <w:tcW w:type="dxa" w:w="1061"/>
           </w:tcPr>
           <w:p>
             <w:pPr>
@@ -18137,7 +18577,7 @@
         </w:tc>
         <w:tc>
           <w:tcPr>
-            <w:tcW w:type="dxa" w:w="4904"/>
+            <w:tcW w:type="dxa" w:w="5602"/>
           </w:tcPr>
           <w:p>
             <w:pPr>
@@ -18157,7 +18597,7 @@
       <w:tr>
         <w:tc>
           <w:tcPr>
-            <w:tcW w:type="dxa" w:w="1886"/>
+            <w:tcW w:type="dxa" w:w="1620"/>
             <w:shd w:val="clear" w:color="auto" w:fill="F4F7FA"/>
           </w:tcPr>
           <w:p>
@@ -18176,7 +18616,7 @@
         </w:tc>
         <w:tc>
           <w:tcPr>
-            <w:tcW w:type="dxa" w:w="1840"/>
+            <w:tcW w:type="dxa" w:w="1581"/>
             <w:shd w:val="clear" w:color="auto" w:fill="F4F7FA"/>
           </w:tcPr>
           <w:p>
@@ -18195,7 +18635,7 @@
         </w:tc>
         <w:tc>
           <w:tcPr>
-            <w:tcW w:type="dxa" w:w="1235"/>
+            <w:tcW w:type="dxa" w:w="1061"/>
             <w:shd w:val="clear" w:color="auto" w:fill="F4F7FA"/>
           </w:tcPr>
           <w:p>
@@ -18214,7 +18654,7 @@
         </w:tc>
         <w:tc>
           <w:tcPr>
-            <w:tcW w:type="dxa" w:w="4904"/>
+            <w:tcW w:type="dxa" w:w="5602"/>
             <w:shd w:val="clear" w:color="auto" w:fill="F4F7FA"/>
           </w:tcPr>
           <w:p>
@@ -18251,7 +18691,7 @@
       <w:tr>
         <w:tc>
           <w:tcPr>
-            <w:tcW w:type="dxa" w:w="1886"/>
+            <w:tcW w:type="dxa" w:w="1620"/>
           </w:tcPr>
           <w:p>
             <w:pPr>
@@ -18269,7 +18709,7 @@
         </w:tc>
         <w:tc>
           <w:tcPr>
-            <w:tcW w:type="dxa" w:w="1840"/>
+            <w:tcW w:type="dxa" w:w="1581"/>
           </w:tcPr>
           <w:p>
             <w:pPr>
@@ -18287,7 +18727,7 @@
         </w:tc>
         <w:tc>
           <w:tcPr>
-            <w:tcW w:type="dxa" w:w="1235"/>
+            <w:tcW w:type="dxa" w:w="1061"/>
           </w:tcPr>
           <w:p>
             <w:pPr>
@@ -18305,19 +18745,119 @@
         </w:tc>
         <w:tc>
           <w:tcPr>
-            <w:tcW w:type="dxa" w:w="4904"/>
-          </w:tcPr>
-          <w:p>
-            <w:pPr>
-              <w:spacing w:before="40" w:after="40"/>
-            </w:pPr>
-            <w:r>
-              <w:rPr>
-                <w:rFonts w:ascii="Malgun Gothic" w:hAnsi="Malgun Gothic" w:eastAsia="Malgun Gothic" w:cs="Malgun Gothic"/>
-                <w:b w:val="0"/>
-                <w:sz w:val="18"/>
-              </w:rPr>
-              <w:t xml:space="preserve">Connect Day 1일차 세션. 런북 10종·양방향 회복·4단계 가드레일을 시연하며 </w:t>
+            <w:tcW w:type="dxa" w:w="5602"/>
+          </w:tcPr>
+          <w:p>
+            <w:pPr>
+              <w:spacing w:before="40" w:after="40"/>
+            </w:pPr>
+            <w:r>
+              <w:rPr>
+                <w:rFonts w:ascii="Malgun Gothic" w:hAnsi="Malgun Gothic" w:eastAsia="Malgun Gothic" w:cs="Malgun Gothic"/>
+                <w:b w:val="0"/>
+                <w:sz w:val="18"/>
+              </w:rPr>
+              <w:t xml:space="preserve">Connect Day 1일차 세션. </w:t>
+            </w:r>
+            <w:r>
+              <w:rPr>
+                <w:rFonts w:ascii="Malgun Gothic" w:hAnsi="Malgun Gothic" w:eastAsia="Malgun Gothic" w:cs="Malgun Gothic"/>
+                <w:b/>
+                <w:sz w:val="18"/>
+              </w:rPr>
+              <w:t>T1·T2 두 트랙 — P0 런북 4종</w:t>
+            </w:r>
+            <w:r>
+              <w:rPr>
+                <w:rFonts w:ascii="Malgun Gothic" w:hAnsi="Malgun Gothic" w:eastAsia="Malgun Gothic" w:cs="Malgun Gothic"/>
+                <w:b w:val="0"/>
+                <w:sz w:val="18"/>
+              </w:rPr>
+              <w:t>(</w:t>
+            </w:r>
+            <w:r>
+              <w:rPr>
+                <w:rFonts w:ascii="Consolas" w:hAnsi="Consolas" w:eastAsia="Consolas" w:cs="Consolas"/>
+                <w:b w:val="0"/>
+                <w:color w:val="8A2E4E"/>
+                <w:sz w:val="17"/>
+              </w:rPr>
+              <w:t>EC2_RIGHTSIZING</w:t>
+            </w:r>
+            <w:r>
+              <w:rPr>
+                <w:rFonts w:ascii="Malgun Gothic" w:hAnsi="Malgun Gothic" w:eastAsia="Malgun Gothic" w:cs="Malgun Gothic"/>
+                <w:b w:val="0"/>
+                <w:sz w:val="18"/>
+              </w:rPr>
+              <w:t>·</w:t>
+            </w:r>
+            <w:r>
+              <w:rPr>
+                <w:rFonts w:ascii="Consolas" w:hAnsi="Consolas" w:eastAsia="Consolas" w:cs="Consolas"/>
+                <w:b w:val="0"/>
+                <w:color w:val="8A2E4E"/>
+                <w:sz w:val="17"/>
+              </w:rPr>
+              <w:t>EC2_REVERT_SIZE</w:t>
+            </w:r>
+            <w:r>
+              <w:rPr>
+                <w:rFonts w:ascii="Malgun Gothic" w:hAnsi="Malgun Gothic" w:eastAsia="Malgun Gothic" w:cs="Malgun Gothic"/>
+                <w:b w:val="0"/>
+                <w:sz w:val="18"/>
+              </w:rPr>
+              <w:t>·</w:t>
+            </w:r>
+            <w:r>
+              <w:rPr>
+                <w:rFonts w:ascii="Consolas" w:hAnsi="Consolas" w:eastAsia="Consolas" w:cs="Consolas"/>
+                <w:b w:val="0"/>
+                <w:color w:val="8A2E4E"/>
+                <w:sz w:val="17"/>
+              </w:rPr>
+              <w:t>NACL_ADD_DENY</w:t>
+            </w:r>
+            <w:r>
+              <w:rPr>
+                <w:rFonts w:ascii="Malgun Gothic" w:hAnsi="Malgun Gothic" w:eastAsia="Malgun Gothic" w:cs="Malgun Gothic"/>
+                <w:b w:val="0"/>
+                <w:sz w:val="18"/>
+              </w:rPr>
+              <w:t>·</w:t>
+            </w:r>
+            <w:r>
+              <w:rPr>
+                <w:rFonts w:ascii="Consolas" w:hAnsi="Consolas" w:eastAsia="Consolas" w:cs="Consolas"/>
+                <w:b w:val="0"/>
+                <w:color w:val="8A2E4E"/>
+                <w:sz w:val="17"/>
+              </w:rPr>
+              <w:t>NACL_RESTORE</w:t>
+            </w:r>
+            <w:r>
+              <w:rPr>
+                <w:rFonts w:ascii="Malgun Gothic" w:hAnsi="Malgun Gothic" w:eastAsia="Malgun Gothic" w:cs="Malgun Gothic"/>
+                <w:b w:val="0"/>
+                <w:sz w:val="18"/>
+              </w:rPr>
+              <w:t xml:space="preserve">)으로 </w:t>
+            </w:r>
+            <w:r>
+              <w:rPr>
+                <w:rFonts w:ascii="Malgun Gothic" w:hAnsi="Malgun Gothic" w:eastAsia="Malgun Gothic" w:cs="Malgun Gothic"/>
+                <w:b/>
+                <w:sz w:val="18"/>
+              </w:rPr>
+              <w:t>양방향 회복·4단계 가드레일</w:t>
+            </w:r>
+            <w:r>
+              <w:rPr>
+                <w:rFonts w:ascii="Malgun Gothic" w:hAnsi="Malgun Gothic" w:eastAsia="Malgun Gothic" w:cs="Malgun Gothic"/>
+                <w:b w:val="0"/>
+                <w:sz w:val="18"/>
+              </w:rPr>
+              <w:t xml:space="preserve">을 시연한다(시연 대본 §1차 시연 범위). </w:t>
             </w:r>
             <w:r>
               <w:rPr>
@@ -18357,7 +18897,7 @@
       <w:tr>
         <w:tc>
           <w:tcPr>
-            <w:tcW w:type="dxa" w:w="1886"/>
+            <w:tcW w:type="dxa" w:w="1620"/>
             <w:shd w:val="clear" w:color="auto" w:fill="F4F7FA"/>
           </w:tcPr>
           <w:p>
@@ -18376,7 +18916,7 @@
         </w:tc>
         <w:tc>
           <w:tcPr>
-            <w:tcW w:type="dxa" w:w="1840"/>
+            <w:tcW w:type="dxa" w:w="1581"/>
             <w:shd w:val="clear" w:color="auto" w:fill="F4F7FA"/>
           </w:tcPr>
           <w:p>
@@ -18395,7 +18935,7 @@
         </w:tc>
         <w:tc>
           <w:tcPr>
-            <w:tcW w:type="dxa" w:w="1235"/>
+            <w:tcW w:type="dxa" w:w="1061"/>
             <w:shd w:val="clear" w:color="auto" w:fill="F4F7FA"/>
           </w:tcPr>
           <w:p>
@@ -18414,7 +18954,7 @@
         </w:tc>
         <w:tc>
           <w:tcPr>
-            <w:tcW w:type="dxa" w:w="4904"/>
+            <w:tcW w:type="dxa" w:w="5602"/>
             <w:shd w:val="clear" w:color="auto" w:fill="F4F7FA"/>
           </w:tcPr>
           <w:p>
@@ -18435,7 +18975,7 @@
       <w:tr>
         <w:tc>
           <w:tcPr>
-            <w:tcW w:type="dxa" w:w="1886"/>
+            <w:tcW w:type="dxa" w:w="1620"/>
           </w:tcPr>
           <w:p>
             <w:pPr>
@@ -18453,7 +18993,7 @@
         </w:tc>
         <w:tc>
           <w:tcPr>
-            <w:tcW w:type="dxa" w:w="1840"/>
+            <w:tcW w:type="dxa" w:w="1581"/>
           </w:tcPr>
           <w:p>
             <w:pPr>
@@ -18471,7 +19011,7 @@
         </w:tc>
         <w:tc>
           <w:tcPr>
-            <w:tcW w:type="dxa" w:w="1235"/>
+            <w:tcW w:type="dxa" w:w="1061"/>
           </w:tcPr>
           <w:p>
             <w:pPr>
@@ -18489,7 +19029,7 @@
         </w:tc>
         <w:tc>
           <w:tcPr>
-            <w:tcW w:type="dxa" w:w="4904"/>
+            <w:tcW w:type="dxa" w:w="5602"/>
           </w:tcPr>
           <w:p>
             <w:pPr>
@@ -18509,7 +19049,7 @@
       <w:tr>
         <w:tc>
           <w:tcPr>
-            <w:tcW w:type="dxa" w:w="1886"/>
+            <w:tcW w:type="dxa" w:w="1620"/>
             <w:shd w:val="clear" w:color="auto" w:fill="F4F7FA"/>
           </w:tcPr>
           <w:p>
@@ -18528,7 +19068,7 @@
         </w:tc>
         <w:tc>
           <w:tcPr>
-            <w:tcW w:type="dxa" w:w="1840"/>
+            <w:tcW w:type="dxa" w:w="1581"/>
             <w:shd w:val="clear" w:color="auto" w:fill="F4F7FA"/>
           </w:tcPr>
           <w:p>
@@ -18547,7 +19087,7 @@
         </w:tc>
         <w:tc>
           <w:tcPr>
-            <w:tcW w:type="dxa" w:w="1235"/>
+            <w:tcW w:type="dxa" w:w="1061"/>
             <w:shd w:val="clear" w:color="auto" w:fill="F4F7FA"/>
           </w:tcPr>
           <w:p>
@@ -18566,7 +19106,7 @@
         </w:tc>
         <w:tc>
           <w:tcPr>
-            <w:tcW w:type="dxa" w:w="4904"/>
+            <w:tcW w:type="dxa" w:w="5602"/>
             <w:shd w:val="clear" w:color="auto" w:fill="F4F7FA"/>
           </w:tcPr>
           <w:p>
@@ -18759,7 +19299,7 @@
         </w:tc>
         <w:tc>
           <w:tcPr>
-            <w:tcW w:type="dxa" w:w="1444"/>
+            <w:tcW w:type="dxa" w:w="1439"/>
             <w:shd w:val="clear" w:color="auto" w:fill="1B3A5C"/>
           </w:tcPr>
           <w:p>
@@ -18779,7 +19319,7 @@
         </w:tc>
         <w:tc>
           <w:tcPr>
-            <w:tcW w:type="dxa" w:w="2002"/>
+            <w:tcW w:type="dxa" w:w="1995"/>
             <w:shd w:val="clear" w:color="auto" w:fill="1B3A5C"/>
           </w:tcPr>
           <w:p>
@@ -18799,7 +19339,7 @@
         </w:tc>
         <w:tc>
           <w:tcPr>
-            <w:tcW w:type="dxa" w:w="3218"/>
+            <w:tcW w:type="dxa" w:w="3241"/>
             <w:shd w:val="clear" w:color="auto" w:fill="1B3A5C"/>
           </w:tcPr>
           <w:p>
@@ -18819,7 +19359,7 @@
         </w:tc>
         <w:tc>
           <w:tcPr>
-            <w:tcW w:type="dxa" w:w="2349"/>
+            <w:tcW w:type="dxa" w:w="2340"/>
             <w:shd w:val="clear" w:color="auto" w:fill="1B3A5C"/>
           </w:tcPr>
           <w:p>
@@ -18859,7 +19399,7 @@
         </w:tc>
         <w:tc>
           <w:tcPr>
-            <w:tcW w:type="dxa" w:w="1444"/>
+            <w:tcW w:type="dxa" w:w="1439"/>
           </w:tcPr>
           <w:p>
             <w:pPr>
@@ -18877,7 +19417,7 @@
         </w:tc>
         <w:tc>
           <w:tcPr>
-            <w:tcW w:type="dxa" w:w="2002"/>
+            <w:tcW w:type="dxa" w:w="1995"/>
           </w:tcPr>
           <w:p>
             <w:pPr>
@@ -18895,7 +19435,7 @@
         </w:tc>
         <w:tc>
           <w:tcPr>
-            <w:tcW w:type="dxa" w:w="3218"/>
+            <w:tcW w:type="dxa" w:w="3241"/>
           </w:tcPr>
           <w:p>
             <w:pPr>
@@ -18913,7 +19453,7 @@
         </w:tc>
         <w:tc>
           <w:tcPr>
-            <w:tcW w:type="dxa" w:w="2349"/>
+            <w:tcW w:type="dxa" w:w="2340"/>
           </w:tcPr>
           <w:p>
             <w:pPr>
@@ -18952,7 +19492,7 @@
         </w:tc>
         <w:tc>
           <w:tcPr>
-            <w:tcW w:type="dxa" w:w="1444"/>
+            <w:tcW w:type="dxa" w:w="1439"/>
             <w:shd w:val="clear" w:color="auto" w:fill="F4F7FA"/>
           </w:tcPr>
           <w:p>
@@ -18971,7 +19511,7 @@
         </w:tc>
         <w:tc>
           <w:tcPr>
-            <w:tcW w:type="dxa" w:w="2002"/>
+            <w:tcW w:type="dxa" w:w="1995"/>
             <w:shd w:val="clear" w:color="auto" w:fill="F4F7FA"/>
           </w:tcPr>
           <w:p>
@@ -18990,7 +19530,7 @@
         </w:tc>
         <w:tc>
           <w:tcPr>
-            <w:tcW w:type="dxa" w:w="3218"/>
+            <w:tcW w:type="dxa" w:w="3241"/>
             <w:shd w:val="clear" w:color="auto" w:fill="F4F7FA"/>
           </w:tcPr>
           <w:p>
@@ -19043,7 +19583,7 @@
         </w:tc>
         <w:tc>
           <w:tcPr>
-            <w:tcW w:type="dxa" w:w="2349"/>
+            <w:tcW w:type="dxa" w:w="2340"/>
             <w:shd w:val="clear" w:color="auto" w:fill="F4F7FA"/>
           </w:tcPr>
           <w:p>
@@ -19082,7 +19622,7 @@
         </w:tc>
         <w:tc>
           <w:tcPr>
-            <w:tcW w:type="dxa" w:w="1444"/>
+            <w:tcW w:type="dxa" w:w="1439"/>
           </w:tcPr>
           <w:p>
             <w:pPr>
@@ -19100,7 +19640,7 @@
         </w:tc>
         <w:tc>
           <w:tcPr>
-            <w:tcW w:type="dxa" w:w="2002"/>
+            <w:tcW w:type="dxa" w:w="1995"/>
           </w:tcPr>
           <w:p>
             <w:pPr>
@@ -19126,7 +19666,7 @@
         </w:tc>
         <w:tc>
           <w:tcPr>
-            <w:tcW w:type="dxa" w:w="3218"/>
+            <w:tcW w:type="dxa" w:w="3241"/>
           </w:tcPr>
           <w:p>
             <w:pPr>
@@ -19178,7 +19718,7 @@
         </w:tc>
         <w:tc>
           <w:tcPr>
-            <w:tcW w:type="dxa" w:w="2349"/>
+            <w:tcW w:type="dxa" w:w="2340"/>
           </w:tcPr>
           <w:p>
             <w:pPr>
@@ -19217,7 +19757,7 @@
         </w:tc>
         <w:tc>
           <w:tcPr>
-            <w:tcW w:type="dxa" w:w="1444"/>
+            <w:tcW w:type="dxa" w:w="1439"/>
             <w:shd w:val="clear" w:color="auto" w:fill="F4F7FA"/>
           </w:tcPr>
           <w:p>
@@ -19236,7 +19776,7 @@
         </w:tc>
         <w:tc>
           <w:tcPr>
-            <w:tcW w:type="dxa" w:w="2002"/>
+            <w:tcW w:type="dxa" w:w="1995"/>
             <w:shd w:val="clear" w:color="auto" w:fill="F4F7FA"/>
           </w:tcPr>
           <w:p>
@@ -19255,7 +19795,7 @@
         </w:tc>
         <w:tc>
           <w:tcPr>
-            <w:tcW w:type="dxa" w:w="3218"/>
+            <w:tcW w:type="dxa" w:w="3241"/>
             <w:shd w:val="clear" w:color="auto" w:fill="F4F7FA"/>
           </w:tcPr>
           <w:p>
@@ -19308,7 +19848,7 @@
         </w:tc>
         <w:tc>
           <w:tcPr>
-            <w:tcW w:type="dxa" w:w="2349"/>
+            <w:tcW w:type="dxa" w:w="2340"/>
             <w:shd w:val="clear" w:color="auto" w:fill="F4F7FA"/>
           </w:tcPr>
           <w:p>
@@ -19355,7 +19895,7 @@
         </w:tc>
         <w:tc>
           <w:tcPr>
-            <w:tcW w:type="dxa" w:w="1444"/>
+            <w:tcW w:type="dxa" w:w="1439"/>
           </w:tcPr>
           <w:p>
             <w:pPr>
@@ -19381,7 +19921,7 @@
         </w:tc>
         <w:tc>
           <w:tcPr>
-            <w:tcW w:type="dxa" w:w="2002"/>
+            <w:tcW w:type="dxa" w:w="1995"/>
           </w:tcPr>
           <w:p>
             <w:pPr>
@@ -19407,7 +19947,7 @@
         </w:tc>
         <w:tc>
           <w:tcPr>
-            <w:tcW w:type="dxa" w:w="3218"/>
+            <w:tcW w:type="dxa" w:w="3241"/>
           </w:tcPr>
           <w:p>
             <w:pPr>
@@ -19433,7 +19973,7 @@
         </w:tc>
         <w:tc>
           <w:tcPr>
-            <w:tcW w:type="dxa" w:w="2349"/>
+            <w:tcW w:type="dxa" w:w="2340"/>
           </w:tcPr>
           <w:p>
             <w:pPr>
@@ -19472,7 +20012,7 @@
         </w:tc>
         <w:tc>
           <w:tcPr>
-            <w:tcW w:type="dxa" w:w="1444"/>
+            <w:tcW w:type="dxa" w:w="1439"/>
             <w:shd w:val="clear" w:color="auto" w:fill="F4F7FA"/>
           </w:tcPr>
           <w:p>
@@ -19515,7 +20055,7 @@
         </w:tc>
         <w:tc>
           <w:tcPr>
-            <w:tcW w:type="dxa" w:w="2002"/>
+            <w:tcW w:type="dxa" w:w="1995"/>
             <w:shd w:val="clear" w:color="auto" w:fill="F4F7FA"/>
           </w:tcPr>
           <w:p>
@@ -19534,7 +20074,7 @@
         </w:tc>
         <w:tc>
           <w:tcPr>
-            <w:tcW w:type="dxa" w:w="3218"/>
+            <w:tcW w:type="dxa" w:w="3241"/>
             <w:shd w:val="clear" w:color="auto" w:fill="F4F7FA"/>
           </w:tcPr>
           <w:p>
@@ -19588,7 +20128,7 @@
         </w:tc>
         <w:tc>
           <w:tcPr>
-            <w:tcW w:type="dxa" w:w="2349"/>
+            <w:tcW w:type="dxa" w:w="2340"/>
             <w:shd w:val="clear" w:color="auto" w:fill="F4F7FA"/>
           </w:tcPr>
           <w:p>
@@ -19643,7 +20183,7 @@
         </w:tc>
         <w:tc>
           <w:tcPr>
-            <w:tcW w:type="dxa" w:w="1444"/>
+            <w:tcW w:type="dxa" w:w="1439"/>
           </w:tcPr>
           <w:p>
             <w:pPr>
@@ -19685,7 +20225,7 @@
         </w:tc>
         <w:tc>
           <w:tcPr>
-            <w:tcW w:type="dxa" w:w="2002"/>
+            <w:tcW w:type="dxa" w:w="1995"/>
           </w:tcPr>
           <w:p>
             <w:pPr>
@@ -19711,7 +20251,7 @@
         </w:tc>
         <w:tc>
           <w:tcPr>
-            <w:tcW w:type="dxa" w:w="3218"/>
+            <w:tcW w:type="dxa" w:w="3241"/>
           </w:tcPr>
           <w:p>
             <w:pPr>
@@ -19740,7 +20280,7 @@
                 <w:b w:val="0"/>
                 <w:sz w:val="18"/>
               </w:rPr>
-              <w:t xml:space="preserve"> 릴리스 컷·태그 → 9/29(화)–9/30(수) 리허설 → </w:t>
+              <w:t xml:space="preserve"> 릴리스 컷·태그 → </w:t>
             </w:r>
             <w:r>
               <w:rPr>
@@ -19748,6 +20288,22 @@
                 <w:b/>
                 <w:sz w:val="18"/>
               </w:rPr>
+              <w:t>9/29(화) 실 AWS 스모크 환경 기동</w:t>
+            </w:r>
+            <w:r>
+              <w:rPr>
+                <w:rFonts w:ascii="Malgun Gothic" w:hAnsi="Malgun Gothic" w:eastAsia="Malgun Gothic" w:cs="Malgun Gothic"/>
+                <w:b w:val="0"/>
+                <w:sz w:val="18"/>
+              </w:rPr>
+              <w:t xml:space="preserve">(ADR-0009 §6 — 판정에 48시간 관측 리드 타임이 필요하다) → 9/29(화)–9/30(수) 리허설 → </w:t>
+            </w:r>
+            <w:r>
+              <w:rPr>
+                <w:rFonts w:ascii="Malgun Gothic" w:hAnsi="Malgun Gothic" w:eastAsia="Malgun Gothic" w:cs="Malgun Gothic"/>
+                <w:b/>
+                <w:sz w:val="18"/>
+              </w:rPr>
               <w:t>9/30(수) E2E 시연물 완성 마감</w:t>
             </w:r>
             <w:r>
@@ -19770,7 +20326,7 @@
         </w:tc>
         <w:tc>
           <w:tcPr>
-            <w:tcW w:type="dxa" w:w="2349"/>
+            <w:tcW w:type="dxa" w:w="2340"/>
           </w:tcPr>
           <w:p>
             <w:pPr>
@@ -19841,7 +20397,7 @@
         </w:tc>
         <w:tc>
           <w:tcPr>
-            <w:tcW w:type="dxa" w:w="1444"/>
+            <w:tcW w:type="dxa" w:w="1439"/>
             <w:shd w:val="clear" w:color="auto" w:fill="F4F7FA"/>
           </w:tcPr>
           <w:p>
@@ -19876,7 +20432,7 @@
         </w:tc>
         <w:tc>
           <w:tcPr>
-            <w:tcW w:type="dxa" w:w="2002"/>
+            <w:tcW w:type="dxa" w:w="1995"/>
             <w:shd w:val="clear" w:color="auto" w:fill="F4F7FA"/>
           </w:tcPr>
           <w:p>
@@ -19903,7 +20459,7 @@
         </w:tc>
         <w:tc>
           <w:tcPr>
-            <w:tcW w:type="dxa" w:w="3218"/>
+            <w:tcW w:type="dxa" w:w="3241"/>
             <w:shd w:val="clear" w:color="auto" w:fill="F4F7FA"/>
           </w:tcPr>
           <w:p>
@@ -19913,16 +20469,24 @@
             <w:r>
               <w:rPr>
                 <w:rFonts w:ascii="Malgun Gothic" w:hAnsi="Malgun Gothic" w:eastAsia="Malgun Gothic" w:cs="Malgun Gothic"/>
-                <w:b w:val="0"/>
-                <w:sz w:val="18"/>
-              </w:rPr>
-              <w:t>전용 VPC·전용 키·비용 통제 구성(ADR-0009)과 스모크 실행</w:t>
-            </w:r>
-          </w:p>
-        </w:tc>
-        <w:tc>
-          <w:tcPr>
-            <w:tcW w:type="dxa" w:w="2349"/>
+                <w:b/>
+                <w:sz w:val="18"/>
+              </w:rPr>
+              <w:t>10/6(화) `.env` 전환</w:t>
+            </w:r>
+            <w:r>
+              <w:rPr>
+                <w:rFonts w:ascii="Malgun Gothic" w:hAnsi="Malgun Gothic" w:eastAsia="Malgun Gothic" w:cs="Malgun Gothic"/>
+                <w:b w:val="0"/>
+                <w:sz w:val="18"/>
+              </w:rPr>
+              <w:t>(앱이 LocalStack 대신 실 AWS를 향하게 바꾼다 · ADR-0009 §6) → 스모크 실행. 환경 자체는 8주차 9/29(화)에 이미 서 있다</w:t>
+            </w:r>
+          </w:p>
+        </w:tc>
+        <w:tc>
+          <w:tcPr>
+            <w:tcW w:type="dxa" w:w="2340"/>
             <w:shd w:val="clear" w:color="auto" w:fill="F4F7FA"/>
           </w:tcPr>
           <w:p>
@@ -20002,7 +20566,7 @@
         </w:tc>
         <w:tc>
           <w:tcPr>
-            <w:tcW w:type="dxa" w:w="1444"/>
+            <w:tcW w:type="dxa" w:w="1439"/>
           </w:tcPr>
           <w:p>
             <w:pPr>
@@ -20020,7 +20584,7 @@
         </w:tc>
         <w:tc>
           <w:tcPr>
-            <w:tcW w:type="dxa" w:w="2002"/>
+            <w:tcW w:type="dxa" w:w="1995"/>
           </w:tcPr>
           <w:p>
             <w:pPr>
@@ -20062,7 +20626,7 @@
         </w:tc>
         <w:tc>
           <w:tcPr>
-            <w:tcW w:type="dxa" w:w="3218"/>
+            <w:tcW w:type="dxa" w:w="3241"/>
           </w:tcPr>
           <w:p>
             <w:pPr>
@@ -20123,7 +20687,7 @@
         </w:tc>
         <w:tc>
           <w:tcPr>
-            <w:tcW w:type="dxa" w:w="2349"/>
+            <w:tcW w:type="dxa" w:w="2340"/>
           </w:tcPr>
           <w:p>
             <w:pPr>
@@ -20178,7 +20742,7 @@
         </w:tc>
         <w:tc>
           <w:tcPr>
-            <w:tcW w:type="dxa" w:w="1444"/>
+            <w:tcW w:type="dxa" w:w="1439"/>
             <w:shd w:val="clear" w:color="auto" w:fill="F4F7FA"/>
           </w:tcPr>
           <w:p>
@@ -20197,7 +20761,7 @@
         </w:tc>
         <w:tc>
           <w:tcPr>
-            <w:tcW w:type="dxa" w:w="2002"/>
+            <w:tcW w:type="dxa" w:w="1995"/>
             <w:shd w:val="clear" w:color="auto" w:fill="F4F7FA"/>
           </w:tcPr>
           <w:p>
@@ -20224,7 +20788,7 @@
         </w:tc>
         <w:tc>
           <w:tcPr>
-            <w:tcW w:type="dxa" w:w="3218"/>
+            <w:tcW w:type="dxa" w:w="3241"/>
             <w:shd w:val="clear" w:color="auto" w:fill="F4F7FA"/>
           </w:tcPr>
           <w:p>
@@ -20243,7 +20807,7 @@
         </w:tc>
         <w:tc>
           <w:tcPr>
-            <w:tcW w:type="dxa" w:w="2349"/>
+            <w:tcW w:type="dxa" w:w="2340"/>
             <w:shd w:val="clear" w:color="auto" w:fill="F4F7FA"/>
           </w:tcPr>
           <w:p>
@@ -22267,6 +22831,86 @@
           </w:p>
         </w:tc>
       </w:tr>
+      <w:tr>
+        <w:tc>
+          <w:tcPr>
+            <w:tcW w:type="dxa" w:w="4933"/>
+          </w:tcPr>
+          <w:p>
+            <w:pPr>
+              <w:spacing w:before="40" w:after="40"/>
+            </w:pPr>
+            <w:r>
+              <w:rPr>
+                <w:rFonts w:ascii="Malgun Gothic" w:hAnsi="Malgun Gothic" w:eastAsia="Malgun Gothic" w:cs="Malgun Gothic"/>
+                <w:b/>
+                <w:sz w:val="18"/>
+              </w:rPr>
+              <w:t>FE↔BE 접점</w:t>
+            </w:r>
+          </w:p>
+        </w:tc>
+        <w:tc>
+          <w:tcPr>
+            <w:tcW w:type="dxa" w:w="4933"/>
+          </w:tcPr>
+          <w:p>
+            <w:pPr>
+              <w:spacing w:before="40" w:after="40"/>
+            </w:pPr>
+            <w:r>
+              <w:rPr>
+                <w:rFonts w:ascii="Malgun Gothic" w:hAnsi="Malgun Gothic" w:eastAsia="Malgun Gothic" w:cs="Malgun Gothic"/>
+                <w:b/>
+                <w:sz w:val="18"/>
+              </w:rPr>
+              <w:t>안성일</w:t>
+            </w:r>
+            <w:r>
+              <w:rPr>
+                <w:rFonts w:ascii="Malgun Gothic" w:hAnsi="Malgun Gothic" w:eastAsia="Malgun Gothic" w:cs="Malgun Gothic"/>
+                <w:b w:val="0"/>
+                <w:sz w:val="18"/>
+              </w:rPr>
+              <w:t xml:space="preserve"> — 김세혁이 </w:t>
+            </w:r>
+            <w:r>
+              <w:rPr>
+                <w:rFonts w:ascii="Consolas" w:hAnsi="Consolas" w:eastAsia="Consolas" w:cs="Consolas"/>
+                <w:b w:val="0"/>
+                <w:color w:val="8A2E4E"/>
+                <w:sz w:val="17"/>
+              </w:rPr>
+              <w:t>FE</w:t>
+            </w:r>
+            <w:r>
+              <w:rPr>
+                <w:rFonts w:ascii="Malgun Gothic" w:hAnsi="Malgun Gothic" w:eastAsia="Malgun Gothic" w:cs="Malgun Gothic"/>
+                <w:b w:val="0"/>
+                <w:sz w:val="18"/>
+              </w:rPr>
+              <w:t xml:space="preserve">와 </w:t>
+            </w:r>
+            <w:r>
+              <w:rPr>
+                <w:rFonts w:ascii="Consolas" w:hAnsi="Consolas" w:eastAsia="Consolas" w:cs="Consolas"/>
+                <w:b w:val="0"/>
+                <w:color w:val="8A2E4E"/>
+                <w:sz w:val="17"/>
+              </w:rPr>
+              <w:t>BE</w:t>
+            </w:r>
+            <w:r>
+              <w:rPr>
+                <w:rFonts w:ascii="Malgun Gothic" w:hAnsi="Malgun Gothic" w:eastAsia="Malgun Gothic" w:cs="Malgun Gothic"/>
+                <w:b w:val="0"/>
+                <w:sz w:val="18"/>
+              </w:rPr>
+              <w:t>를 함께 들면서 이 접점의 리뷰어가 한 명으로 줄었다. 저자 본인은 승인할 수 없으므로 안성일이 리뷰한다(SSOT §팀 &amp; 역할)</w:t>
+            </w:r>
+          </w:p>
+        </w:tc>
+      </w:tr>
     </w:tbl>
     <w:p>
       <w:pPr>
@@ -23921,7 +24565,7 @@
                 <w:b w:val="0"/>
                 <w:sz w:val="18"/>
               </w:rPr>
-              <w:t xml:space="preserve">High 위험은 </w:t>
+              <w:t xml:space="preserve">High는 0.5초 선차단 후 확인, Medium은 1분 미응답 시 자동 격리 — </w:t>
             </w:r>
             <w:r>
               <w:rPr>
@@ -23929,15 +24573,15 @@
                 <w:b/>
                 <w:sz w:val="18"/>
               </w:rPr>
-              <w:t>0.5초 선차단</w:t>
-            </w:r>
-            <w:r>
-              <w:rPr>
-                <w:rFonts w:ascii="Malgun Gothic" w:hAnsi="Malgun Gothic" w:eastAsia="Malgun Gothic" w:cs="Malgun Gothic"/>
-                <w:b w:val="0"/>
-                <w:sz w:val="18"/>
-              </w:rPr>
-              <w:t xml:space="preserve"> 후 확인, Medium은 1분 미응답 시 자동 격리</w:t>
+              <w:t>설계 확정이며 발동은 P2 실 AWS 검증(10주차) 뒤다</w:t>
+            </w:r>
+            <w:r>
+              <w:rPr>
+                <w:rFonts w:ascii="Malgun Gothic" w:hAnsi="Malgun Gothic" w:eastAsia="Malgun Gothic" w:cs="Malgun Gothic"/>
+                <w:b w:val="0"/>
+                <w:sz w:val="18"/>
+              </w:rPr>
+              <w:t>(§2.1)</w:t>
             </w:r>
           </w:p>
         </w:tc>
@@ -25496,7 +26140,7 @@
           <w:color w:val="1B3A5C"/>
           <w:sz w:val="25"/>
         </w:rPr>
-        <w:t>8.2 문서 지도 (신뢰 우선순위 — 충돌 시 위가 이김)</w:t>
+        <w:t>8.2 문서 지도</w:t>
       </w:r>
     </w:p>
     <w:p>
@@ -25534,7 +26178,7 @@
           <w:b/>
           <w:sz w:val="20"/>
         </w:rPr>
-        <w:t>프로젝트의 신뢰 우선순위는 이 목록 하나뿐이다.</w:t>
+        <w:t>어느 문서가 무엇을 담는지의 안내 표다.</w:t>
       </w:r>
       <w:r>
         <w:rPr>
@@ -25542,7 +26186,23 @@
           <w:b w:val="0"/>
           <w:sz w:val="20"/>
         </w:rPr>
-        <w:t xml:space="preserve"> 저장소에 없는 파일은 이 목록에 오르지 않는다 — 팀원이 열 수 없는 파일을 기준으로 삼으면 그 기준은 검증할 수 없기 때문이다.</w:t>
+        <w:t xml:space="preserve"> 충돌할 때 무엇이 이기는지의 </w:t>
+      </w:r>
+      <w:r>
+        <w:rPr>
+          <w:rFonts w:ascii="Malgun Gothic" w:hAnsi="Malgun Gothic" w:eastAsia="Malgun Gothic" w:cs="Malgun Gothic"/>
+          <w:b/>
+          <w:sz w:val="20"/>
+        </w:rPr>
+        <w:t>기준은 SSOT §문서 지도 하나뿐이며, 이 표는 그것을 복제하지 않는다.</w:t>
+      </w:r>
+      <w:r>
+        <w:rPr>
+          <w:rFonts w:ascii="Malgun Gothic" w:hAnsi="Malgun Gothic" w:eastAsia="Malgun Gothic" w:cs="Malgun Gothic"/>
+          <w:b w:val="0"/>
+          <w:sz w:val="20"/>
+        </w:rPr>
+        <w:t xml:space="preserve"> 저장소에 없는 파일은 이 표에 오르지 않는다 — 팀원이 열 수 없는 파일을 기준으로 삼으면 그 기준은 검증할 수 없기 때문이다.</w:t>
       </w:r>
     </w:p>
     <w:tbl>
@@ -25579,7 +26239,7 @@
                 <w:color w:val="FFFFFF"/>
                 <w:sz w:val="18"/>
               </w:rPr>
-              <w:t>순위</w:t>
+              <w:t>#</w:t>
             </w:r>
           </w:p>
         </w:tc>

--- a/docs/submission/Vigilantis_프로젝트_기획서.docx
+++ b/docs/submission/Vigilantis_프로젝트_기획서.docx
@@ -33,7 +33,7 @@
           <w:color w:val="43566B"/>
           <w:sz w:val="19"/>
         </w:rPr>
-        <w:t>상태: 본문 8장 완성 · PM 검토 대기</w:t>
+        <w:t>상태: 본문 8장 완성 · PM 리뷰 반영 · 재리뷰 대기</w:t>
       </w:r>
       <w:r>
         <w:rPr>
@@ -1343,7 +1343,7 @@
           <w:b/>
           <w:sz w:val="20"/>
         </w:rPr>
-        <w:t>숫자 둘이 그 조건을 보여 준다.</w:t>
+        <w:t>비용부터 보자.</w:t>
       </w:r>
     </w:p>
     <w:tbl>

--- a/docs/submission/Vigilantis_프로젝트_기획서.docx
+++ b/docs/submission/Vigilantis_프로젝트_기획서.docx
@@ -25032,7 +25032,7 @@
                 <w:b w:val="0"/>
                 <w:sz w:val="18"/>
               </w:rPr>
-              <w:t>(추정)</w:t>
+              <w:t>(참고치)</w:t>
             </w:r>
           </w:p>
         </w:tc>
@@ -25051,7 +25051,39 @@
                 <w:b w:val="0"/>
                 <w:sz w:val="18"/>
               </w:rPr>
-              <w:t>자산 20대 중 저활성 4대 정리 시 절감 — AWS 서울 리전 온디맨드 기준</w:t>
+              <w:t xml:space="preserve">자산 20대 중 저활성 4대를 </w:t>
+            </w:r>
+            <w:r>
+              <w:rPr>
+                <w:rFonts w:ascii="Malgun Gothic" w:hAnsi="Malgun Gothic" w:eastAsia="Malgun Gothic" w:cs="Malgun Gothic"/>
+                <w:b/>
+                <w:sz w:val="18"/>
+              </w:rPr>
+              <w:t>정리(정지·삭제)</w:t>
+            </w:r>
+            <w:r>
+              <w:rPr>
+                <w:rFonts w:ascii="Malgun Gothic" w:hAnsi="Malgun Gothic" w:eastAsia="Malgun Gothic" w:cs="Malgun Gothic"/>
+                <w:b w:val="0"/>
+                <w:sz w:val="18"/>
+              </w:rPr>
+              <w:t xml:space="preserve"> 했을 때 — AWS 서울 리전 온디맨드 기준. </w:t>
+            </w:r>
+            <w:r>
+              <w:rPr>
+                <w:rFonts w:ascii="Malgun Gothic" w:hAnsi="Malgun Gothic" w:eastAsia="Malgun Gothic" w:cs="Malgun Gothic"/>
+                <w:b/>
+                <w:sz w:val="18"/>
+              </w:rPr>
+              <w:t>이 도구의 조치 범위 밖이다</w:t>
+            </w:r>
+            <w:r>
+              <w:rPr>
+                <w:rFonts w:ascii="Malgun Gothic" w:hAnsi="Malgun Gothic" w:eastAsia="Malgun Gothic" w:cs="Malgun Gothic"/>
+                <w:b w:val="0"/>
+                <w:sz w:val="18"/>
+              </w:rPr>
+              <w:t>(아래)</w:t>
             </w:r>
           </w:p>
         </w:tc>
@@ -25096,7 +25128,7 @@
           <w:color w:val="43566B"/>
           <w:sz w:val="19"/>
         </w:rPr>
-        <w:t>유휴 자산 절감은 추정치이며 실적이 아니다.</w:t>
+        <w:t>유휴 자산 값은 추정 참고치이며 실적이 아니다.</w:t>
       </w:r>
     </w:p>
     <w:p>
@@ -25106,7 +25138,7 @@
           <w:b/>
           <w:sz w:val="20"/>
         </w:rPr>
-        <w:t>두 값의 성격이 다르다.</w:t>
+        <w:t>두 값의 성격이 다르고, 뒤의 것은 이 도구가 만드는 값이 아니다.</w:t>
       </w:r>
     </w:p>
     <w:p>
@@ -25174,7 +25206,7 @@
           <w:b/>
           <w:sz w:val="20"/>
         </w:rPr>
-        <w:t>「줄이는 비용」</w:t>
+        <w:t>「정리했을 때의 참고치」</w:t>
       </w:r>
       <w:r>
         <w:rPr>
@@ -25182,7 +25214,7 @@
           <w:b w:val="0"/>
           <w:sz w:val="20"/>
         </w:rPr>
-        <w:t xml:space="preserve">이다 — 도구가 실제로 조치를 실행해야 생긴다. </w:t>
+        <w:t xml:space="preserve">다. </w:t>
       </w:r>
       <w:r>
         <w:rPr>
@@ -25190,7 +25222,98 @@
           <w:b/>
           <w:sz w:val="20"/>
         </w:rPr>
-        <w:t>그래서 §2.1의 절감 예상은 금액과 산출 근거를 함께 낸다.</w:t>
+        <w:t>Action Whitelist에는 EC2를 정지·삭제하는 런북이 없다</w:t>
+      </w:r>
+      <w:r>
+        <w:rPr>
+          <w:rFonts w:ascii="Malgun Gothic" w:hAnsi="Malgun Gothic" w:eastAsia="Malgun Gothic" w:cs="Malgun Gothic"/>
+          <w:b w:val="0"/>
+          <w:sz w:val="20"/>
+        </w:rPr>
+        <w:t xml:space="preserve">(§2.2) — 유휴 EC2에 대한 조치는 </w:t>
+      </w:r>
+      <w:r>
+        <w:rPr>
+          <w:rFonts w:ascii="Consolas" w:hAnsi="Consolas" w:eastAsia="Consolas" w:cs="Consolas"/>
+          <w:b w:val="0"/>
+          <w:color w:val="8A2E4E"/>
+          <w:sz w:val="19"/>
+        </w:rPr>
+        <w:t>RIGHTSIZING</w:t>
+      </w:r>
+      <w:r>
+        <w:rPr>
+          <w:rFonts w:ascii="Malgun Gothic" w:hAnsi="Malgun Gothic" w:eastAsia="Malgun Gothic" w:cs="Malgun Gothic"/>
+          <w:b w:val="0"/>
+          <w:sz w:val="20"/>
+        </w:rPr>
+        <w:t xml:space="preserve"> 하나이고, 같은 패밀리 안에서 </w:t>
+      </w:r>
+      <w:r>
+        <w:rPr>
+          <w:rFonts w:ascii="Malgun Gothic" w:hAnsi="Malgun Gothic" w:eastAsia="Malgun Gothic" w:cs="Malgun Gothic"/>
+          <w:b/>
+          <w:sz w:val="20"/>
+        </w:rPr>
+        <w:t>메모리 1/4 이상 · 2 GiB 하한</w:t>
+      </w:r>
+      <w:r>
+        <w:rPr>
+          <w:rFonts w:ascii="Malgun Gothic" w:hAnsi="Malgun Gothic" w:eastAsia="Malgun Gothic" w:cs="Malgun Gothic"/>
+          <w:b w:val="0"/>
+          <w:sz w:val="20"/>
+        </w:rPr>
+        <w:t xml:space="preserve">을 지키는 크기까지만 내린다(예: </w:t>
+      </w:r>
+      <w:r>
+        <w:rPr>
+          <w:rFonts w:ascii="Consolas" w:hAnsi="Consolas" w:eastAsia="Consolas" w:cs="Consolas"/>
+          <w:b w:val="0"/>
+          <w:color w:val="8A2E4E"/>
+          <w:sz w:val="19"/>
+        </w:rPr>
+        <w:t>t3.xlarge → t3.medium</w:t>
+      </w:r>
+      <w:r>
+        <w:rPr>
+          <w:rFonts w:ascii="Malgun Gothic" w:hAnsi="Malgun Gothic" w:eastAsia="Malgun Gothic" w:cs="Malgun Gothic"/>
+          <w:b w:val="0"/>
+          <w:sz w:val="20"/>
+        </w:rPr>
+        <w:t xml:space="preserve">이고 </w:t>
+      </w:r>
+      <w:r>
+        <w:rPr>
+          <w:rFonts w:ascii="Consolas" w:hAnsi="Consolas" w:eastAsia="Consolas" w:cs="Consolas"/>
+          <w:b w:val="0"/>
+          <w:color w:val="8A2E4E"/>
+          <w:sz w:val="19"/>
+        </w:rPr>
+        <w:t>m5.large</w:t>
+      </w:r>
+      <w:r>
+        <w:rPr>
+          <w:rFonts w:ascii="Malgun Gothic" w:hAnsi="Malgun Gothic" w:eastAsia="Malgun Gothic" w:cs="Malgun Gothic"/>
+          <w:b w:val="0"/>
+          <w:sz w:val="20"/>
+        </w:rPr>
+        <w:t xml:space="preserve">는 후보가 없다). </w:t>
+      </w:r>
+      <w:r>
+        <w:rPr>
+          <w:rFonts w:ascii="Malgun Gothic" w:hAnsi="Malgun Gothic" w:eastAsia="Malgun Gothic" w:cs="Malgun Gothic"/>
+          <w:b/>
+          <w:sz w:val="20"/>
+        </w:rPr>
+        <w:t>그래서 이 도구가 실제로 줄이는 금액은 위 참고치보다 작다.</w:t>
+      </w:r>
+      <w:r>
+        <w:rPr>
+          <w:rFonts w:ascii="Malgun Gothic" w:hAnsi="Malgun Gothic" w:eastAsia="Malgun Gothic" w:cs="Malgun Gothic"/>
+          <w:b w:val="0"/>
+          <w:sz w:val="20"/>
+        </w:rPr>
+        <w:t xml:space="preserve"> 실제 절감은 조치 건마다 계산해 승인 화면에 올린다(§2.1 AI 계층).</w:t>
       </w:r>
     </w:p>
     <w:p>

--- a/docs/submission/Vigilantis_프로젝트_기획서.docx
+++ b/docs/submission/Vigilantis_프로젝트_기획서.docx
@@ -1521,15 +1521,202 @@
           <w:b w:val="0"/>
           <w:sz w:val="20"/>
         </w:rPr>
-        <w:t xml:space="preserve"> 정부 조사가 그렇게 보고하지만, </w:t>
-      </w:r>
+        <w:t xml:space="preserve"> 가장 가까운 공개 통계는 이것이다.</w:t>
+      </w:r>
+    </w:p>
+    <w:tbl>
+      <w:tblPr>
+        <w:tblStyle w:val="TableGrid"/>
+        <w:tblW w:type="auto" w:w="0"/>
+        <w:jc w:val="center"/>
+        <w:tblLook w:firstColumn="1" w:firstRow="1" w:lastColumn="0" w:lastRow="0" w:noHBand="0" w:noVBand="1" w:val="04A0"/>
+        <w:tblLayout w:type="autofit"/>
+        <w:tblW w:w="5000" w:type="pct"/>
+      </w:tblPr>
+      <w:tblGrid>
+        <w:gridCol w:w="3289"/>
+        <w:gridCol w:w="3289"/>
+        <w:gridCol w:w="3289"/>
+      </w:tblGrid>
+      <w:tr>
+        <w:trPr>
+          <w:tblHeader/>
+        </w:trPr>
+        <w:tc>
+          <w:tcPr>
+            <w:tcW w:type="dxa" w:w="3289"/>
+            <w:shd w:val="clear" w:color="auto" w:fill="1B3A5C"/>
+          </w:tcPr>
+          <w:p>
+            <w:pPr>
+              <w:spacing w:before="40" w:after="40"/>
+            </w:pPr>
+          </w:p>
+        </w:tc>
+        <w:tc>
+          <w:tcPr>
+            <w:tcW w:type="dxa" w:w="3289"/>
+            <w:shd w:val="clear" w:color="auto" w:fill="1B3A5C"/>
+          </w:tcPr>
+          <w:p>
+            <w:pPr>
+              <w:spacing w:before="40" w:after="40"/>
+            </w:pPr>
+            <w:r>
+              <w:rPr>
+                <w:rFonts w:ascii="Malgun Gothic" w:hAnsi="Malgun Gothic" w:eastAsia="Malgun Gothic" w:cs="Malgun Gothic"/>
+                <w:b/>
+                <w:color w:val="FFFFFF"/>
+                <w:sz w:val="18"/>
+              </w:rPr>
+              <w:t>값</w:t>
+            </w:r>
+          </w:p>
+        </w:tc>
+        <w:tc>
+          <w:tcPr>
+            <w:tcW w:type="dxa" w:w="3289"/>
+            <w:shd w:val="clear" w:color="auto" w:fill="1B3A5C"/>
+          </w:tcPr>
+          <w:p>
+            <w:pPr>
+              <w:spacing w:before="40" w:after="40"/>
+            </w:pPr>
+            <w:r>
+              <w:rPr>
+                <w:rFonts w:ascii="Malgun Gothic" w:hAnsi="Malgun Gothic" w:eastAsia="Malgun Gothic" w:cs="Malgun Gothic"/>
+                <w:b/>
+                <w:color w:val="FFFFFF"/>
+                <w:sz w:val="18"/>
+              </w:rPr>
+              <w:t>뜻</w:t>
+            </w:r>
+          </w:p>
+        </w:tc>
+      </w:tr>
+      <w:tr>
+        <w:tc>
+          <w:tcPr>
+            <w:tcW w:type="dxa" w:w="3289"/>
+          </w:tcPr>
+          <w:p>
+            <w:pPr>
+              <w:spacing w:before="40" w:after="40"/>
+            </w:pPr>
+            <w:r>
+              <w:rPr>
+                <w:rFonts w:ascii="Malgun Gothic" w:hAnsi="Malgun Gothic" w:eastAsia="Malgun Gothic" w:cs="Malgun Gothic"/>
+                <w:b w:val="0"/>
+                <w:sz w:val="18"/>
+              </w:rPr>
+              <w:t xml:space="preserve">사이버보안 담당 인력 중 </w:t>
+            </w:r>
+            <w:r>
+              <w:rPr>
+                <w:rFonts w:ascii="Malgun Gothic" w:hAnsi="Malgun Gothic" w:eastAsia="Malgun Gothic" w:cs="Malgun Gothic"/>
+                <w:b/>
+                <w:sz w:val="18"/>
+              </w:rPr>
+              <w:t>겸업</w:t>
+            </w:r>
+            <w:r>
+              <w:rPr>
+                <w:rFonts w:ascii="Malgun Gothic" w:hAnsi="Malgun Gothic" w:eastAsia="Malgun Gothic" w:cs="Malgun Gothic"/>
+                <w:b w:val="0"/>
+                <w:sz w:val="18"/>
+              </w:rPr>
+              <w:t xml:space="preserve"> 비율</w:t>
+            </w:r>
+          </w:p>
+        </w:tc>
+        <w:tc>
+          <w:tcPr>
+            <w:tcW w:type="dxa" w:w="3289"/>
+          </w:tcPr>
+          <w:p>
+            <w:pPr>
+              <w:spacing w:before="40" w:after="40"/>
+            </w:pPr>
+            <w:r>
+              <w:rPr>
+                <w:rFonts w:ascii="Malgun Gothic" w:hAnsi="Malgun Gothic" w:eastAsia="Malgun Gothic" w:cs="Malgun Gothic"/>
+                <w:b/>
+                <w:sz w:val="18"/>
+              </w:rPr>
+              <w:t>63.8%</w:t>
+            </w:r>
+          </w:p>
+        </w:tc>
+        <w:tc>
+          <w:tcPr>
+            <w:tcW w:type="dxa" w:w="3289"/>
+          </w:tcPr>
+          <w:p>
+            <w:pPr>
+              <w:spacing w:before="40" w:after="40"/>
+            </w:pPr>
+            <w:r>
+              <w:rPr>
+                <w:rFonts w:ascii="Malgun Gothic" w:hAnsi="Malgun Gothic" w:eastAsia="Malgun Gothic" w:cs="Malgun Gothic"/>
+                <w:b w:val="0"/>
+                <w:sz w:val="18"/>
+              </w:rPr>
+              <w:t>2024년 기준 — 본업이 따로 있고 보안을 얹어서 한다</w:t>
+            </w:r>
+          </w:p>
+        </w:tc>
+      </w:tr>
+    </w:tbl>
+    <w:p>
+      <w:pPr>
+        <w:spacing w:after="40"/>
+      </w:pPr>
+    </w:p>
+    <w:p>
+      <w:pPr>
+        <w:spacing w:before="80" w:after="120"/>
+        <w:ind w:left="283"/>
+        <w:pBdr>
+          <w:left w:val="single" w:sz="18" w:space="4" w:color="8FA8C4"/>
+        </w:pBdr>
+        <w:shd w:val="clear" w:color="auto" w:fill="F4F7FA"/>
+      </w:pPr>
+      <w:r>
+        <w:rPr>
+          <w:rFonts w:ascii="Malgun Gothic" w:hAnsi="Malgun Gothic" w:eastAsia="Malgun Gothic" w:cs="Malgun Gothic"/>
+          <w:b/>
+          <w:color w:val="43566B"/>
+          <w:sz w:val="19"/>
+        </w:rPr>
+        <w:t>인용 출처</w:t>
+      </w:r>
+      <w:r>
+        <w:rPr>
+          <w:rFonts w:ascii="Malgun Gothic" w:hAnsi="Malgun Gothic" w:eastAsia="Malgun Gothic" w:cs="Malgun Gothic"/>
+          <w:b w:val="0"/>
+          <w:color w:val="43566B"/>
+          <w:sz w:val="19"/>
+        </w:rPr>
+        <w:t xml:space="preserve"> — 과학기술정보통신부 「2024년 사이버보안 인력수급 실태조사」. </w:t>
+      </w:r>
+      <w:r>
+        <w:rPr>
+          <w:rFonts w:ascii="Malgun Gothic" w:hAnsi="Malgun Gothic" w:eastAsia="Malgun Gothic" w:cs="Malgun Gothic"/>
+          <w:b/>
+          <w:color w:val="43566B"/>
+          <w:sz w:val="19"/>
+        </w:rPr>
+        <w:t>원 보고서를 직접 열지 못해 보도(이투데이 2025-04-10)로 확인한 값이다.</w:t>
+      </w:r>
+    </w:p>
+    <w:p>
       <w:r>
         <w:rPr>
           <w:rFonts w:ascii="Malgun Gothic" w:hAnsi="Malgun Gothic" w:eastAsia="Malgun Gothic" w:cs="Malgun Gothic"/>
           <w:b/>
           <w:sz w:val="20"/>
         </w:rPr>
-        <w:t>이 기획서는 그 비율을 숫자로 인용하지 않는다</w:t>
+        <w:t>이 수치를 우리 주장으로 그대로 옮기지는 않는다.</w:t>
       </w:r>
       <w:r>
         <w:rPr>
@@ -1537,7 +1724,7 @@
           <w:b w:val="0"/>
           <w:sz w:val="20"/>
         </w:rPr>
-        <w:t xml:space="preserve"> — 공개된 수치는 </w:t>
+        <w:t xml:space="preserve"> 두 가지가 다르다 — ① </w:t>
       </w:r>
       <w:r>
         <w:rPr>
@@ -1545,7 +1732,7 @@
           <w:b/>
           <w:sz w:val="20"/>
         </w:rPr>
-        <w:t>보안 담당 인력</w:t>
+        <w:t>직무</w:t>
       </w:r>
       <w:r>
         <w:rPr>
@@ -1553,7 +1740,7 @@
           <w:b w:val="0"/>
           <w:sz w:val="20"/>
         </w:rPr>
-        <w:t xml:space="preserve"> 기준(인력 비율)이고 이 절이 말하는 것은 </w:t>
+        <w:t xml:space="preserve">가 보안이고 인프라가 아니다 ② </w:t>
       </w:r>
       <w:r>
         <w:rPr>
@@ -1561,7 +1748,7 @@
           <w:b/>
           <w:sz w:val="20"/>
         </w:rPr>
-        <w:t>인프라 담당</w:t>
+        <w:t>분모</w:t>
       </w:r>
       <w:r>
         <w:rPr>
@@ -1569,7 +1756,7 @@
           <w:b w:val="0"/>
           <w:sz w:val="20"/>
         </w:rPr>
-        <w:t xml:space="preserve">(기업 비율)이라 </w:t>
+        <w:t xml:space="preserve">가 기업 수가 아니라 </w:t>
       </w:r>
       <w:r>
         <w:rPr>
@@ -1577,7 +1764,7 @@
           <w:b/>
           <w:sz w:val="20"/>
         </w:rPr>
-        <w:t>단위가 다르다.</w:t>
+        <w:t>인력 수</w:t>
       </w:r>
       <w:r>
         <w:rPr>
@@ -1585,7 +1772,7 @@
           <w:b w:val="0"/>
           <w:sz w:val="20"/>
         </w:rPr>
-        <w:t xml:space="preserve"> 원 보고서로 직무 범위·단위·값을 대조하기 전에는 싣지 않는다. </w:t>
+        <w:t xml:space="preserve">다("담당하는 인력 중 63.8%"). 같은 조사의 외부 인력 7.8%도 분모가 같다고 확인되지 않아 </w:t>
       </w:r>
       <w:r>
         <w:rPr>
@@ -1593,7 +1780,31 @@
           <w:b/>
           <w:sz w:val="20"/>
         </w:rPr>
-        <w:t>값과 출처가 어긋난 인용은 질문 한 번에 문서 전체의 신뢰를 깎는다.</w:t>
+        <w:t>두 값을 더하지 않는다.</w:t>
+      </w:r>
+      <w:r>
+        <w:rPr>
+          <w:rFonts w:ascii="Malgun Gothic" w:hAnsi="Malgun Gothic" w:eastAsia="Malgun Gothic" w:cs="Malgun Gothic"/>
+          <w:b w:val="0"/>
+          <w:sz w:val="20"/>
+        </w:rPr>
+        <w:t xml:space="preserve"> 인프라 직무의 같은 조사는 찾지 못했다. </w:t>
+      </w:r>
+      <w:r>
+        <w:rPr>
+          <w:rFonts w:ascii="Malgun Gothic" w:hAnsi="Malgun Gothic" w:eastAsia="Malgun Gothic" w:cs="Malgun Gothic"/>
+          <w:b/>
+          <w:sz w:val="20"/>
+        </w:rPr>
+        <w:t>방향은 같지만 그대로 옮겨 적을 수는 없는 근거</w:t>
+      </w:r>
+      <w:r>
+        <w:rPr>
+          <w:rFonts w:ascii="Malgun Gothic" w:hAnsi="Malgun Gothic" w:eastAsia="Malgun Gothic" w:cs="Malgun Gothic"/>
+          <w:b w:val="0"/>
+          <w:sz w:val="20"/>
+        </w:rPr>
+        <w:t>로 둔다 — 값과 단위가 어긋난 인용은 질문 한 번에 문서 전체의 신뢰를 깎는다.</w:t>
       </w:r>
     </w:p>
     <w:p>

--- a/docs/submission/Vigilantis_프로젝트_기획서.docx
+++ b/docs/submission/Vigilantis_프로젝트_기획서.docx
@@ -103,6 +103,8 @@
         </w:rPr>
         <w:sectPr>
           <w:headerReference w:type="default" r:id="rId7"/>
+          <w:headerReference w:type="first" r:id="rId11"/>
+          <w:headerReference w:type="even" r:id="rId12"/>
           <w:pgSz w:w="11906" w:h="16838" w:code="9"/>
           <w:pgMar w:top="1701" w:right="1440" w:bottom="1440" w:left="1440" w:header="851" w:footer="992" w:gutter="0"/>
           <w:cols w:space="425"/>
@@ -8106,7 +8108,7 @@
                           <pic:cNvPicPr/>
                         </pic:nvPicPr>
                         <pic:blipFill>
-                          <a:blip r:embed="rId11"/>
+                          <a:blip r:embed="rId13"/>
                           <a:stretch>
                             <a:fillRect/>
                           </a:stretch>
@@ -10134,7 +10136,7 @@
                     <pic:cNvPicPr/>
                   </pic:nvPicPr>
                   <pic:blipFill>
-                    <a:blip r:embed="rId12"/>
+                    <a:blip r:embed="rId14"/>
                     <a:stretch>
                       <a:fillRect/>
                     </a:stretch>
@@ -16339,27 +16341,9 @@
       <w:rPr>
         <w:rFonts w:hint="eastAsia"/>
       </w:rPr>
-      <w:t>Vigilantis</w:t>
+      <w:t>Vigilantis 프로젝트 기획서</w:t>
     </w:r>
     <w:proofErr w:type="spellEnd"/>
-    <w:r>
-      <w:t xml:space="preserve"> </w:t>
-    </w:r>
-    <w:r>
-      <w:ptab w:relativeTo="margin" w:alignment="right" w:leader="none"/>
-    </w:r>
-    <w:r>
-      <w:rPr>
-        <w:rFonts w:hint="eastAsia"/>
-      </w:rPr>
-      <w:t>프로젝트 기획</w:t>
-    </w:r>
-    <w:r>
-      <w:rPr>
-        <w:rFonts w:hint="eastAsia"/>
-      </w:rPr>
-      <w:t>서</w:t>
-    </w:r>
   </w:p>
 </w:hdr>
 </file>
@@ -16378,18 +16362,29 @@
       <w:rPr>
         <w:rFonts w:hint="eastAsia"/>
       </w:rPr>
-      <w:t>Vigilantis</w:t>
+      <w:t>Vigilantis 프로젝트 기획서</w:t>
     </w:r>
     <w:proofErr w:type="spellEnd"/>
-    <w:r>
-      <w:ptab w:relativeTo="margin" w:alignment="right" w:leader="none"/>
-    </w:r>
-    <w:r>
-      <w:rPr>
-        <w:rFonts w:hint="eastAsia"/>
-      </w:rPr>
-      <w:t>화면설계서</w:t>
-    </w:r>
+  </w:p>
+</w:hdr>
+</file>
+
+<file path=word/header3.xml><?xml version="1.0" encoding="utf-8"?>
+<w:hdr xmlns:m="http://schemas.openxmlformats.org/officeDocument/2006/math" xmlns:mc="http://schemas.openxmlformats.org/markup-compatibility/2006" xmlns:mo="http://schemas.microsoft.com/office/mac/office/2008/main" xmlns:mv="urn:schemas-microsoft-com:mac:vml" xmlns:o="urn:schemas-microsoft-com:office:office" xmlns:r="http://schemas.openxmlformats.org/officeDocument/2006/relationships" xmlns:v="urn:schemas-microsoft-com:vml" xmlns:w10="urn:schemas-microsoft-com:office:word" xmlns:w14="http://schemas.microsoft.com/office/word/2010/wordml" xmlns:w="http://schemas.openxmlformats.org/wordprocessingml/2006/main" xmlns:wne="http://schemas.microsoft.com/office/word/2006/wordml" xmlns:wp14="http://schemas.microsoft.com/office/word/2010/wordprocessingDrawing" xmlns:wp="http://schemas.openxmlformats.org/drawingml/2006/wordprocessingDrawing" xmlns:wpc="http://schemas.microsoft.com/office/word/2010/wordprocessingCanvas" xmlns:wpg="http://schemas.microsoft.com/office/word/2010/wordprocessingGroup" xmlns:wpi="http://schemas.microsoft.com/office/word/2010/wordprocessingInk" xmlns:wps="http://schemas.microsoft.com/office/word/2010/wordprocessingShape" mc:Ignorable="w14 wp14">
+  <w:p>
+    <w:pPr>
+      <w:pStyle w:val="Header"/>
+    </w:pPr>
+  </w:p>
+</w:hdr>
+</file>
+
+<file path=word/header4.xml><?xml version="1.0" encoding="utf-8"?>
+<w:hdr xmlns:m="http://schemas.openxmlformats.org/officeDocument/2006/math" xmlns:mc="http://schemas.openxmlformats.org/markup-compatibility/2006" xmlns:mo="http://schemas.microsoft.com/office/mac/office/2008/main" xmlns:mv="urn:schemas-microsoft-com:mac:vml" xmlns:o="urn:schemas-microsoft-com:office:office" xmlns:r="http://schemas.openxmlformats.org/officeDocument/2006/relationships" xmlns:v="urn:schemas-microsoft-com:vml" xmlns:w10="urn:schemas-microsoft-com:office:word" xmlns:w14="http://schemas.microsoft.com/office/word/2010/wordml" xmlns:w="http://schemas.openxmlformats.org/wordprocessingml/2006/main" xmlns:wne="http://schemas.microsoft.com/office/word/2006/wordml" xmlns:wp14="http://schemas.microsoft.com/office/word/2010/wordprocessingDrawing" xmlns:wp="http://schemas.openxmlformats.org/drawingml/2006/wordprocessingDrawing" xmlns:wpc="http://schemas.microsoft.com/office/word/2010/wordprocessingCanvas" xmlns:wpg="http://schemas.microsoft.com/office/word/2010/wordprocessingGroup" xmlns:wpi="http://schemas.microsoft.com/office/word/2010/wordprocessingInk" xmlns:wps="http://schemas.microsoft.com/office/word/2010/wordprocessingShape" mc:Ignorable="w14 wp14">
+  <w:p>
+    <w:pPr>
+      <w:pStyle w:val="Header"/>
+    </w:pPr>
   </w:p>
 </w:hdr>
 </file>

--- a/docs/submission/Vigilantis_프로젝트_기획서.docx
+++ b/docs/submission/Vigilantis_프로젝트_기획서.docx
@@ -14055,6 +14055,52 @@
         <w:t>(2026-09-08 PM 규칙). 공휴일로 구간이 줄면 실작업 일수를 함께 적는다.</w:t>
       </w:r>
     </w:p>
+    <w:p>
+      <w:pPr>
+        <w:spacing w:before="60" w:after="100"/>
+        <w:ind w:left="198"/>
+        <w:pBdr>
+          <w:left w:val="single" w:sz="18" w:space="4" w:color="8FA8C4"/>
+        </w:pBdr>
+        <w:shd w:val="clear" w:color="auto" w:fill="F4F7FA"/>
+      </w:pPr>
+      <w:r>
+        <w:rPr>
+          <w:rFonts w:ascii="맑은 고딕" w:hAnsi="맑은 고딕" w:eastAsia="맑은 고딕" w:cs="맑은 고딕"/>
+          <w:b/>
+          <w:color w:val="43566B"/>
+          <w:sz w:val="19"/>
+        </w:rPr>
+        <w:t>진행 표시(「완료」·「현재」)는 이 표에 넣지 않는다.</w:t>
+      </w:r>
+      <w:r>
+        <w:rPr>
+          <w:rFonts w:ascii="맑은 고딕" w:hAnsi="맑은 고딕" w:eastAsia="맑은 고딕" w:cs="맑은 고딕"/>
+          <w:b w:val="0"/>
+          <w:color w:val="43566B"/>
+          <w:sz w:val="19"/>
+        </w:rPr>
+        <w:t xml:space="preserve"> 이 문서는 </w:t>
+      </w:r>
+      <w:r>
+        <w:rPr>
+          <w:rFonts w:ascii="맑은 고딕" w:hAnsi="맑은 고딕" w:eastAsia="맑은 고딕" w:cs="맑은 고딕"/>
+          <w:b/>
+          <w:color w:val="43566B"/>
+          <w:sz w:val="19"/>
+        </w:rPr>
+        <w:t>10/1(목)에 읽히므로</w:t>
+      </w:r>
+      <w:r>
+        <w:rPr>
+          <w:rFonts w:ascii="맑은 고딕" w:hAnsi="맑은 고딕" w:eastAsia="맑은 고딕" w:cs="맑은 고딕"/>
+          <w:b w:val="0"/>
+          <w:color w:val="43566B"/>
+          <w:sz w:val="19"/>
+        </w:rPr>
+        <w:t xml:space="preserve"> 작성 시점의 「현재 주차」 표시는 그때 틀린 값이 된다. 주차별 실제 진행 상태의 기재 위치는 SSOT §현재 위치 하나다.</w:t>
+      </w:r>
+    </w:p>
     <w:tbl>
       <w:tblPr>
         <w:tblStyle w:val="ac"/>
@@ -14145,7 +14191,7 @@
                 <w:b w:val="0"/>
                 <w:sz w:val="16"/>
               </w:rPr>
-              <w:t>1–2주차 ✅</w:t>
+              <w:t>1–2주차</w:t>
             </w:r>
           </w:p>
         </w:tc>
@@ -14209,7 +14255,7 @@
                 <w:b w:val="0"/>
                 <w:sz w:val="16"/>
               </w:rPr>
-              <w:t>3주차 ✅</w:t>
+              <w:t>3주차</w:t>
             </w:r>
           </w:p>
         </w:tc>
@@ -14307,7 +14353,7 @@
                 <w:b w:val="0"/>
                 <w:sz w:val="16"/>
               </w:rPr>
-              <w:t>4주차 ✅</w:t>
+              <w:t>4주차</w:t>
             </w:r>
           </w:p>
         </w:tc>
@@ -14371,7 +14417,7 @@
                 <w:b w:val="0"/>
                 <w:sz w:val="16"/>
               </w:rPr>
-              <w:t>5주차 ✅</w:t>
+              <w:t>5주차</w:t>
             </w:r>
           </w:p>
         </w:tc>
@@ -14432,18 +14478,10 @@
             <w:r>
               <w:rPr>
                 <w:rFonts w:ascii="맑은 고딕" w:hAnsi="맑은 고딕" w:eastAsia="맑은 고딕" w:cs="맑은 고딕"/>
-                <w:b/>
+                <w:b w:val="0"/>
                 <w:sz w:val="16"/>
               </w:rPr>
               <w:t>6주차</w:t>
-            </w:r>
-            <w:r>
-              <w:rPr>
-                <w:rFonts w:ascii="맑은 고딕" w:hAnsi="맑은 고딕" w:eastAsia="맑은 고딕" w:cs="맑은 고딕"/>
-                <w:b w:val="0"/>
-                <w:sz w:val="16"/>
-              </w:rPr>
-              <w:t xml:space="preserve"> ← 현재</w:t>
             </w:r>
           </w:p>
         </w:tc>
@@ -14458,18 +14496,10 @@
             <w:r>
               <w:rPr>
                 <w:rFonts w:ascii="맑은 고딕" w:hAnsi="맑은 고딕" w:eastAsia="맑은 고딕" w:cs="맑은 고딕"/>
-                <w:b/>
+                <w:b w:val="0"/>
                 <w:sz w:val="16"/>
               </w:rPr>
-              <w:t>9/14(월)–9/18(금)</w:t>
-            </w:r>
-            <w:r>
-              <w:rPr>
-                <w:rFonts w:ascii="맑은 고딕" w:hAnsi="맑은 고딕" w:eastAsia="맑은 고딕" w:cs="맑은 고딕"/>
-                <w:b w:val="0"/>
-                <w:sz w:val="16"/>
-              </w:rPr>
-              <w:t xml:space="preserve"> · 5일</w:t>
+              <w:t>9/14(월)–9/18(금) · 5일</w:t>
             </w:r>
           </w:p>
         </w:tc>
@@ -15021,6 +15051,590 @@
       <w:pPr>
         <w:spacing w:after="40"/>
       </w:pPr>
+    </w:p>
+    <w:p>
+      <w:pPr>
+        <w:spacing w:after="80"/>
+      </w:pPr>
+      <w:r>
+        <w:rPr>
+          <w:rFonts w:ascii="맑은 고딕" w:hAnsi="맑은 고딕" w:eastAsia="맑은 고딕" w:cs="맑은 고딕"/>
+          <w:b/>
+          <w:sz w:val="20"/>
+        </w:rPr>
+        <w:t>□ 10/1(목)까지 담당별 역할</w:t>
+      </w:r>
+    </w:p>
+    <w:p>
+      <w:pPr>
+        <w:spacing w:after="80"/>
+      </w:pPr>
+      <w:r>
+        <w:rPr>
+          <w:rFonts w:ascii="맑은 고딕" w:hAnsi="맑은 고딕" w:eastAsia="맑은 고딕" w:cs="맑은 고딕"/>
+          <w:b w:val="0"/>
+          <w:sz w:val="20"/>
+        </w:rPr>
+        <w:t xml:space="preserve">남은 실작업은 </w:t>
+      </w:r>
+      <w:r>
+        <w:rPr>
+          <w:rFonts w:ascii="맑은 고딕" w:hAnsi="맑은 고딕" w:eastAsia="맑은 고딕" w:cs="맑은 고딕"/>
+          <w:b/>
+          <w:sz w:val="20"/>
+        </w:rPr>
+        <w:t>9일</w:t>
+      </w:r>
+      <w:r>
+        <w:rPr>
+          <w:rFonts w:ascii="맑은 고딕" w:hAnsi="맑은 고딕" w:eastAsia="맑은 고딕" w:cs="맑은 고딕"/>
+          <w:b w:val="0"/>
+          <w:sz w:val="20"/>
+        </w:rPr>
+        <w:t>이다 — 6주차 잔여 2일 + 7주차 3일 + 8주차 4일. 그 안에서 각자가 맡은 것은 아래와 같다.</w:t>
+      </w:r>
+    </w:p>
+    <w:tbl>
+      <w:tblPr>
+        <w:tblStyle w:val="ac"/>
+        <w:tblW w:type="auto" w:w="0"/>
+        <w:jc w:val="center"/>
+        <w:tblLook w:firstColumn="1" w:firstRow="1" w:lastColumn="0" w:lastRow="0" w:noHBand="0" w:noVBand="1" w:val="04A0"/>
+        <w:tblW w:w="5000" w:type="pct"/>
+      </w:tblPr>
+      <w:tblGrid>
+        <w:gridCol w:w="4513"/>
+        <w:gridCol w:w="4513"/>
+      </w:tblGrid>
+      <w:tr>
+        <w:trPr>
+          <w:tblHeader/>
+        </w:trPr>
+        <w:tc>
+          <w:tcPr>
+            <w:tcW w:type="dxa" w:w="4513"/>
+            <w:shd w:val="clear" w:color="auto" w:fill="D9D9D9"/>
+          </w:tcPr>
+          <w:p>
+            <w:pPr>
+              <w:spacing w:before="20" w:after="20"/>
+            </w:pPr>
+            <w:r>
+              <w:rPr>
+                <w:rFonts w:ascii="맑은 고딕" w:hAnsi="맑은 고딕" w:eastAsia="맑은 고딕" w:cs="맑은 고딕"/>
+                <w:b/>
+                <w:sz w:val="16"/>
+              </w:rPr>
+              <w:t>담당</w:t>
+            </w:r>
+          </w:p>
+        </w:tc>
+        <w:tc>
+          <w:tcPr>
+            <w:tcW w:type="dxa" w:w="4513"/>
+            <w:shd w:val="clear" w:color="auto" w:fill="D9D9D9"/>
+          </w:tcPr>
+          <w:p>
+            <w:pPr>
+              <w:spacing w:before="20" w:after="20"/>
+            </w:pPr>
+            <w:r>
+              <w:rPr>
+                <w:rFonts w:ascii="맑은 고딕" w:hAnsi="맑은 고딕" w:eastAsia="맑은 고딕" w:cs="맑은 고딕"/>
+                <w:b/>
+                <w:sz w:val="16"/>
+              </w:rPr>
+              <w:t>10/1(목)까지 맡은 것</w:t>
+            </w:r>
+          </w:p>
+        </w:tc>
+      </w:tr>
+      <w:tr>
+        <w:tc>
+          <w:tcPr>
+            <w:tcW w:type="dxa" w:w="4513"/>
+          </w:tcPr>
+          <w:p>
+            <w:pPr>
+              <w:spacing w:before="20" w:after="20"/>
+            </w:pPr>
+            <w:r>
+              <w:rPr>
+                <w:rFonts w:ascii="맑은 고딕" w:hAnsi="맑은 고딕" w:eastAsia="맑은 고딕" w:cs="맑은 고딕"/>
+                <w:b/>
+                <w:sz w:val="16"/>
+              </w:rPr>
+              <w:t>김세혁</w:t>
+            </w:r>
+            <w:r>
+              <w:rPr>
+                <w:rFonts w:ascii="맑은 고딕" w:hAnsi="맑은 고딕" w:eastAsia="맑은 고딕" w:cs="맑은 고딕"/>
+                <w:b w:val="0"/>
+                <w:sz w:val="16"/>
+              </w:rPr>
+              <w:t xml:space="preserve">(팀장/PM · </w:t>
+            </w:r>
+            <w:r>
+              <w:rPr>
+                <w:rFonts w:ascii="Consolas" w:hAnsi="Consolas" w:eastAsia="Consolas" w:cs="Consolas"/>
+                <w:b w:val="0"/>
+                <w:color w:val="8A2E4E"/>
+                <w:sz w:val="15"/>
+              </w:rPr>
+              <w:t>BE</w:t>
+            </w:r>
+            <w:r>
+              <w:rPr>
+                <w:rFonts w:ascii="맑은 고딕" w:hAnsi="맑은 고딕" w:eastAsia="맑은 고딕" w:cs="맑은 고딕"/>
+                <w:b w:val="0"/>
+                <w:sz w:val="16"/>
+              </w:rPr>
+              <w:t>·</w:t>
+            </w:r>
+            <w:r>
+              <w:rPr>
+                <w:rFonts w:ascii="Consolas" w:hAnsi="Consolas" w:eastAsia="Consolas" w:cs="Consolas"/>
+                <w:b w:val="0"/>
+                <w:color w:val="8A2E4E"/>
+                <w:sz w:val="15"/>
+              </w:rPr>
+              <w:t>INFRA</w:t>
+            </w:r>
+            <w:r>
+              <w:rPr>
+                <w:rFonts w:ascii="맑은 고딕" w:hAnsi="맑은 고딕" w:eastAsia="맑은 고딕" w:cs="맑은 고딕"/>
+                <w:b w:val="0"/>
+                <w:sz w:val="16"/>
+              </w:rPr>
+              <w:t>·</w:t>
+            </w:r>
+            <w:r>
+              <w:rPr>
+                <w:rFonts w:ascii="Consolas" w:hAnsi="Consolas" w:eastAsia="Consolas" w:cs="Consolas"/>
+                <w:b w:val="0"/>
+                <w:color w:val="8A2E4E"/>
+                <w:sz w:val="15"/>
+              </w:rPr>
+              <w:t>FE</w:t>
+            </w:r>
+            <w:r>
+              <w:rPr>
+                <w:rFonts w:ascii="맑은 고딕" w:hAnsi="맑은 고딕" w:eastAsia="맑은 고딕" w:cs="맑은 고딕"/>
+                <w:b w:val="0"/>
+                <w:sz w:val="16"/>
+              </w:rPr>
+              <w:t>)</w:t>
+            </w:r>
+          </w:p>
+        </w:tc>
+        <w:tc>
+          <w:tcPr>
+            <w:tcW w:type="dxa" w:w="4513"/>
+          </w:tcPr>
+          <w:p>
+            <w:pPr>
+              <w:spacing w:before="20" w:after="20"/>
+            </w:pPr>
+            <w:r>
+              <w:rPr>
+                <w:rFonts w:ascii="맑은 고딕" w:hAnsi="맑은 고딕" w:eastAsia="맑은 고딕" w:cs="맑은 고딕"/>
+                <w:b w:val="0"/>
+                <w:sz w:val="16"/>
+              </w:rPr>
+              <w:t xml:space="preserve">메인 대시보드와 FE mock 계층 제거 · </w:t>
+            </w:r>
+            <w:r>
+              <w:rPr>
+                <w:rFonts w:ascii="맑은 고딕" w:hAnsi="맑은 고딕" w:eastAsia="맑은 고딕" w:cs="맑은 고딕"/>
+                <w:b/>
+                <w:sz w:val="16"/>
+              </w:rPr>
+              <w:t>실 AWS 스모크 전제</w:t>
+            </w:r>
+            <w:r>
+              <w:rPr>
+                <w:rFonts w:ascii="맑은 고딕" w:hAnsi="맑은 고딕" w:eastAsia="맑은 고딕" w:cs="맑은 고딕"/>
+                <w:b w:val="0"/>
+                <w:sz w:val="16"/>
+              </w:rPr>
+              <w:t xml:space="preserve">(계정·키·비용 통제 · ADR-0009) · </w:t>
+            </w:r>
+            <w:r>
+              <w:rPr>
+                <w:rFonts w:ascii="맑은 고딕" w:hAnsi="맑은 고딕" w:eastAsia="맑은 고딕" w:cs="맑은 고딕"/>
+                <w:b/>
+                <w:sz w:val="16"/>
+              </w:rPr>
+              <w:t>릴리스 컷 체크리스트와 9/28(월) 컷 실행</w:t>
+            </w:r>
+            <w:r>
+              <w:rPr>
+                <w:rFonts w:ascii="맑은 고딕" w:hAnsi="맑은 고딕" w:eastAsia="맑은 고딕" w:cs="맑은 고딕"/>
+                <w:b w:val="0"/>
+                <w:sz w:val="16"/>
+              </w:rPr>
+              <w:t xml:space="preserve"> · 시연 환경변수 확정 · T1 실패 주입 헬퍼를 둘지 판단 · 절감 예상의 화면 표기</w:t>
+            </w:r>
+          </w:p>
+        </w:tc>
+      </w:tr>
+      <w:tr>
+        <w:tc>
+          <w:tcPr>
+            <w:tcW w:type="dxa" w:w="4513"/>
+          </w:tcPr>
+          <w:p>
+            <w:pPr>
+              <w:spacing w:before="20" w:after="20"/>
+            </w:pPr>
+            <w:r>
+              <w:rPr>
+                <w:rFonts w:ascii="맑은 고딕" w:hAnsi="맑은 고딕" w:eastAsia="맑은 고딕" w:cs="맑은 고딕"/>
+                <w:b/>
+                <w:sz w:val="16"/>
+              </w:rPr>
+              <w:t>안성일</w:t>
+            </w:r>
+            <w:r>
+              <w:rPr>
+                <w:rFonts w:ascii="맑은 고딕" w:hAnsi="맑은 고딕" w:eastAsia="맑은 고딕" w:cs="맑은 고딕"/>
+                <w:b w:val="0"/>
+                <w:sz w:val="16"/>
+              </w:rPr>
+              <w:t>(</w:t>
+            </w:r>
+            <w:r>
+              <w:rPr>
+                <w:rFonts w:ascii="Consolas" w:hAnsi="Consolas" w:eastAsia="Consolas" w:cs="Consolas"/>
+                <w:b w:val="0"/>
+                <w:color w:val="8A2E4E"/>
+                <w:sz w:val="15"/>
+              </w:rPr>
+              <w:t>AI</w:t>
+            </w:r>
+            <w:r>
+              <w:rPr>
+                <w:rFonts w:ascii="맑은 고딕" w:hAnsi="맑은 고딕" w:eastAsia="맑은 고딕" w:cs="맑은 고딕"/>
+                <w:b w:val="0"/>
+                <w:sz w:val="16"/>
+              </w:rPr>
+              <w:t xml:space="preserve"> · 아키텍처 · DB)</w:t>
+            </w:r>
+          </w:p>
+        </w:tc>
+        <w:tc>
+          <w:tcPr>
+            <w:tcW w:type="dxa" w:w="4513"/>
+          </w:tcPr>
+          <w:p>
+            <w:pPr>
+              <w:spacing w:before="20" w:after="20"/>
+            </w:pPr>
+            <w:r>
+              <w:rPr>
+                <w:rFonts w:ascii="맑은 고딕" w:hAnsi="맑은 고딕" w:eastAsia="맑은 고딕" w:cs="맑은 고딕"/>
+                <w:b w:val="0"/>
+                <w:sz w:val="16"/>
+              </w:rPr>
+              <w:t xml:space="preserve">조치별 절감 예상 구현 · SecOps 근거 고정 범위 확정 → AI 응답 품질 검증 · </w:t>
+            </w:r>
+            <w:r>
+              <w:rPr>
+                <w:rFonts w:ascii="맑은 고딕" w:hAnsi="맑은 고딕" w:eastAsia="맑은 고딕" w:cs="맑은 고딕"/>
+                <w:b/>
+                <w:sz w:val="16"/>
+              </w:rPr>
+              <w:t>`FE`↔`BE` 접점 PR 리뷰</w:t>
+            </w:r>
+            <w:r>
+              <w:rPr>
+                <w:rFonts w:ascii="맑은 고딕" w:hAnsi="맑은 고딕" w:eastAsia="맑은 고딕" w:cs="맑은 고딕"/>
+                <w:b w:val="0"/>
+                <w:sz w:val="16"/>
+              </w:rPr>
+              <w:t xml:space="preserve">(저자 본인 승인이 막히는 자리) · </w:t>
+            </w:r>
+            <w:r>
+              <w:rPr>
+                <w:rFonts w:ascii="맑은 고딕" w:hAnsi="맑은 고딕" w:eastAsia="맑은 고딕" w:cs="맑은 고딕"/>
+                <w:b/>
+                <w:sz w:val="16"/>
+              </w:rPr>
+              <w:t>릴리스 컷 PR 승인·머지</w:t>
+            </w:r>
+          </w:p>
+        </w:tc>
+      </w:tr>
+      <w:tr>
+        <w:tc>
+          <w:tcPr>
+            <w:tcW w:type="dxa" w:w="4513"/>
+          </w:tcPr>
+          <w:p>
+            <w:pPr>
+              <w:spacing w:before="20" w:after="20"/>
+            </w:pPr>
+            <w:r>
+              <w:rPr>
+                <w:rFonts w:ascii="맑은 고딕" w:hAnsi="맑은 고딕" w:eastAsia="맑은 고딕" w:cs="맑은 고딕"/>
+                <w:b/>
+                <w:sz w:val="16"/>
+              </w:rPr>
+              <w:t>김승철</w:t>
+            </w:r>
+            <w:r>
+              <w:rPr>
+                <w:rFonts w:ascii="맑은 고딕" w:hAnsi="맑은 고딕" w:eastAsia="맑은 고딕" w:cs="맑은 고딕"/>
+                <w:b w:val="0"/>
+                <w:sz w:val="16"/>
+              </w:rPr>
+              <w:t>(</w:t>
+            </w:r>
+            <w:r>
+              <w:rPr>
+                <w:rFonts w:ascii="Consolas" w:hAnsi="Consolas" w:eastAsia="Consolas" w:cs="Consolas"/>
+                <w:b w:val="0"/>
+                <w:color w:val="8A2E4E"/>
+                <w:sz w:val="15"/>
+              </w:rPr>
+              <w:t>DATA</w:t>
+            </w:r>
+            <w:r>
+              <w:rPr>
+                <w:rFonts w:ascii="맑은 고딕" w:hAnsi="맑은 고딕" w:eastAsia="맑은 고딕" w:cs="맑은 고딕"/>
+                <w:b w:val="0"/>
+                <w:sz w:val="16"/>
+              </w:rPr>
+              <w:t xml:space="preserve"> · QA 전부)</w:t>
+            </w:r>
+          </w:p>
+        </w:tc>
+        <w:tc>
+          <w:tcPr>
+            <w:tcW w:type="dxa" w:w="4513"/>
+          </w:tcPr>
+          <w:p>
+            <w:pPr>
+              <w:spacing w:before="20" w:after="20"/>
+            </w:pPr>
+            <w:r>
+              <w:rPr>
+                <w:rFonts w:ascii="맑은 고딕" w:hAnsi="맑은 고딕" w:eastAsia="맑은 고딕" w:cs="맑은 고딕"/>
+                <w:b/>
+                <w:sz w:val="16"/>
+              </w:rPr>
+              <w:t>전 구간 흐름 테스트 2건</w:t>
+            </w:r>
+            <w:r>
+              <w:rPr>
+                <w:rFonts w:ascii="맑은 고딕" w:hAnsi="맑은 고딕" w:eastAsia="맑은 고딕" w:cs="맑은 고딕"/>
+                <w:b w:val="0"/>
+                <w:sz w:val="16"/>
+              </w:rPr>
+              <w:t xml:space="preserve"> · </w:t>
+            </w:r>
+            <w:r>
+              <w:rPr>
+                <w:rFonts w:ascii="맑은 고딕" w:hAnsi="맑은 고딕" w:eastAsia="맑은 고딕" w:cs="맑은 고딕"/>
+                <w:b/>
+                <w:sz w:val="16"/>
+              </w:rPr>
+              <w:t>10/1(목) 컷 시트 확정</w:t>
+            </w:r>
+            <w:r>
+              <w:rPr>
+                <w:rFonts w:ascii="맑은 고딕" w:hAnsi="맑은 고딕" w:eastAsia="맑은 고딕" w:cs="맑은 고딕"/>
+                <w:b w:val="0"/>
+                <w:sz w:val="16"/>
+              </w:rPr>
+              <w:t>(9/23까지) · 시연 소요 시간 재측정(리허설 전) · LocalStack 전 시나리오 실경로화 · ARN 조립 원천 통합</w:t>
+            </w:r>
+          </w:p>
+        </w:tc>
+      </w:tr>
+      <w:tr>
+        <w:tc>
+          <w:tcPr>
+            <w:tcW w:type="dxa" w:w="4513"/>
+          </w:tcPr>
+          <w:p>
+            <w:pPr>
+              <w:spacing w:before="20" w:after="20"/>
+            </w:pPr>
+            <w:r>
+              <w:rPr>
+                <w:rFonts w:ascii="맑은 고딕" w:hAnsi="맑은 고딕" w:eastAsia="맑은 고딕" w:cs="맑은 고딕"/>
+                <w:b/>
+                <w:sz w:val="16"/>
+              </w:rPr>
+              <w:t>박지현</w:t>
+            </w:r>
+            <w:r>
+              <w:rPr>
+                <w:rFonts w:ascii="맑은 고딕" w:hAnsi="맑은 고딕" w:eastAsia="맑은 고딕" w:cs="맑은 고딕"/>
+                <w:b w:val="0"/>
+                <w:sz w:val="16"/>
+              </w:rPr>
+              <w:t>(</w:t>
+            </w:r>
+            <w:r>
+              <w:rPr>
+                <w:rFonts w:ascii="Consolas" w:hAnsi="Consolas" w:eastAsia="Consolas" w:cs="Consolas"/>
+                <w:b w:val="0"/>
+                <w:color w:val="8A2E4E"/>
+                <w:sz w:val="15"/>
+              </w:rPr>
+              <w:t>DOCS</w:t>
+            </w:r>
+            <w:r>
+              <w:rPr>
+                <w:rFonts w:ascii="맑은 고딕" w:hAnsi="맑은 고딕" w:eastAsia="맑은 고딕" w:cs="맑은 고딕"/>
+                <w:b w:val="0"/>
+                <w:sz w:val="16"/>
+              </w:rPr>
+              <w:t>)</w:t>
+            </w:r>
+          </w:p>
+        </w:tc>
+        <w:tc>
+          <w:tcPr>
+            <w:tcW w:type="dxa" w:w="4513"/>
+          </w:tcPr>
+          <w:p>
+            <w:pPr>
+              <w:spacing w:before="20" w:after="20"/>
+            </w:pPr>
+            <w:r>
+              <w:rPr>
+                <w:rFonts w:ascii="맑은 고딕" w:hAnsi="맑은 고딕" w:eastAsia="맑은 고딕" w:cs="맑은 고딕"/>
+                <w:b/>
+                <w:sz w:val="16"/>
+              </w:rPr>
+              <w:t>본 기획서</w:t>
+            </w:r>
+            <w:r>
+              <w:rPr>
+                <w:rFonts w:ascii="맑은 고딕" w:hAnsi="맑은 고딕" w:eastAsia="맑은 고딕" w:cs="맑은 고딕"/>
+                <w:b w:val="0"/>
+                <w:sz w:val="16"/>
+              </w:rPr>
+              <w:t xml:space="preserve"> — 작성 · PM 검토 반영 · 제출용 변환본</w:t>
+            </w:r>
+          </w:p>
+        </w:tc>
+      </w:tr>
+      <w:tr>
+        <w:tc>
+          <w:tcPr>
+            <w:tcW w:type="dxa" w:w="4513"/>
+          </w:tcPr>
+          <w:p>
+            <w:pPr>
+              <w:spacing w:before="20" w:after="20"/>
+            </w:pPr>
+            <w:r>
+              <w:rPr>
+                <w:rFonts w:ascii="맑은 고딕" w:hAnsi="맑은 고딕" w:eastAsia="맑은 고딕" w:cs="맑은 고딕"/>
+                <w:b/>
+                <w:sz w:val="16"/>
+              </w:rPr>
+              <w:t>팀 공통</w:t>
+            </w:r>
+            <w:r>
+              <w:rPr>
+                <w:rFonts w:ascii="맑은 고딕" w:hAnsi="맑은 고딕" w:eastAsia="맑은 고딕" w:cs="맑은 고딕"/>
+                <w:b w:val="0"/>
+                <w:sz w:val="16"/>
+              </w:rPr>
+              <w:t>(8주차)</w:t>
+            </w:r>
+          </w:p>
+        </w:tc>
+        <w:tc>
+          <w:tcPr>
+            <w:tcW w:type="dxa" w:w="4513"/>
+          </w:tcPr>
+          <w:p>
+            <w:pPr>
+              <w:spacing w:before="20" w:after="20"/>
+            </w:pPr>
+            <w:r>
+              <w:rPr>
+                <w:rFonts w:ascii="맑은 고딕" w:hAnsi="맑은 고딕" w:eastAsia="맑은 고딕" w:cs="맑은 고딕"/>
+                <w:b/>
+                <w:sz w:val="16"/>
+              </w:rPr>
+              <w:t>9/29(화)–9/30(수) 리허설 2일</w:t>
+            </w:r>
+            <w:r>
+              <w:rPr>
+                <w:rFonts w:ascii="맑은 고딕" w:hAnsi="맑은 고딕" w:eastAsia="맑은 고딕" w:cs="맑은 고딕"/>
+                <w:b w:val="0"/>
+                <w:sz w:val="16"/>
+              </w:rPr>
+              <w:t xml:space="preserve"> · 9/30(수) 시연물 완성 마감 확인 · </w:t>
+            </w:r>
+            <w:r>
+              <w:rPr>
+                <w:rFonts w:ascii="맑은 고딕" w:hAnsi="맑은 고딕" w:eastAsia="맑은 고딕" w:cs="맑은 고딕"/>
+                <w:b/>
+                <w:sz w:val="16"/>
+              </w:rPr>
+              <w:t>10/1(목) 세션 운영</w:t>
+            </w:r>
+            <w:r>
+              <w:rPr>
+                <w:rFonts w:ascii="맑은 고딕" w:hAnsi="맑은 고딕" w:eastAsia="맑은 고딕" w:cs="맑은 고딕"/>
+                <w:b w:val="0"/>
+                <w:sz w:val="16"/>
+              </w:rPr>
+              <w:t>(발표 순서 · 역할 분담 · 시연 조작자)</w:t>
+            </w:r>
+          </w:p>
+        </w:tc>
+      </w:tr>
+    </w:tbl>
+    <w:p>
+      <w:pPr>
+        <w:spacing w:after="40"/>
+      </w:pPr>
+    </w:p>
+    <w:p>
+      <w:pPr>
+        <w:spacing w:before="60" w:after="100"/>
+        <w:ind w:left="198"/>
+        <w:pBdr>
+          <w:left w:val="single" w:sz="18" w:space="4" w:color="8FA8C4"/>
+        </w:pBdr>
+        <w:shd w:val="clear" w:color="auto" w:fill="F4F7FA"/>
+      </w:pPr>
+      <w:r>
+        <w:rPr>
+          <w:rFonts w:ascii="맑은 고딕" w:hAnsi="맑은 고딕" w:eastAsia="맑은 고딕" w:cs="맑은 고딕"/>
+          <w:b/>
+          <w:color w:val="43566B"/>
+          <w:sz w:val="19"/>
+        </w:rPr>
+        <w:t>만회 구간이 없다는 것이 이 배분의 전제다.</w:t>
+      </w:r>
+      <w:r>
+        <w:rPr>
+          <w:rFonts w:ascii="맑은 고딕" w:hAnsi="맑은 고딕" w:eastAsia="맑은 고딕" w:cs="맑은 고딕"/>
+          <w:b w:val="0"/>
+          <w:color w:val="43566B"/>
+          <w:sz w:val="19"/>
+        </w:rPr>
+        <w:t xml:space="preserve"> 7주차는 추석으로 3일, 8주차는 9/30(수) 마감까지 3일이라, </w:t>
+      </w:r>
+      <w:r>
+        <w:rPr>
+          <w:rFonts w:ascii="맑은 고딕" w:hAnsi="맑은 고딕" w:eastAsia="맑은 고딕" w:cs="맑은 고딕"/>
+          <w:b/>
+          <w:color w:val="43566B"/>
+          <w:sz w:val="19"/>
+        </w:rPr>
+        <w:t>6주차에 닫지 못한 항목은 사실상 대체 컷(슬라이드 설명)으로 굳는다.</w:t>
+      </w:r>
     </w:p>
     <w:p>
       <w:pPr>

--- a/docs/submission/Vigilantis_프로젝트_기획서.docx
+++ b/docs/submission/Vigilantis_프로젝트_기획서.docx
@@ -196,7 +196,7 @@
         </w:tc>
         <w:tc>
           <w:tcPr>
-            <w:tcW w:w="0" w:type="dxa"/>
+            <w:tcW w:w="7320" w:type="dxa"/>
             <w:gridSpan w:val="4"/>
           </w:tcPr>
           <w:p>
@@ -240,7 +240,7 @@
         </w:tc>
         <w:tc>
           <w:tcPr>
-            <w:tcW w:w="3067" w:type="dxa"/>
+            <w:tcW w:w="4253" w:type="dxa"/>
             <w:gridSpan w:val="2"/>
           </w:tcPr>
           <w:p>
@@ -254,7 +254,7 @@
         </w:tc>
         <w:tc>
           <w:tcPr>
-            <w:tcW w:w="0" w:type="dxa"/>
+            <w:tcW w:w="1134" w:type="dxa"/>
             <w:shd w:val="clear" w:color="auto" w:fill="D9D9D9" w:themeFill="background1" w:themeFillShade="D9"/>
           </w:tcPr>
           <w:p>
@@ -277,7 +277,7 @@
         </w:tc>
         <w:tc>
           <w:tcPr>
-            <w:tcW w:w="0" w:type="dxa"/>
+            <w:tcW w:w="1933" w:type="dxa"/>
           </w:tcPr>
           <w:p>
             <w:pPr>
@@ -339,7 +339,7 @@
         </w:tc>
         <w:tc>
           <w:tcPr>
-            <w:tcW w:w="0" w:type="dxa"/>
+            <w:tcW w:w="3589" w:type="dxa"/>
             <w:gridSpan w:val="3"/>
             <w:shd w:val="clear" w:color="auto" w:fill="D9D9D9" w:themeFill="background1" w:themeFillShade="D9"/>
           </w:tcPr>
@@ -399,7 +399,7 @@
         </w:tc>
         <w:tc>
           <w:tcPr>
-            <w:tcW w:w="0" w:type="dxa"/>
+            <w:tcW w:w="3589" w:type="dxa"/>
             <w:gridSpan w:val="3"/>
           </w:tcPr>
           <w:p>
@@ -513,7 +513,7 @@
         </w:tc>
         <w:tc>
           <w:tcPr>
-            <w:tcW w:w="0" w:type="dxa"/>
+            <w:tcW w:w="3589" w:type="dxa"/>
             <w:gridSpan w:val="3"/>
           </w:tcPr>
           <w:p>
@@ -588,7 +588,7 @@
         </w:tc>
         <w:tc>
           <w:tcPr>
-            <w:tcW w:w="0" w:type="dxa"/>
+            <w:tcW w:w="3589" w:type="dxa"/>
             <w:gridSpan w:val="3"/>
           </w:tcPr>
           <w:p>
@@ -663,7 +663,7 @@
         </w:tc>
         <w:tc>
           <w:tcPr>
-            <w:tcW w:w="0" w:type="dxa"/>
+            <w:tcW w:w="3589" w:type="dxa"/>
             <w:gridSpan w:val="3"/>
           </w:tcPr>
           <w:p>
@@ -740,7 +740,7 @@
         </w:tc>
         <w:tc>
           <w:tcPr>
-            <w:tcW w:w="0" w:type="dxa"/>
+            <w:tcW w:w="7320" w:type="dxa"/>
             <w:gridSpan w:val="4"/>
           </w:tcPr>
           <w:p>
@@ -794,9 +794,9 @@
               <w:tblW w:w="5000" w:type="pct"/>
             </w:tblPr>
             <w:tblGrid>
-              <w:gridCol w:w="0"/>
-              <w:gridCol w:w="0"/>
-              <w:gridCol w:w="0"/>
+              <w:gridCol w:w="2440"/>
+              <w:gridCol w:w="2440"/>
+              <w:gridCol w:w="2440"/>
             </w:tblGrid>
             <w:tr>
               <w:trPr>
@@ -804,7 +804,7 @@
               </w:trPr>
               <w:tc>
                 <w:tcPr>
-                  <w:tcW w:type="dxa" w:w="0"/>
+                  <w:tcW w:type="dxa" w:w="2440"/>
                   <w:shd w:val="clear" w:color="auto" w:fill="D9D9D9"/>
                 </w:tcPr>
                 <w:p>
@@ -823,7 +823,7 @@
               </w:tc>
               <w:tc>
                 <w:tcPr>
-                  <w:tcW w:type="dxa" w:w="0"/>
+                  <w:tcW w:type="dxa" w:w="2440"/>
                   <w:shd w:val="clear" w:color="auto" w:fill="D9D9D9"/>
                 </w:tcPr>
                 <w:p>
@@ -842,7 +842,7 @@
               </w:tc>
               <w:tc>
                 <w:tcPr>
-                  <w:tcW w:type="dxa" w:w="0"/>
+                  <w:tcW w:type="dxa" w:w="2440"/>
                   <w:shd w:val="clear" w:color="auto" w:fill="D9D9D9"/>
                 </w:tcPr>
                 <w:p>
@@ -863,7 +863,7 @@
             <w:tr>
               <w:tc>
                 <w:tcPr>
-                  <w:tcW w:type="dxa" w:w="0"/>
+                  <w:tcW w:type="dxa" w:w="2440"/>
                 </w:tcPr>
                 <w:p>
                   <w:pPr>
@@ -881,7 +881,7 @@
               </w:tc>
               <w:tc>
                 <w:tcPr>
-                  <w:tcW w:type="dxa" w:w="0"/>
+                  <w:tcW w:type="dxa" w:w="2440"/>
                 </w:tcPr>
                 <w:p>
                   <w:pPr>
@@ -899,7 +899,7 @@
               </w:tc>
               <w:tc>
                 <w:tcPr>
-                  <w:tcW w:type="dxa" w:w="0"/>
+                  <w:tcW w:type="dxa" w:w="2440"/>
                 </w:tcPr>
                 <w:p>
                   <w:pPr>
@@ -919,7 +919,7 @@
             <w:tr>
               <w:tc>
                 <w:tcPr>
-                  <w:tcW w:type="dxa" w:w="0"/>
+                  <w:tcW w:type="dxa" w:w="2440"/>
                 </w:tcPr>
                 <w:p>
                   <w:pPr>
@@ -937,7 +937,7 @@
               </w:tc>
               <w:tc>
                 <w:tcPr>
-                  <w:tcW w:type="dxa" w:w="0"/>
+                  <w:tcW w:type="dxa" w:w="2440"/>
                 </w:tcPr>
                 <w:p>
                   <w:pPr>
@@ -955,7 +955,7 @@
               </w:tc>
               <w:tc>
                 <w:tcPr>
-                  <w:tcW w:type="dxa" w:w="0"/>
+                  <w:tcW w:type="dxa" w:w="2440"/>
                 </w:tcPr>
                 <w:p>
                   <w:pPr>
@@ -975,7 +975,7 @@
             <w:tr>
               <w:tc>
                 <w:tcPr>
-                  <w:tcW w:type="dxa" w:w="0"/>
+                  <w:tcW w:type="dxa" w:w="2440"/>
                 </w:tcPr>
                 <w:p>
                   <w:pPr>
@@ -993,7 +993,7 @@
               </w:tc>
               <w:tc>
                 <w:tcPr>
-                  <w:tcW w:type="dxa" w:w="0"/>
+                  <w:tcW w:type="dxa" w:w="2440"/>
                 </w:tcPr>
                 <w:p>
                   <w:pPr>
@@ -1011,7 +1011,7 @@
               </w:tc>
               <w:tc>
                 <w:tcPr>
-                  <w:tcW w:type="dxa" w:w="0"/>
+                  <w:tcW w:type="dxa" w:w="2440"/>
                 </w:tcPr>
                 <w:p>
                   <w:pPr>
@@ -1031,7 +1031,7 @@
             <w:tr>
               <w:tc>
                 <w:tcPr>
-                  <w:tcW w:type="dxa" w:w="0"/>
+                  <w:tcW w:type="dxa" w:w="2440"/>
                 </w:tcPr>
                 <w:p>
                   <w:pPr>
@@ -1049,7 +1049,7 @@
               </w:tc>
               <w:tc>
                 <w:tcPr>
-                  <w:tcW w:type="dxa" w:w="0"/>
+                  <w:tcW w:type="dxa" w:w="2440"/>
                 </w:tcPr>
                 <w:p>
                   <w:pPr>
@@ -1067,7 +1067,7 @@
               </w:tc>
               <w:tc>
                 <w:tcPr>
-                  <w:tcW w:type="dxa" w:w="0"/>
+                  <w:tcW w:type="dxa" w:w="2440"/>
                 </w:tcPr>
                 <w:p>
                   <w:pPr>
@@ -1350,7 +1350,7 @@
         </w:tc>
         <w:tc>
           <w:tcPr>
-            <w:tcW w:w="0" w:type="dxa"/>
+            <w:tcW w:w="7320" w:type="dxa"/>
             <w:gridSpan w:val="4"/>
           </w:tcPr>
           <w:p>
@@ -1721,10 +1721,10 @@
               <w:tblW w:w="5000" w:type="pct"/>
             </w:tblPr>
             <w:tblGrid>
-              <w:gridCol w:w="0"/>
-              <w:gridCol w:w="0"/>
-              <w:gridCol w:w="0"/>
-              <w:gridCol w:w="0"/>
+              <w:gridCol w:w="1830"/>
+              <w:gridCol w:w="1830"/>
+              <w:gridCol w:w="1830"/>
+              <w:gridCol w:w="1830"/>
             </w:tblGrid>
             <w:tr>
               <w:trPr>
@@ -1732,7 +1732,7 @@
               </w:trPr>
               <w:tc>
                 <w:tcPr>
-                  <w:tcW w:type="dxa" w:w="0"/>
+                  <w:tcW w:type="dxa" w:w="1830"/>
                   <w:shd w:val="clear" w:color="auto" w:fill="D9D9D9"/>
                 </w:tcPr>
                 <w:p>
@@ -1751,7 +1751,7 @@
               </w:tc>
               <w:tc>
                 <w:tcPr>
-                  <w:tcW w:type="dxa" w:w="0"/>
+                  <w:tcW w:type="dxa" w:w="1830"/>
                   <w:shd w:val="clear" w:color="auto" w:fill="D9D9D9"/>
                 </w:tcPr>
                 <w:p>
@@ -1770,7 +1770,7 @@
               </w:tc>
               <w:tc>
                 <w:tcPr>
-                  <w:tcW w:type="dxa" w:w="0"/>
+                  <w:tcW w:type="dxa" w:w="1830"/>
                   <w:shd w:val="clear" w:color="auto" w:fill="D9D9D9"/>
                 </w:tcPr>
                 <w:p>
@@ -1789,7 +1789,7 @@
               </w:tc>
               <w:tc>
                 <w:tcPr>
-                  <w:tcW w:type="dxa" w:w="0"/>
+                  <w:tcW w:type="dxa" w:w="1830"/>
                   <w:shd w:val="clear" w:color="auto" w:fill="D9D9D9"/>
                 </w:tcPr>
                 <w:p>
@@ -1810,7 +1810,7 @@
             <w:tr>
               <w:tc>
                 <w:tcPr>
-                  <w:tcW w:type="dxa" w:w="0"/>
+                  <w:tcW w:type="dxa" w:w="1830"/>
                 </w:tcPr>
                 <w:p>
                   <w:pPr>
@@ -1828,7 +1828,7 @@
               </w:tc>
               <w:tc>
                 <w:tcPr>
-                  <w:tcW w:type="dxa" w:w="0"/>
+                  <w:tcW w:type="dxa" w:w="1830"/>
                 </w:tcPr>
                 <w:p>
                   <w:pPr>
@@ -1846,7 +1846,7 @@
               </w:tc>
               <w:tc>
                 <w:tcPr>
-                  <w:tcW w:type="dxa" w:w="0"/>
+                  <w:tcW w:type="dxa" w:w="1830"/>
                 </w:tcPr>
                 <w:p>
                   <w:pPr>
@@ -1864,7 +1864,7 @@
               </w:tc>
               <w:tc>
                 <w:tcPr>
-                  <w:tcW w:type="dxa" w:w="0"/>
+                  <w:tcW w:type="dxa" w:w="1830"/>
                 </w:tcPr>
                 <w:p>
                   <w:pPr>
@@ -1884,7 +1884,7 @@
             <w:tr>
               <w:tc>
                 <w:tcPr>
-                  <w:tcW w:type="dxa" w:w="0"/>
+                  <w:tcW w:type="dxa" w:w="1830"/>
                 </w:tcPr>
                 <w:p>
                   <w:pPr>
@@ -1902,7 +1902,7 @@
               </w:tc>
               <w:tc>
                 <w:tcPr>
-                  <w:tcW w:type="dxa" w:w="0"/>
+                  <w:tcW w:type="dxa" w:w="1830"/>
                 </w:tcPr>
                 <w:p>
                   <w:pPr>
@@ -1920,7 +1920,7 @@
               </w:tc>
               <w:tc>
                 <w:tcPr>
-                  <w:tcW w:type="dxa" w:w="0"/>
+                  <w:tcW w:type="dxa" w:w="1830"/>
                 </w:tcPr>
                 <w:p>
                   <w:pPr>
@@ -1938,7 +1938,7 @@
               </w:tc>
               <w:tc>
                 <w:tcPr>
-                  <w:tcW w:type="dxa" w:w="0"/>
+                  <w:tcW w:type="dxa" w:w="1830"/>
                 </w:tcPr>
                 <w:p>
                   <w:pPr>
@@ -1958,7 +1958,7 @@
             <w:tr>
               <w:tc>
                 <w:tcPr>
-                  <w:tcW w:type="dxa" w:w="0"/>
+                  <w:tcW w:type="dxa" w:w="1830"/>
                 </w:tcPr>
                 <w:p>
                   <w:pPr>
@@ -1976,7 +1976,7 @@
               </w:tc>
               <w:tc>
                 <w:tcPr>
-                  <w:tcW w:type="dxa" w:w="0"/>
+                  <w:tcW w:type="dxa" w:w="1830"/>
                 </w:tcPr>
                 <w:p>
                   <w:pPr>
@@ -1994,7 +1994,7 @@
               </w:tc>
               <w:tc>
                 <w:tcPr>
-                  <w:tcW w:type="dxa" w:w="0"/>
+                  <w:tcW w:type="dxa" w:w="1830"/>
                 </w:tcPr>
                 <w:p>
                   <w:pPr>
@@ -2012,7 +2012,7 @@
               </w:tc>
               <w:tc>
                 <w:tcPr>
-                  <w:tcW w:type="dxa" w:w="0"/>
+                  <w:tcW w:type="dxa" w:w="1830"/>
                 </w:tcPr>
                 <w:p>
                   <w:pPr>
@@ -2032,7 +2032,7 @@
             <w:tr>
               <w:tc>
                 <w:tcPr>
-                  <w:tcW w:type="dxa" w:w="0"/>
+                  <w:tcW w:type="dxa" w:w="1830"/>
                 </w:tcPr>
                 <w:p>
                   <w:pPr>
@@ -2050,7 +2050,7 @@
               </w:tc>
               <w:tc>
                 <w:tcPr>
-                  <w:tcW w:type="dxa" w:w="0"/>
+                  <w:tcW w:type="dxa" w:w="1830"/>
                 </w:tcPr>
                 <w:p>
                   <w:pPr>
@@ -2068,7 +2068,7 @@
               </w:tc>
               <w:tc>
                 <w:tcPr>
-                  <w:tcW w:type="dxa" w:w="0"/>
+                  <w:tcW w:type="dxa" w:w="1830"/>
                 </w:tcPr>
                 <w:p>
                   <w:pPr>
@@ -2086,7 +2086,7 @@
               </w:tc>
               <w:tc>
                 <w:tcPr>
-                  <w:tcW w:type="dxa" w:w="0"/>
+                  <w:tcW w:type="dxa" w:w="1830"/>
                 </w:tcPr>
                 <w:p>
                   <w:pPr>
@@ -2106,7 +2106,7 @@
             <w:tr>
               <w:tc>
                 <w:tcPr>
-                  <w:tcW w:type="dxa" w:w="0"/>
+                  <w:tcW w:type="dxa" w:w="1830"/>
                 </w:tcPr>
                 <w:p>
                   <w:pPr>
@@ -2124,7 +2124,7 @@
               </w:tc>
               <w:tc>
                 <w:tcPr>
-                  <w:tcW w:type="dxa" w:w="0"/>
+                  <w:tcW w:type="dxa" w:w="1830"/>
                 </w:tcPr>
                 <w:p>
                   <w:pPr>
@@ -2142,7 +2142,7 @@
               </w:tc>
               <w:tc>
                 <w:tcPr>
-                  <w:tcW w:type="dxa" w:w="0"/>
+                  <w:tcW w:type="dxa" w:w="1830"/>
                 </w:tcPr>
                 <w:p>
                   <w:pPr>
@@ -2160,7 +2160,7 @@
               </w:tc>
               <w:tc>
                 <w:tcPr>
-                  <w:tcW w:type="dxa" w:w="0"/>
+                  <w:tcW w:type="dxa" w:w="1830"/>
                 </w:tcPr>
                 <w:p>
                   <w:pPr>
@@ -2180,7 +2180,7 @@
             <w:tr>
               <w:tc>
                 <w:tcPr>
-                  <w:tcW w:type="dxa" w:w="0"/>
+                  <w:tcW w:type="dxa" w:w="1830"/>
                 </w:tcPr>
                 <w:p>
                   <w:pPr>
@@ -2198,7 +2198,7 @@
               </w:tc>
               <w:tc>
                 <w:tcPr>
-                  <w:tcW w:type="dxa" w:w="0"/>
+                  <w:tcW w:type="dxa" w:w="1830"/>
                 </w:tcPr>
                 <w:p>
                   <w:pPr>
@@ -2216,7 +2216,7 @@
               </w:tc>
               <w:tc>
                 <w:tcPr>
-                  <w:tcW w:type="dxa" w:w="0"/>
+                  <w:tcW w:type="dxa" w:w="1830"/>
                 </w:tcPr>
                 <w:p>
                   <w:pPr>
@@ -2234,7 +2234,7 @@
               </w:tc>
               <w:tc>
                 <w:tcPr>
-                  <w:tcW w:type="dxa" w:w="0"/>
+                  <w:tcW w:type="dxa" w:w="1830"/>
                 </w:tcPr>
                 <w:p>
                   <w:pPr>
@@ -2411,7 +2411,7 @@
         </w:tc>
         <w:tc>
           <w:tcPr>
-            <w:tcW w:w="0" w:type="dxa"/>
+            <w:tcW w:w="7320" w:type="dxa"/>
             <w:gridSpan w:val="4"/>
           </w:tcPr>
           <w:p>
@@ -2436,9 +2436,9 @@
               <w:tblW w:w="5000" w:type="pct"/>
             </w:tblPr>
             <w:tblGrid>
-              <w:gridCol w:w="0"/>
-              <w:gridCol w:w="0"/>
-              <w:gridCol w:w="0"/>
+              <w:gridCol w:w="2440"/>
+              <w:gridCol w:w="2440"/>
+              <w:gridCol w:w="2440"/>
             </w:tblGrid>
             <w:tr>
               <w:trPr>
@@ -2446,7 +2446,7 @@
               </w:trPr>
               <w:tc>
                 <w:tcPr>
-                  <w:tcW w:type="dxa" w:w="0"/>
+                  <w:tcW w:type="dxa" w:w="2440"/>
                   <w:shd w:val="clear" w:color="auto" w:fill="D9D9D9"/>
                 </w:tcPr>
                 <w:p>
@@ -2465,7 +2465,7 @@
               </w:tc>
               <w:tc>
                 <w:tcPr>
-                  <w:tcW w:type="dxa" w:w="0"/>
+                  <w:tcW w:type="dxa" w:w="2440"/>
                   <w:shd w:val="clear" w:color="auto" w:fill="D9D9D9"/>
                 </w:tcPr>
                 <w:p>
@@ -2484,7 +2484,7 @@
               </w:tc>
               <w:tc>
                 <w:tcPr>
-                  <w:tcW w:type="dxa" w:w="0"/>
+                  <w:tcW w:type="dxa" w:w="2440"/>
                   <w:shd w:val="clear" w:color="auto" w:fill="D9D9D9"/>
                 </w:tcPr>
                 <w:p>
@@ -2505,7 +2505,7 @@
             <w:tr>
               <w:tc>
                 <w:tcPr>
-                  <w:tcW w:type="dxa" w:w="0"/>
+                  <w:tcW w:type="dxa" w:w="2440"/>
                 </w:tcPr>
                 <w:p>
                   <w:pPr>
@@ -2523,7 +2523,7 @@
               </w:tc>
               <w:tc>
                 <w:tcPr>
-                  <w:tcW w:type="dxa" w:w="0"/>
+                  <w:tcW w:type="dxa" w:w="2440"/>
                 </w:tcPr>
                 <w:p>
                   <w:pPr>
@@ -2541,7 +2541,7 @@
               </w:tc>
               <w:tc>
                 <w:tcPr>
-                  <w:tcW w:type="dxa" w:w="0"/>
+                  <w:tcW w:type="dxa" w:w="2440"/>
                 </w:tcPr>
                 <w:p>
                   <w:pPr>
@@ -2577,7 +2577,7 @@
             <w:tr>
               <w:tc>
                 <w:tcPr>
-                  <w:tcW w:type="dxa" w:w="0"/>
+                  <w:tcW w:type="dxa" w:w="2440"/>
                 </w:tcPr>
                 <w:p>
                   <w:pPr>
@@ -2595,7 +2595,7 @@
               </w:tc>
               <w:tc>
                 <w:tcPr>
-                  <w:tcW w:type="dxa" w:w="0"/>
+                  <w:tcW w:type="dxa" w:w="2440"/>
                 </w:tcPr>
                 <w:p>
                   <w:pPr>
@@ -2613,7 +2613,7 @@
               </w:tc>
               <w:tc>
                 <w:tcPr>
-                  <w:tcW w:type="dxa" w:w="0"/>
+                  <w:tcW w:type="dxa" w:w="2440"/>
                 </w:tcPr>
                 <w:p>
                   <w:pPr>
@@ -2649,7 +2649,7 @@
             <w:tr>
               <w:tc>
                 <w:tcPr>
-                  <w:tcW w:type="dxa" w:w="0"/>
+                  <w:tcW w:type="dxa" w:w="2440"/>
                 </w:tcPr>
                 <w:p>
                   <w:pPr>
@@ -2667,7 +2667,7 @@
               </w:tc>
               <w:tc>
                 <w:tcPr>
-                  <w:tcW w:type="dxa" w:w="0"/>
+                  <w:tcW w:type="dxa" w:w="2440"/>
                 </w:tcPr>
                 <w:p>
                   <w:pPr>
@@ -2685,7 +2685,7 @@
               </w:tc>
               <w:tc>
                 <w:tcPr>
-                  <w:tcW w:type="dxa" w:w="0"/>
+                  <w:tcW w:type="dxa" w:w="2440"/>
                 </w:tcPr>
                 <w:p>
                   <w:pPr>
@@ -2860,10 +2860,10 @@
               <w:tblW w:w="5000" w:type="pct"/>
             </w:tblPr>
             <w:tblGrid>
-              <w:gridCol w:w="0"/>
-              <w:gridCol w:w="0"/>
-              <w:gridCol w:w="0"/>
-              <w:gridCol w:w="0"/>
+              <w:gridCol w:w="1830"/>
+              <w:gridCol w:w="1830"/>
+              <w:gridCol w:w="1830"/>
+              <w:gridCol w:w="1830"/>
             </w:tblGrid>
             <w:tr>
               <w:trPr>
@@ -2871,7 +2871,7 @@
               </w:trPr>
               <w:tc>
                 <w:tcPr>
-                  <w:tcW w:type="dxa" w:w="0"/>
+                  <w:tcW w:type="dxa" w:w="1830"/>
                   <w:shd w:val="clear" w:color="auto" w:fill="D9D9D9"/>
                 </w:tcPr>
                 <w:p>
@@ -2890,7 +2890,7 @@
               </w:tc>
               <w:tc>
                 <w:tcPr>
-                  <w:tcW w:type="dxa" w:w="0"/>
+                  <w:tcW w:type="dxa" w:w="1830"/>
                   <w:shd w:val="clear" w:color="auto" w:fill="D9D9D9"/>
                 </w:tcPr>
                 <w:p>
@@ -2909,7 +2909,7 @@
               </w:tc>
               <w:tc>
                 <w:tcPr>
-                  <w:tcW w:type="dxa" w:w="0"/>
+                  <w:tcW w:type="dxa" w:w="1830"/>
                   <w:shd w:val="clear" w:color="auto" w:fill="D9D9D9"/>
                 </w:tcPr>
                 <w:p>
@@ -2928,7 +2928,7 @@
               </w:tc>
               <w:tc>
                 <w:tcPr>
-                  <w:tcW w:type="dxa" w:w="0"/>
+                  <w:tcW w:type="dxa" w:w="1830"/>
                   <w:shd w:val="clear" w:color="auto" w:fill="D9D9D9"/>
                 </w:tcPr>
                 <w:p>
@@ -2949,7 +2949,7 @@
             <w:tr>
               <w:tc>
                 <w:tcPr>
-                  <w:tcW w:type="dxa" w:w="0"/>
+                  <w:tcW w:type="dxa" w:w="1830"/>
                 </w:tcPr>
                 <w:p>
                   <w:pPr>
@@ -2967,7 +2967,7 @@
               </w:tc>
               <w:tc>
                 <w:tcPr>
-                  <w:tcW w:type="dxa" w:w="0"/>
+                  <w:tcW w:type="dxa" w:w="1830"/>
                 </w:tcPr>
                 <w:p>
                   <w:pPr>
@@ -2994,7 +2994,7 @@
               </w:tc>
               <w:tc>
                 <w:tcPr>
-                  <w:tcW w:type="dxa" w:w="0"/>
+                  <w:tcW w:type="dxa" w:w="1830"/>
                 </w:tcPr>
                 <w:p>
                   <w:pPr>
@@ -3028,7 +3028,7 @@
               </w:tc>
               <w:tc>
                 <w:tcPr>
-                  <w:tcW w:type="dxa" w:w="0"/>
+                  <w:tcW w:type="dxa" w:w="1830"/>
                 </w:tcPr>
                 <w:p>
                   <w:pPr>
@@ -3081,7 +3081,7 @@
             <w:tr>
               <w:tc>
                 <w:tcPr>
-                  <w:tcW w:type="dxa" w:w="0"/>
+                  <w:tcW w:type="dxa" w:w="1830"/>
                 </w:tcPr>
                 <w:p>
                   <w:pPr>
@@ -3099,7 +3099,7 @@
               </w:tc>
               <w:tc>
                 <w:tcPr>
-                  <w:tcW w:type="dxa" w:w="0"/>
+                  <w:tcW w:type="dxa" w:w="1830"/>
                 </w:tcPr>
                 <w:p>
                   <w:pPr>
@@ -3126,7 +3126,7 @@
               </w:tc>
               <w:tc>
                 <w:tcPr>
-                  <w:tcW w:type="dxa" w:w="0"/>
+                  <w:tcW w:type="dxa" w:w="1830"/>
                 </w:tcPr>
                 <w:p>
                   <w:pPr>
@@ -3144,7 +3144,7 @@
               </w:tc>
               <w:tc>
                 <w:tcPr>
-                  <w:tcW w:type="dxa" w:w="0"/>
+                  <w:tcW w:type="dxa" w:w="1830"/>
                 </w:tcPr>
                 <w:p>
                   <w:pPr>
@@ -3180,7 +3180,7 @@
             <w:tr>
               <w:tc>
                 <w:tcPr>
-                  <w:tcW w:type="dxa" w:w="0"/>
+                  <w:tcW w:type="dxa" w:w="1830"/>
                 </w:tcPr>
                 <w:p>
                   <w:pPr>
@@ -3198,7 +3198,7 @@
               </w:tc>
               <w:tc>
                 <w:tcPr>
-                  <w:tcW w:type="dxa" w:w="0"/>
+                  <w:tcW w:type="dxa" w:w="1830"/>
                 </w:tcPr>
                 <w:p>
                   <w:pPr>
@@ -3225,7 +3225,7 @@
               </w:tc>
               <w:tc>
                 <w:tcPr>
-                  <w:tcW w:type="dxa" w:w="0"/>
+                  <w:tcW w:type="dxa" w:w="1830"/>
                 </w:tcPr>
                 <w:p>
                   <w:pPr>
@@ -3243,7 +3243,7 @@
               </w:tc>
               <w:tc>
                 <w:tcPr>
-                  <w:tcW w:type="dxa" w:w="0"/>
+                  <w:tcW w:type="dxa" w:w="1830"/>
                 </w:tcPr>
                 <w:p>
                   <w:pPr>
@@ -3346,10 +3346,10 @@
               <w:tblW w:w="5000" w:type="pct"/>
             </w:tblPr>
             <w:tblGrid>
-              <w:gridCol w:w="0"/>
-              <w:gridCol w:w="0"/>
-              <w:gridCol w:w="0"/>
-              <w:gridCol w:w="0"/>
+              <w:gridCol w:w="1830"/>
+              <w:gridCol w:w="1830"/>
+              <w:gridCol w:w="1830"/>
+              <w:gridCol w:w="1830"/>
             </w:tblGrid>
             <w:tr>
               <w:trPr>
@@ -3357,7 +3357,7 @@
               </w:trPr>
               <w:tc>
                 <w:tcPr>
-                  <w:tcW w:type="dxa" w:w="0"/>
+                  <w:tcW w:type="dxa" w:w="1830"/>
                   <w:shd w:val="clear" w:color="auto" w:fill="D9D9D9"/>
                 </w:tcPr>
                 <w:p>
@@ -3376,7 +3376,7 @@
               </w:tc>
               <w:tc>
                 <w:tcPr>
-                  <w:tcW w:type="dxa" w:w="0"/>
+                  <w:tcW w:type="dxa" w:w="1830"/>
                   <w:shd w:val="clear" w:color="auto" w:fill="D9D9D9"/>
                 </w:tcPr>
                 <w:p>
@@ -3395,7 +3395,7 @@
               </w:tc>
               <w:tc>
                 <w:tcPr>
-                  <w:tcW w:type="dxa" w:w="0"/>
+                  <w:tcW w:type="dxa" w:w="1830"/>
                   <w:shd w:val="clear" w:color="auto" w:fill="D9D9D9"/>
                 </w:tcPr>
                 <w:p>
@@ -3414,7 +3414,7 @@
               </w:tc>
               <w:tc>
                 <w:tcPr>
-                  <w:tcW w:type="dxa" w:w="0"/>
+                  <w:tcW w:type="dxa" w:w="1830"/>
                   <w:shd w:val="clear" w:color="auto" w:fill="D9D9D9"/>
                 </w:tcPr>
                 <w:p>
@@ -3435,7 +3435,7 @@
             <w:tr>
               <w:tc>
                 <w:tcPr>
-                  <w:tcW w:type="dxa" w:w="0"/>
+                  <w:tcW w:type="dxa" w:w="1830"/>
                 </w:tcPr>
                 <w:p>
                   <w:pPr>
@@ -3453,7 +3453,7 @@
               </w:tc>
               <w:tc>
                 <w:tcPr>
-                  <w:tcW w:type="dxa" w:w="0"/>
+                  <w:tcW w:type="dxa" w:w="1830"/>
                 </w:tcPr>
                 <w:p>
                   <w:pPr>
@@ -3471,7 +3471,7 @@
               </w:tc>
               <w:tc>
                 <w:tcPr>
-                  <w:tcW w:type="dxa" w:w="0"/>
+                  <w:tcW w:type="dxa" w:w="1830"/>
                 </w:tcPr>
                 <w:p>
                   <w:pPr>
@@ -3489,7 +3489,7 @@
               </w:tc>
               <w:tc>
                 <w:tcPr>
-                  <w:tcW w:type="dxa" w:w="0"/>
+                  <w:tcW w:type="dxa" w:w="1830"/>
                 </w:tcPr>
                 <w:p>
                   <w:pPr>
@@ -3509,7 +3509,7 @@
             <w:tr>
               <w:tc>
                 <w:tcPr>
-                  <w:tcW w:type="dxa" w:w="0"/>
+                  <w:tcW w:type="dxa" w:w="1830"/>
                 </w:tcPr>
                 <w:p>
                   <w:pPr>
@@ -3527,7 +3527,7 @@
               </w:tc>
               <w:tc>
                 <w:tcPr>
-                  <w:tcW w:type="dxa" w:w="0"/>
+                  <w:tcW w:type="dxa" w:w="1830"/>
                 </w:tcPr>
                 <w:p>
                   <w:pPr>
@@ -3545,7 +3545,7 @@
               </w:tc>
               <w:tc>
                 <w:tcPr>
-                  <w:tcW w:type="dxa" w:w="0"/>
+                  <w:tcW w:type="dxa" w:w="1830"/>
                 </w:tcPr>
                 <w:p>
                   <w:pPr>
@@ -3572,7 +3572,7 @@
               </w:tc>
               <w:tc>
                 <w:tcPr>
-                  <w:tcW w:type="dxa" w:w="0"/>
+                  <w:tcW w:type="dxa" w:w="1830"/>
                 </w:tcPr>
                 <w:p>
                   <w:pPr>
@@ -3600,7 +3600,7 @@
             <w:tr>
               <w:tc>
                 <w:tcPr>
-                  <w:tcW w:type="dxa" w:w="0"/>
+                  <w:tcW w:type="dxa" w:w="1830"/>
                 </w:tcPr>
                 <w:p>
                   <w:pPr>
@@ -3618,7 +3618,7 @@
               </w:tc>
               <w:tc>
                 <w:tcPr>
-                  <w:tcW w:type="dxa" w:w="0"/>
+                  <w:tcW w:type="dxa" w:w="1830"/>
                 </w:tcPr>
                 <w:p>
                   <w:pPr>
@@ -3636,7 +3636,7 @@
               </w:tc>
               <w:tc>
                 <w:tcPr>
-                  <w:tcW w:type="dxa" w:w="0"/>
+                  <w:tcW w:type="dxa" w:w="1830"/>
                 </w:tcPr>
                 <w:p>
                   <w:pPr>
@@ -3654,7 +3654,7 @@
               </w:tc>
               <w:tc>
                 <w:tcPr>
-                  <w:tcW w:type="dxa" w:w="0"/>
+                  <w:tcW w:type="dxa" w:w="1830"/>
                 </w:tcPr>
                 <w:p>
                   <w:pPr>
@@ -3682,7 +3682,7 @@
             <w:tr>
               <w:tc>
                 <w:tcPr>
-                  <w:tcW w:type="dxa" w:w="0"/>
+                  <w:tcW w:type="dxa" w:w="1830"/>
                 </w:tcPr>
                 <w:p>
                   <w:pPr>
@@ -3700,7 +3700,7 @@
               </w:tc>
               <w:tc>
                 <w:tcPr>
-                  <w:tcW w:type="dxa" w:w="0"/>
+                  <w:tcW w:type="dxa" w:w="1830"/>
                 </w:tcPr>
                 <w:p>
                   <w:pPr>
@@ -3718,7 +3718,7 @@
               </w:tc>
               <w:tc>
                 <w:tcPr>
-                  <w:tcW w:type="dxa" w:w="0"/>
+                  <w:tcW w:type="dxa" w:w="1830"/>
                 </w:tcPr>
                 <w:p>
                   <w:pPr>
@@ -3736,7 +3736,7 @@
               </w:tc>
               <w:tc>
                 <w:tcPr>
-                  <w:tcW w:type="dxa" w:w="0"/>
+                  <w:tcW w:type="dxa" w:w="1830"/>
                 </w:tcPr>
                 <w:p>
                   <w:pPr>
@@ -3854,9 +3854,9 @@
               <w:tblW w:w="5000" w:type="pct"/>
             </w:tblPr>
             <w:tblGrid>
-              <w:gridCol w:w="0"/>
-              <w:gridCol w:w="0"/>
-              <w:gridCol w:w="0"/>
+              <w:gridCol w:w="2440"/>
+              <w:gridCol w:w="2440"/>
+              <w:gridCol w:w="2440"/>
             </w:tblGrid>
             <w:tr>
               <w:trPr>
@@ -3864,7 +3864,7 @@
               </w:trPr>
               <w:tc>
                 <w:tcPr>
-                  <w:tcW w:type="dxa" w:w="0"/>
+                  <w:tcW w:type="dxa" w:w="2440"/>
                   <w:shd w:val="clear" w:color="auto" w:fill="D9D9D9"/>
                 </w:tcPr>
                 <w:p>
@@ -3883,7 +3883,7 @@
               </w:tc>
               <w:tc>
                 <w:tcPr>
-                  <w:tcW w:type="dxa" w:w="0"/>
+                  <w:tcW w:type="dxa" w:w="2440"/>
                   <w:shd w:val="clear" w:color="auto" w:fill="D9D9D9"/>
                 </w:tcPr>
                 <w:p>
@@ -3902,7 +3902,7 @@
               </w:tc>
               <w:tc>
                 <w:tcPr>
-                  <w:tcW w:type="dxa" w:w="0"/>
+                  <w:tcW w:type="dxa" w:w="2440"/>
                   <w:shd w:val="clear" w:color="auto" w:fill="D9D9D9"/>
                 </w:tcPr>
                 <w:p>
@@ -3923,7 +3923,7 @@
             <w:tr>
               <w:tc>
                 <w:tcPr>
-                  <w:tcW w:type="dxa" w:w="0"/>
+                  <w:tcW w:type="dxa" w:w="2440"/>
                 </w:tcPr>
                 <w:p>
                   <w:pPr>
@@ -3941,7 +3941,7 @@
               </w:tc>
               <w:tc>
                 <w:tcPr>
-                  <w:tcW w:type="dxa" w:w="0"/>
+                  <w:tcW w:type="dxa" w:w="2440"/>
                 </w:tcPr>
                 <w:p>
                   <w:pPr>
@@ -4000,7 +4000,7 @@
               </w:tc>
               <w:tc>
                 <w:tcPr>
-                  <w:tcW w:type="dxa" w:w="0"/>
+                  <w:tcW w:type="dxa" w:w="2440"/>
                 </w:tcPr>
                 <w:p>
                   <w:pPr>
@@ -4020,7 +4020,7 @@
             <w:tr>
               <w:tc>
                 <w:tcPr>
-                  <w:tcW w:type="dxa" w:w="0"/>
+                  <w:tcW w:type="dxa" w:w="2440"/>
                 </w:tcPr>
                 <w:p>
                   <w:pPr>
@@ -4038,7 +4038,7 @@
               </w:tc>
               <w:tc>
                 <w:tcPr>
-                  <w:tcW w:type="dxa" w:w="0"/>
+                  <w:tcW w:type="dxa" w:w="2440"/>
                 </w:tcPr>
                 <w:p>
                   <w:pPr>
@@ -4064,7 +4064,7 @@
               </w:tc>
               <w:tc>
                 <w:tcPr>
-                  <w:tcW w:type="dxa" w:w="0"/>
+                  <w:tcW w:type="dxa" w:w="2440"/>
                 </w:tcPr>
                 <w:p>
                   <w:pPr>
@@ -4130,11 +4130,11 @@
               <w:tblW w:w="5000" w:type="pct"/>
             </w:tblPr>
             <w:tblGrid>
-              <w:gridCol w:w="0"/>
-              <w:gridCol w:w="0"/>
-              <w:gridCol w:w="0"/>
-              <w:gridCol w:w="0"/>
-              <w:gridCol w:w="0"/>
+              <w:gridCol w:w="1464"/>
+              <w:gridCol w:w="1464"/>
+              <w:gridCol w:w="1464"/>
+              <w:gridCol w:w="1464"/>
+              <w:gridCol w:w="1464"/>
             </w:tblGrid>
             <w:tr>
               <w:trPr>
@@ -4142,7 +4142,7 @@
               </w:trPr>
               <w:tc>
                 <w:tcPr>
-                  <w:tcW w:type="dxa" w:w="0"/>
+                  <w:tcW w:type="dxa" w:w="1464"/>
                   <w:shd w:val="clear" w:color="auto" w:fill="D9D9D9"/>
                 </w:tcPr>
                 <w:p>
@@ -4161,7 +4161,7 @@
               </w:tc>
               <w:tc>
                 <w:tcPr>
-                  <w:tcW w:type="dxa" w:w="0"/>
+                  <w:tcW w:type="dxa" w:w="1464"/>
                   <w:shd w:val="clear" w:color="auto" w:fill="D9D9D9"/>
                 </w:tcPr>
                 <w:p>
@@ -4180,7 +4180,7 @@
               </w:tc>
               <w:tc>
                 <w:tcPr>
-                  <w:tcW w:type="dxa" w:w="0"/>
+                  <w:tcW w:type="dxa" w:w="1464"/>
                   <w:shd w:val="clear" w:color="auto" w:fill="D9D9D9"/>
                 </w:tcPr>
                 <w:p>
@@ -4199,7 +4199,7 @@
               </w:tc>
               <w:tc>
                 <w:tcPr>
-                  <w:tcW w:type="dxa" w:w="0"/>
+                  <w:tcW w:type="dxa" w:w="1464"/>
                   <w:shd w:val="clear" w:color="auto" w:fill="D9D9D9"/>
                 </w:tcPr>
                 <w:p>
@@ -4218,7 +4218,7 @@
               </w:tc>
               <w:tc>
                 <w:tcPr>
-                  <w:tcW w:type="dxa" w:w="0"/>
+                  <w:tcW w:type="dxa" w:w="1464"/>
                   <w:shd w:val="clear" w:color="auto" w:fill="D9D9D9"/>
                 </w:tcPr>
                 <w:p>
@@ -4239,7 +4239,7 @@
             <w:tr>
               <w:tc>
                 <w:tcPr>
-                  <w:tcW w:type="dxa" w:w="0"/>
+                  <w:tcW w:type="dxa" w:w="1464"/>
                 </w:tcPr>
                 <w:p>
                   <w:pPr>
@@ -4257,7 +4257,7 @@
               </w:tc>
               <w:tc>
                 <w:tcPr>
-                  <w:tcW w:type="dxa" w:w="0"/>
+                  <w:tcW w:type="dxa" w:w="1464"/>
                 </w:tcPr>
                 <w:p>
                   <w:pPr>
@@ -4276,7 +4276,7 @@
               </w:tc>
               <w:tc>
                 <w:tcPr>
-                  <w:tcW w:type="dxa" w:w="0"/>
+                  <w:tcW w:type="dxa" w:w="1464"/>
                 </w:tcPr>
                 <w:p>
                   <w:pPr>
@@ -4294,7 +4294,7 @@
               </w:tc>
               <w:tc>
                 <w:tcPr>
-                  <w:tcW w:type="dxa" w:w="0"/>
+                  <w:tcW w:type="dxa" w:w="1464"/>
                 </w:tcPr>
                 <w:p>
                   <w:pPr>
@@ -4312,7 +4312,7 @@
               </w:tc>
               <w:tc>
                 <w:tcPr>
-                  <w:tcW w:type="dxa" w:w="0"/>
+                  <w:tcW w:type="dxa" w:w="1464"/>
                 </w:tcPr>
                 <w:p>
                   <w:pPr>
@@ -4333,7 +4333,7 @@
             <w:tr>
               <w:tc>
                 <w:tcPr>
-                  <w:tcW w:type="dxa" w:w="0"/>
+                  <w:tcW w:type="dxa" w:w="1464"/>
                 </w:tcPr>
                 <w:p>
                   <w:pPr>
@@ -4351,7 +4351,7 @@
               </w:tc>
               <w:tc>
                 <w:tcPr>
-                  <w:tcW w:type="dxa" w:w="0"/>
+                  <w:tcW w:type="dxa" w:w="1464"/>
                 </w:tcPr>
                 <w:p>
                   <w:pPr>
@@ -4370,7 +4370,7 @@
               </w:tc>
               <w:tc>
                 <w:tcPr>
-                  <w:tcW w:type="dxa" w:w="0"/>
+                  <w:tcW w:type="dxa" w:w="1464"/>
                 </w:tcPr>
                 <w:p>
                   <w:pPr>
@@ -4388,7 +4388,7 @@
               </w:tc>
               <w:tc>
                 <w:tcPr>
-                  <w:tcW w:type="dxa" w:w="0"/>
+                  <w:tcW w:type="dxa" w:w="1464"/>
                 </w:tcPr>
                 <w:p>
                   <w:pPr>
@@ -4406,7 +4406,7 @@
               </w:tc>
               <w:tc>
                 <w:tcPr>
-                  <w:tcW w:type="dxa" w:w="0"/>
+                  <w:tcW w:type="dxa" w:w="1464"/>
                 </w:tcPr>
                 <w:p>
                   <w:pPr>
@@ -4443,7 +4443,7 @@
             <w:tr>
               <w:tc>
                 <w:tcPr>
-                  <w:tcW w:type="dxa" w:w="0"/>
+                  <w:tcW w:type="dxa" w:w="1464"/>
                 </w:tcPr>
                 <w:p>
                   <w:pPr>
@@ -4461,7 +4461,7 @@
               </w:tc>
               <w:tc>
                 <w:tcPr>
-                  <w:tcW w:type="dxa" w:w="0"/>
+                  <w:tcW w:type="dxa" w:w="1464"/>
                 </w:tcPr>
                 <w:p>
                   <w:pPr>
@@ -4480,7 +4480,7 @@
               </w:tc>
               <w:tc>
                 <w:tcPr>
-                  <w:tcW w:type="dxa" w:w="0"/>
+                  <w:tcW w:type="dxa" w:w="1464"/>
                 </w:tcPr>
                 <w:p>
                   <w:pPr>
@@ -4498,7 +4498,7 @@
               </w:tc>
               <w:tc>
                 <w:tcPr>
-                  <w:tcW w:type="dxa" w:w="0"/>
+                  <w:tcW w:type="dxa" w:w="1464"/>
                 </w:tcPr>
                 <w:p>
                   <w:pPr>
@@ -4516,7 +4516,7 @@
               </w:tc>
               <w:tc>
                 <w:tcPr>
-                  <w:tcW w:type="dxa" w:w="0"/>
+                  <w:tcW w:type="dxa" w:w="1464"/>
                 </w:tcPr>
                 <w:p>
                   <w:pPr>
@@ -4536,7 +4536,7 @@
             <w:tr>
               <w:tc>
                 <w:tcPr>
-                  <w:tcW w:type="dxa" w:w="0"/>
+                  <w:tcW w:type="dxa" w:w="1464"/>
                 </w:tcPr>
                 <w:p>
                   <w:pPr>
@@ -4554,7 +4554,7 @@
               </w:tc>
               <w:tc>
                 <w:tcPr>
-                  <w:tcW w:type="dxa" w:w="0"/>
+                  <w:tcW w:type="dxa" w:w="1464"/>
                 </w:tcPr>
                 <w:p>
                   <w:pPr>
@@ -4573,7 +4573,7 @@
               </w:tc>
               <w:tc>
                 <w:tcPr>
-                  <w:tcW w:type="dxa" w:w="0"/>
+                  <w:tcW w:type="dxa" w:w="1464"/>
                 </w:tcPr>
                 <w:p>
                   <w:pPr>
@@ -4591,7 +4591,7 @@
               </w:tc>
               <w:tc>
                 <w:tcPr>
-                  <w:tcW w:type="dxa" w:w="0"/>
+                  <w:tcW w:type="dxa" w:w="1464"/>
                 </w:tcPr>
                 <w:p>
                   <w:pPr>
@@ -4609,7 +4609,7 @@
               </w:tc>
               <w:tc>
                 <w:tcPr>
-                  <w:tcW w:type="dxa" w:w="0"/>
+                  <w:tcW w:type="dxa" w:w="1464"/>
                 </w:tcPr>
                 <w:p>
                   <w:pPr>
@@ -4630,7 +4630,7 @@
             <w:tr>
               <w:tc>
                 <w:tcPr>
-                  <w:tcW w:type="dxa" w:w="0"/>
+                  <w:tcW w:type="dxa" w:w="1464"/>
                 </w:tcPr>
                 <w:p>
                   <w:pPr>
@@ -4648,7 +4648,7 @@
               </w:tc>
               <w:tc>
                 <w:tcPr>
-                  <w:tcW w:type="dxa" w:w="0"/>
+                  <w:tcW w:type="dxa" w:w="1464"/>
                 </w:tcPr>
                 <w:p>
                   <w:pPr>
@@ -4667,7 +4667,7 @@
               </w:tc>
               <w:tc>
                 <w:tcPr>
-                  <w:tcW w:type="dxa" w:w="0"/>
+                  <w:tcW w:type="dxa" w:w="1464"/>
                 </w:tcPr>
                 <w:p>
                   <w:pPr>
@@ -4685,7 +4685,7 @@
               </w:tc>
               <w:tc>
                 <w:tcPr>
-                  <w:tcW w:type="dxa" w:w="0"/>
+                  <w:tcW w:type="dxa" w:w="1464"/>
                 </w:tcPr>
                 <w:p>
                   <w:pPr>
@@ -4703,7 +4703,7 @@
               </w:tc>
               <w:tc>
                 <w:tcPr>
-                  <w:tcW w:type="dxa" w:w="0"/>
+                  <w:tcW w:type="dxa" w:w="1464"/>
                 </w:tcPr>
                 <w:p>
                   <w:pPr>
@@ -4724,7 +4724,7 @@
             <w:tr>
               <w:tc>
                 <w:tcPr>
-                  <w:tcW w:type="dxa" w:w="0"/>
+                  <w:tcW w:type="dxa" w:w="1464"/>
                 </w:tcPr>
                 <w:p>
                   <w:pPr>
@@ -4742,7 +4742,7 @@
               </w:tc>
               <w:tc>
                 <w:tcPr>
-                  <w:tcW w:type="dxa" w:w="0"/>
+                  <w:tcW w:type="dxa" w:w="1464"/>
                 </w:tcPr>
                 <w:p>
                   <w:pPr>
@@ -4761,7 +4761,7 @@
               </w:tc>
               <w:tc>
                 <w:tcPr>
-                  <w:tcW w:type="dxa" w:w="0"/>
+                  <w:tcW w:type="dxa" w:w="1464"/>
                 </w:tcPr>
                 <w:p>
                   <w:pPr>
@@ -4779,7 +4779,7 @@
               </w:tc>
               <w:tc>
                 <w:tcPr>
-                  <w:tcW w:type="dxa" w:w="0"/>
+                  <w:tcW w:type="dxa" w:w="1464"/>
                 </w:tcPr>
                 <w:p>
                   <w:pPr>
@@ -4797,7 +4797,7 @@
               </w:tc>
               <w:tc>
                 <w:tcPr>
-                  <w:tcW w:type="dxa" w:w="0"/>
+                  <w:tcW w:type="dxa" w:w="1464"/>
                 </w:tcPr>
                 <w:p>
                   <w:pPr>
@@ -4817,7 +4817,7 @@
             <w:tr>
               <w:tc>
                 <w:tcPr>
-                  <w:tcW w:type="dxa" w:w="0"/>
+                  <w:tcW w:type="dxa" w:w="1464"/>
                 </w:tcPr>
                 <w:p>
                   <w:pPr>
@@ -4835,7 +4835,7 @@
               </w:tc>
               <w:tc>
                 <w:tcPr>
-                  <w:tcW w:type="dxa" w:w="0"/>
+                  <w:tcW w:type="dxa" w:w="1464"/>
                 </w:tcPr>
                 <w:p>
                   <w:pPr>
@@ -4854,7 +4854,7 @@
               </w:tc>
               <w:tc>
                 <w:tcPr>
-                  <w:tcW w:type="dxa" w:w="0"/>
+                  <w:tcW w:type="dxa" w:w="1464"/>
                 </w:tcPr>
                 <w:p>
                   <w:pPr>
@@ -4872,7 +4872,7 @@
               </w:tc>
               <w:tc>
                 <w:tcPr>
-                  <w:tcW w:type="dxa" w:w="0"/>
+                  <w:tcW w:type="dxa" w:w="1464"/>
                 </w:tcPr>
                 <w:p>
                   <w:pPr>
@@ -4890,7 +4890,7 @@
               </w:tc>
               <w:tc>
                 <w:tcPr>
-                  <w:tcW w:type="dxa" w:w="0"/>
+                  <w:tcW w:type="dxa" w:w="1464"/>
                 </w:tcPr>
                 <w:p>
                   <w:pPr>
@@ -4910,7 +4910,7 @@
             <w:tr>
               <w:tc>
                 <w:tcPr>
-                  <w:tcW w:type="dxa" w:w="0"/>
+                  <w:tcW w:type="dxa" w:w="1464"/>
                 </w:tcPr>
                 <w:p>
                   <w:pPr>
@@ -4928,7 +4928,7 @@
               </w:tc>
               <w:tc>
                 <w:tcPr>
-                  <w:tcW w:type="dxa" w:w="0"/>
+                  <w:tcW w:type="dxa" w:w="1464"/>
                 </w:tcPr>
                 <w:p>
                   <w:pPr>
@@ -4947,7 +4947,7 @@
               </w:tc>
               <w:tc>
                 <w:tcPr>
-                  <w:tcW w:type="dxa" w:w="0"/>
+                  <w:tcW w:type="dxa" w:w="1464"/>
                 </w:tcPr>
                 <w:p>
                   <w:pPr>
@@ -4965,7 +4965,7 @@
               </w:tc>
               <w:tc>
                 <w:tcPr>
-                  <w:tcW w:type="dxa" w:w="0"/>
+                  <w:tcW w:type="dxa" w:w="1464"/>
                 </w:tcPr>
                 <w:p>
                   <w:pPr>
@@ -4983,7 +4983,7 @@
               </w:tc>
               <w:tc>
                 <w:tcPr>
-                  <w:tcW w:type="dxa" w:w="0"/>
+                  <w:tcW w:type="dxa" w:w="1464"/>
                 </w:tcPr>
                 <w:p>
                   <w:pPr>
@@ -5003,7 +5003,7 @@
             <w:tr>
               <w:tc>
                 <w:tcPr>
-                  <w:tcW w:type="dxa" w:w="0"/>
+                  <w:tcW w:type="dxa" w:w="1464"/>
                 </w:tcPr>
                 <w:p>
                   <w:pPr>
@@ -5021,7 +5021,7 @@
               </w:tc>
               <w:tc>
                 <w:tcPr>
-                  <w:tcW w:type="dxa" w:w="0"/>
+                  <w:tcW w:type="dxa" w:w="1464"/>
                 </w:tcPr>
                 <w:p>
                   <w:pPr>
@@ -5040,7 +5040,7 @@
               </w:tc>
               <w:tc>
                 <w:tcPr>
-                  <w:tcW w:type="dxa" w:w="0"/>
+                  <w:tcW w:type="dxa" w:w="1464"/>
                 </w:tcPr>
                 <w:p>
                   <w:pPr>
@@ -5058,7 +5058,7 @@
               </w:tc>
               <w:tc>
                 <w:tcPr>
-                  <w:tcW w:type="dxa" w:w="0"/>
+                  <w:tcW w:type="dxa" w:w="1464"/>
                 </w:tcPr>
                 <w:p>
                   <w:pPr>
@@ -5076,7 +5076,7 @@
               </w:tc>
               <w:tc>
                 <w:tcPr>
-                  <w:tcW w:type="dxa" w:w="0"/>
+                  <w:tcW w:type="dxa" w:w="1464"/>
                 </w:tcPr>
                 <w:p>
                   <w:pPr>
@@ -5096,7 +5096,7 @@
             <w:tr>
               <w:tc>
                 <w:tcPr>
-                  <w:tcW w:type="dxa" w:w="0"/>
+                  <w:tcW w:type="dxa" w:w="1464"/>
                 </w:tcPr>
                 <w:p>
                   <w:pPr>
@@ -5114,7 +5114,7 @@
               </w:tc>
               <w:tc>
                 <w:tcPr>
-                  <w:tcW w:type="dxa" w:w="0"/>
+                  <w:tcW w:type="dxa" w:w="1464"/>
                 </w:tcPr>
                 <w:p>
                   <w:pPr>
@@ -5133,7 +5133,7 @@
               </w:tc>
               <w:tc>
                 <w:tcPr>
-                  <w:tcW w:type="dxa" w:w="0"/>
+                  <w:tcW w:type="dxa" w:w="1464"/>
                 </w:tcPr>
                 <w:p>
                   <w:pPr>
@@ -5167,7 +5167,7 @@
               </w:tc>
               <w:tc>
                 <w:tcPr>
-                  <w:tcW w:type="dxa" w:w="0"/>
+                  <w:tcW w:type="dxa" w:w="1464"/>
                 </w:tcPr>
                 <w:p>
                   <w:pPr>
@@ -5185,7 +5185,7 @@
               </w:tc>
               <w:tc>
                 <w:tcPr>
-                  <w:tcW w:type="dxa" w:w="0"/>
+                  <w:tcW w:type="dxa" w:w="1464"/>
                 </w:tcPr>
                 <w:p>
                   <w:pPr>
@@ -5284,9 +5284,9 @@
               <w:tblW w:w="5000" w:type="pct"/>
             </w:tblPr>
             <w:tblGrid>
-              <w:gridCol w:w="0"/>
-              <w:gridCol w:w="0"/>
-              <w:gridCol w:w="0"/>
+              <w:gridCol w:w="2440"/>
+              <w:gridCol w:w="2440"/>
+              <w:gridCol w:w="2440"/>
             </w:tblGrid>
             <w:tr>
               <w:trPr>
@@ -5294,7 +5294,7 @@
               </w:trPr>
               <w:tc>
                 <w:tcPr>
-                  <w:tcW w:type="dxa" w:w="0"/>
+                  <w:tcW w:type="dxa" w:w="2440"/>
                   <w:shd w:val="clear" w:color="auto" w:fill="D9D9D9"/>
                 </w:tcPr>
                 <w:p>
@@ -5313,7 +5313,7 @@
               </w:tc>
               <w:tc>
                 <w:tcPr>
-                  <w:tcW w:type="dxa" w:w="0"/>
+                  <w:tcW w:type="dxa" w:w="2440"/>
                   <w:shd w:val="clear" w:color="auto" w:fill="D9D9D9"/>
                 </w:tcPr>
                 <w:p>
@@ -5332,7 +5332,7 @@
               </w:tc>
               <w:tc>
                 <w:tcPr>
-                  <w:tcW w:type="dxa" w:w="0"/>
+                  <w:tcW w:type="dxa" w:w="2440"/>
                   <w:shd w:val="clear" w:color="auto" w:fill="D9D9D9"/>
                 </w:tcPr>
                 <w:p>
@@ -5353,7 +5353,7 @@
             <w:tr>
               <w:tc>
                 <w:tcPr>
-                  <w:tcW w:type="dxa" w:w="0"/>
+                  <w:tcW w:type="dxa" w:w="2440"/>
                 </w:tcPr>
                 <w:p>
                   <w:pPr>
@@ -5371,7 +5371,7 @@
               </w:tc>
               <w:tc>
                 <w:tcPr>
-                  <w:tcW w:type="dxa" w:w="0"/>
+                  <w:tcW w:type="dxa" w:w="2440"/>
                 </w:tcPr>
                 <w:p>
                   <w:pPr>
@@ -5389,7 +5389,7 @@
               </w:tc>
               <w:tc>
                 <w:tcPr>
-                  <w:tcW w:type="dxa" w:w="0"/>
+                  <w:tcW w:type="dxa" w:w="2440"/>
                 </w:tcPr>
                 <w:p>
                   <w:pPr>
@@ -5409,7 +5409,7 @@
             <w:tr>
               <w:tc>
                 <w:tcPr>
-                  <w:tcW w:type="dxa" w:w="0"/>
+                  <w:tcW w:type="dxa" w:w="2440"/>
                 </w:tcPr>
                 <w:p>
                   <w:pPr>
@@ -5427,7 +5427,7 @@
               </w:tc>
               <w:tc>
                 <w:tcPr>
-                  <w:tcW w:type="dxa" w:w="0"/>
+                  <w:tcW w:type="dxa" w:w="2440"/>
                 </w:tcPr>
                 <w:p>
                   <w:pPr>
@@ -5445,7 +5445,7 @@
               </w:tc>
               <w:tc>
                 <w:tcPr>
-                  <w:tcW w:type="dxa" w:w="0"/>
+                  <w:tcW w:type="dxa" w:w="2440"/>
                 </w:tcPr>
                 <w:p>
                   <w:pPr>
@@ -5465,7 +5465,7 @@
             <w:tr>
               <w:tc>
                 <w:tcPr>
-                  <w:tcW w:type="dxa" w:w="0"/>
+                  <w:tcW w:type="dxa" w:w="2440"/>
                 </w:tcPr>
                 <w:p>
                   <w:pPr>
@@ -5483,7 +5483,7 @@
               </w:tc>
               <w:tc>
                 <w:tcPr>
-                  <w:tcW w:type="dxa" w:w="0"/>
+                  <w:tcW w:type="dxa" w:w="2440"/>
                 </w:tcPr>
                 <w:p>
                   <w:pPr>
@@ -5501,7 +5501,7 @@
               </w:tc>
               <w:tc>
                 <w:tcPr>
-                  <w:tcW w:type="dxa" w:w="0"/>
+                  <w:tcW w:type="dxa" w:w="2440"/>
                 </w:tcPr>
                 <w:p>
                   <w:pPr>
@@ -5521,7 +5521,7 @@
             <w:tr>
               <w:tc>
                 <w:tcPr>
-                  <w:tcW w:type="dxa" w:w="0"/>
+                  <w:tcW w:type="dxa" w:w="2440"/>
                 </w:tcPr>
                 <w:p>
                   <w:pPr>
@@ -5539,7 +5539,7 @@
               </w:tc>
               <w:tc>
                 <w:tcPr>
-                  <w:tcW w:type="dxa" w:w="0"/>
+                  <w:tcW w:type="dxa" w:w="2440"/>
                 </w:tcPr>
                 <w:p>
                   <w:pPr>
@@ -5565,7 +5565,7 @@
               </w:tc>
               <w:tc>
                 <w:tcPr>
-                  <w:tcW w:type="dxa" w:w="0"/>
+                  <w:tcW w:type="dxa" w:w="2440"/>
                 </w:tcPr>
                 <w:p>
                   <w:pPr>
@@ -5585,7 +5585,7 @@
             <w:tr>
               <w:tc>
                 <w:tcPr>
-                  <w:tcW w:type="dxa" w:w="0"/>
+                  <w:tcW w:type="dxa" w:w="2440"/>
                 </w:tcPr>
                 <w:p>
                   <w:pPr>
@@ -5603,7 +5603,7 @@
               </w:tc>
               <w:tc>
                 <w:tcPr>
-                  <w:tcW w:type="dxa" w:w="0"/>
+                  <w:tcW w:type="dxa" w:w="2440"/>
                 </w:tcPr>
                 <w:p>
                   <w:pPr>
@@ -5629,7 +5629,7 @@
               </w:tc>
               <w:tc>
                 <w:tcPr>
-                  <w:tcW w:type="dxa" w:w="0"/>
+                  <w:tcW w:type="dxa" w:w="2440"/>
                 </w:tcPr>
                 <w:p>
                   <w:pPr>
@@ -5716,7 +5716,7 @@
         </w:tc>
         <w:tc>
           <w:tcPr>
-            <w:tcW w:w="0" w:type="dxa"/>
+            <w:tcW w:w="7320" w:type="dxa"/>
             <w:gridSpan w:val="4"/>
           </w:tcPr>
           <w:p>
@@ -5741,9 +5741,9 @@
               <w:tblW w:w="5000" w:type="pct"/>
             </w:tblPr>
             <w:tblGrid>
-              <w:gridCol w:w="0"/>
-              <w:gridCol w:w="0"/>
-              <w:gridCol w:w="0"/>
+              <w:gridCol w:w="2440"/>
+              <w:gridCol w:w="2440"/>
+              <w:gridCol w:w="2440"/>
             </w:tblGrid>
             <w:tr>
               <w:trPr>
@@ -5751,7 +5751,7 @@
               </w:trPr>
               <w:tc>
                 <w:tcPr>
-                  <w:tcW w:type="dxa" w:w="0"/>
+                  <w:tcW w:type="dxa" w:w="2440"/>
                   <w:shd w:val="clear" w:color="auto" w:fill="D9D9D9"/>
                 </w:tcPr>
                 <w:p>
@@ -5770,7 +5770,7 @@
               </w:tc>
               <w:tc>
                 <w:tcPr>
-                  <w:tcW w:type="dxa" w:w="0"/>
+                  <w:tcW w:type="dxa" w:w="2440"/>
                   <w:shd w:val="clear" w:color="auto" w:fill="D9D9D9"/>
                 </w:tcPr>
                 <w:p>
@@ -5789,7 +5789,7 @@
               </w:tc>
               <w:tc>
                 <w:tcPr>
-                  <w:tcW w:type="dxa" w:w="0"/>
+                  <w:tcW w:type="dxa" w:w="2440"/>
                   <w:shd w:val="clear" w:color="auto" w:fill="D9D9D9"/>
                 </w:tcPr>
                 <w:p>
@@ -5810,7 +5810,7 @@
             <w:tr>
               <w:tc>
                 <w:tcPr>
-                  <w:tcW w:type="dxa" w:w="0"/>
+                  <w:tcW w:type="dxa" w:w="2440"/>
                 </w:tcPr>
                 <w:p>
                   <w:pPr>
@@ -5828,7 +5828,7 @@
               </w:tc>
               <w:tc>
                 <w:tcPr>
-                  <w:tcW w:type="dxa" w:w="0"/>
+                  <w:tcW w:type="dxa" w:w="2440"/>
                 </w:tcPr>
                 <w:p>
                   <w:pPr>
@@ -5871,7 +5871,7 @@
               </w:tc>
               <w:tc>
                 <w:tcPr>
-                  <w:tcW w:type="dxa" w:w="0"/>
+                  <w:tcW w:type="dxa" w:w="2440"/>
                 </w:tcPr>
                 <w:p>
                   <w:pPr>
@@ -5891,7 +5891,7 @@
             <w:tr>
               <w:tc>
                 <w:tcPr>
-                  <w:tcW w:type="dxa" w:w="0"/>
+                  <w:tcW w:type="dxa" w:w="2440"/>
                 </w:tcPr>
                 <w:p>
                   <w:pPr>
@@ -5909,7 +5909,7 @@
               </w:tc>
               <w:tc>
                 <w:tcPr>
-                  <w:tcW w:type="dxa" w:w="0"/>
+                  <w:tcW w:type="dxa" w:w="2440"/>
                 </w:tcPr>
                 <w:p>
                   <w:pPr>
@@ -5935,7 +5935,7 @@
               </w:tc>
               <w:tc>
                 <w:tcPr>
-                  <w:tcW w:type="dxa" w:w="0"/>
+                  <w:tcW w:type="dxa" w:w="2440"/>
                 </w:tcPr>
                 <w:p>
                   <w:pPr>
@@ -5955,7 +5955,7 @@
             <w:tr>
               <w:tc>
                 <w:tcPr>
-                  <w:tcW w:type="dxa" w:w="0"/>
+                  <w:tcW w:type="dxa" w:w="2440"/>
                 </w:tcPr>
                 <w:p>
                   <w:pPr>
@@ -5973,7 +5973,7 @@
               </w:tc>
               <w:tc>
                 <w:tcPr>
-                  <w:tcW w:type="dxa" w:w="0"/>
+                  <w:tcW w:type="dxa" w:w="2440"/>
                 </w:tcPr>
                 <w:p>
                   <w:pPr>
@@ -6008,7 +6008,7 @@
               </w:tc>
               <w:tc>
                 <w:tcPr>
-                  <w:tcW w:type="dxa" w:w="0"/>
+                  <w:tcW w:type="dxa" w:w="2440"/>
                 </w:tcPr>
                 <w:p>
                   <w:pPr>
@@ -6028,7 +6028,7 @@
             <w:tr>
               <w:tc>
                 <w:tcPr>
-                  <w:tcW w:type="dxa" w:w="0"/>
+                  <w:tcW w:type="dxa" w:w="2440"/>
                 </w:tcPr>
                 <w:p>
                   <w:pPr>
@@ -6046,7 +6046,7 @@
               </w:tc>
               <w:tc>
                 <w:tcPr>
-                  <w:tcW w:type="dxa" w:w="0"/>
+                  <w:tcW w:type="dxa" w:w="2440"/>
                 </w:tcPr>
                 <w:p>
                   <w:pPr>
@@ -6088,7 +6088,7 @@
               </w:tc>
               <w:tc>
                 <w:tcPr>
-                  <w:tcW w:type="dxa" w:w="0"/>
+                  <w:tcW w:type="dxa" w:w="2440"/>
                 </w:tcPr>
                 <w:p>
                   <w:pPr>
@@ -6108,7 +6108,7 @@
             <w:tr>
               <w:tc>
                 <w:tcPr>
-                  <w:tcW w:type="dxa" w:w="0"/>
+                  <w:tcW w:type="dxa" w:w="2440"/>
                 </w:tcPr>
                 <w:p>
                   <w:pPr>
@@ -6126,7 +6126,7 @@
               </w:tc>
               <w:tc>
                 <w:tcPr>
-                  <w:tcW w:type="dxa" w:w="0"/>
+                  <w:tcW w:type="dxa" w:w="2440"/>
                 </w:tcPr>
                 <w:p>
                   <w:pPr>
@@ -6204,7 +6204,7 @@
               </w:tc>
               <w:tc>
                 <w:tcPr>
-                  <w:tcW w:type="dxa" w:w="0"/>
+                  <w:tcW w:type="dxa" w:w="2440"/>
                 </w:tcPr>
                 <w:p>
                   <w:pPr>
@@ -6224,7 +6224,7 @@
             <w:tr>
               <w:tc>
                 <w:tcPr>
-                  <w:tcW w:type="dxa" w:w="0"/>
+                  <w:tcW w:type="dxa" w:w="2440"/>
                 </w:tcPr>
                 <w:p>
                   <w:pPr>
@@ -6242,7 +6242,7 @@
               </w:tc>
               <w:tc>
                 <w:tcPr>
-                  <w:tcW w:type="dxa" w:w="0"/>
+                  <w:tcW w:type="dxa" w:w="2440"/>
                 </w:tcPr>
                 <w:p>
                   <w:pPr>
@@ -6309,7 +6309,7 @@
               </w:tc>
               <w:tc>
                 <w:tcPr>
-                  <w:tcW w:type="dxa" w:w="0"/>
+                  <w:tcW w:type="dxa" w:w="2440"/>
                 </w:tcPr>
                 <w:p>
                   <w:pPr>
@@ -6329,7 +6329,7 @@
             <w:tr>
               <w:tc>
                 <w:tcPr>
-                  <w:tcW w:type="dxa" w:w="0"/>
+                  <w:tcW w:type="dxa" w:w="2440"/>
                 </w:tcPr>
                 <w:p>
                   <w:pPr>
@@ -6347,7 +6347,7 @@
               </w:tc>
               <w:tc>
                 <w:tcPr>
-                  <w:tcW w:type="dxa" w:w="0"/>
+                  <w:tcW w:type="dxa" w:w="2440"/>
                 </w:tcPr>
                 <w:p>
                   <w:pPr>
@@ -6365,7 +6365,7 @@
               </w:tc>
               <w:tc>
                 <w:tcPr>
-                  <w:tcW w:type="dxa" w:w="0"/>
+                  <w:tcW w:type="dxa" w:w="2440"/>
                 </w:tcPr>
                 <w:p>
                   <w:pPr>
@@ -6385,7 +6385,7 @@
             <w:tr>
               <w:tc>
                 <w:tcPr>
-                  <w:tcW w:type="dxa" w:w="0"/>
+                  <w:tcW w:type="dxa" w:w="2440"/>
                 </w:tcPr>
                 <w:p>
                   <w:pPr>
@@ -6403,7 +6403,7 @@
               </w:tc>
               <w:tc>
                 <w:tcPr>
-                  <w:tcW w:type="dxa" w:w="0"/>
+                  <w:tcW w:type="dxa" w:w="2440"/>
                 </w:tcPr>
                 <w:p>
                   <w:pPr>
@@ -6437,7 +6437,7 @@
               </w:tc>
               <w:tc>
                 <w:tcPr>
-                  <w:tcW w:type="dxa" w:w="0"/>
+                  <w:tcW w:type="dxa" w:w="2440"/>
                 </w:tcPr>
                 <w:p>
                   <w:pPr>
@@ -6457,7 +6457,7 @@
             <w:tr>
               <w:tc>
                 <w:tcPr>
-                  <w:tcW w:type="dxa" w:w="0"/>
+                  <w:tcW w:type="dxa" w:w="2440"/>
                 </w:tcPr>
                 <w:p>
                   <w:pPr>
@@ -6475,7 +6475,7 @@
               </w:tc>
               <w:tc>
                 <w:tcPr>
-                  <w:tcW w:type="dxa" w:w="0"/>
+                  <w:tcW w:type="dxa" w:w="2440"/>
                 </w:tcPr>
                 <w:p>
                   <w:pPr>
@@ -6510,7 +6510,7 @@
               </w:tc>
               <w:tc>
                 <w:tcPr>
-                  <w:tcW w:type="dxa" w:w="0"/>
+                  <w:tcW w:type="dxa" w:w="2440"/>
                 </w:tcPr>
                 <w:p>
                   <w:pPr>
@@ -6530,7 +6530,7 @@
             <w:tr>
               <w:tc>
                 <w:tcPr>
-                  <w:tcW w:type="dxa" w:w="0"/>
+                  <w:tcW w:type="dxa" w:w="2440"/>
                 </w:tcPr>
                 <w:p>
                   <w:pPr>
@@ -6548,7 +6548,7 @@
               </w:tc>
               <w:tc>
                 <w:tcPr>
-                  <w:tcW w:type="dxa" w:w="0"/>
+                  <w:tcW w:type="dxa" w:w="2440"/>
                 </w:tcPr>
                 <w:p>
                   <w:pPr>
@@ -6599,7 +6599,7 @@
               </w:tc>
               <w:tc>
                 <w:tcPr>
-                  <w:tcW w:type="dxa" w:w="0"/>
+                  <w:tcW w:type="dxa" w:w="2440"/>
                 </w:tcPr>
                 <w:p>
                   <w:pPr>
@@ -6619,7 +6619,7 @@
             <w:tr>
               <w:tc>
                 <w:tcPr>
-                  <w:tcW w:type="dxa" w:w="0"/>
+                  <w:tcW w:type="dxa" w:w="2440"/>
                 </w:tcPr>
                 <w:p>
                   <w:pPr>
@@ -6637,7 +6637,7 @@
               </w:tc>
               <w:tc>
                 <w:tcPr>
-                  <w:tcW w:type="dxa" w:w="0"/>
+                  <w:tcW w:type="dxa" w:w="2440"/>
                 </w:tcPr>
                 <w:p>
                   <w:pPr>
@@ -6663,7 +6663,7 @@
               </w:tc>
               <w:tc>
                 <w:tcPr>
-                  <w:tcW w:type="dxa" w:w="0"/>
+                  <w:tcW w:type="dxa" w:w="2440"/>
                 </w:tcPr>
                 <w:p>
                   <w:pPr>
@@ -6683,7 +6683,7 @@
             <w:tr>
               <w:tc>
                 <w:tcPr>
-                  <w:tcW w:type="dxa" w:w="0"/>
+                  <w:tcW w:type="dxa" w:w="2440"/>
                 </w:tcPr>
                 <w:p>
                   <w:pPr>
@@ -6701,7 +6701,7 @@
               </w:tc>
               <w:tc>
                 <w:tcPr>
-                  <w:tcW w:type="dxa" w:w="0"/>
+                  <w:tcW w:type="dxa" w:w="2440"/>
                 </w:tcPr>
                 <w:p>
                   <w:pPr>
@@ -6736,7 +6736,7 @@
               </w:tc>
               <w:tc>
                 <w:tcPr>
-                  <w:tcW w:type="dxa" w:w="0"/>
+                  <w:tcW w:type="dxa" w:w="2440"/>
                 </w:tcPr>
                 <w:p>
                   <w:pPr>
@@ -6756,7 +6756,7 @@
             <w:tr>
               <w:tc>
                 <w:tcPr>
-                  <w:tcW w:type="dxa" w:w="0"/>
+                  <w:tcW w:type="dxa" w:w="2440"/>
                 </w:tcPr>
                 <w:p>
                   <w:pPr>
@@ -6774,7 +6774,7 @@
               </w:tc>
               <w:tc>
                 <w:tcPr>
-                  <w:tcW w:type="dxa" w:w="0"/>
+                  <w:tcW w:type="dxa" w:w="2440"/>
                 </w:tcPr>
                 <w:p>
                   <w:pPr>
@@ -6876,7 +6876,7 @@
               </w:tc>
               <w:tc>
                 <w:tcPr>
-                  <w:tcW w:type="dxa" w:w="0"/>
+                  <w:tcW w:type="dxa" w:w="2440"/>
                 </w:tcPr>
                 <w:p>
                   <w:pPr>
@@ -6967,8 +6967,8 @@
               <w:tblW w:w="5000" w:type="pct"/>
             </w:tblPr>
             <w:tblGrid>
-              <w:gridCol w:w="0"/>
-              <w:gridCol w:w="0"/>
+              <w:gridCol w:w="3660"/>
+              <w:gridCol w:w="3660"/>
             </w:tblGrid>
             <w:tr>
               <w:trPr>
@@ -6976,7 +6976,7 @@
               </w:trPr>
               <w:tc>
                 <w:tcPr>
-                  <w:tcW w:type="dxa" w:w="0"/>
+                  <w:tcW w:type="dxa" w:w="3660"/>
                   <w:shd w:val="clear" w:color="auto" w:fill="D9D9D9"/>
                 </w:tcPr>
                 <w:p>
@@ -6995,7 +6995,7 @@
               </w:tc>
               <w:tc>
                 <w:tcPr>
-                  <w:tcW w:type="dxa" w:w="0"/>
+                  <w:tcW w:type="dxa" w:w="3660"/>
                   <w:shd w:val="clear" w:color="auto" w:fill="D9D9D9"/>
                 </w:tcPr>
                 <w:p>
@@ -7016,7 +7016,7 @@
             <w:tr>
               <w:tc>
                 <w:tcPr>
-                  <w:tcW w:type="dxa" w:w="0"/>
+                  <w:tcW w:type="dxa" w:w="3660"/>
                 </w:tcPr>
                 <w:p>
                   <w:pPr>
@@ -7034,7 +7034,7 @@
               </w:tc>
               <w:tc>
                 <w:tcPr>
-                  <w:tcW w:type="dxa" w:w="0"/>
+                  <w:tcW w:type="dxa" w:w="3660"/>
                 </w:tcPr>
                 <w:p>
                   <w:pPr>
@@ -7079,7 +7079,7 @@
             <w:tr>
               <w:tc>
                 <w:tcPr>
-                  <w:tcW w:type="dxa" w:w="0"/>
+                  <w:tcW w:type="dxa" w:w="3660"/>
                 </w:tcPr>
                 <w:p>
                   <w:pPr>
@@ -7097,7 +7097,7 @@
               </w:tc>
               <w:tc>
                 <w:tcPr>
-                  <w:tcW w:type="dxa" w:w="0"/>
+                  <w:tcW w:type="dxa" w:w="3660"/>
                 </w:tcPr>
                 <w:p>
                   <w:pPr>
@@ -7125,7 +7125,7 @@
             <w:tr>
               <w:tc>
                 <w:tcPr>
-                  <w:tcW w:type="dxa" w:w="0"/>
+                  <w:tcW w:type="dxa" w:w="3660"/>
                 </w:tcPr>
                 <w:p>
                   <w:pPr>
@@ -7143,7 +7143,7 @@
               </w:tc>
               <w:tc>
                 <w:tcPr>
-                  <w:tcW w:type="dxa" w:w="0"/>
+                  <w:tcW w:type="dxa" w:w="3660"/>
                 </w:tcPr>
                 <w:p>
                   <w:pPr>
@@ -7599,9 +7599,9 @@
               <w:tblW w:w="5000" w:type="pct"/>
             </w:tblPr>
             <w:tblGrid>
-              <w:gridCol w:w="0"/>
-              <w:gridCol w:w="0"/>
-              <w:gridCol w:w="0"/>
+              <w:gridCol w:w="2440"/>
+              <w:gridCol w:w="2440"/>
+              <w:gridCol w:w="2440"/>
             </w:tblGrid>
             <w:tr>
               <w:trPr>
@@ -7609,7 +7609,7 @@
               </w:trPr>
               <w:tc>
                 <w:tcPr>
-                  <w:tcW w:type="dxa" w:w="0"/>
+                  <w:tcW w:type="dxa" w:w="2440"/>
                   <w:shd w:val="clear" w:color="auto" w:fill="D9D9D9"/>
                 </w:tcPr>
                 <w:p>
@@ -7628,7 +7628,7 @@
               </w:tc>
               <w:tc>
                 <w:tcPr>
-                  <w:tcW w:type="dxa" w:w="0"/>
+                  <w:tcW w:type="dxa" w:w="2440"/>
                   <w:shd w:val="clear" w:color="auto" w:fill="D9D9D9"/>
                 </w:tcPr>
                 <w:p>
@@ -7647,7 +7647,7 @@
               </w:tc>
               <w:tc>
                 <w:tcPr>
-                  <w:tcW w:type="dxa" w:w="0"/>
+                  <w:tcW w:type="dxa" w:w="2440"/>
                   <w:shd w:val="clear" w:color="auto" w:fill="D9D9D9"/>
                 </w:tcPr>
                 <w:p>
@@ -7668,7 +7668,7 @@
             <w:tr>
               <w:tc>
                 <w:tcPr>
-                  <w:tcW w:type="dxa" w:w="0"/>
+                  <w:tcW w:type="dxa" w:w="2440"/>
                 </w:tcPr>
                 <w:p>
                   <w:pPr>
@@ -7686,7 +7686,7 @@
               </w:tc>
               <w:tc>
                 <w:tcPr>
-                  <w:tcW w:type="dxa" w:w="0"/>
+                  <w:tcW w:type="dxa" w:w="2440"/>
                 </w:tcPr>
                 <w:p>
                   <w:pPr>
@@ -7744,7 +7744,7 @@
               </w:tc>
               <w:tc>
                 <w:tcPr>
-                  <w:tcW w:type="dxa" w:w="0"/>
+                  <w:tcW w:type="dxa" w:w="2440"/>
                 </w:tcPr>
                 <w:p>
                   <w:pPr>
@@ -7781,7 +7781,7 @@
             <w:tr>
               <w:tc>
                 <w:tcPr>
-                  <w:tcW w:type="dxa" w:w="0"/>
+                  <w:tcW w:type="dxa" w:w="2440"/>
                 </w:tcPr>
                 <w:p>
                   <w:pPr>
@@ -7799,7 +7799,7 @@
               </w:tc>
               <w:tc>
                 <w:tcPr>
-                  <w:tcW w:type="dxa" w:w="0"/>
+                  <w:tcW w:type="dxa" w:w="2440"/>
                 </w:tcPr>
                 <w:p>
                   <w:pPr>
@@ -7849,7 +7849,7 @@
               </w:tc>
               <w:tc>
                 <w:tcPr>
-                  <w:tcW w:type="dxa" w:w="0"/>
+                  <w:tcW w:type="dxa" w:w="2440"/>
                 </w:tcPr>
                 <w:p>
                   <w:pPr>
@@ -7869,7 +7869,7 @@
             <w:tr>
               <w:tc>
                 <w:tcPr>
-                  <w:tcW w:type="dxa" w:w="0"/>
+                  <w:tcW w:type="dxa" w:w="2440"/>
                 </w:tcPr>
                 <w:p>
                   <w:pPr>
@@ -7887,7 +7887,7 @@
               </w:tc>
               <w:tc>
                 <w:tcPr>
-                  <w:tcW w:type="dxa" w:w="0"/>
+                  <w:tcW w:type="dxa" w:w="2440"/>
                 </w:tcPr>
                 <w:p>
                   <w:pPr>
@@ -7948,7 +7948,7 @@
               </w:tc>
               <w:tc>
                 <w:tcPr>
-                  <w:tcW w:type="dxa" w:w="0"/>
+                  <w:tcW w:type="dxa" w:w="2440"/>
                 </w:tcPr>
                 <w:p>
                   <w:pPr>
@@ -8172,7 +8172,7 @@
         </w:tc>
         <w:tc>
           <w:tcPr>
-            <w:tcW w:w="0" w:type="dxa"/>
+            <w:tcW w:w="7320" w:type="dxa"/>
             <w:gridSpan w:val="4"/>
           </w:tcPr>
           <w:p>
@@ -8197,9 +8197,9 @@
               <w:tblW w:w="5000" w:type="pct"/>
             </w:tblPr>
             <w:tblGrid>
-              <w:gridCol w:w="0"/>
-              <w:gridCol w:w="0"/>
-              <w:gridCol w:w="0"/>
+              <w:gridCol w:w="2440"/>
+              <w:gridCol w:w="2440"/>
+              <w:gridCol w:w="2440"/>
             </w:tblGrid>
             <w:tr>
               <w:trPr>
@@ -8207,7 +8207,7 @@
               </w:trPr>
               <w:tc>
                 <w:tcPr>
-                  <w:tcW w:type="dxa" w:w="0"/>
+                  <w:tcW w:type="dxa" w:w="2440"/>
                   <w:shd w:val="clear" w:color="auto" w:fill="D9D9D9"/>
                 </w:tcPr>
                 <w:p>
@@ -8226,7 +8226,7 @@
               </w:tc>
               <w:tc>
                 <w:tcPr>
-                  <w:tcW w:type="dxa" w:w="0"/>
+                  <w:tcW w:type="dxa" w:w="2440"/>
                   <w:shd w:val="clear" w:color="auto" w:fill="D9D9D9"/>
                 </w:tcPr>
                 <w:p>
@@ -8245,7 +8245,7 @@
               </w:tc>
               <w:tc>
                 <w:tcPr>
-                  <w:tcW w:type="dxa" w:w="0"/>
+                  <w:tcW w:type="dxa" w:w="2440"/>
                   <w:shd w:val="clear" w:color="auto" w:fill="D9D9D9"/>
                 </w:tcPr>
                 <w:p>
@@ -8266,7 +8266,7 @@
             <w:tr>
               <w:tc>
                 <w:tcPr>
-                  <w:tcW w:type="dxa" w:w="0"/>
+                  <w:tcW w:type="dxa" w:w="2440"/>
                 </w:tcPr>
                 <w:p>
                   <w:pPr>
@@ -8284,7 +8284,7 @@
               </w:tc>
               <w:tc>
                 <w:tcPr>
-                  <w:tcW w:type="dxa" w:w="0"/>
+                  <w:tcW w:type="dxa" w:w="2440"/>
                 </w:tcPr>
                 <w:p>
                   <w:pPr>
@@ -8310,7 +8310,7 @@
               </w:tc>
               <w:tc>
                 <w:tcPr>
-                  <w:tcW w:type="dxa" w:w="0"/>
+                  <w:tcW w:type="dxa" w:w="2440"/>
                 </w:tcPr>
                 <w:p>
                   <w:pPr>
@@ -8346,7 +8346,7 @@
             <w:tr>
               <w:tc>
                 <w:tcPr>
-                  <w:tcW w:type="dxa" w:w="0"/>
+                  <w:tcW w:type="dxa" w:w="2440"/>
                 </w:tcPr>
                 <w:p>
                   <w:pPr>
@@ -8364,7 +8364,7 @@
               </w:tc>
               <w:tc>
                 <w:tcPr>
-                  <w:tcW w:type="dxa" w:w="0"/>
+                  <w:tcW w:type="dxa" w:w="2440"/>
                 </w:tcPr>
                 <w:p>
                   <w:pPr>
@@ -8382,7 +8382,7 @@
               </w:tc>
               <w:tc>
                 <w:tcPr>
-                  <w:tcW w:type="dxa" w:w="0"/>
+                  <w:tcW w:type="dxa" w:w="2440"/>
                 </w:tcPr>
                 <w:p>
                   <w:pPr>
@@ -8410,7 +8410,7 @@
             <w:tr>
               <w:tc>
                 <w:tcPr>
-                  <w:tcW w:type="dxa" w:w="0"/>
+                  <w:tcW w:type="dxa" w:w="2440"/>
                 </w:tcPr>
                 <w:p>
                   <w:pPr>
@@ -8428,7 +8428,7 @@
               </w:tc>
               <w:tc>
                 <w:tcPr>
-                  <w:tcW w:type="dxa" w:w="0"/>
+                  <w:tcW w:type="dxa" w:w="2440"/>
                 </w:tcPr>
                 <w:p>
                   <w:pPr>
@@ -8462,7 +8462,7 @@
               </w:tc>
               <w:tc>
                 <w:tcPr>
-                  <w:tcW w:type="dxa" w:w="0"/>
+                  <w:tcW w:type="dxa" w:w="2440"/>
                 </w:tcPr>
                 <w:p>
                   <w:pPr>
@@ -8515,7 +8515,7 @@
             <w:tr>
               <w:tc>
                 <w:tcPr>
-                  <w:tcW w:type="dxa" w:w="0"/>
+                  <w:tcW w:type="dxa" w:w="2440"/>
                 </w:tcPr>
                 <w:p>
                   <w:pPr>
@@ -8533,7 +8533,7 @@
               </w:tc>
               <w:tc>
                 <w:tcPr>
-                  <w:tcW w:type="dxa" w:w="0"/>
+                  <w:tcW w:type="dxa" w:w="2440"/>
                 </w:tcPr>
                 <w:p>
                   <w:pPr>
@@ -8559,7 +8559,7 @@
               </w:tc>
               <w:tc>
                 <w:tcPr>
-                  <w:tcW w:type="dxa" w:w="0"/>
+                  <w:tcW w:type="dxa" w:w="2440"/>
                 </w:tcPr>
                 <w:p>
                   <w:pPr>
@@ -8801,9 +8801,9 @@
               <w:tblW w:w="5000" w:type="pct"/>
             </w:tblPr>
             <w:tblGrid>
-              <w:gridCol w:w="0"/>
-              <w:gridCol w:w="0"/>
-              <w:gridCol w:w="0"/>
+              <w:gridCol w:w="2440"/>
+              <w:gridCol w:w="2440"/>
+              <w:gridCol w:w="2440"/>
             </w:tblGrid>
             <w:tr>
               <w:trPr>
@@ -8811,7 +8811,7 @@
               </w:trPr>
               <w:tc>
                 <w:tcPr>
-                  <w:tcW w:type="dxa" w:w="0"/>
+                  <w:tcW w:type="dxa" w:w="2440"/>
                   <w:shd w:val="clear" w:color="auto" w:fill="D9D9D9"/>
                 </w:tcPr>
                 <w:p>
@@ -8830,7 +8830,7 @@
               </w:tc>
               <w:tc>
                 <w:tcPr>
-                  <w:tcW w:type="dxa" w:w="0"/>
+                  <w:tcW w:type="dxa" w:w="2440"/>
                   <w:shd w:val="clear" w:color="auto" w:fill="D9D9D9"/>
                 </w:tcPr>
                 <w:p>
@@ -8849,7 +8849,7 @@
               </w:tc>
               <w:tc>
                 <w:tcPr>
-                  <w:tcW w:type="dxa" w:w="0"/>
+                  <w:tcW w:type="dxa" w:w="2440"/>
                   <w:shd w:val="clear" w:color="auto" w:fill="D9D9D9"/>
                 </w:tcPr>
                 <w:p>
@@ -8870,7 +8870,7 @@
             <w:tr>
               <w:tc>
                 <w:tcPr>
-                  <w:tcW w:type="dxa" w:w="0"/>
+                  <w:tcW w:type="dxa" w:w="2440"/>
                 </w:tcPr>
                 <w:p>
                   <w:pPr>
@@ -8888,7 +8888,7 @@
               </w:tc>
               <w:tc>
                 <w:tcPr>
-                  <w:tcW w:type="dxa" w:w="0"/>
+                  <w:tcW w:type="dxa" w:w="2440"/>
                 </w:tcPr>
                 <w:p>
                   <w:pPr>
@@ -8906,7 +8906,7 @@
               </w:tc>
               <w:tc>
                 <w:tcPr>
-                  <w:tcW w:type="dxa" w:w="0"/>
+                  <w:tcW w:type="dxa" w:w="2440"/>
                 </w:tcPr>
                 <w:p>
                   <w:pPr>
@@ -8926,7 +8926,7 @@
             <w:tr>
               <w:tc>
                 <w:tcPr>
-                  <w:tcW w:type="dxa" w:w="0"/>
+                  <w:tcW w:type="dxa" w:w="2440"/>
                 </w:tcPr>
                 <w:p>
                   <w:pPr>
@@ -8944,7 +8944,7 @@
               </w:tc>
               <w:tc>
                 <w:tcPr>
-                  <w:tcW w:type="dxa" w:w="0"/>
+                  <w:tcW w:type="dxa" w:w="2440"/>
                 </w:tcPr>
                 <w:p>
                   <w:pPr>
@@ -8970,7 +8970,7 @@
               </w:tc>
               <w:tc>
                 <w:tcPr>
-                  <w:tcW w:type="dxa" w:w="0"/>
+                  <w:tcW w:type="dxa" w:w="2440"/>
                 </w:tcPr>
                 <w:p>
                   <w:pPr>
@@ -9331,7 +9331,7 @@
         </w:tc>
         <w:tc>
           <w:tcPr>
-            <w:tcW w:w="0" w:type="dxa"/>
+            <w:tcW w:w="7320" w:type="dxa"/>
             <w:gridSpan w:val="4"/>
           </w:tcPr>
           <w:p>
@@ -9658,9 +9658,9 @@
               <w:tblW w:w="5000" w:type="pct"/>
             </w:tblPr>
             <w:tblGrid>
-              <w:gridCol w:w="0"/>
-              <w:gridCol w:w="0"/>
-              <w:gridCol w:w="0"/>
+              <w:gridCol w:w="2440"/>
+              <w:gridCol w:w="2440"/>
+              <w:gridCol w:w="2440"/>
             </w:tblGrid>
             <w:tr>
               <w:trPr>
@@ -9668,7 +9668,7 @@
               </w:trPr>
               <w:tc>
                 <w:tcPr>
-                  <w:tcW w:type="dxa" w:w="0"/>
+                  <w:tcW w:type="dxa" w:w="2440"/>
                   <w:shd w:val="clear" w:color="auto" w:fill="D9D9D9"/>
                 </w:tcPr>
                 <w:p>
@@ -9687,7 +9687,7 @@
               </w:tc>
               <w:tc>
                 <w:tcPr>
-                  <w:tcW w:type="dxa" w:w="0"/>
+                  <w:tcW w:type="dxa" w:w="2440"/>
                   <w:shd w:val="clear" w:color="auto" w:fill="D9D9D9"/>
                 </w:tcPr>
                 <w:p>
@@ -9706,7 +9706,7 @@
               </w:tc>
               <w:tc>
                 <w:tcPr>
-                  <w:tcW w:type="dxa" w:w="0"/>
+                  <w:tcW w:type="dxa" w:w="2440"/>
                   <w:shd w:val="clear" w:color="auto" w:fill="D9D9D9"/>
                 </w:tcPr>
                 <w:p>
@@ -9727,7 +9727,7 @@
             <w:tr>
               <w:tc>
                 <w:tcPr>
-                  <w:tcW w:type="dxa" w:w="0"/>
+                  <w:tcW w:type="dxa" w:w="2440"/>
                 </w:tcPr>
                 <w:p>
                   <w:pPr>
@@ -9753,7 +9753,7 @@
               </w:tc>
               <w:tc>
                 <w:tcPr>
-                  <w:tcW w:type="dxa" w:w="0"/>
+                  <w:tcW w:type="dxa" w:w="2440"/>
                 </w:tcPr>
                 <w:p>
                   <w:pPr>
@@ -9771,7 +9771,7 @@
               </w:tc>
               <w:tc>
                 <w:tcPr>
-                  <w:tcW w:type="dxa" w:w="0"/>
+                  <w:tcW w:type="dxa" w:w="2440"/>
                 </w:tcPr>
                 <w:p>
                   <w:pPr>
@@ -9799,7 +9799,7 @@
             <w:tr>
               <w:tc>
                 <w:tcPr>
-                  <w:tcW w:type="dxa" w:w="0"/>
+                  <w:tcW w:type="dxa" w:w="2440"/>
                 </w:tcPr>
                 <w:p>
                   <w:pPr>
@@ -9817,7 +9817,7 @@
               </w:tc>
               <w:tc>
                 <w:tcPr>
-                  <w:tcW w:type="dxa" w:w="0"/>
+                  <w:tcW w:type="dxa" w:w="2440"/>
                 </w:tcPr>
                 <w:p>
                   <w:pPr>
@@ -9835,7 +9835,7 @@
               </w:tc>
               <w:tc>
                 <w:tcPr>
-                  <w:tcW w:type="dxa" w:w="0"/>
+                  <w:tcW w:type="dxa" w:w="2440"/>
                 </w:tcPr>
                 <w:p>
                   <w:pPr>
@@ -9871,7 +9871,7 @@
             <w:tr>
               <w:tc>
                 <w:tcPr>
-                  <w:tcW w:type="dxa" w:w="0"/>
+                  <w:tcW w:type="dxa" w:w="2440"/>
                 </w:tcPr>
                 <w:p>
                   <w:pPr>
@@ -9889,7 +9889,7 @@
               </w:tc>
               <w:tc>
                 <w:tcPr>
-                  <w:tcW w:type="dxa" w:w="0"/>
+                  <w:tcW w:type="dxa" w:w="2440"/>
                 </w:tcPr>
                 <w:p>
                   <w:pPr>
@@ -9907,7 +9907,7 @@
               </w:tc>
               <w:tc>
                 <w:tcPr>
-                  <w:tcW w:type="dxa" w:w="0"/>
+                  <w:tcW w:type="dxa" w:w="2440"/>
                 </w:tcPr>
                 <w:p>
                   <w:pPr>

--- a/docs/submission/Vigilantis_프로젝트_기획서.docx
+++ b/docs/submission/Vigilantis_프로젝트_기획서.docx
@@ -2274,97 +2274,6 @@
               <w:spacing w:after="40"/>
             </w:pPr>
           </w:p>
-          <w:p>
-            <w:pPr>
-              <w:spacing w:before="60" w:after="100"/>
-              <w:ind w:left="198"/>
-              <w:pBdr>
-                <w:left w:val="single" w:sz="18" w:space="4" w:color="8FA8C4"/>
-              </w:pBdr>
-              <w:shd w:val="clear" w:color="auto" w:fill="F4F7FA"/>
-            </w:pPr>
-            <w:r>
-              <w:rPr>
-                <w:rFonts w:ascii="맑은 고딕" w:hAnsi="맑은 고딕" w:eastAsia="맑은 고딕" w:cs="맑은 고딕"/>
-                <w:b/>
-                <w:color w:val="43566B"/>
-                <w:sz w:val="19"/>
-              </w:rPr>
-              <w:t>AI 출력 지표를 「실행으로 나가는 값」으로 좁힌 이유</w:t>
-            </w:r>
-            <w:r>
-              <w:rPr>
-                <w:rFonts w:ascii="맑은 고딕" w:hAnsi="맑은 고딕" w:eastAsia="맑은 고딕" w:cs="맑은 고딕"/>
-                <w:b w:val="0"/>
-                <w:color w:val="43566B"/>
-                <w:sz w:val="19"/>
-              </w:rPr>
-              <w:t xml:space="preserve"> — 요약 문장은 표현이 흔들려도 조치가 달라지지 않지만, </w:t>
-            </w:r>
-            <w:r>
-              <w:rPr>
-                <w:rFonts w:ascii="Consolas" w:hAnsi="Consolas" w:eastAsia="Consolas" w:cs="Consolas"/>
-                <w:b w:val="0"/>
-                <w:color w:val="8A2E4E"/>
-                <w:sz w:val="18"/>
-              </w:rPr>
-              <w:t>runbook_id</w:t>
-            </w:r>
-            <w:r>
-              <w:rPr>
-                <w:rFonts w:ascii="맑은 고딕" w:hAnsi="맑은 고딕" w:eastAsia="맑은 고딕" w:cs="맑은 고딕"/>
-                <w:b w:val="0"/>
-                <w:color w:val="43566B"/>
-                <w:sz w:val="19"/>
-              </w:rPr>
-              <w:t>·</w:t>
-            </w:r>
-            <w:r>
-              <w:rPr>
-                <w:rFonts w:ascii="Consolas" w:hAnsi="Consolas" w:eastAsia="Consolas" w:cs="Consolas"/>
-                <w:b w:val="0"/>
-                <w:color w:val="8A2E4E"/>
-                <w:sz w:val="18"/>
-              </w:rPr>
-              <w:t>target_arn</w:t>
-            </w:r>
-            <w:r>
-              <w:rPr>
-                <w:rFonts w:ascii="맑은 고딕" w:hAnsi="맑은 고딕" w:eastAsia="맑은 고딕" w:cs="맑은 고딕"/>
-                <w:b w:val="0"/>
-                <w:color w:val="43566B"/>
-                <w:sz w:val="19"/>
-              </w:rPr>
-              <w:t>·</w:t>
-            </w:r>
-            <w:r>
-              <w:rPr>
-                <w:rFonts w:ascii="Consolas" w:hAnsi="Consolas" w:eastAsia="Consolas" w:cs="Consolas"/>
-                <w:b w:val="0"/>
-                <w:color w:val="8A2E4E"/>
-                <w:sz w:val="18"/>
-              </w:rPr>
-              <w:t>evidence_ids</w:t>
-            </w:r>
-            <w:r>
-              <w:rPr>
-                <w:rFonts w:ascii="맑은 고딕" w:hAnsi="맑은 고딕" w:eastAsia="맑은 고딕" w:cs="맑은 고딕"/>
-                <w:b w:val="0"/>
-                <w:color w:val="43566B"/>
-                <w:sz w:val="19"/>
-              </w:rPr>
-              <w:t xml:space="preserve">·후보 개수가 흔들리면 </w:t>
-            </w:r>
-            <w:r>
-              <w:rPr>
-                <w:rFonts w:ascii="맑은 고딕" w:hAnsi="맑은 고딕" w:eastAsia="맑은 고딕" w:cs="맑은 고딕"/>
-                <w:b/>
-                <w:color w:val="43566B"/>
-                <w:sz w:val="19"/>
-              </w:rPr>
-              <w:t>다른 자원에 다른 조치가 나간다.</w:t>
-            </w:r>
-          </w:p>
           <w:p/>
         </w:tc>
       </w:tr>
@@ -3268,19 +3177,13 @@
           </w:p>
           <w:p>
             <w:pPr>
-              <w:spacing w:before="60" w:after="100"/>
-              <w:ind w:left="198"/>
-              <w:pBdr>
-                <w:left w:val="single" w:sz="18" w:space="4" w:color="8FA8C4"/>
-              </w:pBdr>
-              <w:shd w:val="clear" w:color="auto" w:fill="F4F7FA"/>
-            </w:pPr>
-            <w:r>
-              <w:rPr>
-                <w:rFonts w:ascii="맑은 고딕" w:hAnsi="맑은 고딕" w:eastAsia="맑은 고딕" w:cs="맑은 고딕"/>
-                <w:b/>
-                <w:color w:val="43566B"/>
-                <w:sz w:val="19"/>
+              <w:spacing w:after="80"/>
+            </w:pPr>
+            <w:r>
+              <w:rPr>
+                <w:rFonts w:ascii="맑은 고딕" w:hAnsi="맑은 고딕" w:eastAsia="맑은 고딕" w:cs="맑은 고딕"/>
+                <w:b/>
+                <w:sz w:val="20"/>
               </w:rPr>
               <w:t>10/1(목) 시연에서 보이는 것은 Low·Medium의 「승인 대기 → 관제자 승인」까지다.</w:t>
             </w:r>
@@ -3288,8 +3191,7 @@
               <w:rPr>
                 <w:rFonts w:ascii="맑은 고딕" w:hAnsi="맑은 고딕" w:eastAsia="맑은 고딕" w:cs="맑은 고딕"/>
                 <w:b w:val="0"/>
-                <w:color w:val="43566B"/>
-                <w:sz w:val="19"/>
+                <w:sz w:val="20"/>
               </w:rPr>
               <w:t xml:space="preserve"> 위 두 자동 경로는 설계로 확정돼 있고 계약·화면까지 서 있지만 </w:t>
             </w:r>
@@ -3297,8 +3199,7 @@
               <w:rPr>
                 <w:rFonts w:ascii="맑은 고딕" w:hAnsi="맑은 고딕" w:eastAsia="맑은 고딕" w:cs="맑은 고딕"/>
                 <w:b/>
-                <w:color w:val="43566B"/>
-                <w:sz w:val="19"/>
+                <w:sz w:val="20"/>
               </w:rPr>
               <w:t>발동 주체가 아직 없어 시연 대본에 들어가지 않는다.</w:t>
             </w:r>
@@ -3758,79 +3659,6 @@
             <w:pPr>
               <w:spacing w:after="40"/>
             </w:pPr>
-          </w:p>
-          <w:p>
-            <w:pPr>
-              <w:spacing w:before="60" w:after="100"/>
-              <w:ind w:left="198"/>
-              <w:pBdr>
-                <w:left w:val="single" w:sz="18" w:space="4" w:color="8FA8C4"/>
-              </w:pBdr>
-              <w:shd w:val="clear" w:color="auto" w:fill="F4F7FA"/>
-            </w:pPr>
-            <w:r>
-              <w:rPr>
-                <w:rFonts w:ascii="맑은 고딕" w:hAnsi="맑은 고딕" w:eastAsia="맑은 고딕" w:cs="맑은 고딕"/>
-                <w:b w:val="0"/>
-                <w:color w:val="43566B"/>
-                <w:sz w:val="19"/>
-              </w:rPr>
-              <w:t xml:space="preserve">⚠️ </w:t>
-            </w:r>
-            <w:r>
-              <w:rPr>
-                <w:rFonts w:ascii="맑은 고딕" w:hAnsi="맑은 고딕" w:eastAsia="맑은 고딕" w:cs="맑은 고딕"/>
-                <w:b/>
-                <w:color w:val="43566B"/>
-                <w:sz w:val="19"/>
-              </w:rPr>
-              <w:t>④ Dry-Run 통과는 대상 자원의 존재를 증명하지 않는다</w:t>
-            </w:r>
-            <w:r>
-              <w:rPr>
-                <w:rFonts w:ascii="맑은 고딕" w:hAnsi="맑은 고딕" w:eastAsia="맑은 고딕" w:cs="맑은 고딕"/>
-                <w:b w:val="0"/>
-                <w:color w:val="43566B"/>
-                <w:sz w:val="19"/>
-              </w:rPr>
-              <w:t xml:space="preserve"> — 부재 자원에도 </w:t>
-            </w:r>
-            <w:r>
-              <w:rPr>
-                <w:rFonts w:ascii="Consolas" w:hAnsi="Consolas" w:eastAsia="Consolas" w:cs="Consolas"/>
-                <w:b w:val="0"/>
-                <w:color w:val="8A2E4E"/>
-                <w:sz w:val="18"/>
-              </w:rPr>
-              <w:t>DryRunOperation</w:t>
-            </w:r>
-            <w:r>
-              <w:rPr>
-                <w:rFonts w:ascii="맑은 고딕" w:hAnsi="맑은 고딕" w:eastAsia="맑은 고딕" w:cs="맑은 고딕"/>
-                <w:b w:val="0"/>
-                <w:color w:val="43566B"/>
-                <w:sz w:val="19"/>
-              </w:rPr>
-              <w:t xml:space="preserve">이 돌아온다(ADR-0007 1차 개정 · 2026-08-25 실측). 대상 존재는 ③이 책임진다. </w:t>
-            </w:r>
-            <w:r>
-              <w:rPr>
-                <w:rFonts w:ascii="맑은 고딕" w:hAnsi="맑은 고딕" w:eastAsia="맑은 고딕" w:cs="맑은 고딕"/>
-                <w:b/>
-                <w:color w:val="43566B"/>
-                <w:sz w:val="19"/>
-              </w:rPr>
-              <w:t>Dry-Run 미지원 런북 5종은 조회로 대체 검증</w:t>
-            </w:r>
-            <w:r>
-              <w:rPr>
-                <w:rFonts w:ascii="맑은 고딕" w:hAnsi="맑은 고딕" w:eastAsia="맑은 고딕" w:cs="맑은 고딕"/>
-                <w:b w:val="0"/>
-                <w:color w:val="43566B"/>
-                <w:sz w:val="19"/>
-              </w:rPr>
-              <w:t>한다.</w:t>
-            </w:r>
           </w:p>
           <w:p>
             <w:pPr>
@@ -5652,35 +5480,6 @@
               <w:spacing w:after="40"/>
             </w:pPr>
           </w:p>
-          <w:p>
-            <w:pPr>
-              <w:spacing w:after="80"/>
-            </w:pPr>
-            <w:r>
-              <w:rPr>
-                <w:rFonts w:ascii="맑은 고딕" w:hAnsi="맑은 고딕" w:eastAsia="맑은 고딕" w:cs="맑은 고딕"/>
-                <w:b/>
-                <w:sz w:val="20"/>
-              </w:rPr>
-              <w:t>빠진 것이 아니라 뺀 것이다.</w:t>
-            </w:r>
-            <w:r>
-              <w:rPr>
-                <w:rFonts w:ascii="맑은 고딕" w:hAnsi="맑은 고딕" w:eastAsia="맑은 고딕" w:cs="맑은 고딕"/>
-                <w:b w:val="0"/>
-                <w:sz w:val="20"/>
-              </w:rPr>
-              <w:t xml:space="preserve"> 각 항목은 확정 결정으로 범위 밖에 두었고 </w:t>
-            </w:r>
-            <w:r>
-              <w:rPr>
-                <w:rFonts w:ascii="맑은 고딕" w:hAnsi="맑은 고딕" w:eastAsia="맑은 고딕" w:cs="맑은 고딕"/>
-                <w:b/>
-                <w:sz w:val="20"/>
-              </w:rPr>
-              <w:t>최종 발표 2026-12-11(금)에 Post-MVP 범위까지 배포·시연한다.</w:t>
-            </w:r>
-          </w:p>
           <w:p/>
           <w:p/>
           <w:p/>
@@ -8031,61 +7830,6 @@
                 <w:sz w:val="20"/>
               </w:rPr>
               <w:t>으로 묶고, 커버리지 가드가 판정 대상 유형에 정답이 빠지는 것을 막는다.</w:t>
-            </w:r>
-          </w:p>
-          <w:p>
-            <w:pPr>
-              <w:spacing w:before="60" w:after="100"/>
-              <w:ind w:left="198"/>
-              <w:pBdr>
-                <w:left w:val="single" w:sz="18" w:space="4" w:color="8FA8C4"/>
-              </w:pBdr>
-              <w:shd w:val="clear" w:color="auto" w:fill="F4F7FA"/>
-            </w:pPr>
-            <w:r>
-              <w:rPr>
-                <w:rFonts w:ascii="맑은 고딕" w:hAnsi="맑은 고딕" w:eastAsia="맑은 고딕" w:cs="맑은 고딕"/>
-                <w:b/>
-                <w:color w:val="43566B"/>
-                <w:sz w:val="19"/>
-              </w:rPr>
-              <w:t>PostgreSQL·LocalStack을 CI 필수 체크에 넣은 이유</w:t>
-            </w:r>
-            <w:r>
-              <w:rPr>
-                <w:rFonts w:ascii="맑은 고딕" w:hAnsi="맑은 고딕" w:eastAsia="맑은 고딕" w:cs="맑은 고딕"/>
-                <w:b w:val="0"/>
-                <w:color w:val="43566B"/>
-                <w:sz w:val="19"/>
-              </w:rPr>
-              <w:t xml:space="preserve"> — 없으면 DB 의존 테스트가 </w:t>
-            </w:r>
-            <w:r>
-              <w:rPr>
-                <w:rFonts w:ascii="맑은 고딕" w:hAnsi="맑은 고딕" w:eastAsia="맑은 고딕" w:cs="맑은 고딕"/>
-                <w:b/>
-                <w:color w:val="43566B"/>
-                <w:sz w:val="19"/>
-              </w:rPr>
-              <w:t>조용히 skip</w:t>
-            </w:r>
-            <w:r>
-              <w:rPr>
-                <w:rFonts w:ascii="맑은 고딕" w:hAnsi="맑은 고딕" w:eastAsia="맑은 고딕" w:cs="맑은 고딕"/>
-                <w:b w:val="0"/>
-                <w:color w:val="43566B"/>
-                <w:sz w:val="19"/>
-              </w:rPr>
-              <w:t xml:space="preserve">되고 호출부를 수십 곳 고쳐도 초록불이 난다. </w:t>
-            </w:r>
-            <w:r>
-              <w:rPr>
-                <w:rFonts w:ascii="맑은 고딕" w:hAnsi="맑은 고딕" w:eastAsia="맑은 고딕" w:cs="맑은 고딕"/>
-                <w:b/>
-                <w:color w:val="43566B"/>
-                <w:sz w:val="19"/>
-              </w:rPr>
-              <w:t>로컬 skip 수는 단독으로 아무것도 증명하지 않는다.</w:t>
             </w:r>
           </w:p>
           <w:p>
@@ -9213,19 +8957,13 @@
           </w:p>
           <w:p>
             <w:pPr>
-              <w:spacing w:before="60" w:after="100"/>
-              <w:ind w:left="198"/>
-              <w:pBdr>
-                <w:left w:val="single" w:sz="18" w:space="4" w:color="8FA8C4"/>
-              </w:pBdr>
-              <w:shd w:val="clear" w:color="auto" w:fill="F4F7FA"/>
-            </w:pPr>
-            <w:r>
-              <w:rPr>
-                <w:rFonts w:ascii="맑은 고딕" w:hAnsi="맑은 고딕" w:eastAsia="맑은 고딕" w:cs="맑은 고딕"/>
-                <w:b/>
-                <w:color w:val="43566B"/>
-                <w:sz w:val="19"/>
+              <w:spacing w:after="80"/>
+            </w:pPr>
+            <w:r>
+              <w:rPr>
+                <w:rFonts w:ascii="맑은 고딕" w:hAnsi="맑은 고딕" w:eastAsia="맑은 고딕" w:cs="맑은 고딕"/>
+                <w:b/>
+                <w:sz w:val="20"/>
               </w:rPr>
               <w:t>절감 금액은 이번 범위에서 「제시」까지다.</w:t>
             </w:r>
@@ -9233,8 +8971,7 @@
               <w:rPr>
                 <w:rFonts w:ascii="맑은 고딕" w:hAnsi="맑은 고딕" w:eastAsia="맑은 고딕" w:cs="맑은 고딕"/>
                 <w:b w:val="0"/>
-                <w:color w:val="43566B"/>
-                <w:sz w:val="19"/>
+                <w:sz w:val="20"/>
               </w:rPr>
               <w:t xml:space="preserve"> 집계·추이 축은 범위 밖이며 </w:t>
             </w:r>
@@ -9242,8 +8979,7 @@
               <w:rPr>
                 <w:rFonts w:ascii="맑은 고딕" w:hAnsi="맑은 고딕" w:eastAsia="맑은 고딕" w:cs="맑은 고딕"/>
                 <w:b/>
-                <w:color w:val="43566B"/>
-                <w:sz w:val="19"/>
+                <w:sz w:val="20"/>
               </w:rPr>
               <w:t>실적 수치를 주장하지 않는다.</w:t>
             </w:r>
@@ -11075,19 +10811,13 @@
     </w:p>
     <w:p>
       <w:pPr>
-        <w:spacing w:before="60" w:after="100"/>
-        <w:ind w:left="198"/>
-        <w:pBdr>
-          <w:left w:val="single" w:sz="18" w:space="4" w:color="8FA8C4"/>
-        </w:pBdr>
-        <w:shd w:val="clear" w:color="auto" w:fill="F4F7FA"/>
+        <w:spacing w:after="80"/>
       </w:pPr>
       <w:r>
         <w:rPr>
           <w:rFonts w:ascii="맑은 고딕" w:hAnsi="맑은 고딕" w:eastAsia="맑은 고딕" w:cs="맑은 고딕"/>
           <w:b w:val="0"/>
-          <w:color w:val="43566B"/>
-          <w:sz w:val="19"/>
+          <w:sz w:val="20"/>
         </w:rPr>
         <w:t xml:space="preserve">⚠️ </w:t>
       </w:r>
@@ -11095,8 +10825,7 @@
         <w:rPr>
           <w:rFonts w:ascii="맑은 고딕" w:hAnsi="맑은 고딕" w:eastAsia="맑은 고딕" w:cs="맑은 고딕"/>
           <w:b/>
-          <w:color w:val="43566B"/>
-          <w:sz w:val="19"/>
+          <w:sz w:val="20"/>
         </w:rPr>
         <w:t>겸업 63.8%를 우리 주장으로 그대로 옮기지는 않는다.</w:t>
       </w:r>
@@ -11104,8 +10833,7 @@
         <w:rPr>
           <w:rFonts w:ascii="맑은 고딕" w:hAnsi="맑은 고딕" w:eastAsia="맑은 고딕" w:cs="맑은 고딕"/>
           <w:b w:val="0"/>
-          <w:color w:val="43566B"/>
-          <w:sz w:val="19"/>
+          <w:sz w:val="20"/>
         </w:rPr>
         <w:t xml:space="preserve"> ① </w:t>
       </w:r>
@@ -11113,8 +10841,7 @@
         <w:rPr>
           <w:rFonts w:ascii="맑은 고딕" w:hAnsi="맑은 고딕" w:eastAsia="맑은 고딕" w:cs="맑은 고딕"/>
           <w:b/>
-          <w:color w:val="43566B"/>
-          <w:sz w:val="19"/>
+          <w:sz w:val="20"/>
         </w:rPr>
         <w:t>직무</w:t>
       </w:r>
@@ -11122,8 +10849,7 @@
         <w:rPr>
           <w:rFonts w:ascii="맑은 고딕" w:hAnsi="맑은 고딕" w:eastAsia="맑은 고딕" w:cs="맑은 고딕"/>
           <w:b w:val="0"/>
-          <w:color w:val="43566B"/>
-          <w:sz w:val="19"/>
+          <w:sz w:val="20"/>
         </w:rPr>
         <w:t xml:space="preserve">가 보안이고 인프라가 아니다 ② </w:t>
       </w:r>
@@ -11131,8 +10857,7 @@
         <w:rPr>
           <w:rFonts w:ascii="맑은 고딕" w:hAnsi="맑은 고딕" w:eastAsia="맑은 고딕" w:cs="맑은 고딕"/>
           <w:b/>
-          <w:color w:val="43566B"/>
-          <w:sz w:val="19"/>
+          <w:sz w:val="20"/>
         </w:rPr>
         <w:t>분모</w:t>
       </w:r>
@@ -11140,8 +10865,7 @@
         <w:rPr>
           <w:rFonts w:ascii="맑은 고딕" w:hAnsi="맑은 고딕" w:eastAsia="맑은 고딕" w:cs="맑은 고딕"/>
           <w:b w:val="0"/>
-          <w:color w:val="43566B"/>
-          <w:sz w:val="19"/>
+          <w:sz w:val="20"/>
         </w:rPr>
         <w:t xml:space="preserve">가 기업 수가 아니라 </w:t>
       </w:r>
@@ -11149,8 +10873,7 @@
         <w:rPr>
           <w:rFonts w:ascii="맑은 고딕" w:hAnsi="맑은 고딕" w:eastAsia="맑은 고딕" w:cs="맑은 고딕"/>
           <w:b/>
-          <w:color w:val="43566B"/>
-          <w:sz w:val="19"/>
+          <w:sz w:val="20"/>
         </w:rPr>
         <w:t>인력 수</w:t>
       </w:r>
@@ -11158,8 +10881,7 @@
         <w:rPr>
           <w:rFonts w:ascii="맑은 고딕" w:hAnsi="맑은 고딕" w:eastAsia="맑은 고딕" w:cs="맑은 고딕"/>
           <w:b w:val="0"/>
-          <w:color w:val="43566B"/>
-          <w:sz w:val="19"/>
+          <w:sz w:val="20"/>
         </w:rPr>
         <w:t xml:space="preserve">다. 같은 조사의 외부 인력 7.8%도 분모가 같다고 확인되지 않아 </w:t>
       </w:r>
@@ -11167,8 +10889,7 @@
         <w:rPr>
           <w:rFonts w:ascii="맑은 고딕" w:hAnsi="맑은 고딕" w:eastAsia="맑은 고딕" w:cs="맑은 고딕"/>
           <w:b/>
-          <w:color w:val="43566B"/>
-          <w:sz w:val="19"/>
+          <w:sz w:val="20"/>
         </w:rPr>
         <w:t>두 값을 더하지 않는다.</w:t>
       </w:r>
@@ -11176,8 +10897,7 @@
         <w:rPr>
           <w:rFonts w:ascii="맑은 고딕" w:hAnsi="맑은 고딕" w:eastAsia="맑은 고딕" w:cs="맑은 고딕"/>
           <w:b w:val="0"/>
-          <w:color w:val="43566B"/>
-          <w:sz w:val="19"/>
+          <w:sz w:val="20"/>
         </w:rPr>
         <w:t xml:space="preserve"> 인프라 직무의 같은 조사는 찾지 못했다 — </w:t>
       </w:r>
@@ -11185,8 +10905,7 @@
         <w:rPr>
           <w:rFonts w:ascii="맑은 고딕" w:hAnsi="맑은 고딕" w:eastAsia="맑은 고딕" w:cs="맑은 고딕"/>
           <w:b/>
-          <w:color w:val="43566B"/>
-          <w:sz w:val="19"/>
+          <w:sz w:val="20"/>
         </w:rPr>
         <w:t>방향은 같지만 그대로 옮겨 적을 수는 없는 근거</w:t>
       </w:r>
@@ -11194,8 +10913,7 @@
         <w:rPr>
           <w:rFonts w:ascii="맑은 고딕" w:hAnsi="맑은 고딕" w:eastAsia="맑은 고딕" w:cs="맑은 고딕"/>
           <w:b w:val="0"/>
-          <w:color w:val="43566B"/>
-          <w:sz w:val="19"/>
+          <w:sz w:val="20"/>
         </w:rPr>
         <w:t>로 둔다.</w:t>
       </w:r>
@@ -14053,52 +13771,6 @@
           <w:sz w:val="20"/>
         </w:rPr>
         <w:t>(2026-09-08 PM 규칙). 공휴일로 구간이 줄면 실작업 일수를 함께 적는다.</w:t>
-      </w:r>
-    </w:p>
-    <w:p>
-      <w:pPr>
-        <w:spacing w:before="60" w:after="100"/>
-        <w:ind w:left="198"/>
-        <w:pBdr>
-          <w:left w:val="single" w:sz="18" w:space="4" w:color="8FA8C4"/>
-        </w:pBdr>
-        <w:shd w:val="clear" w:color="auto" w:fill="F4F7FA"/>
-      </w:pPr>
-      <w:r>
-        <w:rPr>
-          <w:rFonts w:ascii="맑은 고딕" w:hAnsi="맑은 고딕" w:eastAsia="맑은 고딕" w:cs="맑은 고딕"/>
-          <w:b/>
-          <w:color w:val="43566B"/>
-          <w:sz w:val="19"/>
-        </w:rPr>
-        <w:t>진행 표시(「완료」·「현재」)는 이 표에 넣지 않는다.</w:t>
-      </w:r>
-      <w:r>
-        <w:rPr>
-          <w:rFonts w:ascii="맑은 고딕" w:hAnsi="맑은 고딕" w:eastAsia="맑은 고딕" w:cs="맑은 고딕"/>
-          <w:b w:val="0"/>
-          <w:color w:val="43566B"/>
-          <w:sz w:val="19"/>
-        </w:rPr>
-        <w:t xml:space="preserve"> 이 문서는 </w:t>
-      </w:r>
-      <w:r>
-        <w:rPr>
-          <w:rFonts w:ascii="맑은 고딕" w:hAnsi="맑은 고딕" w:eastAsia="맑은 고딕" w:cs="맑은 고딕"/>
-          <w:b/>
-          <w:color w:val="43566B"/>
-          <w:sz w:val="19"/>
-        </w:rPr>
-        <w:t>10/1(목)에 읽히므로</w:t>
-      </w:r>
-      <w:r>
-        <w:rPr>
-          <w:rFonts w:ascii="맑은 고딕" w:hAnsi="맑은 고딕" w:eastAsia="맑은 고딕" w:cs="맑은 고딕"/>
-          <w:b w:val="0"/>
-          <w:color w:val="43566B"/>
-          <w:sz w:val="19"/>
-        </w:rPr>
-        <w:t xml:space="preserve"> 작성 시점의 「현재 주차」 표시는 그때 틀린 값이 된다. 주차별 실제 진행 상태의 기재 위치는 SSOT §현재 위치 하나다.</w:t>
       </w:r>
     </w:p>
     <w:tbl>
@@ -15601,43 +15273,6 @@
     </w:p>
     <w:p>
       <w:pPr>
-        <w:spacing w:before="60" w:after="100"/>
-        <w:ind w:left="198"/>
-        <w:pBdr>
-          <w:left w:val="single" w:sz="18" w:space="4" w:color="8FA8C4"/>
-        </w:pBdr>
-        <w:shd w:val="clear" w:color="auto" w:fill="F4F7FA"/>
-      </w:pPr>
-      <w:r>
-        <w:rPr>
-          <w:rFonts w:ascii="맑은 고딕" w:hAnsi="맑은 고딕" w:eastAsia="맑은 고딕" w:cs="맑은 고딕"/>
-          <w:b/>
-          <w:color w:val="43566B"/>
-          <w:sz w:val="19"/>
-        </w:rPr>
-        <w:t>만회 구간이 없다는 것이 이 배분의 전제다.</w:t>
-      </w:r>
-      <w:r>
-        <w:rPr>
-          <w:rFonts w:ascii="맑은 고딕" w:hAnsi="맑은 고딕" w:eastAsia="맑은 고딕" w:cs="맑은 고딕"/>
-          <w:b w:val="0"/>
-          <w:color w:val="43566B"/>
-          <w:sz w:val="19"/>
-        </w:rPr>
-        <w:t xml:space="preserve"> 7주차는 추석으로 3일, 8주차는 9/30(수) 마감까지 3일이라, </w:t>
-      </w:r>
-      <w:r>
-        <w:rPr>
-          <w:rFonts w:ascii="맑은 고딕" w:hAnsi="맑은 고딕" w:eastAsia="맑은 고딕" w:cs="맑은 고딕"/>
-          <w:b/>
-          <w:color w:val="43566B"/>
-          <w:sz w:val="19"/>
-        </w:rPr>
-        <w:t>6주차에 닫지 못한 항목은 사실상 대체 컷(슬라이드 설명)으로 굳는다.</w:t>
-      </w:r>
-    </w:p>
-    <w:p>
-      <w:pPr>
         <w:spacing w:after="80"/>
       </w:pPr>
       <w:r>
@@ -15925,90 +15560,6 @@
       <w:pPr>
         <w:spacing w:after="40"/>
       </w:pPr>
-    </w:p>
-    <w:p>
-      <w:pPr>
-        <w:spacing w:before="60" w:after="100"/>
-        <w:ind w:left="198"/>
-        <w:pBdr>
-          <w:left w:val="single" w:sz="18" w:space="4" w:color="8FA8C4"/>
-        </w:pBdr>
-        <w:shd w:val="clear" w:color="auto" w:fill="F4F7FA"/>
-      </w:pPr>
-      <w:r>
-        <w:rPr>
-          <w:rFonts w:ascii="맑은 고딕" w:hAnsi="맑은 고딕" w:eastAsia="맑은 고딕" w:cs="맑은 고딕"/>
-          <w:b/>
-          <w:color w:val="43566B"/>
-          <w:sz w:val="19"/>
-        </w:rPr>
-        <w:t>9/30(수)과 10/15(목)은 다른 마감이다.</w:t>
-      </w:r>
-      <w:r>
-        <w:rPr>
-          <w:rFonts w:ascii="맑은 고딕" w:hAnsi="맑은 고딕" w:eastAsia="맑은 고딕" w:cs="맑은 고딕"/>
-          <w:b w:val="0"/>
-          <w:color w:val="43566B"/>
-          <w:sz w:val="19"/>
-        </w:rPr>
-        <w:t xml:space="preserve"> 9/30은 </w:t>
-      </w:r>
-      <w:r>
-        <w:rPr>
-          <w:rFonts w:ascii="맑은 고딕" w:hAnsi="맑은 고딕" w:eastAsia="맑은 고딕" w:cs="맑은 고딕"/>
-          <w:b w:val="0"/>
-          <w:i/>
-          <w:color w:val="43566B"/>
-          <w:sz w:val="19"/>
-        </w:rPr>
-        <w:t>10/1에 보일 것</w:t>
-      </w:r>
-      <w:r>
-        <w:rPr>
-          <w:rFonts w:ascii="맑은 고딕" w:hAnsi="맑은 고딕" w:eastAsia="맑은 고딕" w:cs="맑은 고딕"/>
-          <w:b w:val="0"/>
-          <w:color w:val="43566B"/>
-          <w:sz w:val="19"/>
-        </w:rPr>
-        <w:t xml:space="preserve"> 이 서는 날이고 10/15는 </w:t>
-      </w:r>
-      <w:r>
-        <w:rPr>
-          <w:rFonts w:ascii="맑은 고딕" w:hAnsi="맑은 고딕" w:eastAsia="맑은 고딕" w:cs="맑은 고딕"/>
-          <w:b w:val="0"/>
-          <w:i/>
-          <w:color w:val="43566B"/>
-          <w:sz w:val="19"/>
-        </w:rPr>
-        <w:t>실 AWS 스모크까지 포함한 완료 판정일</w:t>
-      </w:r>
-      <w:r>
-        <w:rPr>
-          <w:rFonts w:ascii="맑은 고딕" w:hAnsi="맑은 고딕" w:eastAsia="맑은 고딕" w:cs="맑은 고딕"/>
-          <w:b w:val="0"/>
-          <w:color w:val="43566B"/>
-          <w:sz w:val="19"/>
-        </w:rPr>
-        <w:t xml:space="preserve"> 이다. 스모크는 발표 </w:t>
-      </w:r>
-      <w:r>
-        <w:rPr>
-          <w:rFonts w:ascii="맑은 고딕" w:hAnsi="맑은 고딕" w:eastAsia="맑은 고딕" w:cs="맑은 고딕"/>
-          <w:b/>
-          <w:color w:val="43566B"/>
-          <w:sz w:val="19"/>
-        </w:rPr>
-        <w:t>뒤</w:t>
-      </w:r>
-      <w:r>
-        <w:rPr>
-          <w:rFonts w:ascii="맑은 고딕" w:hAnsi="맑은 고딕" w:eastAsia="맑은 고딕" w:cs="맑은 고딕"/>
-          <w:b w:val="0"/>
-          <w:color w:val="43566B"/>
-          <w:sz w:val="19"/>
-        </w:rPr>
-        <w:t>인 10/6(화)–10/8(목)에 있다.</w:t>
-      </w:r>
     </w:p>
     <w:p>
       <w:pPr>

--- a/docs/submission/Vigilantis_프로젝트_기획서.docx
+++ b/docs/submission/Vigilantis_프로젝트_기획서.docx
@@ -94,6 +94,7 @@
     </w:p>
     <w:p>
       <w:pPr>
+        <w:keepNext/>
         <w:spacing w:after="600"/>
         <w:jc w:val="center"/>
         <w:rPr>
@@ -142,6 +143,7 @@
     </w:p>
     <w:p>
       <w:pPr>
+        <w:keepNext/>
         <w:rPr>
           <w:b/>
           <w:bCs/>
@@ -282,6 +284,10 @@
           <w:p>
             <w:pPr>
               <w:jc w:val="center"/>
+              <w:spacing w:before="0" w:after="0" w:line="20" w:lineRule="exact"/>
+              <w:rPr>
+                <w:sz w:val="2"/>
+              </w:rPr>
             </w:pPr>
           </w:p>
         </w:tc>
@@ -375,6 +381,10 @@
           <w:p>
             <w:pPr>
               <w:jc w:val="center"/>
+              <w:spacing w:before="0" w:after="0" w:line="20" w:lineRule="exact"/>
+              <w:rPr>
+                <w:sz w:val="2"/>
+              </w:rPr>
             </w:pPr>
           </w:p>
         </w:tc>
@@ -489,6 +499,10 @@
           <w:p>
             <w:pPr>
               <w:jc w:val="center"/>
+              <w:spacing w:before="0" w:after="0" w:line="20" w:lineRule="exact"/>
+              <w:rPr>
+                <w:sz w:val="2"/>
+              </w:rPr>
             </w:pPr>
           </w:p>
         </w:tc>
@@ -564,6 +578,10 @@
           <w:p>
             <w:pPr>
               <w:jc w:val="center"/>
+              <w:spacing w:before="0" w:after="0" w:line="20" w:lineRule="exact"/>
+              <w:rPr>
+                <w:sz w:val="2"/>
+              </w:rPr>
             </w:pPr>
           </w:p>
         </w:tc>
@@ -639,6 +657,10 @@
           <w:p>
             <w:pPr>
               <w:jc w:val="center"/>
+              <w:spacing w:before="0" w:after="0" w:line="20" w:lineRule="exact"/>
+              <w:rPr>
+                <w:sz w:val="2"/>
+              </w:rPr>
             </w:pPr>
           </w:p>
         </w:tc>
@@ -745,6 +767,7 @@
           </w:tcPr>
           <w:p>
             <w:pPr>
+              <w:keepNext/>
               <w:spacing w:after="80"/>
             </w:pPr>
             <w:r>
@@ -758,6 +781,7 @@
           </w:p>
           <w:p>
             <w:pPr>
+              <w:keepNext/>
               <w:spacing w:after="80"/>
             </w:pPr>
             <w:r>
@@ -800,6 +824,7 @@
             </w:tblGrid>
             <w:tr>
               <w:trPr>
+                <w:cantSplit/>
                 <w:tblHeader/>
               </w:trPr>
               <w:tc>
@@ -809,6 +834,7 @@
                 </w:tcPr>
                 <w:p>
                   <w:pPr>
+                    <w:keepNext/>
                     <w:spacing w:before="20" w:after="20"/>
                   </w:pPr>
                   <w:r>
@@ -828,6 +854,7 @@
                 </w:tcPr>
                 <w:p>
                   <w:pPr>
+                    <w:keepNext/>
                     <w:spacing w:before="20" w:after="20"/>
                   </w:pPr>
                   <w:r>
@@ -847,6 +874,7 @@
                 </w:tcPr>
                 <w:p>
                   <w:pPr>
+                    <w:keepNext/>
                     <w:spacing w:before="20" w:after="20"/>
                   </w:pPr>
                   <w:r>
@@ -861,6 +889,9 @@
               </w:tc>
             </w:tr>
             <w:tr>
+              <w:trPr>
+                <w:cantSplit/>
+              </w:trPr>
               <w:tc>
                 <w:tcPr>
                   <w:tcW w:type="dxa" w:w="2440"/>
@@ -917,6 +948,9 @@
               </w:tc>
             </w:tr>
             <w:tr>
+              <w:trPr>
+                <w:cantSplit/>
+              </w:trPr>
               <w:tc>
                 <w:tcPr>
                   <w:tcW w:type="dxa" w:w="2440"/>
@@ -973,6 +1007,9 @@
               </w:tc>
             </w:tr>
             <w:tr>
+              <w:trPr>
+                <w:cantSplit/>
+              </w:trPr>
               <w:tc>
                 <w:tcPr>
                   <w:tcW w:type="dxa" w:w="2440"/>
@@ -1029,6 +1066,9 @@
               </w:tc>
             </w:tr>
             <w:tr>
+              <w:trPr>
+                <w:cantSplit/>
+              </w:trPr>
               <w:tc>
                 <w:tcPr>
                   <w:tcW w:type="dxa" w:w="2440"/>
@@ -1092,6 +1132,7 @@
           </w:p>
           <w:p>
             <w:pPr>
+              <w:keepNext/>
               <w:spacing w:after="80"/>
             </w:pPr>
             <w:r>
@@ -1155,6 +1196,7 @@
           </w:p>
           <w:p>
             <w:pPr>
+              <w:keepNext/>
               <w:spacing w:after="80"/>
             </w:pPr>
             <w:r>
@@ -1176,7 +1218,7 @@
                 <w:b w:val="0"/>
                 <w:sz w:val="20"/>
               </w:rPr>
-              <w:t xml:space="preserve">「조치를 자동화하자」는 결론은 쉽게 나온다. 그런데 자동화가 실제로 막히는 이유는 성능이 아니라 </w:t>
+              <w:t xml:space="preserve">「조치를 자동화하자」는 결론은 쉽게 나온다. 그런데 실제로 막히는 자리는 성능이 아니라 </w:t>
             </w:r>
             <w:r>
               <w:rPr>
@@ -1192,7 +1234,7 @@
                 <w:b w:val="0"/>
                 <w:sz w:val="20"/>
               </w:rPr>
-              <w:t>다.</w:t>
+              <w:t>다 — 세 가지가 걸린다.</w:t>
             </w:r>
           </w:p>
           <w:p>
@@ -1306,7 +1348,14 @@
               <w:t xml:space="preserve"> 아래 §목적 및 핵심 가치와 §주요 서비스가 각각의 답이다.</w:t>
             </w:r>
           </w:p>
-          <w:p/>
+          <w:p>
+            <w:pPr>
+              <w:spacing w:before="0" w:after="0" w:line="20" w:lineRule="exact"/>
+              <w:rPr>
+                <w:sz w:val="2"/>
+              </w:rPr>
+            </w:pPr>
+          </w:p>
         </w:tc>
       </w:tr>
       <w:tr>
@@ -1355,6 +1404,7 @@
           </w:tcPr>
           <w:p>
             <w:pPr>
+              <w:keepNext/>
               <w:spacing w:after="80"/>
             </w:pPr>
             <w:r>
@@ -1427,6 +1477,7 @@
           </w:p>
           <w:p>
             <w:pPr>
+              <w:keepNext/>
               <w:spacing w:after="80"/>
             </w:pPr>
             <w:r>
@@ -1672,6 +1723,7 @@
           </w:p>
           <w:p>
             <w:pPr>
+              <w:keepNext/>
               <w:spacing w:after="80"/>
             </w:pPr>
             <w:r>
@@ -1685,6 +1737,7 @@
           </w:p>
           <w:p>
             <w:pPr>
+              <w:keepNext/>
               <w:spacing w:after="80"/>
             </w:pPr>
             <w:r>
@@ -1728,6 +1781,7 @@
             </w:tblGrid>
             <w:tr>
               <w:trPr>
+                <w:cantSplit/>
                 <w:tblHeader/>
               </w:trPr>
               <w:tc>
@@ -1737,6 +1791,7 @@
                 </w:tcPr>
                 <w:p>
                   <w:pPr>
+                    <w:keepNext/>
                     <w:spacing w:before="20" w:after="20"/>
                   </w:pPr>
                   <w:r>
@@ -1756,6 +1811,7 @@
                 </w:tcPr>
                 <w:p>
                   <w:pPr>
+                    <w:keepNext/>
                     <w:spacing w:before="20" w:after="20"/>
                   </w:pPr>
                   <w:r>
@@ -1775,6 +1831,7 @@
                 </w:tcPr>
                 <w:p>
                   <w:pPr>
+                    <w:keepNext/>
                     <w:spacing w:before="20" w:after="20"/>
                   </w:pPr>
                   <w:r>
@@ -1794,6 +1851,7 @@
                 </w:tcPr>
                 <w:p>
                   <w:pPr>
+                    <w:keepNext/>
                     <w:spacing w:before="20" w:after="20"/>
                   </w:pPr>
                   <w:r>
@@ -1808,6 +1866,9 @@
               </w:tc>
             </w:tr>
             <w:tr>
+              <w:trPr>
+                <w:cantSplit/>
+              </w:trPr>
               <w:tc>
                 <w:tcPr>
                   <w:tcW w:type="dxa" w:w="1830"/>
@@ -1882,6 +1943,9 @@
               </w:tc>
             </w:tr>
             <w:tr>
+              <w:trPr>
+                <w:cantSplit/>
+              </w:trPr>
               <w:tc>
                 <w:tcPr>
                   <w:tcW w:type="dxa" w:w="1830"/>
@@ -1956,6 +2020,9 @@
               </w:tc>
             </w:tr>
             <w:tr>
+              <w:trPr>
+                <w:cantSplit/>
+              </w:trPr>
               <w:tc>
                 <w:tcPr>
                   <w:tcW w:type="dxa" w:w="1830"/>
@@ -2030,6 +2097,9 @@
               </w:tc>
             </w:tr>
             <w:tr>
+              <w:trPr>
+                <w:cantSplit/>
+              </w:trPr>
               <w:tc>
                 <w:tcPr>
                   <w:tcW w:type="dxa" w:w="1830"/>
@@ -2104,6 +2174,9 @@
               </w:tc>
             </w:tr>
             <w:tr>
+              <w:trPr>
+                <w:cantSplit/>
+              </w:trPr>
               <w:tc>
                 <w:tcPr>
                   <w:tcW w:type="dxa" w:w="1830"/>
@@ -2178,6 +2251,9 @@
               </w:tc>
             </w:tr>
             <w:tr>
+              <w:trPr>
+                <w:cantSplit/>
+              </w:trPr>
               <w:tc>
                 <w:tcPr>
                   <w:tcW w:type="dxa" w:w="1830"/>
@@ -2263,7 +2339,7 @@
                       <w:b w:val="0"/>
                       <w:sz w:val="17"/>
                     </w:rPr>
-                    <w:t xml:space="preserve"> 2133 passed / 0 skipped</w:t>
+                    <w:t xml:space="preserve"> 7d3513b — 2216 passed / 0 skipped</w:t>
                   </w:r>
                 </w:p>
               </w:tc>
@@ -2271,10 +2347,20 @@
           </w:tbl>
           <w:p>
             <w:pPr>
-              <w:spacing w:after="40"/>
-            </w:pPr>
-          </w:p>
-          <w:p/>
+              <w:spacing w:before="0" w:after="0" w:line="20" w:lineRule="exact"/>
+              <w:rPr>
+                <w:sz w:val="2"/>
+              </w:rPr>
+            </w:pPr>
+          </w:p>
+          <w:p>
+            <w:pPr>
+              <w:spacing w:before="0" w:after="0" w:line="20" w:lineRule="exact"/>
+              <w:rPr>
+                <w:sz w:val="2"/>
+              </w:rPr>
+            </w:pPr>
+          </w:p>
         </w:tc>
       </w:tr>
       <w:tr>
@@ -2325,6 +2411,7 @@
           </w:tcPr>
           <w:p>
             <w:pPr>
+              <w:keepNext/>
               <w:spacing w:after="80"/>
             </w:pPr>
             <w:r>
@@ -2351,6 +2438,7 @@
             </w:tblGrid>
             <w:tr>
               <w:trPr>
+                <w:cantSplit/>
                 <w:tblHeader/>
               </w:trPr>
               <w:tc>
@@ -2360,6 +2448,7 @@
                 </w:tcPr>
                 <w:p>
                   <w:pPr>
+                    <w:keepNext/>
                     <w:spacing w:before="20" w:after="20"/>
                   </w:pPr>
                   <w:r>
@@ -2379,6 +2468,7 @@
                 </w:tcPr>
                 <w:p>
                   <w:pPr>
+                    <w:keepNext/>
                     <w:spacing w:before="20" w:after="20"/>
                   </w:pPr>
                   <w:r>
@@ -2398,6 +2488,7 @@
                 </w:tcPr>
                 <w:p>
                   <w:pPr>
+                    <w:keepNext/>
                     <w:spacing w:before="20" w:after="20"/>
                   </w:pPr>
                   <w:r>
@@ -2412,6 +2503,9 @@
               </w:tc>
             </w:tr>
             <w:tr>
+              <w:trPr>
+                <w:cantSplit/>
+              </w:trPr>
               <w:tc>
                 <w:tcPr>
                   <w:tcW w:type="dxa" w:w="2440"/>
@@ -2484,6 +2578,9 @@
               </w:tc>
             </w:tr>
             <w:tr>
+              <w:trPr>
+                <w:cantSplit/>
+              </w:trPr>
               <w:tc>
                 <w:tcPr>
                   <w:tcW w:type="dxa" w:w="2440"/>
@@ -2556,6 +2653,9 @@
               </w:tc>
             </w:tr>
             <w:tr>
+              <w:trPr>
+                <w:cantSplit/>
+              </w:trPr>
               <w:tc>
                 <w:tcPr>
                   <w:tcW w:type="dxa" w:w="2440"/>
@@ -2635,6 +2735,7 @@
           </w:p>
           <w:p>
             <w:pPr>
+              <w:keepNext/>
               <w:spacing w:after="80"/>
             </w:pPr>
             <w:r>
@@ -2741,6 +2842,7 @@
           </w:p>
           <w:p>
             <w:pPr>
+              <w:keepNext/>
               <w:spacing w:after="80"/>
             </w:pPr>
             <w:r>
@@ -2776,6 +2878,7 @@
             </w:tblGrid>
             <w:tr>
               <w:trPr>
+                <w:cantSplit/>
                 <w:tblHeader/>
               </w:trPr>
               <w:tc>
@@ -2785,6 +2888,7 @@
                 </w:tcPr>
                 <w:p>
                   <w:pPr>
+                    <w:keepNext/>
                     <w:spacing w:before="20" w:after="20"/>
                   </w:pPr>
                   <w:r>
@@ -2804,6 +2908,7 @@
                 </w:tcPr>
                 <w:p>
                   <w:pPr>
+                    <w:keepNext/>
                     <w:spacing w:before="20" w:after="20"/>
                   </w:pPr>
                   <w:r>
@@ -2823,6 +2928,7 @@
                 </w:tcPr>
                 <w:p>
                   <w:pPr>
+                    <w:keepNext/>
                     <w:spacing w:before="20" w:after="20"/>
                   </w:pPr>
                   <w:r>
@@ -2842,6 +2948,7 @@
                 </w:tcPr>
                 <w:p>
                   <w:pPr>
+                    <w:keepNext/>
                     <w:spacing w:before="20" w:after="20"/>
                   </w:pPr>
                   <w:r>
@@ -2856,6 +2963,9 @@
               </w:tc>
             </w:tr>
             <w:tr>
+              <w:trPr>
+                <w:cantSplit/>
+              </w:trPr>
               <w:tc>
                 <w:tcPr>
                   <w:tcW w:type="dxa" w:w="1830"/>
@@ -2988,6 +3098,9 @@
               </w:tc>
             </w:tr>
             <w:tr>
+              <w:trPr>
+                <w:cantSplit/>
+              </w:trPr>
               <w:tc>
                 <w:tcPr>
                   <w:tcW w:type="dxa" w:w="1830"/>
@@ -3087,6 +3200,9 @@
               </w:tc>
             </w:tr>
             <w:tr>
+              <w:trPr>
+                <w:cantSplit/>
+              </w:trPr>
               <w:tc>
                 <w:tcPr>
                   <w:tcW w:type="dxa" w:w="1830"/>
@@ -3206,6 +3322,7 @@
           </w:p>
           <w:p>
             <w:pPr>
+              <w:keepNext/>
               <w:spacing w:after="80"/>
             </w:pPr>
             <w:r>
@@ -3219,6 +3336,7 @@
           </w:p>
           <w:p>
             <w:pPr>
+              <w:keepNext/>
               <w:spacing w:after="80"/>
             </w:pPr>
             <w:r>
@@ -3254,6 +3372,7 @@
             </w:tblGrid>
             <w:tr>
               <w:trPr>
+                <w:cantSplit/>
                 <w:tblHeader/>
               </w:trPr>
               <w:tc>
@@ -3263,6 +3382,7 @@
                 </w:tcPr>
                 <w:p>
                   <w:pPr>
+                    <w:keepNext/>
                     <w:spacing w:before="20" w:after="20"/>
                   </w:pPr>
                   <w:r>
@@ -3282,6 +3402,7 @@
                 </w:tcPr>
                 <w:p>
                   <w:pPr>
+                    <w:keepNext/>
                     <w:spacing w:before="20" w:after="20"/>
                   </w:pPr>
                   <w:r>
@@ -3301,6 +3422,7 @@
                 </w:tcPr>
                 <w:p>
                   <w:pPr>
+                    <w:keepNext/>
                     <w:spacing w:before="20" w:after="20"/>
                   </w:pPr>
                   <w:r>
@@ -3320,6 +3442,7 @@
                 </w:tcPr>
                 <w:p>
                   <w:pPr>
+                    <w:keepNext/>
                     <w:spacing w:before="20" w:after="20"/>
                   </w:pPr>
                   <w:r>
@@ -3334,6 +3457,9 @@
               </w:tc>
             </w:tr>
             <w:tr>
+              <w:trPr>
+                <w:cantSplit/>
+              </w:trPr>
               <w:tc>
                 <w:tcPr>
                   <w:tcW w:type="dxa" w:w="1830"/>
@@ -3408,6 +3534,9 @@
               </w:tc>
             </w:tr>
             <w:tr>
+              <w:trPr>
+                <w:cantSplit/>
+              </w:trPr>
               <w:tc>
                 <w:tcPr>
                   <w:tcW w:type="dxa" w:w="1830"/>
@@ -3499,6 +3628,9 @@
               </w:tc>
             </w:tr>
             <w:tr>
+              <w:trPr>
+                <w:cantSplit/>
+              </w:trPr>
               <w:tc>
                 <w:tcPr>
                   <w:tcW w:type="dxa" w:w="1830"/>
@@ -3581,6 +3713,9 @@
               </w:tc>
             </w:tr>
             <w:tr>
+              <w:trPr>
+                <w:cantSplit/>
+              </w:trPr>
               <w:tc>
                 <w:tcPr>
                   <w:tcW w:type="dxa" w:w="1830"/>
@@ -3662,6 +3797,7 @@
           </w:p>
           <w:p>
             <w:pPr>
+              <w:keepNext/>
               <w:spacing w:after="80"/>
             </w:pPr>
             <w:r>
@@ -3688,6 +3824,7 @@
             </w:tblGrid>
             <w:tr>
               <w:trPr>
+                <w:cantSplit/>
                 <w:tblHeader/>
               </w:trPr>
               <w:tc>
@@ -3697,6 +3834,7 @@
                 </w:tcPr>
                 <w:p>
                   <w:pPr>
+                    <w:keepNext/>
                     <w:spacing w:before="20" w:after="20"/>
                   </w:pPr>
                   <w:r>
@@ -3716,6 +3854,7 @@
                 </w:tcPr>
                 <w:p>
                   <w:pPr>
+                    <w:keepNext/>
                     <w:spacing w:before="20" w:after="20"/>
                   </w:pPr>
                   <w:r>
@@ -3735,6 +3874,7 @@
                 </w:tcPr>
                 <w:p>
                   <w:pPr>
+                    <w:keepNext/>
                     <w:spacing w:before="20" w:after="20"/>
                   </w:pPr>
                   <w:r>
@@ -3749,6 +3889,9 @@
               </w:tc>
             </w:tr>
             <w:tr>
+              <w:trPr>
+                <w:cantSplit/>
+              </w:trPr>
               <w:tc>
                 <w:tcPr>
                   <w:tcW w:type="dxa" w:w="2440"/>
@@ -3846,6 +3989,9 @@
               </w:tc>
             </w:tr>
             <w:tr>
+              <w:trPr>
+                <w:cantSplit/>
+              </w:trPr>
               <w:tc>
                 <w:tcPr>
                   <w:tcW w:type="dxa" w:w="2440"/>
@@ -3917,6 +4063,7 @@
           </w:p>
           <w:p>
             <w:pPr>
+              <w:keepNext/>
               <w:spacing w:after="80"/>
             </w:pPr>
             <w:r>
@@ -3930,6 +4077,7 @@
           </w:p>
           <w:p>
             <w:pPr>
+              <w:keepNext/>
               <w:spacing w:after="80"/>
             </w:pPr>
             <w:r>
@@ -3966,6 +4114,7 @@
             </w:tblGrid>
             <w:tr>
               <w:trPr>
+                <w:cantSplit/>
                 <w:tblHeader/>
               </w:trPr>
               <w:tc>
@@ -3975,6 +4124,7 @@
                 </w:tcPr>
                 <w:p>
                   <w:pPr>
+                    <w:keepNext/>
                     <w:spacing w:before="20" w:after="20"/>
                   </w:pPr>
                   <w:r>
@@ -3994,6 +4144,7 @@
                 </w:tcPr>
                 <w:p>
                   <w:pPr>
+                    <w:keepNext/>
                     <w:spacing w:before="20" w:after="20"/>
                   </w:pPr>
                   <w:r>
@@ -4013,6 +4164,7 @@
                 </w:tcPr>
                 <w:p>
                   <w:pPr>
+                    <w:keepNext/>
                     <w:spacing w:before="20" w:after="20"/>
                   </w:pPr>
                   <w:r>
@@ -4032,6 +4184,7 @@
                 </w:tcPr>
                 <w:p>
                   <w:pPr>
+                    <w:keepNext/>
                     <w:spacing w:before="20" w:after="20"/>
                   </w:pPr>
                   <w:r>
@@ -4051,6 +4204,7 @@
                 </w:tcPr>
                 <w:p>
                   <w:pPr>
+                    <w:keepNext/>
                     <w:spacing w:before="20" w:after="20"/>
                   </w:pPr>
                   <w:r>
@@ -4065,6 +4219,9 @@
               </w:tc>
             </w:tr>
             <w:tr>
+              <w:trPr>
+                <w:cantSplit/>
+              </w:trPr>
               <w:tc>
                 <w:tcPr>
                   <w:tcW w:type="dxa" w:w="1464"/>
@@ -4159,6 +4316,9 @@
               </w:tc>
             </w:tr>
             <w:tr>
+              <w:trPr>
+                <w:cantSplit/>
+              </w:trPr>
               <w:tc>
                 <w:tcPr>
                   <w:tcW w:type="dxa" w:w="1464"/>
@@ -4269,6 +4429,9 @@
               </w:tc>
             </w:tr>
             <w:tr>
+              <w:trPr>
+                <w:cantSplit/>
+              </w:trPr>
               <w:tc>
                 <w:tcPr>
                   <w:tcW w:type="dxa" w:w="1464"/>
@@ -4362,6 +4525,9 @@
               </w:tc>
             </w:tr>
             <w:tr>
+              <w:trPr>
+                <w:cantSplit/>
+              </w:trPr>
               <w:tc>
                 <w:tcPr>
                   <w:tcW w:type="dxa" w:w="1464"/>
@@ -4456,6 +4622,9 @@
               </w:tc>
             </w:tr>
             <w:tr>
+              <w:trPr>
+                <w:cantSplit/>
+              </w:trPr>
               <w:tc>
                 <w:tcPr>
                   <w:tcW w:type="dxa" w:w="1464"/>
@@ -4550,6 +4719,9 @@
               </w:tc>
             </w:tr>
             <w:tr>
+              <w:trPr>
+                <w:cantSplit/>
+              </w:trPr>
               <w:tc>
                 <w:tcPr>
                   <w:tcW w:type="dxa" w:w="1464"/>
@@ -4643,6 +4815,9 @@
               </w:tc>
             </w:tr>
             <w:tr>
+              <w:trPr>
+                <w:cantSplit/>
+              </w:trPr>
               <w:tc>
                 <w:tcPr>
                   <w:tcW w:type="dxa" w:w="1464"/>
@@ -4736,6 +4911,9 @@
               </w:tc>
             </w:tr>
             <w:tr>
+              <w:trPr>
+                <w:cantSplit/>
+              </w:trPr>
               <w:tc>
                 <w:tcPr>
                   <w:tcW w:type="dxa" w:w="1464"/>
@@ -4829,6 +5007,9 @@
               </w:tc>
             </w:tr>
             <w:tr>
+              <w:trPr>
+                <w:cantSplit/>
+              </w:trPr>
               <w:tc>
                 <w:tcPr>
                   <w:tcW w:type="dxa" w:w="1464"/>
@@ -4922,6 +5103,9 @@
               </w:tc>
             </w:tr>
             <w:tr>
+              <w:trPr>
+                <w:cantSplit/>
+              </w:trPr>
               <w:tc>
                 <w:tcPr>
                   <w:tcW w:type="dxa" w:w="1464"/>
@@ -5092,6 +5276,7 @@
           </w:p>
           <w:p>
             <w:pPr>
+              <w:keepNext/>
               <w:spacing w:after="80"/>
             </w:pPr>
             <w:r>
@@ -5118,6 +5303,7 @@
             </w:tblGrid>
             <w:tr>
               <w:trPr>
+                <w:cantSplit/>
                 <w:tblHeader/>
               </w:trPr>
               <w:tc>
@@ -5127,6 +5313,7 @@
                 </w:tcPr>
                 <w:p>
                   <w:pPr>
+                    <w:keepNext/>
                     <w:spacing w:before="20" w:after="20"/>
                   </w:pPr>
                   <w:r>
@@ -5146,6 +5333,7 @@
                 </w:tcPr>
                 <w:p>
                   <w:pPr>
+                    <w:keepNext/>
                     <w:spacing w:before="20" w:after="20"/>
                   </w:pPr>
                   <w:r>
@@ -5165,6 +5353,7 @@
                 </w:tcPr>
                 <w:p>
                   <w:pPr>
+                    <w:keepNext/>
                     <w:spacing w:before="20" w:after="20"/>
                   </w:pPr>
                   <w:r>
@@ -5179,6 +5368,9 @@
               </w:tc>
             </w:tr>
             <w:tr>
+              <w:trPr>
+                <w:cantSplit/>
+              </w:trPr>
               <w:tc>
                 <w:tcPr>
                   <w:tcW w:type="dxa" w:w="2440"/>
@@ -5235,6 +5427,9 @@
               </w:tc>
             </w:tr>
             <w:tr>
+              <w:trPr>
+                <w:cantSplit/>
+              </w:trPr>
               <w:tc>
                 <w:tcPr>
                   <w:tcW w:type="dxa" w:w="2440"/>
@@ -5291,6 +5486,9 @@
               </w:tc>
             </w:tr>
             <w:tr>
+              <w:trPr>
+                <w:cantSplit/>
+              </w:trPr>
               <w:tc>
                 <w:tcPr>
                   <w:tcW w:type="dxa" w:w="2440"/>
@@ -5347,6 +5545,9 @@
               </w:tc>
             </w:tr>
             <w:tr>
+              <w:trPr>
+                <w:cantSplit/>
+              </w:trPr>
               <w:tc>
                 <w:tcPr>
                   <w:tcW w:type="dxa" w:w="2440"/>
@@ -5411,6 +5612,9 @@
               </w:tc>
             </w:tr>
             <w:tr>
+              <w:trPr>
+                <w:cantSplit/>
+              </w:trPr>
               <w:tc>
                 <w:tcPr>
                   <w:tcW w:type="dxa" w:w="2440"/>
@@ -5477,15 +5681,60 @@
           </w:tbl>
           <w:p>
             <w:pPr>
-              <w:spacing w:after="40"/>
-            </w:pPr>
-          </w:p>
-          <w:p/>
-          <w:p/>
-          <w:p/>
-          <w:p/>
-          <w:p/>
-          <w:p/>
+              <w:spacing w:before="0" w:after="0" w:line="20" w:lineRule="exact"/>
+              <w:rPr>
+                <w:sz w:val="2"/>
+              </w:rPr>
+            </w:pPr>
+          </w:p>
+          <w:p>
+            <w:pPr>
+              <w:spacing w:before="0" w:after="0" w:line="20" w:lineRule="exact"/>
+              <w:rPr>
+                <w:sz w:val="2"/>
+              </w:rPr>
+            </w:pPr>
+          </w:p>
+          <w:p>
+            <w:pPr>
+              <w:spacing w:before="0" w:after="0" w:line="20" w:lineRule="exact"/>
+              <w:rPr>
+                <w:sz w:val="2"/>
+              </w:rPr>
+            </w:pPr>
+          </w:p>
+          <w:p>
+            <w:pPr>
+              <w:spacing w:before="0" w:after="0" w:line="20" w:lineRule="exact"/>
+              <w:rPr>
+                <w:sz w:val="2"/>
+              </w:rPr>
+            </w:pPr>
+          </w:p>
+          <w:p>
+            <w:pPr>
+              <w:spacing w:before="0" w:after="0" w:line="20" w:lineRule="exact"/>
+              <w:rPr>
+                <w:sz w:val="2"/>
+              </w:rPr>
+            </w:pPr>
+          </w:p>
+          <w:p>
+            <w:pPr>
+              <w:spacing w:before="0" w:after="0" w:line="20" w:lineRule="exact"/>
+              <w:rPr>
+                <w:sz w:val="2"/>
+              </w:rPr>
+            </w:pPr>
+          </w:p>
+          <w:p>
+            <w:pPr>
+              <w:spacing w:before="0" w:after="0" w:line="20" w:lineRule="exact"/>
+              <w:rPr>
+                <w:sz w:val="2"/>
+              </w:rPr>
+            </w:pPr>
+          </w:p>
         </w:tc>
       </w:tr>
       <w:tr>
@@ -5520,6 +5769,7 @@
           </w:tcPr>
           <w:p>
             <w:pPr>
+              <w:keepNext/>
               <w:spacing w:after="80"/>
             </w:pPr>
             <w:r>
@@ -5546,6 +5796,7 @@
             </w:tblGrid>
             <w:tr>
               <w:trPr>
+                <w:cantSplit/>
                 <w:tblHeader/>
               </w:trPr>
               <w:tc>
@@ -5555,6 +5806,7 @@
                 </w:tcPr>
                 <w:p>
                   <w:pPr>
+                    <w:keepNext/>
                     <w:spacing w:before="20" w:after="20"/>
                   </w:pPr>
                   <w:r>
@@ -5574,6 +5826,7 @@
                 </w:tcPr>
                 <w:p>
                   <w:pPr>
+                    <w:keepNext/>
                     <w:spacing w:before="20" w:after="20"/>
                   </w:pPr>
                   <w:r>
@@ -5593,6 +5846,7 @@
                 </w:tcPr>
                 <w:p>
                   <w:pPr>
+                    <w:keepNext/>
                     <w:spacing w:before="20" w:after="20"/>
                   </w:pPr>
                   <w:r>
@@ -5607,6 +5861,9 @@
               </w:tc>
             </w:tr>
             <w:tr>
+              <w:trPr>
+                <w:cantSplit/>
+              </w:trPr>
               <w:tc>
                 <w:tcPr>
                   <w:tcW w:type="dxa" w:w="2440"/>
@@ -5688,6 +5945,9 @@
               </w:tc>
             </w:tr>
             <w:tr>
+              <w:trPr>
+                <w:cantSplit/>
+              </w:trPr>
               <w:tc>
                 <w:tcPr>
                   <w:tcW w:type="dxa" w:w="2440"/>
@@ -5752,6 +6012,9 @@
               </w:tc>
             </w:tr>
             <w:tr>
+              <w:trPr>
+                <w:cantSplit/>
+              </w:trPr>
               <w:tc>
                 <w:tcPr>
                   <w:tcW w:type="dxa" w:w="2440"/>
@@ -5825,6 +6088,9 @@
               </w:tc>
             </w:tr>
             <w:tr>
+              <w:trPr>
+                <w:cantSplit/>
+              </w:trPr>
               <w:tc>
                 <w:tcPr>
                   <w:tcW w:type="dxa" w:w="2440"/>
@@ -5905,6 +6171,9 @@
               </w:tc>
             </w:tr>
             <w:tr>
+              <w:trPr>
+                <w:cantSplit/>
+              </w:trPr>
               <w:tc>
                 <w:tcPr>
                   <w:tcW w:type="dxa" w:w="2440"/>
@@ -6021,6 +6290,9 @@
               </w:tc>
             </w:tr>
             <w:tr>
+              <w:trPr>
+                <w:cantSplit/>
+              </w:trPr>
               <w:tc>
                 <w:tcPr>
                   <w:tcW w:type="dxa" w:w="2440"/>
@@ -6126,6 +6398,9 @@
               </w:tc>
             </w:tr>
             <w:tr>
+              <w:trPr>
+                <w:cantSplit/>
+              </w:trPr>
               <w:tc>
                 <w:tcPr>
                   <w:tcW w:type="dxa" w:w="2440"/>
@@ -6182,6 +6457,9 @@
               </w:tc>
             </w:tr>
             <w:tr>
+              <w:trPr>
+                <w:cantSplit/>
+              </w:trPr>
               <w:tc>
                 <w:tcPr>
                   <w:tcW w:type="dxa" w:w="2440"/>
@@ -6254,6 +6532,9 @@
               </w:tc>
             </w:tr>
             <w:tr>
+              <w:trPr>
+                <w:cantSplit/>
+              </w:trPr>
               <w:tc>
                 <w:tcPr>
                   <w:tcW w:type="dxa" w:w="2440"/>
@@ -6327,6 +6608,9 @@
               </w:tc>
             </w:tr>
             <w:tr>
+              <w:trPr>
+                <w:cantSplit/>
+              </w:trPr>
               <w:tc>
                 <w:tcPr>
                   <w:tcW w:type="dxa" w:w="2440"/>
@@ -6416,6 +6700,9 @@
               </w:tc>
             </w:tr>
             <w:tr>
+              <w:trPr>
+                <w:cantSplit/>
+              </w:trPr>
               <w:tc>
                 <w:tcPr>
                   <w:tcW w:type="dxa" w:w="2440"/>
@@ -6480,6 +6767,9 @@
               </w:tc>
             </w:tr>
             <w:tr>
+              <w:trPr>
+                <w:cantSplit/>
+              </w:trPr>
               <w:tc>
                 <w:tcPr>
                   <w:tcW w:type="dxa" w:w="2440"/>
@@ -6553,6 +6843,9 @@
               </w:tc>
             </w:tr>
             <w:tr>
+              <w:trPr>
+                <w:cantSplit/>
+              </w:trPr>
               <w:tc>
                 <w:tcPr>
                   <w:tcW w:type="dxa" w:w="2440"/>
@@ -6700,6 +6993,7 @@
           </w:p>
           <w:p>
             <w:pPr>
+              <w:keepNext/>
               <w:spacing w:after="80"/>
             </w:pPr>
             <w:r>
@@ -6713,6 +7007,7 @@
           </w:p>
           <w:p>
             <w:pPr>
+              <w:keepNext/>
               <w:spacing w:after="80"/>
             </w:pPr>
             <w:r>
@@ -6771,6 +7066,7 @@
             </w:tblGrid>
             <w:tr>
               <w:trPr>
+                <w:cantSplit/>
                 <w:tblHeader/>
               </w:trPr>
               <w:tc>
@@ -6780,6 +7076,7 @@
                 </w:tcPr>
                 <w:p>
                   <w:pPr>
+                    <w:keepNext/>
                     <w:spacing w:before="20" w:after="20"/>
                   </w:pPr>
                   <w:r>
@@ -6799,6 +7096,7 @@
                 </w:tcPr>
                 <w:p>
                   <w:pPr>
+                    <w:keepNext/>
                     <w:spacing w:before="20" w:after="20"/>
                   </w:pPr>
                   <w:r>
@@ -6813,6 +7111,9 @@
               </w:tc>
             </w:tr>
             <w:tr>
+              <w:trPr>
+                <w:cantSplit/>
+              </w:trPr>
               <w:tc>
                 <w:tcPr>
                   <w:tcW w:type="dxa" w:w="3660"/>
@@ -6876,6 +7177,9 @@
               </w:tc>
             </w:tr>
             <w:tr>
+              <w:trPr>
+                <w:cantSplit/>
+              </w:trPr>
               <w:tc>
                 <w:tcPr>
                   <w:tcW w:type="dxa" w:w="3660"/>
@@ -6922,6 +7226,9 @@
               </w:tc>
             </w:tr>
             <w:tr>
+              <w:trPr>
+                <w:cantSplit/>
+              </w:trPr>
               <w:tc>
                 <w:tcPr>
                   <w:tcW w:type="dxa" w:w="3660"/>
@@ -7116,6 +7423,7 @@
           </w:p>
           <w:p>
             <w:pPr>
+              <w:keepNext/>
               <w:spacing w:after="80"/>
             </w:pPr>
             <w:r>
@@ -7271,7 +7579,7 @@
                 <w:b w:val="0"/>
                 <w:sz w:val="20"/>
               </w:rPr>
-              <w:t>·</w:t>
+              <w:t xml:space="preserve"> · </w:t>
             </w:r>
             <w:r>
               <w:rPr>
@@ -7288,7 +7596,7 @@
                 <w:b w:val="0"/>
                 <w:sz w:val="20"/>
               </w:rPr>
-              <w:t>·</w:t>
+              <w:t xml:space="preserve"> · </w:t>
             </w:r>
             <w:r>
               <w:rPr>
@@ -7305,7 +7613,7 @@
                 <w:b w:val="0"/>
                 <w:sz w:val="20"/>
               </w:rPr>
-              <w:t>·</w:t>
+              <w:t xml:space="preserve"> · </w:t>
             </w:r>
             <w:r>
               <w:rPr>
@@ -7322,7 +7630,7 @@
                 <w:b w:val="0"/>
                 <w:sz w:val="20"/>
               </w:rPr>
-              <w:t>·</w:t>
+              <w:t xml:space="preserve"> · </w:t>
             </w:r>
             <w:r>
               <w:rPr>
@@ -7339,7 +7647,7 @@
                 <w:b w:val="0"/>
                 <w:sz w:val="20"/>
               </w:rPr>
-              <w:t>·</w:t>
+              <w:t xml:space="preserve"> · </w:t>
             </w:r>
             <w:r>
               <w:rPr>
@@ -7356,7 +7664,7 @@
                 <w:b w:val="0"/>
                 <w:sz w:val="20"/>
               </w:rPr>
-              <w:t>·</w:t>
+              <w:t xml:space="preserve"> · </w:t>
             </w:r>
             <w:r>
               <w:rPr>
@@ -7378,6 +7686,7 @@
           </w:p>
           <w:p>
             <w:pPr>
+              <w:keepNext/>
               <w:spacing w:after="80"/>
             </w:pPr>
             <w:r>
@@ -7404,6 +7713,7 @@
             </w:tblGrid>
             <w:tr>
               <w:trPr>
+                <w:cantSplit/>
                 <w:tblHeader/>
               </w:trPr>
               <w:tc>
@@ -7413,6 +7723,7 @@
                 </w:tcPr>
                 <w:p>
                   <w:pPr>
+                    <w:keepNext/>
                     <w:spacing w:before="20" w:after="20"/>
                   </w:pPr>
                   <w:r>
@@ -7432,6 +7743,7 @@
                 </w:tcPr>
                 <w:p>
                   <w:pPr>
+                    <w:keepNext/>
                     <w:spacing w:before="20" w:after="20"/>
                   </w:pPr>
                   <w:r>
@@ -7451,6 +7763,7 @@
                 </w:tcPr>
                 <w:p>
                   <w:pPr>
+                    <w:keepNext/>
                     <w:spacing w:before="20" w:after="20"/>
                   </w:pPr>
                   <w:r>
@@ -7465,6 +7778,9 @@
               </w:tc>
             </w:tr>
             <w:tr>
+              <w:trPr>
+                <w:cantSplit/>
+              </w:trPr>
               <w:tc>
                 <w:tcPr>
                   <w:tcW w:type="dxa" w:w="2440"/>
@@ -7578,6 +7894,9 @@
               </w:tc>
             </w:tr>
             <w:tr>
+              <w:trPr>
+                <w:cantSplit/>
+              </w:trPr>
               <w:tc>
                 <w:tcPr>
                   <w:tcW w:type="dxa" w:w="2440"/>
@@ -7666,6 +7985,9 @@
               </w:tc>
             </w:tr>
             <w:tr>
+              <w:trPr>
+                <w:cantSplit/>
+              </w:trPr>
               <w:tc>
                 <w:tcPr>
                   <w:tcW w:type="dxa" w:w="2440"/>
@@ -7776,7 +8098,7 @@
                       <w:b w:val="0"/>
                       <w:sz w:val="17"/>
                     </w:rPr>
-                    <w:t xml:space="preserve"> </w:t>
+                    <w:t xml:space="preserve"> 7d3513b — </w:t>
                   </w:r>
                   <w:r>
                     <w:rPr>
@@ -7784,7 +8106,7 @@
                       <w:b/>
                       <w:sz w:val="17"/>
                     </w:rPr>
-                    <w:t>2133 passed / 0 skipped</w:t>
+                    <w:t>2216 passed / 0 skipped</w:t>
                   </w:r>
                 </w:p>
               </w:tc>
@@ -7834,6 +8156,7 @@
           </w:p>
           <w:p>
             <w:pPr>
+              <w:keepNext/>
               <w:jc w:val="center"/>
             </w:pPr>
             <w:r>
@@ -7873,6 +8196,7 @@
           </w:p>
           <w:p>
             <w:pPr>
+              <w:keepNext/>
               <w:jc w:val="center"/>
             </w:pPr>
             <w:r>
@@ -7884,9 +8208,30 @@
               <w:t>[그림 2] 시스템 구성도 — 가드레일 통과는 실행이 아니라 승인 대기로 간다</w:t>
             </w:r>
           </w:p>
-          <w:p/>
-          <w:p/>
-          <w:p/>
+          <w:p>
+            <w:pPr>
+              <w:spacing w:before="0" w:after="0" w:line="20" w:lineRule="exact"/>
+              <w:rPr>
+                <w:sz w:val="2"/>
+              </w:rPr>
+            </w:pPr>
+          </w:p>
+          <w:p>
+            <w:pPr>
+              <w:spacing w:before="0" w:after="0" w:line="20" w:lineRule="exact"/>
+              <w:rPr>
+                <w:sz w:val="2"/>
+              </w:rPr>
+            </w:pPr>
+          </w:p>
+          <w:p>
+            <w:pPr>
+              <w:spacing w:before="0" w:after="0" w:line="20" w:lineRule="exact"/>
+              <w:rPr>
+                <w:sz w:val="2"/>
+              </w:rPr>
+            </w:pPr>
+          </w:p>
         </w:tc>
       </w:tr>
       <w:tr>
@@ -7921,6 +8266,7 @@
           </w:tcPr>
           <w:p>
             <w:pPr>
+              <w:keepNext/>
               <w:spacing w:after="80"/>
             </w:pPr>
             <w:r>
@@ -7947,6 +8293,7 @@
             </w:tblGrid>
             <w:tr>
               <w:trPr>
+                <w:cantSplit/>
                 <w:tblHeader/>
               </w:trPr>
               <w:tc>
@@ -7956,6 +8303,7 @@
                 </w:tcPr>
                 <w:p>
                   <w:pPr>
+                    <w:keepNext/>
                     <w:spacing w:before="20" w:after="20"/>
                   </w:pPr>
                   <w:r>
@@ -7975,6 +8323,7 @@
                 </w:tcPr>
                 <w:p>
                   <w:pPr>
+                    <w:keepNext/>
                     <w:spacing w:before="20" w:after="20"/>
                   </w:pPr>
                   <w:r>
@@ -7994,6 +8343,7 @@
                 </w:tcPr>
                 <w:p>
                   <w:pPr>
+                    <w:keepNext/>
                     <w:spacing w:before="20" w:after="20"/>
                   </w:pPr>
                   <w:r>
@@ -8008,6 +8358,9 @@
               </w:tc>
             </w:tr>
             <w:tr>
+              <w:trPr>
+                <w:cantSplit/>
+              </w:trPr>
               <w:tc>
                 <w:tcPr>
                   <w:tcW w:type="dxa" w:w="2440"/>
@@ -8088,6 +8441,9 @@
               </w:tc>
             </w:tr>
             <w:tr>
+              <w:trPr>
+                <w:cantSplit/>
+              </w:trPr>
               <w:tc>
                 <w:tcPr>
                   <w:tcW w:type="dxa" w:w="2440"/>
@@ -8152,6 +8508,9 @@
               </w:tc>
             </w:tr>
             <w:tr>
+              <w:trPr>
+                <w:cantSplit/>
+              </w:trPr>
               <w:tc>
                 <w:tcPr>
                   <w:tcW w:type="dxa" w:w="2440"/>
@@ -8257,6 +8616,9 @@
               </w:tc>
             </w:tr>
             <w:tr>
+              <w:trPr>
+                <w:cantSplit/>
+              </w:trPr>
               <w:tc>
                 <w:tcPr>
                   <w:tcW w:type="dxa" w:w="2440"/>
@@ -8336,6 +8698,7 @@
           </w:p>
           <w:p>
             <w:pPr>
+              <w:keepNext/>
               <w:spacing w:after="80"/>
             </w:pPr>
             <w:r>
@@ -8496,6 +8859,7 @@
           </w:p>
           <w:p>
             <w:pPr>
+              <w:keepNext/>
               <w:spacing w:after="80"/>
             </w:pPr>
             <w:r>
@@ -8509,6 +8873,7 @@
           </w:p>
           <w:p>
             <w:pPr>
+              <w:keepNext/>
               <w:spacing w:after="80"/>
             </w:pPr>
             <w:r>
@@ -8551,6 +8916,7 @@
             </w:tblGrid>
             <w:tr>
               <w:trPr>
+                <w:cantSplit/>
                 <w:tblHeader/>
               </w:trPr>
               <w:tc>
@@ -8560,6 +8926,7 @@
                 </w:tcPr>
                 <w:p>
                   <w:pPr>
+                    <w:keepNext/>
                     <w:spacing w:before="20" w:after="20"/>
                   </w:pPr>
                   <w:r>
@@ -8579,6 +8946,7 @@
                 </w:tcPr>
                 <w:p>
                   <w:pPr>
+                    <w:keepNext/>
                     <w:spacing w:before="20" w:after="20"/>
                   </w:pPr>
                   <w:r>
@@ -8598,6 +8966,7 @@
                 </w:tcPr>
                 <w:p>
                   <w:pPr>
+                    <w:keepNext/>
                     <w:spacing w:before="20" w:after="20"/>
                   </w:pPr>
                   <w:r>
@@ -8612,6 +8981,9 @@
               </w:tc>
             </w:tr>
             <w:tr>
+              <w:trPr>
+                <w:cantSplit/>
+              </w:trPr>
               <w:tc>
                 <w:tcPr>
                   <w:tcW w:type="dxa" w:w="2440"/>
@@ -8668,6 +9040,9 @@
               </w:tc>
             </w:tr>
             <w:tr>
+              <w:trPr>
+                <w:cantSplit/>
+              </w:trPr>
               <w:tc>
                 <w:tcPr>
                   <w:tcW w:type="dxa" w:w="2440"/>
@@ -8825,23 +9200,23 @@
                 <w:b w:val="0"/>
                 <w:sz w:val="20"/>
               </w:rPr>
-              <w:t xml:space="preserve">은 </w:t>
-            </w:r>
-            <w:r>
-              <w:rPr>
-                <w:rFonts w:ascii="맑은 고딕" w:hAnsi="맑은 고딕" w:eastAsia="맑은 고딕" w:cs="맑은 고딕"/>
-                <w:b/>
-                <w:sz w:val="20"/>
-              </w:rPr>
-              <w:t>「피하는 비용」</w:t>
-            </w:r>
-            <w:r>
-              <w:rPr>
-                <w:rFonts w:ascii="맑은 고딕" w:hAnsi="맑은 고딕" w:eastAsia="맑은 고딕" w:cs="맑은 고딕"/>
-                <w:b w:val="0"/>
-                <w:sz w:val="20"/>
-              </w:rPr>
-              <w:t>이다 — 이 도구가 없으면 사람을 뽑거나, 뽑지 않고 겸업 담당자가 떠안는다.</w:t>
+              <w:t>은 「</w:t>
+            </w:r>
+            <w:r>
+              <w:rPr>
+                <w:rFonts w:ascii="맑은 고딕" w:hAnsi="맑은 고딕" w:eastAsia="맑은 고딕" w:cs="맑은 고딕"/>
+                <w:b/>
+                <w:sz w:val="20"/>
+              </w:rPr>
+              <w:t>피하는 비용</w:t>
+            </w:r>
+            <w:r>
+              <w:rPr>
+                <w:rFonts w:ascii="맑은 고딕" w:hAnsi="맑은 고딕" w:eastAsia="맑은 고딕" w:cs="맑은 고딕"/>
+                <w:b w:val="0"/>
+                <w:sz w:val="20"/>
+              </w:rPr>
+              <w:t>」이다 — 이 도구가 없으면 사람을 뽑거나, 뽑지 않고 겸업 담당자가 떠안는다.</w:t>
             </w:r>
           </w:p>
           <w:p>
@@ -8871,23 +9246,23 @@
                 <w:b w:val="0"/>
                 <w:sz w:val="20"/>
               </w:rPr>
-              <w:t xml:space="preserve">은 </w:t>
-            </w:r>
-            <w:r>
-              <w:rPr>
-                <w:rFonts w:ascii="맑은 고딕" w:hAnsi="맑은 고딕" w:eastAsia="맑은 고딕" w:cs="맑은 고딕"/>
-                <w:b/>
-                <w:sz w:val="20"/>
-              </w:rPr>
-              <w:t>「정리했을 때의 참고치」</w:t>
-            </w:r>
-            <w:r>
-              <w:rPr>
-                <w:rFonts w:ascii="맑은 고딕" w:hAnsi="맑은 고딕" w:eastAsia="맑은 고딕" w:cs="맑은 고딕"/>
-                <w:b w:val="0"/>
-                <w:sz w:val="20"/>
-              </w:rPr>
-              <w:t xml:space="preserve">다. </w:t>
+              <w:t>은 「</w:t>
+            </w:r>
+            <w:r>
+              <w:rPr>
+                <w:rFonts w:ascii="맑은 고딕" w:hAnsi="맑은 고딕" w:eastAsia="맑은 고딕" w:cs="맑은 고딕"/>
+                <w:b/>
+                <w:sz w:val="20"/>
+              </w:rPr>
+              <w:t>정리했을 때의 참고치</w:t>
+            </w:r>
+            <w:r>
+              <w:rPr>
+                <w:rFonts w:ascii="맑은 고딕" w:hAnsi="맑은 고딕" w:eastAsia="맑은 고딕" w:cs="맑은 고딕"/>
+                <w:b w:val="0"/>
+                <w:sz w:val="20"/>
+              </w:rPr>
+              <w:t xml:space="preserve">」다. </w:t>
             </w:r>
             <w:r>
               <w:rPr>
@@ -9002,11 +9377,25 @@
                 <w:b w:val="0"/>
                 <w:sz w:val="20"/>
               </w:rPr>
-              <w:t xml:space="preserve"> 조치가 실제로 실행되고 되돌릴 수 있다는 것이 서면 금액은 자산 수에 따라 따라온다.</w:t>
-            </w:r>
-          </w:p>
-          <w:p/>
-          <w:p/>
+              <w:t xml:space="preserve"> 조치가 실제로 실행되고 되돌릴 수 있다는 것이 서면, 금액은 자산 수를 따라온다.</w:t>
+            </w:r>
+          </w:p>
+          <w:p>
+            <w:pPr>
+              <w:spacing w:before="0" w:after="0" w:line="20" w:lineRule="exact"/>
+              <w:rPr>
+                <w:sz w:val="2"/>
+              </w:rPr>
+            </w:pPr>
+          </w:p>
+          <w:p>
+            <w:pPr>
+              <w:spacing w:before="0" w:after="0" w:line="20" w:lineRule="exact"/>
+              <w:rPr>
+                <w:sz w:val="2"/>
+              </w:rPr>
+            </w:pPr>
+          </w:p>
         </w:tc>
       </w:tr>
       <w:tr>
@@ -9072,6 +9461,7 @@
           </w:tcPr>
           <w:p>
             <w:pPr>
+              <w:keepNext/>
               <w:spacing w:after="80"/>
             </w:pPr>
             <w:r>
@@ -9085,6 +9475,7 @@
           </w:p>
           <w:p>
             <w:pPr>
+              <w:keepNext/>
               <w:spacing w:after="80"/>
             </w:pPr>
             <w:r>
@@ -9190,6 +9581,7 @@
           </w:p>
           <w:p>
             <w:pPr>
+              <w:keepNext/>
               <w:spacing w:after="80"/>
             </w:pPr>
             <w:r>
@@ -9279,6 +9671,7 @@
           </w:p>
           <w:p>
             <w:pPr>
+              <w:keepNext/>
               <w:spacing w:after="80"/>
             </w:pPr>
             <w:r>
@@ -9374,6 +9767,7 @@
           </w:p>
           <w:p>
             <w:pPr>
+              <w:keepNext/>
               <w:spacing w:after="80"/>
             </w:pPr>
             <w:r>
@@ -9400,6 +9794,7 @@
             </w:tblGrid>
             <w:tr>
               <w:trPr>
+                <w:cantSplit/>
                 <w:tblHeader/>
               </w:trPr>
               <w:tc>
@@ -9409,6 +9804,7 @@
                 </w:tcPr>
                 <w:p>
                   <w:pPr>
+                    <w:keepNext/>
                     <w:spacing w:before="20" w:after="20"/>
                   </w:pPr>
                   <w:r>
@@ -9428,6 +9824,7 @@
                 </w:tcPr>
                 <w:p>
                   <w:pPr>
+                    <w:keepNext/>
                     <w:spacing w:before="20" w:after="20"/>
                   </w:pPr>
                   <w:r>
@@ -9447,6 +9844,7 @@
                 </w:tcPr>
                 <w:p>
                   <w:pPr>
+                    <w:keepNext/>
                     <w:spacing w:before="20" w:after="20"/>
                   </w:pPr>
                   <w:r>
@@ -9461,6 +9859,9 @@
               </w:tc>
             </w:tr>
             <w:tr>
+              <w:trPr>
+                <w:cantSplit/>
+              </w:trPr>
               <w:tc>
                 <w:tcPr>
                   <w:tcW w:type="dxa" w:w="2440"/>
@@ -9533,6 +9934,9 @@
               </w:tc>
             </w:tr>
             <w:tr>
+              <w:trPr>
+                <w:cantSplit/>
+              </w:trPr>
               <w:tc>
                 <w:tcPr>
                   <w:tcW w:type="dxa" w:w="2440"/>
@@ -9605,6 +10009,9 @@
               </w:tc>
             </w:tr>
             <w:tr>
+              <w:trPr>
+                <w:cantSplit/>
+              </w:trPr>
               <w:tc>
                 <w:tcPr>
                   <w:tcW w:type="dxa" w:w="2440"/>
@@ -9676,6 +10083,7 @@
           </w:p>
           <w:p>
             <w:pPr>
+              <w:keepNext/>
               <w:spacing w:after="80"/>
             </w:pPr>
             <w:r>
@@ -9705,6 +10113,7 @@
           </w:p>
           <w:p>
             <w:pPr>
+              <w:keepNext/>
               <w:spacing w:after="80"/>
             </w:pPr>
             <w:r>
@@ -9748,6 +10157,7 @@
           </w:p>
           <w:p>
             <w:pPr>
+              <w:keepNext/>
               <w:spacing w:after="40"/>
               <w:ind w:left="312" w:hanging="170"/>
             </w:pPr>
@@ -9814,13 +10224,21 @@
               <w:t>런북 등재 구조가 그대로 확장 단위가 된다.</w:t>
             </w:r>
           </w:p>
-          <w:p/>
+          <w:p>
+            <w:pPr>
+              <w:spacing w:before="0" w:after="0" w:line="20" w:lineRule="exact"/>
+              <w:rPr>
+                <w:sz w:val="2"/>
+              </w:rPr>
+            </w:pPr>
+          </w:p>
         </w:tc>
       </w:tr>
     </w:tbl>
     <w:p/>
     <w:p>
       <w:pPr>
+        <w:keepNext/>
         <w:rPr>
           <w:b/>
           <w:bCs/>
@@ -9837,6 +10255,7 @@
     </w:p>
     <w:p>
       <w:pPr>
+        <w:keepNext/>
         <w:rPr>
           <w:rFonts w:hAnsiTheme="minorEastAsia"/>
           <w:b/>
@@ -9854,6 +10273,7 @@
     </w:p>
     <w:p>
       <w:pPr>
+        <w:keepNext/>
         <w:jc w:val="center"/>
       </w:pPr>
       <w:r>
@@ -9893,6 +10313,7 @@
     </w:p>
     <w:p>
       <w:pPr>
+        <w:keepNext/>
         <w:jc w:val="center"/>
       </w:pPr>
       <w:r>
@@ -9927,6 +10348,7 @@
     </w:p>
     <w:p>
       <w:pPr>
+        <w:keepNext/>
         <w:spacing w:after="80"/>
       </w:pPr>
       <w:r>
@@ -9953,6 +10375,7 @@
       </w:tblGrid>
       <w:tr>
         <w:trPr>
+          <w:cantSplit/>
           <w:tblHeader/>
         </w:trPr>
         <w:tc>
@@ -9962,6 +10385,7 @@
           </w:tcPr>
           <w:p>
             <w:pPr>
+              <w:keepNext/>
               <w:spacing w:before="20" w:after="20"/>
             </w:pPr>
           </w:p>
@@ -9973,6 +10397,7 @@
           </w:tcPr>
           <w:p>
             <w:pPr>
+              <w:keepNext/>
               <w:spacing w:before="20" w:after="20"/>
             </w:pPr>
             <w:r>
@@ -9992,6 +10417,7 @@
           </w:tcPr>
           <w:p>
             <w:pPr>
+              <w:keepNext/>
               <w:spacing w:before="20" w:after="20"/>
             </w:pPr>
             <w:r>
@@ -10006,6 +10432,9 @@
         </w:tc>
       </w:tr>
       <w:tr>
+        <w:trPr>
+          <w:cantSplit/>
+        </w:trPr>
         <w:tc>
           <w:tcPr>
             <w:tcW w:type="dxa" w:w="3009"/>
@@ -10078,6 +10507,9 @@
         </w:tc>
       </w:tr>
       <w:tr>
+        <w:trPr>
+          <w:cantSplit/>
+        </w:trPr>
         <w:tc>
           <w:tcPr>
             <w:tcW w:type="dxa" w:w="3009"/>
@@ -10217,6 +10649,7 @@
     </w:p>
     <w:p>
       <w:pPr>
+        <w:keepNext/>
         <w:spacing w:after="80"/>
       </w:pPr>
       <w:r>
@@ -10243,6 +10676,7 @@
       </w:tblGrid>
       <w:tr>
         <w:trPr>
+          <w:cantSplit/>
           <w:tblHeader/>
         </w:trPr>
         <w:tc>
@@ -10252,6 +10686,7 @@
           </w:tcPr>
           <w:p>
             <w:pPr>
+              <w:keepNext/>
               <w:spacing w:before="20" w:after="20"/>
             </w:pPr>
           </w:p>
@@ -10263,6 +10698,7 @@
           </w:tcPr>
           <w:p>
             <w:pPr>
+              <w:keepNext/>
               <w:spacing w:before="20" w:after="20"/>
             </w:pPr>
             <w:r>
@@ -10282,6 +10718,7 @@
           </w:tcPr>
           <w:p>
             <w:pPr>
+              <w:keepNext/>
               <w:spacing w:before="20" w:after="20"/>
             </w:pPr>
             <w:r>
@@ -10296,6 +10733,9 @@
         </w:tc>
       </w:tr>
       <w:tr>
+        <w:trPr>
+          <w:cantSplit/>
+        </w:trPr>
         <w:tc>
           <w:tcPr>
             <w:tcW w:type="dxa" w:w="3009"/>
@@ -10360,6 +10800,9 @@
         </w:tc>
       </w:tr>
       <w:tr>
+        <w:trPr>
+          <w:cantSplit/>
+        </w:trPr>
         <w:tc>
           <w:tcPr>
             <w:tcW w:type="dxa" w:w="3009"/>
@@ -10491,6 +10934,7 @@
     </w:p>
     <w:p>
       <w:pPr>
+        <w:keepNext/>
         <w:spacing w:after="80"/>
       </w:pPr>
       <w:r>
@@ -10517,6 +10961,7 @@
       </w:tblGrid>
       <w:tr>
         <w:trPr>
+          <w:cantSplit/>
           <w:tblHeader/>
         </w:trPr>
         <w:tc>
@@ -10526,6 +10971,7 @@
           </w:tcPr>
           <w:p>
             <w:pPr>
+              <w:keepNext/>
               <w:spacing w:before="20" w:after="20"/>
             </w:pPr>
           </w:p>
@@ -10537,6 +10983,7 @@
           </w:tcPr>
           <w:p>
             <w:pPr>
+              <w:keepNext/>
               <w:spacing w:before="20" w:after="20"/>
             </w:pPr>
             <w:r>
@@ -10556,6 +11003,7 @@
           </w:tcPr>
           <w:p>
             <w:pPr>
+              <w:keepNext/>
               <w:spacing w:before="20" w:after="20"/>
             </w:pPr>
             <w:r>
@@ -10570,6 +11018,9 @@
         </w:tc>
       </w:tr>
       <w:tr>
+        <w:trPr>
+          <w:cantSplit/>
+        </w:trPr>
         <w:tc>
           <w:tcPr>
             <w:tcW w:type="dxa" w:w="3009"/>
@@ -10626,6 +11077,9 @@
         </w:tc>
       </w:tr>
       <w:tr>
+        <w:trPr>
+          <w:cantSplit/>
+        </w:trPr>
         <w:tc>
           <w:tcPr>
             <w:tcW w:type="dxa" w:w="3009"/>
@@ -10920,6 +11374,7 @@
     </w:p>
     <w:p>
       <w:pPr>
+        <w:keepNext/>
         <w:ind w:firstLineChars="100" w:firstLine="220"/>
         <w:rPr>
           <w:rFonts w:hAnsiTheme="minorEastAsia"/>
@@ -10948,6 +11403,10 @@
         <w:gridCol w:w="3589"/>
       </w:tblGrid>
       <w:tr>
+        <w:trPr>
+          <w:cantSplit/>
+          <w:tblHeader/>
+        </w:trPr>
         <w:tc>
           <w:tcPr>
             <w:tcW w:w="1838" w:type="dxa"/>
@@ -10956,6 +11415,7 @@
           </w:tcPr>
           <w:p>
             <w:pPr>
+              <w:keepNext/>
               <w:spacing w:before="20" w:after="20"/>
               <w:jc w:val="center"/>
               <w:rPr>
@@ -10982,6 +11442,7 @@
           </w:tcPr>
           <w:p>
             <w:pPr>
+              <w:keepNext/>
               <w:spacing w:before="20" w:after="20"/>
               <w:jc w:val="center"/>
               <w:rPr>
@@ -11008,6 +11469,7 @@
           </w:tcPr>
           <w:p>
             <w:pPr>
+              <w:keepNext/>
               <w:spacing w:before="20" w:after="20"/>
               <w:jc w:val="center"/>
               <w:rPr>
@@ -11028,6 +11490,9 @@
         </w:tc>
       </w:tr>
       <w:tr>
+        <w:trPr>
+          <w:cantSplit/>
+        </w:trPr>
         <w:tc>
           <w:tcPr>
             <w:tcW w:w="1838" w:type="dxa"/>
@@ -11035,6 +11500,7 @@
           </w:tcPr>
           <w:p>
             <w:pPr>
+              <w:keepNext/>
               <w:spacing w:before="20" w:after="20"/>
               <w:jc w:val="center"/>
               <w:rPr>
@@ -11059,6 +11525,7 @@
           </w:tcPr>
           <w:p>
             <w:pPr>
+              <w:keepNext/>
               <w:spacing w:before="20" w:after="20"/>
               <w:rPr>
                 <w:rFonts w:hAnsiTheme="minorEastAsia"/>
@@ -11088,6 +11555,7 @@
           </w:tcPr>
           <w:p>
             <w:pPr>
+              <w:keepNext/>
               <w:spacing w:before="20" w:after="20"/>
               <w:rPr>
                 <w:rFonts w:hAnsiTheme="minorEastAsia"/>
@@ -11113,6 +11581,9 @@
         </w:tc>
       </w:tr>
       <w:tr>
+        <w:trPr>
+          <w:cantSplit/>
+        </w:trPr>
         <w:tc>
           <w:tcPr>
             <w:tcW w:w="1838" w:type="dxa"/>
@@ -11120,6 +11591,7 @@
           </w:tcPr>
           <w:p>
             <w:pPr>
+              <w:keepNext/>
               <w:spacing w:before="20" w:after="20"/>
               <w:jc w:val="center"/>
               <w:rPr>
@@ -11144,6 +11616,7 @@
           </w:tcPr>
           <w:p>
             <w:pPr>
+              <w:keepNext/>
               <w:spacing w:before="20" w:after="20"/>
               <w:rPr>
                 <w:rFonts w:hAnsiTheme="minorEastAsia"/>
@@ -11173,6 +11646,7 @@
           </w:tcPr>
           <w:p>
             <w:pPr>
+              <w:keepNext/>
               <w:spacing w:before="20" w:after="20"/>
               <w:rPr>
                 <w:rFonts w:hAnsiTheme="minorEastAsia"/>
@@ -11206,6 +11680,9 @@
         </w:tc>
       </w:tr>
       <w:tr>
+        <w:trPr>
+          <w:cantSplit/>
+        </w:trPr>
         <w:tc>
           <w:tcPr>
             <w:tcW w:w="1838" w:type="dxa"/>
@@ -11213,6 +11690,7 @@
           </w:tcPr>
           <w:p>
             <w:pPr>
+              <w:keepNext/>
               <w:spacing w:before="20" w:after="20"/>
               <w:jc w:val="center"/>
               <w:rPr>
@@ -11237,6 +11715,7 @@
           </w:tcPr>
           <w:p>
             <w:pPr>
+              <w:keepNext/>
               <w:spacing w:before="20" w:after="20"/>
               <w:rPr>
                 <w:rFonts w:hAnsiTheme="minorEastAsia"/>
@@ -11258,6 +11737,7 @@
           </w:tcPr>
           <w:p>
             <w:pPr>
+              <w:keepNext/>
               <w:spacing w:before="20" w:after="20"/>
               <w:rPr>
                 <w:rFonts w:hAnsiTheme="minorEastAsia"/>
@@ -11283,6 +11763,9 @@
         </w:tc>
       </w:tr>
       <w:tr>
+        <w:trPr>
+          <w:cantSplit/>
+        </w:trPr>
         <w:tc>
           <w:tcPr>
             <w:tcW w:w="1838" w:type="dxa"/>
@@ -11290,6 +11773,7 @@
           </w:tcPr>
           <w:p>
             <w:pPr>
+              <w:keepNext/>
               <w:spacing w:before="20" w:after="20"/>
               <w:jc w:val="center"/>
               <w:rPr>
@@ -11314,6 +11798,7 @@
           </w:tcPr>
           <w:p>
             <w:pPr>
+              <w:keepNext/>
               <w:spacing w:before="20" w:after="20"/>
               <w:rPr>
                 <w:rFonts w:hAnsiTheme="minorEastAsia"/>
@@ -11335,6 +11820,7 @@
           </w:tcPr>
           <w:p>
             <w:pPr>
+              <w:keepNext/>
               <w:spacing w:before="20" w:after="20"/>
               <w:rPr>
                 <w:rFonts w:hAnsiTheme="minorEastAsia"/>
@@ -11384,12 +11870,16 @@
         </w:tc>
       </w:tr>
       <w:tr>
+        <w:trPr>
+          <w:cantSplit/>
+        </w:trPr>
         <w:tc>
           <w:tcPr>
             <w:tcW w:type="dxa" w:w="1838"/>
           </w:tcPr>
           <w:p>
             <w:pPr>
+              <w:keepNext/>
               <w:spacing w:before="20" w:after="20"/>
             </w:pPr>
             <w:r>
@@ -11408,6 +11898,7 @@
           </w:tcPr>
           <w:p>
             <w:pPr>
+              <w:keepNext/>
               <w:spacing w:before="20" w:after="20"/>
             </w:pPr>
             <w:r>
@@ -11426,6 +11917,7 @@
           </w:tcPr>
           <w:p>
             <w:pPr>
+              <w:keepNext/>
               <w:spacing w:before="20" w:after="20"/>
             </w:pPr>
             <w:r>
@@ -11448,6 +11940,9 @@
         </w:tc>
       </w:tr>
       <w:tr>
+        <w:trPr>
+          <w:cantSplit/>
+        </w:trPr>
         <w:tc>
           <w:tcPr>
             <w:tcW w:type="dxa" w:w="1838"/>
@@ -11562,6 +12057,7 @@
     </w:tbl>
     <w:p>
       <w:pPr>
+        <w:keepNext/>
         <w:rPr>
           <w:rFonts w:hAnsiTheme="minorEastAsia"/>
           <w:b/>
@@ -11702,6 +12198,7 @@
     </w:p>
     <w:p>
       <w:pPr>
+        <w:keepNext/>
         <w:ind w:firstLineChars="100" w:firstLine="220"/>
         <w:rPr>
           <w:rFonts w:hAnsiTheme="minorEastAsia"/>
@@ -11720,6 +12217,7 @@
     </w:p>
     <w:p>
       <w:pPr>
+        <w:keepNext/>
         <w:ind w:firstLineChars="100" w:firstLine="220"/>
         <w:rPr>
           <w:rFonts w:hAnsiTheme="minorEastAsia"/>
@@ -11748,6 +12246,10 @@
         <w:gridCol w:w="4111"/>
       </w:tblGrid>
       <w:tr>
+        <w:trPr>
+          <w:cantSplit/>
+          <w:tblHeader/>
+        </w:trPr>
         <w:tc>
           <w:tcPr>
             <w:tcW w:w="846" w:type="dxa"/>
@@ -11758,6 +12260,7 @@
           </w:tcPr>
           <w:p>
             <w:pPr>
+              <w:keepNext/>
               <w:spacing w:before="20" w:after="20"/>
               <w:jc w:val="center"/>
               <w:rPr>
@@ -11782,6 +12285,7 @@
           </w:tcPr>
           <w:p>
             <w:pPr>
+              <w:keepNext/>
               <w:spacing w:before="20" w:after="20"/>
               <w:jc w:val="center"/>
               <w:rPr>
@@ -11806,6 +12310,7 @@
           </w:tcPr>
           <w:p>
             <w:pPr>
+              <w:keepNext/>
               <w:spacing w:before="20" w:after="20"/>
               <w:jc w:val="center"/>
               <w:rPr>
@@ -11824,6 +12329,9 @@
         </w:tc>
       </w:tr>
       <w:tr>
+        <w:trPr>
+          <w:cantSplit/>
+        </w:trPr>
         <w:tc>
           <w:tcPr>
             <w:tcW w:w="846" w:type="dxa"/>
@@ -12131,6 +12639,9 @@
         </w:tc>
       </w:tr>
       <w:tr>
+        <w:trPr>
+          <w:cantSplit/>
+        </w:trPr>
         <w:tc>
           <w:tcPr>
             <w:tcW w:w="846" w:type="dxa"/>
@@ -12424,6 +12935,7 @@
     </w:p>
     <w:p>
       <w:pPr>
+        <w:keepNext/>
         <w:ind w:firstLineChars="100" w:firstLine="220"/>
         <w:rPr>
           <w:rFonts w:hAnsiTheme="minorEastAsia"/>
@@ -12442,6 +12954,7 @@
     </w:p>
     <w:p>
       <w:pPr>
+        <w:keepNext/>
         <w:spacing w:after="80"/>
       </w:pPr>
       <w:r>
@@ -12455,6 +12968,7 @@
     </w:p>
     <w:p>
       <w:pPr>
+        <w:keepNext/>
         <w:spacing w:after="80"/>
       </w:pPr>
       <w:r>
@@ -12514,6 +13028,7 @@
     </w:p>
     <w:p>
       <w:pPr>
+        <w:keepNext/>
         <w:spacing w:after="80"/>
       </w:pPr>
       <w:r>
@@ -12581,6 +13096,7 @@
     </w:p>
     <w:p>
       <w:pPr>
+        <w:keepNext/>
         <w:spacing w:after="80"/>
       </w:pPr>
       <w:r>
@@ -12594,6 +13110,7 @@
     </w:p>
     <w:p>
       <w:pPr>
+        <w:keepNext/>
         <w:spacing w:after="80"/>
       </w:pPr>
       <w:r>
@@ -12677,6 +13194,7 @@
     </w:p>
     <w:p>
       <w:pPr>
+        <w:keepNext/>
         <w:spacing w:after="80"/>
       </w:pPr>
       <w:r>
@@ -12744,6 +13262,7 @@
     </w:p>
     <w:p>
       <w:pPr>
+        <w:keepNext/>
         <w:spacing w:after="80"/>
       </w:pPr>
       <w:r>
@@ -12757,6 +13276,7 @@
     </w:p>
     <w:p>
       <w:pPr>
+        <w:keepNext/>
         <w:spacing w:after="80"/>
       </w:pPr>
       <w:r>
@@ -12824,6 +13344,7 @@
     </w:p>
     <w:p>
       <w:pPr>
+        <w:keepNext/>
         <w:spacing w:after="80"/>
       </w:pPr>
       <w:r>
@@ -12891,6 +13412,7 @@
     </w:p>
     <w:p>
       <w:pPr>
+        <w:keepNext/>
         <w:spacing w:after="80"/>
       </w:pPr>
       <w:r>
@@ -12904,6 +13426,7 @@
     </w:p>
     <w:p>
       <w:pPr>
+        <w:keepNext/>
         <w:spacing w:after="80"/>
       </w:pPr>
       <w:r>
@@ -12955,6 +13478,7 @@
     </w:p>
     <w:p>
       <w:pPr>
+        <w:keepNext/>
         <w:spacing w:after="80"/>
       </w:pPr>
       <w:r>
@@ -13039,6 +13563,7 @@
     </w:p>
     <w:p>
       <w:pPr>
+        <w:keepNext/>
         <w:ind w:firstLineChars="100" w:firstLine="220"/>
         <w:rPr>
           <w:rFonts w:hAnsiTheme="minorEastAsia"/>
@@ -13062,6 +13587,10 @@
         <w:gridCol w:w="7178"/>
       </w:tblGrid>
       <w:tr>
+        <w:trPr>
+          <w:cantSplit/>
+          <w:tblHeader/>
+        </w:trPr>
         <w:tc>
           <w:tcPr>
             <w:tcW w:w="1838" w:type="dxa"/>
@@ -13070,6 +13599,7 @@
           </w:tcPr>
           <w:p>
             <w:pPr>
+              <w:keepNext/>
               <w:spacing w:before="20" w:after="20"/>
               <w:jc w:val="center"/>
               <w:rPr>
@@ -13094,6 +13624,7 @@
           </w:tcPr>
           <w:p>
             <w:pPr>
+              <w:keepNext/>
               <w:spacing w:before="20" w:after="20"/>
               <w:jc w:val="center"/>
               <w:rPr>
@@ -13112,6 +13643,9 @@
         </w:tc>
       </w:tr>
       <w:tr>
+        <w:trPr>
+          <w:cantSplit/>
+        </w:trPr>
         <w:tc>
           <w:tcPr>
             <w:tcW w:w="1838" w:type="dxa"/>
@@ -13153,6 +13687,7 @@
           </w:tcPr>
           <w:p>
             <w:pPr>
+              <w:keepNext/>
               <w:spacing w:before="20" w:after="20"/>
               <w:rPr>
                 <w:rFonts w:hAnsiTheme="minorEastAsia"/>
@@ -13300,6 +13835,9 @@
         </w:tc>
       </w:tr>
       <w:tr>
+        <w:trPr>
+          <w:cantSplit/>
+        </w:trPr>
         <w:tc>
           <w:tcPr>
             <w:tcW w:w="1838" w:type="dxa"/>
@@ -13341,6 +13879,7 @@
           </w:tcPr>
           <w:p>
             <w:pPr>
+              <w:keepNext/>
               <w:spacing w:before="20" w:after="20"/>
               <w:rPr>
                 <w:rFonts w:hAnsiTheme="minorEastAsia"/>
@@ -13535,6 +14074,9 @@
         </w:tc>
       </w:tr>
       <w:tr>
+        <w:trPr>
+          <w:cantSplit/>
+        </w:trPr>
         <w:tc>
           <w:tcPr>
             <w:tcW w:w="1838" w:type="dxa"/>
@@ -13576,6 +14118,7 @@
           </w:tcPr>
           <w:p>
             <w:pPr>
+              <w:keepNext/>
               <w:spacing w:before="20" w:after="20"/>
               <w:rPr>
                 <w:rFonts w:hAnsiTheme="minorEastAsia"/>
@@ -13665,23 +14208,23 @@
                 <w:b w:val="0"/>
                 <w:sz w:val="17"/>
               </w:rPr>
-              <w:t xml:space="preserve">- </w:t>
-            </w:r>
-            <w:r>
-              <w:rPr>
-                <w:rFonts w:ascii="맑은 고딕" w:hAnsi="맑은 고딕" w:eastAsia="맑은 고딕" w:cs="맑은 고딕"/>
-                <w:b/>
-                <w:sz w:val="17"/>
-              </w:rPr>
-              <w:t>「되돌릴 수 있는 자동화」</w:t>
-            </w:r>
-            <w:r>
-              <w:rPr>
-                <w:rFonts w:ascii="맑은 고딕" w:hAnsi="맑은 고딕" w:eastAsia="맑은 고딕" w:cs="맑은 고딕"/>
-                <w:b w:val="0"/>
-                <w:sz w:val="17"/>
-              </w:rPr>
-              <w:t>를 한 문장 정체성으로 삼는다 — 조치 전 백업 · 4단계 가드레일 · 양방향 회복이 그 근거다</w:t>
+              <w:t>- 「</w:t>
+            </w:r>
+            <w:r>
+              <w:rPr>
+                <w:rFonts w:ascii="맑은 고딕" w:hAnsi="맑은 고딕" w:eastAsia="맑은 고딕" w:cs="맑은 고딕"/>
+                <w:b/>
+                <w:sz w:val="17"/>
+              </w:rPr>
+              <w:t>되돌릴 수 있는 자동화</w:t>
+            </w:r>
+            <w:r>
+              <w:rPr>
+                <w:rFonts w:ascii="맑은 고딕" w:hAnsi="맑은 고딕" w:eastAsia="맑은 고딕" w:cs="맑은 고딕"/>
+                <w:b w:val="0"/>
+                <w:sz w:val="17"/>
+              </w:rPr>
+              <w:t>」를 한 문장 정체성으로 삼는다 — 조치 전 백업 · 4단계 가드레일 · 양방향 회복이 그 근거다</w:t>
             </w:r>
             <w:r>
               <w:br/>
@@ -13740,6 +14283,7 @@
     </w:p>
     <w:p>
       <w:pPr>
+        <w:keepNext/>
         <w:ind w:firstLineChars="100" w:firstLine="220"/>
         <w:rPr>
           <w:rFonts w:hAnsiTheme="minorEastAsia"/>
@@ -13754,6 +14298,7 @@
     </w:p>
     <w:p>
       <w:pPr>
+        <w:keepNext/>
         <w:spacing w:after="80"/>
       </w:pPr>
       <w:r>
@@ -13788,6 +14333,7 @@
       </w:tblGrid>
       <w:tr>
         <w:trPr>
+          <w:cantSplit/>
           <w:tblHeader/>
         </w:trPr>
         <w:tc>
@@ -13797,6 +14343,7 @@
           </w:tcPr>
           <w:p>
             <w:pPr>
+              <w:keepNext/>
               <w:spacing w:before="20" w:after="20"/>
             </w:pPr>
             <w:r>
@@ -13816,6 +14363,7 @@
           </w:tcPr>
           <w:p>
             <w:pPr>
+              <w:keepNext/>
               <w:spacing w:before="20" w:after="20"/>
             </w:pPr>
             <w:r>
@@ -13835,6 +14383,7 @@
           </w:tcPr>
           <w:p>
             <w:pPr>
+              <w:keepNext/>
               <w:spacing w:before="20" w:after="20"/>
             </w:pPr>
             <w:r>
@@ -13849,6 +14398,9 @@
         </w:tc>
       </w:tr>
       <w:tr>
+        <w:trPr>
+          <w:cantSplit/>
+        </w:trPr>
         <w:tc>
           <w:tcPr>
             <w:tcW w:type="dxa" w:w="3009"/>
@@ -13913,6 +14465,9 @@
         </w:tc>
       </w:tr>
       <w:tr>
+        <w:trPr>
+          <w:cantSplit/>
+        </w:trPr>
         <w:tc>
           <w:tcPr>
             <w:tcW w:type="dxa" w:w="3009"/>
@@ -14011,6 +14566,9 @@
         </w:tc>
       </w:tr>
       <w:tr>
+        <w:trPr>
+          <w:cantSplit/>
+        </w:trPr>
         <w:tc>
           <w:tcPr>
             <w:tcW w:type="dxa" w:w="3009"/>
@@ -14075,6 +14633,9 @@
         </w:tc>
       </w:tr>
       <w:tr>
+        <w:trPr>
+          <w:cantSplit/>
+        </w:trPr>
         <w:tc>
           <w:tcPr>
             <w:tcW w:type="dxa" w:w="3009"/>
@@ -14139,6 +14700,9 @@
         </w:tc>
       </w:tr>
       <w:tr>
+        <w:trPr>
+          <w:cantSplit/>
+        </w:trPr>
         <w:tc>
           <w:tcPr>
             <w:tcW w:type="dxa" w:w="3009"/>
@@ -14211,6 +14775,9 @@
         </w:tc>
       </w:tr>
       <w:tr>
+        <w:trPr>
+          <w:cantSplit/>
+        </w:trPr>
         <w:tc>
           <w:tcPr>
             <w:tcW w:type="dxa" w:w="3009"/>
@@ -14358,6 +14925,9 @@
         </w:tc>
       </w:tr>
       <w:tr>
+        <w:trPr>
+          <w:cantSplit/>
+        </w:trPr>
         <w:tc>
           <w:tcPr>
             <w:tcW w:type="dxa" w:w="3009"/>
@@ -14503,6 +15073,9 @@
         </w:tc>
       </w:tr>
       <w:tr>
+        <w:trPr>
+          <w:cantSplit/>
+        </w:trPr>
         <w:tc>
           <w:tcPr>
             <w:tcW w:type="dxa" w:w="3009"/>
@@ -14591,6 +15164,9 @@
         </w:tc>
       </w:tr>
       <w:tr>
+        <w:trPr>
+          <w:cantSplit/>
+        </w:trPr>
         <w:tc>
           <w:tcPr>
             <w:tcW w:type="dxa" w:w="3009"/>
@@ -14655,6 +15231,9 @@
         </w:tc>
       </w:tr>
       <w:tr>
+        <w:trPr>
+          <w:cantSplit/>
+        </w:trPr>
         <w:tc>
           <w:tcPr>
             <w:tcW w:type="dxa" w:w="3009"/>
@@ -14726,6 +15305,7 @@
     </w:p>
     <w:p>
       <w:pPr>
+        <w:keepNext/>
         <w:spacing w:after="80"/>
       </w:pPr>
       <w:r>
@@ -14739,6 +15319,7 @@
     </w:p>
     <w:p>
       <w:pPr>
+        <w:keepNext/>
         <w:spacing w:after="80"/>
       </w:pPr>
       <w:r>
@@ -14780,6 +15361,7 @@
       </w:tblGrid>
       <w:tr>
         <w:trPr>
+          <w:cantSplit/>
           <w:tblHeader/>
         </w:trPr>
         <w:tc>
@@ -14789,6 +15371,7 @@
           </w:tcPr>
           <w:p>
             <w:pPr>
+              <w:keepNext/>
               <w:spacing w:before="20" w:after="20"/>
             </w:pPr>
             <w:r>
@@ -14808,6 +15391,7 @@
           </w:tcPr>
           <w:p>
             <w:pPr>
+              <w:keepNext/>
               <w:spacing w:before="20" w:after="20"/>
             </w:pPr>
             <w:r>
@@ -14822,6 +15406,9 @@
         </w:tc>
       </w:tr>
       <w:tr>
+        <w:trPr>
+          <w:cantSplit/>
+        </w:trPr>
         <w:tc>
           <w:tcPr>
             <w:tcW w:type="dxa" w:w="4513"/>
@@ -14951,6 +15538,9 @@
         </w:tc>
       </w:tr>
       <w:tr>
+        <w:trPr>
+          <w:cantSplit/>
+        </w:trPr>
         <w:tc>
           <w:tcPr>
             <w:tcW w:type="dxa" w:w="4513"/>
@@ -15038,6 +15628,9 @@
         </w:tc>
       </w:tr>
       <w:tr>
+        <w:trPr>
+          <w:cantSplit/>
+        </w:trPr>
         <w:tc>
           <w:tcPr>
             <w:tcW w:type="dxa" w:w="4513"/>
@@ -15125,6 +15718,9 @@
         </w:tc>
       </w:tr>
       <w:tr>
+        <w:trPr>
+          <w:cantSplit/>
+        </w:trPr>
         <w:tc>
           <w:tcPr>
             <w:tcW w:type="dxa" w:w="4513"/>
@@ -15196,6 +15792,9 @@
         </w:tc>
       </w:tr>
       <w:tr>
+        <w:trPr>
+          <w:cantSplit/>
+        </w:trPr>
         <w:tc>
           <w:tcPr>
             <w:tcW w:type="dxa" w:w="4513"/>
@@ -15273,6 +15872,7 @@
     </w:p>
     <w:p>
       <w:pPr>
+        <w:keepNext/>
         <w:spacing w:after="80"/>
       </w:pPr>
       <w:r>
@@ -15298,6 +15898,7 @@
       </w:tblGrid>
       <w:tr>
         <w:trPr>
+          <w:cantSplit/>
           <w:tblHeader/>
         </w:trPr>
         <w:tc>
@@ -15307,6 +15908,7 @@
           </w:tcPr>
           <w:p>
             <w:pPr>
+              <w:keepNext/>
               <w:spacing w:before="20" w:after="20"/>
             </w:pPr>
             <w:r>
@@ -15326,6 +15928,7 @@
           </w:tcPr>
           <w:p>
             <w:pPr>
+              <w:keepNext/>
               <w:spacing w:before="20" w:after="20"/>
             </w:pPr>
             <w:r>
@@ -15340,6 +15943,9 @@
         </w:tc>
       </w:tr>
       <w:tr>
+        <w:trPr>
+          <w:cantSplit/>
+        </w:trPr>
         <w:tc>
           <w:tcPr>
             <w:tcW w:type="dxa" w:w="4513"/>
@@ -15386,6 +15992,9 @@
         </w:tc>
       </w:tr>
       <w:tr>
+        <w:trPr>
+          <w:cantSplit/>
+        </w:trPr>
         <w:tc>
           <w:tcPr>
             <w:tcW w:type="dxa" w:w="4513"/>
@@ -15464,6 +16073,9 @@
         </w:tc>
       </w:tr>
       <w:tr>
+        <w:trPr>
+          <w:cantSplit/>
+        </w:trPr>
         <w:tc>
           <w:tcPr>
             <w:tcW w:type="dxa" w:w="4513"/>
@@ -15510,6 +16122,9 @@
         </w:tc>
       </w:tr>
       <w:tr>
+        <w:trPr>
+          <w:cantSplit/>
+        </w:trPr>
         <w:tc>
           <w:tcPr>
             <w:tcW w:type="dxa" w:w="4513"/>
@@ -15563,6 +16178,7 @@
     </w:p>
     <w:p>
       <w:pPr>
+        <w:keepNext/>
         <w:spacing w:after="80"/>
       </w:pPr>
       <w:r>
@@ -15596,6 +16212,7 @@
       </w:tblGrid>
       <w:tr>
         <w:trPr>
+          <w:cantSplit/>
           <w:tblHeader/>
         </w:trPr>
         <w:tc>
@@ -15605,6 +16222,7 @@
           </w:tcPr>
           <w:p>
             <w:pPr>
+              <w:keepNext/>
               <w:spacing w:before="20" w:after="20"/>
             </w:pPr>
             <w:r>
@@ -15624,6 +16242,7 @@
           </w:tcPr>
           <w:p>
             <w:pPr>
+              <w:keepNext/>
               <w:spacing w:before="20" w:after="20"/>
             </w:pPr>
             <w:r>
@@ -15638,6 +16257,9 @@
         </w:tc>
       </w:tr>
       <w:tr>
+        <w:trPr>
+          <w:cantSplit/>
+        </w:trPr>
         <w:tc>
           <w:tcPr>
             <w:tcW w:type="dxa" w:w="4513"/>
@@ -15700,6 +16322,9 @@
         </w:tc>
       </w:tr>
       <w:tr>
+        <w:trPr>
+          <w:cantSplit/>
+        </w:trPr>
         <w:tc>
           <w:tcPr>
             <w:tcW w:type="dxa" w:w="4513"/>
@@ -15754,6 +16379,9 @@
         </w:tc>
       </w:tr>
       <w:tr>
+        <w:trPr>
+          <w:cantSplit/>
+        </w:trPr>
         <w:tc>
           <w:tcPr>
             <w:tcW w:type="dxa" w:w="4513"/>
@@ -15800,6 +16428,9 @@
         </w:tc>
       </w:tr>
       <w:tr>
+        <w:trPr>
+          <w:cantSplit/>
+        </w:trPr>
         <w:tc>
           <w:tcPr>
             <w:tcW w:type="dxa" w:w="4513"/>
@@ -15863,6 +16494,9 @@
         </w:tc>
       </w:tr>
       <w:tr>
+        <w:trPr>
+          <w:cantSplit/>
+        </w:trPr>
         <w:tc>
           <w:tcPr>
             <w:tcW w:type="dxa" w:w="4513"/>
@@ -15924,6 +16558,7 @@
     </w:p>
     <w:p>
       <w:pPr>
+        <w:keepNext/>
         <w:ind w:firstLineChars="100" w:firstLine="220"/>
         <w:rPr>
           <w:rFonts w:hAnsiTheme="minorEastAsia"/>
@@ -15934,6 +16569,20 @@
           <w:rFonts w:hAnsiTheme="minorEastAsia" w:hint="eastAsia"/>
         </w:rPr>
         <w:t>□ 차별성</w:t>
+      </w:r>
+    </w:p>
+    <w:p>
+      <w:pPr>
+        <w:keepNext/>
+        <w:spacing w:after="80"/>
+      </w:pPr>
+      <w:r>
+        <w:rPr>
+          <w:rFonts w:ascii="맑은 고딕" w:hAnsi="맑은 고딕" w:eastAsia="맑은 고딕" w:cs="맑은 고딕"/>
+          <w:b/>
+          <w:sz w:val="20"/>
+        </w:rPr>
+        <w:t>□ 「탐지 다음」을 다르게 잡았다</w:t>
       </w:r>
     </w:p>
     <w:p>
@@ -15943,59 +16592,47 @@
       <w:r>
         <w:rPr>
           <w:rFonts w:ascii="맑은 고딕" w:hAnsi="맑은 고딕" w:eastAsia="맑은 고딕" w:cs="맑은 고딕"/>
+          <w:b w:val="0"/>
+          <w:sz w:val="20"/>
+        </w:rPr>
+        <w:t xml:space="preserve">클라우드 비용 최적화 도구도, 보안 탐지 도구도 이미 많다. </w:t>
+      </w:r>
+      <w:r>
+        <w:rPr>
+          <w:rFonts w:ascii="맑은 고딕" w:hAnsi="맑은 고딕" w:eastAsia="맑은 고딕" w:cs="맑은 고딕"/>
           <w:b/>
           <w:sz w:val="20"/>
         </w:rPr>
-        <w:t>□ 「탐지 다음」을 다르게 잡았다</w:t>
+        <w:t>탐지는 경쟁 지점이 아니다.</w:t>
+      </w:r>
+      <w:r>
+        <w:rPr>
+          <w:rFonts w:ascii="맑은 고딕" w:hAnsi="맑은 고딕" w:eastAsia="맑은 고딕" w:cs="맑은 고딕"/>
+          <w:b w:val="0"/>
+          <w:sz w:val="20"/>
+        </w:rPr>
+        <w:t xml:space="preserve"> 이 프로젝트가 다르게 잡은 것은 </w:t>
+      </w:r>
+      <w:r>
+        <w:rPr>
+          <w:rFonts w:ascii="맑은 고딕" w:hAnsi="맑은 고딕" w:eastAsia="맑은 고딕" w:cs="맑은 고딕"/>
+          <w:b/>
+          <w:sz w:val="20"/>
+        </w:rPr>
+        <w:t>그다음 — 판단·조치·회복</w:t>
+      </w:r>
+      <w:r>
+        <w:rPr>
+          <w:rFonts w:ascii="맑은 고딕" w:hAnsi="맑은 고딕" w:eastAsia="맑은 고딕" w:cs="맑은 고딕"/>
+          <w:b w:val="0"/>
+          <w:sz w:val="20"/>
+        </w:rPr>
+        <w:t>이다.</w:t>
       </w:r>
     </w:p>
     <w:p>
       <w:pPr>
-        <w:spacing w:after="80"/>
-      </w:pPr>
-      <w:r>
-        <w:rPr>
-          <w:rFonts w:ascii="맑은 고딕" w:hAnsi="맑은 고딕" w:eastAsia="맑은 고딕" w:cs="맑은 고딕"/>
-          <w:b w:val="0"/>
-          <w:sz w:val="20"/>
-        </w:rPr>
-        <w:t xml:space="preserve">클라우드 비용 최적화 도구도, 보안 탐지 도구도 이미 많다. </w:t>
-      </w:r>
-      <w:r>
-        <w:rPr>
-          <w:rFonts w:ascii="맑은 고딕" w:hAnsi="맑은 고딕" w:eastAsia="맑은 고딕" w:cs="맑은 고딕"/>
-          <w:b/>
-          <w:sz w:val="20"/>
-        </w:rPr>
-        <w:t>탐지는 경쟁 지점이 아니다.</w:t>
-      </w:r>
-      <w:r>
-        <w:rPr>
-          <w:rFonts w:ascii="맑은 고딕" w:hAnsi="맑은 고딕" w:eastAsia="맑은 고딕" w:cs="맑은 고딕"/>
-          <w:b w:val="0"/>
-          <w:sz w:val="20"/>
-        </w:rPr>
-        <w:t xml:space="preserve"> 이 프로젝트가 다르게 잡은 것은 </w:t>
-      </w:r>
-      <w:r>
-        <w:rPr>
-          <w:rFonts w:ascii="맑은 고딕" w:hAnsi="맑은 고딕" w:eastAsia="맑은 고딕" w:cs="맑은 고딕"/>
-          <w:b/>
-          <w:sz w:val="20"/>
-        </w:rPr>
-        <w:t>그다음 — 판단·조치·회복</w:t>
-      </w:r>
-      <w:r>
-        <w:rPr>
-          <w:rFonts w:ascii="맑은 고딕" w:hAnsi="맑은 고딕" w:eastAsia="맑은 고딕" w:cs="맑은 고딕"/>
-          <w:b w:val="0"/>
-          <w:sz w:val="20"/>
-        </w:rPr>
-        <w:t>이다.</w:t>
-      </w:r>
-    </w:p>
-    <w:p>
-      <w:pPr>
+        <w:keepNext/>
         <w:spacing w:after="80"/>
       </w:pPr>
       <w:r>
@@ -16110,6 +16747,7 @@
     </w:p>
     <w:p>
       <w:pPr>
+        <w:keepNext/>
         <w:spacing w:after="80"/>
       </w:pPr>
       <w:r>
@@ -16191,6 +16829,7 @@
     </w:p>
     <w:p>
       <w:pPr>
+        <w:keepNext/>
         <w:spacing w:after="80"/>
       </w:pPr>
       <w:r>
@@ -16272,6 +16911,7 @@
     </w:p>
     <w:p>
       <w:pPr>
+        <w:keepNext/>
         <w:spacing w:after="80"/>
       </w:pPr>
       <w:r>
@@ -16285,6 +16925,7 @@
     </w:p>
     <w:p>
       <w:pPr>
+        <w:keepNext/>
         <w:spacing w:after="80"/>
       </w:pPr>
       <w:r>
@@ -16314,6 +16955,7 @@
     </w:p>
     <w:p>
       <w:pPr>
+        <w:keepNext/>
         <w:spacing w:after="40"/>
         <w:ind w:left="312" w:hanging="170"/>
       </w:pPr>
@@ -16344,6 +16986,7 @@
     </w:p>
     <w:p>
       <w:pPr>
+        <w:keepNext/>
         <w:spacing w:after="40"/>
         <w:ind w:left="312" w:hanging="170"/>
       </w:pPr>
@@ -16374,6 +17017,7 @@
     </w:p>
     <w:p>
       <w:pPr>
+        <w:keepNext/>
         <w:spacing w:after="40"/>
         <w:ind w:left="312" w:hanging="170"/>
       </w:pPr>
@@ -17077,8 +17721,8 @@
     <w:qFormat/>
     <w:rsid w:val="00DF488D"/>
     <w:pPr>
-      <w:widowControl w:val="0"/>
-      <w:wordWrap w:val="0"/>
+      <w:widowControl w:val="1"/>
+      <w:wordWrap w:val="1"/>
       <w:autoSpaceDE w:val="0"/>
       <w:autoSpaceDN w:val="0"/>
     </w:pPr>

--- a/docs/submission/Vigilantis_프로젝트_기획서.docx
+++ b/docs/submission/Vigilantis_프로젝트_기획서.docx
@@ -4072,6 +4072,165 @@
                 <w:b/>
                 <w:sz w:val="20"/>
               </w:rPr>
+              <w:t>□ 레콘(Reckon) — 실행 뒤의 두 물음</w:t>
+            </w:r>
+          </w:p>
+          <w:p>
+            <w:pPr>
+              <w:spacing w:after="80"/>
+            </w:pPr>
+            <w:r>
+              <w:rPr>
+                <w:rFonts w:ascii="맑은 고딕" w:hAnsi="맑은 고딕" w:eastAsia="맑은 고딕" w:cs="맑은 고딕"/>
+                <w:b w:val="0"/>
+                <w:sz w:val="20"/>
+              </w:rPr>
+              <w:t xml:space="preserve">가드레일이 </w:t>
+            </w:r>
+            <w:r>
+              <w:rPr>
+                <w:rFonts w:ascii="맑은 고딕" w:hAnsi="맑은 고딕" w:eastAsia="맑은 고딕" w:cs="맑은 고딕"/>
+                <w:b w:val="0"/>
+                <w:i/>
+                <w:sz w:val="20"/>
+              </w:rPr>
+              <w:t>실행해도 되는가</w:t>
+            </w:r>
+            <w:r>
+              <w:rPr>
+                <w:rFonts w:ascii="맑은 고딕" w:hAnsi="맑은 고딕" w:eastAsia="맑은 고딕" w:cs="맑은 고딕"/>
+                <w:b w:val="0"/>
+                <w:sz w:val="20"/>
+              </w:rPr>
+              <w:t xml:space="preserve">를 묻는다면, </w:t>
+            </w:r>
+            <w:r>
+              <w:rPr>
+                <w:rFonts w:ascii="맑은 고딕" w:hAnsi="맑은 고딕" w:eastAsia="맑은 고딕" w:cs="맑은 고딕"/>
+                <w:b/>
+                <w:sz w:val="20"/>
+              </w:rPr>
+              <w:t>레콘</w:t>
+            </w:r>
+            <w:r>
+              <w:rPr>
+                <w:rFonts w:ascii="맑은 고딕" w:hAnsi="맑은 고딕" w:eastAsia="맑은 고딕" w:cs="맑은 고딕"/>
+                <w:b w:val="0"/>
+                <w:sz w:val="20"/>
+              </w:rPr>
+              <w:t xml:space="preserve">은 그다음 — </w:t>
+            </w:r>
+            <w:r>
+              <w:rPr>
+                <w:rFonts w:ascii="맑은 고딕" w:hAnsi="맑은 고딕" w:eastAsia="맑은 고딕" w:cs="맑은 고딕"/>
+                <w:b w:val="0"/>
+                <w:i/>
+                <w:sz w:val="20"/>
+              </w:rPr>
+              <w:t>실제로 무엇이 일어났는가</w:t>
+            </w:r>
+            <w:r>
+              <w:rPr>
+                <w:rFonts w:ascii="맑은 고딕" w:hAnsi="맑은 고딕" w:eastAsia="맑은 고딕" w:cs="맑은 고딕"/>
+                <w:b w:val="0"/>
+                <w:sz w:val="20"/>
+              </w:rPr>
+              <w:t xml:space="preserve"> → </w:t>
+            </w:r>
+            <w:r>
+              <w:rPr>
+                <w:rFonts w:ascii="맑은 고딕" w:hAnsi="맑은 고딕" w:eastAsia="맑은 고딕" w:cs="맑은 고딕"/>
+                <w:b w:val="0"/>
+                <w:i/>
+                <w:sz w:val="20"/>
+              </w:rPr>
+              <w:t>그 결과를 어떻게 수습·종료하는가</w:t>
+            </w:r>
+            <w:r>
+              <w:rPr>
+                <w:rFonts w:ascii="맑은 고딕" w:hAnsi="맑은 고딕" w:eastAsia="맑은 고딕" w:cs="맑은 고딕"/>
+                <w:b w:val="0"/>
+                <w:sz w:val="20"/>
+              </w:rPr>
+              <w:t xml:space="preserve"> — 를 다루는 </w:t>
+            </w:r>
+            <w:r>
+              <w:rPr>
+                <w:rFonts w:ascii="맑은 고딕" w:hAnsi="맑은 고딕" w:eastAsia="맑은 고딕" w:cs="맑은 고딕"/>
+                <w:b/>
+                <w:sz w:val="20"/>
+              </w:rPr>
+              <w:t>Incident 상태와 그 상태를 관리하는 과정</w:t>
+            </w:r>
+            <w:r>
+              <w:rPr>
+                <w:rFonts w:ascii="맑은 고딕" w:hAnsi="맑은 고딕" w:eastAsia="맑은 고딕" w:cs="맑은 고딕"/>
+                <w:b w:val="0"/>
+                <w:sz w:val="20"/>
+              </w:rPr>
+              <w:t xml:space="preserve">의 이름이다(2026-09-03 확정 · 가드레일과 같은 층위). 시연에서 보이는 자리는 셋이다 — </w:t>
+            </w:r>
+            <w:r>
+              <w:rPr>
+                <w:rFonts w:ascii="맑은 고딕" w:hAnsi="맑은 고딕" w:eastAsia="맑은 고딕" w:cs="맑은 고딕"/>
+                <w:b/>
+                <w:sz w:val="20"/>
+              </w:rPr>
+              <w:t>T1·T2 마지막 단계의 종료 판단</w:t>
+            </w:r>
+            <w:r>
+              <w:rPr>
+                <w:rFonts w:ascii="맑은 고딕" w:hAnsi="맑은 고딕" w:eastAsia="맑은 고딕" w:cs="맑은 고딕"/>
+                <w:b w:val="0"/>
+                <w:sz w:val="20"/>
+              </w:rPr>
+              <w:t xml:space="preserve">, 그리고 </w:t>
+            </w:r>
+            <w:r>
+              <w:rPr>
+                <w:rFonts w:ascii="Consolas" w:hAnsi="Consolas" w:eastAsia="Consolas" w:cs="Consolas"/>
+                <w:b w:val="0"/>
+                <w:color w:val="8A2E4E"/>
+                <w:sz w:val="19"/>
+              </w:rPr>
+              <w:t>UNVERIFIED</w:t>
+            </w:r>
+            <w:r>
+              <w:rPr>
+                <w:rFonts w:ascii="맑은 고딕" w:hAnsi="맑은 고딕" w:eastAsia="맑은 고딕" w:cs="맑은 고딕"/>
+                <w:b w:val="0"/>
+                <w:sz w:val="20"/>
+              </w:rPr>
+              <w:t xml:space="preserve">(AWS 조회 실패로 판정하지 못한 종료)에서 열리는 </w:t>
+            </w:r>
+            <w:r>
+              <w:rPr>
+                <w:rFonts w:ascii="맑은 고딕" w:hAnsi="맑은 고딕" w:eastAsia="맑은 고딕" w:cs="맑은 고딕"/>
+                <w:b/>
+                <w:sz w:val="20"/>
+              </w:rPr>
+              <w:t>관제자 복구</w:t>
+            </w:r>
+            <w:r>
+              <w:rPr>
+                <w:rFonts w:ascii="맑은 고딕" w:hAnsi="맑은 고딕" w:eastAsia="맑은 고딕" w:cs="맑은 고딕"/>
+                <w:b w:val="0"/>
+                <w:sz w:val="20"/>
+              </w:rPr>
+              <w:t>. 조치가 끝나도 Incident는 레콘이 닫을 때까지 닫히지 않는다.</w:t>
+            </w:r>
+          </w:p>
+          <w:p>
+            <w:pPr>
+              <w:keepNext/>
+              <w:spacing w:after="80"/>
+            </w:pPr>
+            <w:r>
+              <w:rPr>
+                <w:rFonts w:ascii="맑은 고딕" w:hAnsi="맑은 고딕" w:eastAsia="맑은 고딕" w:cs="맑은 고딕"/>
+                <w:b/>
+                <w:sz w:val="20"/>
+              </w:rPr>
               <w:t>□ Action Whitelist — 런북 10종 (본편 7 + 롤백 3)</w:t>
             </w:r>
           </w:p>
@@ -4773,7 +4932,7 @@
                       <w:b w:val="0"/>
                       <w:sz w:val="17"/>
                     </w:rPr>
-                    <w:t>Medium / 관제자 승인</w:t>
+                    <w:t>Medium / 관제자 승인 (stateless 한정 구조 전환)</w:t>
                   </w:r>
                 </w:p>
               </w:tc>
@@ -4965,7 +5124,7 @@
                       <w:b w:val="0"/>
                       <w:sz w:val="17"/>
                     </w:rPr>
-                    <w:t>Medium / 관제자 승인</w:t>
+                    <w:t>Medium / 관제자 승인 (원클릭 해제)</w:t>
                   </w:r>
                 </w:p>
               </w:tc>
@@ -5173,7 +5332,7 @@
                       <w:b w:val="0"/>
                       <w:sz w:val="17"/>
                     </w:rPr>
-                    <w:t>(Status Check 실패 시)</w:t>
+                    <w:t>(Status Check 실패 시) 또는 관제자 수동 요청</w:t>
                   </w:r>
                 </w:p>
               </w:tc>
@@ -5562,7 +5721,7 @@
                       <w:b w:val="0"/>
                       <w:sz w:val="17"/>
                     </w:rPr>
-                    <w:t>절감 예상</w:t>
+                    <w:t>런북 실행 코드</w:t>
                   </w:r>
                 </w:p>
               </w:tc>
@@ -5580,15 +5739,32 @@
                       <w:b/>
                       <w:sz w:val="17"/>
                     </w:rPr>
-                    <w:t>개별 추천 하나</w:t>
-                  </w:r>
-                  <w:r>
-                    <w:rPr>
-                      <w:rFonts w:ascii="맑은 고딕" w:hAnsi="맑은 고딕" w:eastAsia="맑은 고딕" w:cs="맑은 고딕"/>
-                      <w:b w:val="0"/>
-                      <w:sz w:val="17"/>
-                    </w:rPr>
-                    <w:t>의 금액과 근거</w:t>
+                    <w:t>등재 10종 중 실행 함수가 있는 것은 P0 4종</w:t>
+                  </w:r>
+                  <w:r>
+                    <w:rPr>
+                      <w:rFonts w:ascii="맑은 고딕" w:hAnsi="맑은 고딕" w:eastAsia="맑은 고딕" w:cs="맑은 고딕"/>
+                      <w:b w:val="0"/>
+                      <w:sz w:val="17"/>
+                    </w:rPr>
+                    <w:t xml:space="preserve"> — 나머지 6종은 가드레일 ④ </w:t>
+                  </w:r>
+                  <w:r>
+                    <w:rPr>
+                      <w:rFonts w:ascii="Consolas" w:hAnsi="Consolas" w:eastAsia="Consolas" w:cs="Consolas"/>
+                      <w:b w:val="0"/>
+                      <w:color w:val="8A2E4E"/>
+                      <w:sz w:val="16"/>
+                    </w:rPr>
+                    <w:t>precheck()</w:t>
+                  </w:r>
+                  <w:r>
+                    <w:rPr>
+                      <w:rFonts w:ascii="맑은 고딕" w:hAnsi="맑은 고딕" w:eastAsia="맑은 고딕" w:cs="맑은 고딕"/>
+                      <w:b w:val="0"/>
+                      <w:sz w:val="17"/>
+                    </w:rPr>
+                    <w:t>까지 서 있다</w:t>
                   </w:r>
                 </w:p>
               </w:tc>
@@ -5606,7 +5782,7 @@
                       <w:b w:val="0"/>
                       <w:sz w:val="17"/>
                     </w:rPr>
-                    <w:t>집계 · 추이 축 = Post-MVP</w:t>
+                    <w:t>P1 3종 = 7주차(#368 · #369) · P2 3종 = 10주차 실 AWS 첫 검증</w:t>
                   </w:r>
                 </w:p>
               </w:tc>
@@ -5629,6 +5805,73 @@
                       <w:b w:val="0"/>
                       <w:sz w:val="17"/>
                     </w:rPr>
+                    <w:t>절감 예상</w:t>
+                  </w:r>
+                </w:p>
+              </w:tc>
+              <w:tc>
+                <w:tcPr>
+                  <w:tcW w:type="dxa" w:w="2440"/>
+                </w:tcPr>
+                <w:p>
+                  <w:pPr>
+                    <w:spacing w:before="20" w:after="20"/>
+                  </w:pPr>
+                  <w:r>
+                    <w:rPr>
+                      <w:rFonts w:ascii="맑은 고딕" w:hAnsi="맑은 고딕" w:eastAsia="맑은 고딕" w:cs="맑은 고딕"/>
+                      <w:b/>
+                      <w:sz w:val="17"/>
+                    </w:rPr>
+                    <w:t>개별 추천 하나</w:t>
+                  </w:r>
+                  <w:r>
+                    <w:rPr>
+                      <w:rFonts w:ascii="맑은 고딕" w:hAnsi="맑은 고딕" w:eastAsia="맑은 고딕" w:cs="맑은 고딕"/>
+                      <w:b w:val="0"/>
+                      <w:sz w:val="17"/>
+                    </w:rPr>
+                    <w:t>의 금액과 근거</w:t>
+                  </w:r>
+                </w:p>
+              </w:tc>
+              <w:tc>
+                <w:tcPr>
+                  <w:tcW w:type="dxa" w:w="2440"/>
+                </w:tcPr>
+                <w:p>
+                  <w:pPr>
+                    <w:spacing w:before="20" w:after="20"/>
+                  </w:pPr>
+                  <w:r>
+                    <w:rPr>
+                      <w:rFonts w:ascii="맑은 고딕" w:hAnsi="맑은 고딕" w:eastAsia="맑은 고딕" w:cs="맑은 고딕"/>
+                      <w:b w:val="0"/>
+                      <w:sz w:val="17"/>
+                    </w:rPr>
+                    <w:t>집계 · 추이 축 = Post-MVP</w:t>
+                  </w:r>
+                </w:p>
+              </w:tc>
+            </w:tr>
+            <w:tr>
+              <w:trPr>
+                <w:cantSplit/>
+              </w:trPr>
+              <w:tc>
+                <w:tcPr>
+                  <w:tcW w:type="dxa" w:w="2440"/>
+                </w:tcPr>
+                <w:p>
+                  <w:pPr>
+                    <w:spacing w:before="20" w:after="20"/>
+                  </w:pPr>
+                  <w:r>
+                    <w:rPr>
+                      <w:rFonts w:ascii="맑은 고딕" w:hAnsi="맑은 고딕" w:eastAsia="맑은 고딕" w:cs="맑은 고딕"/>
+                      <w:b w:val="0"/>
+                      <w:sz w:val="17"/>
+                    </w:rPr>
                     <w:t>시연 환경</w:t>
                   </w:r>
                 </w:p>
@@ -5674,6 +5917,73 @@
                       <w:sz w:val="17"/>
                     </w:rPr>
                     <w:t>실 AWS 스모크 = 9주차(10/02–10/08)</w:t>
+                  </w:r>
+                </w:p>
+              </w:tc>
+            </w:tr>
+            <w:tr>
+              <w:trPr>
+                <w:cantSplit/>
+              </w:trPr>
+              <w:tc>
+                <w:tcPr>
+                  <w:tcW w:type="dxa" w:w="2440"/>
+                </w:tcPr>
+                <w:p>
+                  <w:pPr>
+                    <w:spacing w:before="20" w:after="20"/>
+                  </w:pPr>
+                  <w:r>
+                    <w:rPr>
+                      <w:rFonts w:ascii="맑은 고딕" w:hAnsi="맑은 고딕" w:eastAsia="맑은 고딕" w:cs="맑은 고딕"/>
+                      <w:b w:val="0"/>
+                      <w:sz w:val="17"/>
+                    </w:rPr>
+                    <w:t>실시간 갱신</w:t>
+                  </w:r>
+                </w:p>
+              </w:tc>
+              <w:tc>
+                <w:tcPr>
+                  <w:tcW w:type="dxa" w:w="2440"/>
+                </w:tcPr>
+                <w:p>
+                  <w:pPr>
+                    <w:spacing w:before="20" w:after="20"/>
+                  </w:pPr>
+                  <w:r>
+                    <w:rPr>
+                      <w:rFonts w:ascii="맑은 고딕" w:hAnsi="맑은 고딕" w:eastAsia="맑은 고딕" w:cs="맑은 고딕"/>
+                      <w:b w:val="0"/>
+                      <w:sz w:val="17"/>
+                    </w:rPr>
+                    <w:t>WebSocket 이벤트 3종 — 계약과 서버 배선은 서 있다</w:t>
+                  </w:r>
+                </w:p>
+              </w:tc>
+              <w:tc>
+                <w:tcPr>
+                  <w:tcW w:type="dxa" w:w="2440"/>
+                </w:tcPr>
+                <w:p>
+                  <w:pPr>
+                    <w:spacing w:before="20" w:after="20"/>
+                  </w:pPr>
+                  <w:r>
+                    <w:rPr>
+                      <w:rFonts w:ascii="맑은 고딕" w:hAnsi="맑은 고딕" w:eastAsia="맑은 고딕" w:cs="맑은 고딕"/>
+                      <w:b/>
+                      <w:sz w:val="17"/>
+                    </w:rPr>
+                    <w:t>실제 배달은 7주차(9/21–9/23) FE에서 확인</w:t>
+                  </w:r>
+                  <w:r>
+                    <w:rPr>
+                      <w:rFonts w:ascii="맑은 고딕" w:hAnsi="맑은 고딕" w:eastAsia="맑은 고딕" w:cs="맑은 고딕"/>
+                      <w:b w:val="0"/>
+                      <w:sz w:val="17"/>
+                    </w:rPr>
+                    <w:t xml:space="preserve"> — 막히면 시연은 화면 새로고침으로 간다</w:t>
                   </w:r>
                 </w:p>
               </w:tc>
@@ -8116,6 +8426,111 @@
             <w:pPr>
               <w:spacing w:after="40"/>
             </w:pPr>
+          </w:p>
+          <w:p>
+            <w:pPr>
+              <w:spacing w:after="80"/>
+            </w:pPr>
+            <w:r>
+              <w:rPr>
+                <w:rFonts w:ascii="맑은 고딕" w:hAnsi="맑은 고딕" w:eastAsia="맑은 고딕" w:cs="맑은 고딕"/>
+                <w:b/>
+                <w:sz w:val="20"/>
+              </w:rPr>
+              <w:t>정답지와 시연 경로는 대상이 다르다.</w:t>
+            </w:r>
+            <w:r>
+              <w:rPr>
+                <w:rFonts w:ascii="맑은 고딕" w:hAnsi="맑은 고딕" w:eastAsia="맑은 고딕" w:cs="맑은 고딕"/>
+                <w:b w:val="0"/>
+                <w:sz w:val="20"/>
+              </w:rPr>
+              <w:t xml:space="preserve"> Golden Dataset은 판정의 정답지(계정 </w:t>
+            </w:r>
+            <w:r>
+              <w:rPr>
+                <w:rFonts w:ascii="Consolas" w:hAnsi="Consolas" w:eastAsia="Consolas" w:cs="Consolas"/>
+                <w:b w:val="0"/>
+                <w:color w:val="8A2E4E"/>
+                <w:sz w:val="19"/>
+              </w:rPr>
+              <w:t>123456789012</w:t>
+            </w:r>
+            <w:r>
+              <w:rPr>
+                <w:rFonts w:ascii="맑은 고딕" w:hAnsi="맑은 고딕" w:eastAsia="맑은 고딕" w:cs="맑은 고딕"/>
+                <w:b w:val="0"/>
+                <w:sz w:val="20"/>
+              </w:rPr>
+              <w:t xml:space="preserve">)이고, 10/1(목) 시연은 </w:t>
+            </w:r>
+            <w:r>
+              <w:rPr>
+                <w:rFonts w:ascii="맑은 고딕" w:hAnsi="맑은 고딕" w:eastAsia="맑은 고딕" w:cs="맑은 고딕"/>
+                <w:b/>
+                <w:sz w:val="20"/>
+              </w:rPr>
+              <w:t>LocalStack 시드 인스턴스</w:t>
+            </w:r>
+            <w:r>
+              <w:rPr>
+                <w:rFonts w:ascii="맑은 고딕" w:hAnsi="맑은 고딕" w:eastAsia="맑은 고딕" w:cs="맑은 고딕"/>
+                <w:b w:val="0"/>
+                <w:sz w:val="20"/>
+              </w:rPr>
+              <w:t xml:space="preserve">(계정 </w:t>
+            </w:r>
+            <w:r>
+              <w:rPr>
+                <w:rFonts w:ascii="Consolas" w:hAnsi="Consolas" w:eastAsia="Consolas" w:cs="Consolas"/>
+                <w:b w:val="0"/>
+                <w:color w:val="8A2E4E"/>
+                <w:sz w:val="19"/>
+              </w:rPr>
+              <w:t>000000000000</w:t>
+            </w:r>
+            <w:r>
+              <w:rPr>
+                <w:rFonts w:ascii="맑은 고딕" w:hAnsi="맑은 고딕" w:eastAsia="맑은 고딕" w:cs="맑은 고딕"/>
+                <w:b w:val="0"/>
+                <w:sz w:val="20"/>
+              </w:rPr>
+              <w:t xml:space="preserve"> · T1 </w:t>
+            </w:r>
+            <w:r>
+              <w:rPr>
+                <w:rFonts w:ascii="Consolas" w:hAnsi="Consolas" w:eastAsia="Consolas" w:cs="Consolas"/>
+                <w:b w:val="0"/>
+                <w:color w:val="8A2E4E"/>
+                <w:sz w:val="19"/>
+              </w:rPr>
+              <w:t>vigilantis-seed-idle-dev</w:t>
+            </w:r>
+            <w:r>
+              <w:rPr>
+                <w:rFonts w:ascii="맑은 고딕" w:hAnsi="맑은 고딕" w:eastAsia="맑은 고딕" w:cs="맑은 고딕"/>
+                <w:b w:val="0"/>
+                <w:sz w:val="20"/>
+              </w:rPr>
+              <w:t xml:space="preserve"> · T2 </w:t>
+            </w:r>
+            <w:r>
+              <w:rPr>
+                <w:rFonts w:ascii="Consolas" w:hAnsi="Consolas" w:eastAsia="Consolas" w:cs="Consolas"/>
+                <w:b w:val="0"/>
+                <w:color w:val="8A2E4E"/>
+                <w:sz w:val="19"/>
+              </w:rPr>
+              <w:t>vigilantis-seed-idle</w:t>
+            </w:r>
+            <w:r>
+              <w:rPr>
+                <w:rFonts w:ascii="맑은 고딕" w:hAnsi="맑은 고딕" w:eastAsia="맑은 고딕" w:cs="맑은 고딕"/>
+                <w:b w:val="0"/>
+                <w:sz w:val="20"/>
+              </w:rPr>
+              <w:t>)로 돈다 — 골든 인스턴스는 LocalStack에 없어 실행 단계가 성립하지 않기 때문이다.</w:t>
+            </w:r>
           </w:p>
           <w:p>
             <w:pPr>
@@ -9327,7 +9742,39 @@
                 <w:b w:val="0"/>
                 <w:sz w:val="20"/>
               </w:rPr>
-              <w:t xml:space="preserve"> 실제 절감은 조치 건마다 계산해 승인 화면에 올린다.</w:t>
+              <w:t xml:space="preserve"> 실제 절감은 </w:t>
+            </w:r>
+            <w:r>
+              <w:rPr>
+                <w:rFonts w:ascii="맑은 고딕" w:hAnsi="맑은 고딕" w:eastAsia="맑은 고딕" w:cs="맑은 고딕"/>
+                <w:b/>
+                <w:sz w:val="20"/>
+              </w:rPr>
+              <w:t>서버가 조치 건마다 산출</w:t>
+            </w:r>
+            <w:r>
+              <w:rPr>
+                <w:rFonts w:ascii="맑은 고딕" w:hAnsi="맑은 고딕" w:eastAsia="맑은 고딕" w:cs="맑은 고딕"/>
+                <w:b w:val="0"/>
+                <w:sz w:val="20"/>
+              </w:rPr>
+              <w:t xml:space="preserve">한다. 다만 </w:t>
+            </w:r>
+            <w:r>
+              <w:rPr>
+                <w:rFonts w:ascii="맑은 고딕" w:hAnsi="맑은 고딕" w:eastAsia="맑은 고딕" w:cs="맑은 고딕"/>
+                <w:b/>
+                <w:sz w:val="20"/>
+              </w:rPr>
+              <w:t>화면 표기는 9/28(월) 릴리스 컷 기준으로 정한다</w:t>
+            </w:r>
+            <w:r>
+              <w:rPr>
+                <w:rFonts w:ascii="맑은 고딕" w:hAnsi="맑은 고딕" w:eastAsia="맑은 고딕" w:cs="맑은 고딕"/>
+                <w:b w:val="0"/>
+                <w:sz w:val="20"/>
+              </w:rPr>
+              <w:t xml:space="preserve"> — 9/23(수) 컷 시트 확정본에는 넣지 않으며(FE 표기 미구현), 그때까지는 서버 값만 붙는다.</w:t>
             </w:r>
           </w:p>
           <w:p>
@@ -15043,7 +15490,7 @@
                 <w:b w:val="0"/>
                 <w:sz w:val="16"/>
               </w:rPr>
-              <w:t xml:space="preserve">(48시간 관측 리드 타임) → 9/29–9/30 리허설 → </w:t>
+              <w:t xml:space="preserve">(10/1 Connect Day 전에 인프라가 서 있어야 한다 — ADR-0009) → 9/29–9/30 리허설 → </w:t>
             </w:r>
             <w:r>
               <w:rPr>
@@ -15158,7 +15605,7 @@
                 <w:b/>
                 <w:sz w:val="16"/>
               </w:rPr>
-              <w:t>10/6(화) `.env` 전환 → 스모크 10/6–10/8</w:t>
+              <w:t>10/6(화) 업무 재배정 · `.env` 전환 → 스모크 10/6–10/8</w:t>
             </w:r>
           </w:p>
         </w:tc>
@@ -15843,7 +16290,7 @@
                 <w:b w:val="0"/>
                 <w:sz w:val="16"/>
               </w:rPr>
-              <w:t xml:space="preserve"> · 9/30(수) 시연물 완성 마감 확인 · </w:t>
+              <w:t xml:space="preserve">(대본 진행·판정 기록 김승철 · 운영 머신·환경 김세혁) · 9/30(수) 시연물 완성 마감 확인 · </w:t>
             </w:r>
             <w:r>
               <w:rPr>
@@ -16529,7 +16976,7 @@
                 <w:b w:val="0"/>
                 <w:sz w:val="16"/>
               </w:rPr>
-              <w:t xml:space="preserve">CPU 관측치 48개(약 2일) 미만이면 판정이 데이터 부족으로 넘긴다. 그래서 환경 기동을 </w:t>
+              <w:t xml:space="preserve">CPU 관측치 48개(약 2일) 미만이면 판정이 데이터 부족으로 넘긴다. 스모크가 10/6(화)로 밀리며 이 48시간은 여유가 됐다 — 환경 기동을 </w:t>
             </w:r>
             <w:r>
               <w:rPr>
@@ -16545,7 +16992,23 @@
                 <w:b w:val="0"/>
                 <w:sz w:val="16"/>
               </w:rPr>
-              <w:t xml:space="preserve"> 로 앞당겼다</w:t>
+              <w:t xml:space="preserve"> 로 잡은 근거는 리드 타임이 아니라 </w:t>
+            </w:r>
+            <w:r>
+              <w:rPr>
+                <w:rFonts w:ascii="맑은 고딕" w:hAnsi="맑은 고딕" w:eastAsia="맑은 고딕" w:cs="맑은 고딕"/>
+                <w:b/>
+                <w:sz w:val="16"/>
+              </w:rPr>
+              <w:t>10/1(목) Connect Day 전에 인프라가 서 있어야 한다</w:t>
+            </w:r>
+            <w:r>
+              <w:rPr>
+                <w:rFonts w:ascii="맑은 고딕" w:hAnsi="맑은 고딕" w:eastAsia="맑은 고딕" w:cs="맑은 고딕"/>
+                <w:b w:val="0"/>
+                <w:sz w:val="16"/>
+              </w:rPr>
+              <w:t>는 것이다(ADR-0009)</w:t>
             </w:r>
           </w:p>
         </w:tc>
